--- a/public/docs/classroom-research/p4-multiply-race-research-plan-a.docx
+++ b/public/docs/classroom-research/p4-multiply-race-research-plan-a.docx
@@ -124,9 +124,11 @@
       </w:pPr>
       <w:r>
         <w:rPr>
-          <w:rFonts w:cs="TH Sarabun New"/>
-        </w:rPr>
-        <w:t>สำนักงานเขตพื้นที่การศึกษาประถมศึกษากาฬสินธุ์ เขต 3</w:t>
+          <w:rFonts w:ascii="TH Sarabun New" w:hAnsi="TH Sarabun New" w:eastAsia="TH Sarabun New" w:cs="TH Sarabun New"/>
+          <w:b w:val="0"/>
+          <w:sz w:val="32"/>
+        </w:rPr>
+        <w:t>กลุ่มเครือข่ายโรงเรียนกุมภวาปี 1 · สำนักงานเขตพื้นที่การศึกษาประถมศึกษาอุดรธานี เขต 2</w:t>
       </w:r>
     </w:p>
     <w:p>
@@ -376,10 +378,11 @@
           <w:p>
             <w:r>
               <w:rPr>
-                <w:rFonts w:cs="TH Sarabun New"/>
-                <w:sz w:val="30"/>
-              </w:rPr>
-              <w:t>โรงเรียนบ้านคำไผ่</w:t>
+                <w:rFonts w:ascii="TH Sarabun New" w:hAnsi="TH Sarabun New" w:eastAsia="TH Sarabun New" w:cs="TH Sarabun New"/>
+                <w:b w:val="0"/>
+                <w:sz w:val="28"/>
+              </w:rPr>
+              <w:t>โรงเรียนบ้านคำไผ่ · กลุ่มเครือข่ายโรงเรียนกุมภวาปี 1 · สพป.อุดรธานี เขต 2</w:t>
             </w:r>
           </w:p>
         </w:tc>
@@ -658,9 +661,11 @@
       </w:pPr>
       <w:r>
         <w:rPr>
-          <w:rFonts w:ascii="TH Sarabun New" w:eastAsia="TH Sarabun New" w:hAnsi="TH Sarabun New" w:cs="TH Sarabun New"/>
-        </w:rPr>
-        <w:t>ข้อมูลสถานศึกษา (จากหน้าเว็บโรงเรียน)</w:t>
+          <w:rFonts w:ascii="TH Sarabun New" w:hAnsi="TH Sarabun New" w:eastAsia="TH Sarabun New" w:cs="TH Sarabun New"/>
+          <w:b w:val="0"/>
+          <w:sz w:val="32"/>
+        </w:rPr>
+        <w:t>ข้อมูลสถานศึกษา (ข้อมูลยืนยันล่าสุด)</w:t>
       </w:r>
     </w:p>
     <w:tbl>
@@ -736,25 +741,26 @@
         </w:tc>
       </w:tr>
       <w:tr>
-        <w:trPr>
-          <w:jc w:val="center"/>
-        </w:trPr>
-        <w:tc>
-          <w:tcPr>
-            <w:tcW w:w="2232" w:type="dxa"/>
-            <w:tcMar>
-              <w:top w:w="90" w:type="dxa"/>
-              <w:left w:w="120" w:type="dxa"/>
-              <w:bottom w:w="90" w:type="dxa"/>
-              <w:right w:w="120" w:type="dxa"/>
-            </w:tcMar>
-            <w:vAlign w:val="center"/>
-          </w:tcPr>
-          <w:p>
-            <w:r>
-              <w:rPr>
-                <w:rFonts w:cs="TH Sarabun New"/>
-                <w:sz w:val="26"/>
+        <w:tc>
+          <w:tcPr>
+            <w:tcW w:type="dxa" w:w="2232"/>
+            <w:tcMar>
+              <w:top w:w="90" w:type="dxa"/>
+              <w:bottom w:w="90" w:type="dxa"/>
+              <w:start w:w="120" w:type="dxa"/>
+              <w:end w:w="120" w:type="dxa"/>
+            </w:tcMar>
+            <w:vAlign w:val="center"/>
+            <w:shd w:fill="F2F4F7"/>
+          </w:tcPr>
+          <w:p>
+            <w:r/>
+            <w:r>
+              <w:rPr>
+                <w:rFonts w:ascii="TH Sarabun New" w:hAnsi="TH Sarabun New" w:eastAsia="TH Sarabun New" w:cs="TH Sarabun New"/>
+                <w:b/>
+                <w:color w:val="17365D"/>
+                <w:sz w:val="28"/>
               </w:rPr>
               <w:t>ชื่อสถานศึกษา</w:t>
             </w:r>
@@ -762,140 +768,149 @@
         </w:tc>
         <w:tc>
           <w:tcPr>
-            <w:tcW w:w="7416" w:type="dxa"/>
-            <w:tcMar>
-              <w:top w:w="90" w:type="dxa"/>
-              <w:left w:w="120" w:type="dxa"/>
-              <w:bottom w:w="90" w:type="dxa"/>
-              <w:right w:w="120" w:type="dxa"/>
-            </w:tcMar>
-            <w:vAlign w:val="center"/>
-          </w:tcPr>
-          <w:p>
-            <w:r>
-              <w:rPr>
-                <w:rFonts w:cs="TH Sarabun New"/>
-                <w:sz w:val="26"/>
-              </w:rPr>
-              <w:t>โรงเรียนบ้านคำไผ่ (เดิมชื่อโรงเรียนวัดบ้านคำไผ่)</w:t>
+            <w:tcW w:type="dxa" w:w="7416"/>
+            <w:tcMar>
+              <w:top w:w="90" w:type="dxa"/>
+              <w:bottom w:w="90" w:type="dxa"/>
+              <w:start w:w="120" w:type="dxa"/>
+              <w:end w:w="120" w:type="dxa"/>
+            </w:tcMar>
+            <w:vAlign w:val="center"/>
+          </w:tcPr>
+          <w:p>
+            <w:r/>
+            <w:r>
+              <w:rPr>
+                <w:rFonts w:ascii="TH Sarabun New" w:hAnsi="TH Sarabun New" w:eastAsia="TH Sarabun New" w:cs="TH Sarabun New"/>
+                <w:b w:val="0"/>
+                <w:sz w:val="28"/>
+              </w:rPr>
+              <w:t>โรงเรียนบ้านคำไผ่</w:t>
             </w:r>
           </w:p>
         </w:tc>
       </w:tr>
       <w:tr>
-        <w:trPr>
-          <w:jc w:val="center"/>
-        </w:trPr>
-        <w:tc>
-          <w:tcPr>
-            <w:tcW w:w="2232" w:type="dxa"/>
-            <w:tcMar>
-              <w:top w:w="90" w:type="dxa"/>
-              <w:left w:w="120" w:type="dxa"/>
-              <w:bottom w:w="90" w:type="dxa"/>
-              <w:right w:w="120" w:type="dxa"/>
-            </w:tcMar>
-            <w:vAlign w:val="center"/>
-          </w:tcPr>
-          <w:p>
-            <w:r>
-              <w:rPr>
-                <w:rFonts w:cs="TH Sarabun New"/>
-                <w:sz w:val="26"/>
-              </w:rPr>
-              <w:t>ที่ตั้ง</w:t>
-            </w:r>
-          </w:p>
-        </w:tc>
-        <w:tc>
-          <w:tcPr>
-            <w:tcW w:w="7416" w:type="dxa"/>
-            <w:tcMar>
-              <w:top w:w="90" w:type="dxa"/>
-              <w:left w:w="120" w:type="dxa"/>
-              <w:bottom w:w="90" w:type="dxa"/>
-              <w:right w:w="120" w:type="dxa"/>
-            </w:tcMar>
-            <w:vAlign w:val="center"/>
-          </w:tcPr>
-          <w:p>
-            <w:r>
-              <w:rPr>
-                <w:rFonts w:cs="TH Sarabun New"/>
-                <w:sz w:val="26"/>
-              </w:rPr>
-              <w:t>บ้านคำไผ่ หมู่ที่ 6 ตำบลหนองแวง อำเภอสมเด็จ จังหวัดกาฬสินธุ์ 46150</w:t>
+        <w:tc>
+          <w:tcPr>
+            <w:tcW w:type="dxa" w:w="2232"/>
+            <w:tcMar>
+              <w:top w:w="90" w:type="dxa"/>
+              <w:bottom w:w="90" w:type="dxa"/>
+              <w:start w:w="120" w:type="dxa"/>
+              <w:end w:w="120" w:type="dxa"/>
+            </w:tcMar>
+            <w:vAlign w:val="center"/>
+            <w:shd w:fill="F2F4F7"/>
+          </w:tcPr>
+          <w:p>
+            <w:r/>
+            <w:r>
+              <w:rPr>
+                <w:rFonts w:ascii="TH Sarabun New" w:hAnsi="TH Sarabun New" w:eastAsia="TH Sarabun New" w:cs="TH Sarabun New"/>
+                <w:b/>
+                <w:color w:val="17365D"/>
+                <w:sz w:val="28"/>
+              </w:rPr>
+              <w:t>กลุ่มเครือข่าย</w:t>
+            </w:r>
+          </w:p>
+        </w:tc>
+        <w:tc>
+          <w:tcPr>
+            <w:tcW w:type="dxa" w:w="7416"/>
+            <w:tcMar>
+              <w:top w:w="90" w:type="dxa"/>
+              <w:bottom w:w="90" w:type="dxa"/>
+              <w:start w:w="120" w:type="dxa"/>
+              <w:end w:w="120" w:type="dxa"/>
+            </w:tcMar>
+            <w:vAlign w:val="center"/>
+          </w:tcPr>
+          <w:p>
+            <w:r/>
+            <w:r>
+              <w:rPr>
+                <w:rFonts w:ascii="TH Sarabun New" w:hAnsi="TH Sarabun New" w:eastAsia="TH Sarabun New" w:cs="TH Sarabun New"/>
+                <w:b w:val="0"/>
+                <w:sz w:val="28"/>
+              </w:rPr>
+              <w:t>กลุ่มเครือข่ายโรงเรียนกุมภวาปี 1</w:t>
             </w:r>
           </w:p>
         </w:tc>
       </w:tr>
       <w:tr>
-        <w:trPr>
-          <w:jc w:val="center"/>
-        </w:trPr>
-        <w:tc>
-          <w:tcPr>
-            <w:tcW w:w="2232" w:type="dxa"/>
-            <w:tcMar>
-              <w:top w:w="90" w:type="dxa"/>
-              <w:left w:w="120" w:type="dxa"/>
-              <w:bottom w:w="90" w:type="dxa"/>
-              <w:right w:w="120" w:type="dxa"/>
-            </w:tcMar>
-            <w:vAlign w:val="center"/>
-          </w:tcPr>
-          <w:p>
-            <w:r>
-              <w:rPr>
-                <w:rFonts w:cs="TH Sarabun New"/>
-                <w:sz w:val="26"/>
-              </w:rPr>
-              <w:t>โทรศัพท์</w:t>
-            </w:r>
-          </w:p>
-        </w:tc>
-        <w:tc>
-          <w:tcPr>
-            <w:tcW w:w="7416" w:type="dxa"/>
-            <w:tcMar>
-              <w:top w:w="90" w:type="dxa"/>
-              <w:left w:w="120" w:type="dxa"/>
-              <w:bottom w:w="90" w:type="dxa"/>
-              <w:right w:w="120" w:type="dxa"/>
-            </w:tcMar>
-            <w:vAlign w:val="center"/>
-          </w:tcPr>
-          <w:p>
-            <w:r>
-              <w:rPr>
-                <w:rFonts w:cs="TH Sarabun New"/>
-                <w:sz w:val="26"/>
-              </w:rPr>
-              <w:t>043-890-187</w:t>
+        <w:tc>
+          <w:tcPr>
+            <w:tcW w:type="dxa" w:w="2232"/>
+            <w:tcMar>
+              <w:top w:w="90" w:type="dxa"/>
+              <w:bottom w:w="90" w:type="dxa"/>
+              <w:start w:w="120" w:type="dxa"/>
+              <w:end w:w="120" w:type="dxa"/>
+            </w:tcMar>
+            <w:vAlign w:val="center"/>
+            <w:shd w:fill="F2F4F7"/>
+          </w:tcPr>
+          <w:p>
+            <w:r/>
+            <w:r>
+              <w:rPr>
+                <w:rFonts w:ascii="TH Sarabun New" w:hAnsi="TH Sarabun New" w:eastAsia="TH Sarabun New" w:cs="TH Sarabun New"/>
+                <w:b/>
+                <w:color w:val="17365D"/>
+                <w:sz w:val="28"/>
+              </w:rPr>
+              <w:t>ที่ตั้ง</w:t>
+            </w:r>
+          </w:p>
+        </w:tc>
+        <w:tc>
+          <w:tcPr>
+            <w:tcW w:type="dxa" w:w="7416"/>
+            <w:tcMar>
+              <w:top w:w="90" w:type="dxa"/>
+              <w:bottom w:w="90" w:type="dxa"/>
+              <w:start w:w="120" w:type="dxa"/>
+              <w:end w:w="120" w:type="dxa"/>
+            </w:tcMar>
+            <w:vAlign w:val="center"/>
+          </w:tcPr>
+          <w:p>
+            <w:r/>
+            <w:r>
+              <w:rPr>
+                <w:rFonts w:ascii="TH Sarabun New" w:hAnsi="TH Sarabun New" w:eastAsia="TH Sarabun New" w:cs="TH Sarabun New"/>
+                <w:b w:val="0"/>
+                <w:sz w:val="28"/>
+              </w:rPr>
+              <w:t>เลขที่ 159 หมู่ 9 ตำบลเวียงคำ อำเภอกุมภวาปี จังหวัดอุดรธานี 41110</w:t>
             </w:r>
           </w:p>
         </w:tc>
       </w:tr>
       <w:tr>
-        <w:trPr>
-          <w:jc w:val="center"/>
-        </w:trPr>
-        <w:tc>
-          <w:tcPr>
-            <w:tcW w:w="2232" w:type="dxa"/>
-            <w:tcMar>
-              <w:top w:w="90" w:type="dxa"/>
-              <w:left w:w="120" w:type="dxa"/>
-              <w:bottom w:w="90" w:type="dxa"/>
-              <w:right w:w="120" w:type="dxa"/>
-            </w:tcMar>
-            <w:vAlign w:val="center"/>
-          </w:tcPr>
-          <w:p>
-            <w:r>
-              <w:rPr>
-                <w:rFonts w:cs="TH Sarabun New"/>
-                <w:sz w:val="26"/>
+        <w:tc>
+          <w:tcPr>
+            <w:tcW w:type="dxa" w:w="2232"/>
+            <w:tcMar>
+              <w:top w:w="90" w:type="dxa"/>
+              <w:bottom w:w="90" w:type="dxa"/>
+              <w:start w:w="120" w:type="dxa"/>
+              <w:end w:w="120" w:type="dxa"/>
+            </w:tcMar>
+            <w:vAlign w:val="center"/>
+            <w:shd w:fill="F2F4F7"/>
+          </w:tcPr>
+          <w:p>
+            <w:r/>
+            <w:r>
+              <w:rPr>
+                <w:rFonts w:ascii="TH Sarabun New" w:hAnsi="TH Sarabun New" w:eastAsia="TH Sarabun New" w:cs="TH Sarabun New"/>
+                <w:b/>
+                <w:color w:val="17365D"/>
+                <w:sz w:val="28"/>
               </w:rPr>
               <w:t>สังกัด</w:t>
             </w:r>
@@ -903,248 +918,249 @@
         </w:tc>
         <w:tc>
           <w:tcPr>
-            <w:tcW w:w="7416" w:type="dxa"/>
-            <w:tcMar>
-              <w:top w:w="90" w:type="dxa"/>
-              <w:left w:w="120" w:type="dxa"/>
-              <w:bottom w:w="90" w:type="dxa"/>
-              <w:right w:w="120" w:type="dxa"/>
-            </w:tcMar>
-            <w:vAlign w:val="center"/>
-          </w:tcPr>
-          <w:p>
-            <w:r>
-              <w:rPr>
-                <w:rFonts w:cs="TH Sarabun New"/>
-                <w:sz w:val="26"/>
-              </w:rPr>
-              <w:t>สำนักงานเขตพื้นที่การศึกษาประถมศึกษากาฬสินธุ์ เขต 3</w:t>
+            <w:tcW w:type="dxa" w:w="7416"/>
+            <w:tcMar>
+              <w:top w:w="90" w:type="dxa"/>
+              <w:bottom w:w="90" w:type="dxa"/>
+              <w:start w:w="120" w:type="dxa"/>
+              <w:end w:w="120" w:type="dxa"/>
+            </w:tcMar>
+            <w:vAlign w:val="center"/>
+          </w:tcPr>
+          <w:p>
+            <w:r/>
+            <w:r>
+              <w:rPr>
+                <w:rFonts w:ascii="TH Sarabun New" w:hAnsi="TH Sarabun New" w:eastAsia="TH Sarabun New" w:cs="TH Sarabun New"/>
+                <w:b w:val="0"/>
+                <w:sz w:val="28"/>
+              </w:rPr>
+              <w:t>สำนักงานเขตพื้นที่การศึกษาประถมศึกษาอุดรธานี เขต 2</w:t>
             </w:r>
           </w:p>
         </w:tc>
       </w:tr>
       <w:tr>
-        <w:trPr>
-          <w:jc w:val="center"/>
-        </w:trPr>
-        <w:tc>
-          <w:tcPr>
-            <w:tcW w:w="2232" w:type="dxa"/>
-            <w:tcMar>
-              <w:top w:w="90" w:type="dxa"/>
-              <w:left w:w="120" w:type="dxa"/>
-              <w:bottom w:w="90" w:type="dxa"/>
-              <w:right w:w="120" w:type="dxa"/>
-            </w:tcMar>
-            <w:vAlign w:val="center"/>
-          </w:tcPr>
-          <w:p>
-            <w:r>
-              <w:rPr>
-                <w:rFonts w:cs="TH Sarabun New"/>
-                <w:sz w:val="26"/>
-              </w:rPr>
-              <w:t>ระดับที่เปิดสอน</w:t>
-            </w:r>
-          </w:p>
-        </w:tc>
-        <w:tc>
-          <w:tcPr>
-            <w:tcW w:w="7416" w:type="dxa"/>
-            <w:tcMar>
-              <w:top w:w="90" w:type="dxa"/>
-              <w:left w:w="120" w:type="dxa"/>
-              <w:bottom w:w="90" w:type="dxa"/>
-              <w:right w:w="120" w:type="dxa"/>
-            </w:tcMar>
-            <w:vAlign w:val="center"/>
-          </w:tcPr>
-          <w:p>
-            <w:r>
-              <w:rPr>
-                <w:rFonts w:cs="TH Sarabun New"/>
-                <w:sz w:val="26"/>
-              </w:rPr>
-              <w:t>อนุบาล 1 ถึงประถมศึกษาปีที่ 6</w:t>
+        <w:tc>
+          <w:tcPr>
+            <w:tcW w:type="dxa" w:w="2232"/>
+            <w:tcMar>
+              <w:top w:w="90" w:type="dxa"/>
+              <w:bottom w:w="90" w:type="dxa"/>
+              <w:start w:w="120" w:type="dxa"/>
+              <w:end w:w="120" w:type="dxa"/>
+            </w:tcMar>
+            <w:vAlign w:val="center"/>
+            <w:shd w:fill="F2F4F7"/>
+          </w:tcPr>
+          <w:p>
+            <w:r/>
+            <w:r>
+              <w:rPr>
+                <w:rFonts w:ascii="TH Sarabun New" w:hAnsi="TH Sarabun New" w:eastAsia="TH Sarabun New" w:cs="TH Sarabun New"/>
+                <w:b/>
+                <w:color w:val="17365D"/>
+                <w:sz w:val="28"/>
+              </w:rPr>
+              <w:t>ผู้อำนวยการ</w:t>
+            </w:r>
+          </w:p>
+        </w:tc>
+        <w:tc>
+          <w:tcPr>
+            <w:tcW w:type="dxa" w:w="7416"/>
+            <w:tcMar>
+              <w:top w:w="90" w:type="dxa"/>
+              <w:bottom w:w="90" w:type="dxa"/>
+              <w:start w:w="120" w:type="dxa"/>
+              <w:end w:w="120" w:type="dxa"/>
+            </w:tcMar>
+            <w:vAlign w:val="center"/>
+          </w:tcPr>
+          <w:p>
+            <w:r/>
+            <w:r>
+              <w:rPr>
+                <w:rFonts w:ascii="TH Sarabun New" w:hAnsi="TH Sarabun New" w:eastAsia="TH Sarabun New" w:cs="TH Sarabun New"/>
+                <w:b w:val="0"/>
+                <w:sz w:val="28"/>
+              </w:rPr>
+              <w:t>นายสมพิศ แรงน้อย</w:t>
             </w:r>
           </w:p>
         </w:tc>
       </w:tr>
       <w:tr>
-        <w:trPr>
-          <w:jc w:val="center"/>
-        </w:trPr>
-        <w:tc>
-          <w:tcPr>
-            <w:tcW w:w="2232" w:type="dxa"/>
-            <w:tcMar>
-              <w:top w:w="90" w:type="dxa"/>
-              <w:left w:w="120" w:type="dxa"/>
-              <w:bottom w:w="90" w:type="dxa"/>
-              <w:right w:w="120" w:type="dxa"/>
-            </w:tcMar>
-            <w:vAlign w:val="center"/>
-          </w:tcPr>
-          <w:p>
-            <w:r>
-              <w:rPr>
-                <w:rFonts w:cs="TH Sarabun New"/>
-                <w:sz w:val="26"/>
-              </w:rPr>
-              <w:t>ก่อตั้ง</w:t>
-            </w:r>
-          </w:p>
-        </w:tc>
-        <w:tc>
-          <w:tcPr>
-            <w:tcW w:w="7416" w:type="dxa"/>
-            <w:tcMar>
-              <w:top w:w="90" w:type="dxa"/>
-              <w:left w:w="120" w:type="dxa"/>
-              <w:bottom w:w="90" w:type="dxa"/>
-              <w:right w:w="120" w:type="dxa"/>
-            </w:tcMar>
-            <w:vAlign w:val="center"/>
-          </w:tcPr>
-          <w:p>
-            <w:r>
-              <w:rPr>
-                <w:rFonts w:cs="TH Sarabun New"/>
-                <w:sz w:val="26"/>
-              </w:rPr>
-              <w:t xml:space="preserve">1 </w:t>
-            </w:r>
-            <w:r>
-              <w:rPr>
-                <w:rFonts w:cs="TH Sarabun New"/>
-                <w:sz w:val="26"/>
-              </w:rPr>
-              <w:t>พฤษภาคม 2500</w:t>
+        <w:tc>
+          <w:tcPr>
+            <w:tcW w:type="dxa" w:w="2232"/>
+            <w:tcMar>
+              <w:top w:w="90" w:type="dxa"/>
+              <w:bottom w:w="90" w:type="dxa"/>
+              <w:start w:w="120" w:type="dxa"/>
+              <w:end w:w="120" w:type="dxa"/>
+            </w:tcMar>
+            <w:vAlign w:val="center"/>
+            <w:shd w:fill="F2F4F7"/>
+          </w:tcPr>
+          <w:p>
+            <w:r/>
+            <w:r>
+              <w:rPr>
+                <w:rFonts w:ascii="TH Sarabun New" w:hAnsi="TH Sarabun New" w:eastAsia="TH Sarabun New" w:cs="TH Sarabun New"/>
+                <w:b/>
+                <w:color w:val="17365D"/>
+                <w:sz w:val="28"/>
+              </w:rPr>
+              <w:t>โทรศัพท์</w:t>
+            </w:r>
+          </w:p>
+        </w:tc>
+        <w:tc>
+          <w:tcPr>
+            <w:tcW w:type="dxa" w:w="7416"/>
+            <w:tcMar>
+              <w:top w:w="90" w:type="dxa"/>
+              <w:bottom w:w="90" w:type="dxa"/>
+              <w:start w:w="120" w:type="dxa"/>
+              <w:end w:w="120" w:type="dxa"/>
+            </w:tcMar>
+            <w:vAlign w:val="center"/>
+          </w:tcPr>
+          <w:p>
+            <w:r/>
+            <w:r>
+              <w:rPr>
+                <w:rFonts w:ascii="TH Sarabun New" w:hAnsi="TH Sarabun New" w:eastAsia="TH Sarabun New" w:cs="TH Sarabun New"/>
+                <w:b w:val="0"/>
+                <w:sz w:val="28"/>
+              </w:rPr>
+              <w:t>(โปรดระบุ)</w:t>
             </w:r>
           </w:p>
         </w:tc>
       </w:tr>
       <w:tr>
-        <w:trPr>
-          <w:jc w:val="center"/>
-        </w:trPr>
-        <w:tc>
-          <w:tcPr>
-            <w:tcW w:w="2232" w:type="dxa"/>
-            <w:tcMar>
-              <w:top w:w="90" w:type="dxa"/>
-              <w:left w:w="120" w:type="dxa"/>
-              <w:bottom w:w="90" w:type="dxa"/>
-              <w:right w:w="120" w:type="dxa"/>
-            </w:tcMar>
-            <w:vAlign w:val="center"/>
-          </w:tcPr>
-          <w:p>
-            <w:r>
-              <w:rPr>
-                <w:rFonts w:cs="TH Sarabun New"/>
-                <w:sz w:val="26"/>
-              </w:rPr>
-              <w:t>พื้นที่</w:t>
-            </w:r>
-          </w:p>
-        </w:tc>
-        <w:tc>
-          <w:tcPr>
-            <w:tcW w:w="7416" w:type="dxa"/>
-            <w:tcMar>
-              <w:top w:w="90" w:type="dxa"/>
-              <w:left w:w="120" w:type="dxa"/>
-              <w:bottom w:w="90" w:type="dxa"/>
-              <w:right w:w="120" w:type="dxa"/>
-            </w:tcMar>
-            <w:vAlign w:val="center"/>
-          </w:tcPr>
-          <w:p>
-            <w:r>
-              <w:rPr>
-                <w:rFonts w:cs="TH Sarabun New"/>
-                <w:sz w:val="26"/>
-              </w:rPr>
-              <w:t xml:space="preserve">18 </w:t>
-            </w:r>
-            <w:r>
-              <w:rPr>
-                <w:rFonts w:cs="TH Sarabun New"/>
-                <w:sz w:val="26"/>
-              </w:rPr>
-              <w:t>ไร่ 2 งาน 60 ตารางวา</w:t>
+        <w:tc>
+          <w:tcPr>
+            <w:tcW w:type="dxa" w:w="2232"/>
+            <w:tcMar>
+              <w:top w:w="90" w:type="dxa"/>
+              <w:bottom w:w="90" w:type="dxa"/>
+              <w:start w:w="120" w:type="dxa"/>
+              <w:end w:w="120" w:type="dxa"/>
+            </w:tcMar>
+            <w:vAlign w:val="center"/>
+            <w:shd w:fill="F2F4F7"/>
+          </w:tcPr>
+          <w:p>
+            <w:r/>
+            <w:r>
+              <w:rPr>
+                <w:rFonts w:ascii="TH Sarabun New" w:hAnsi="TH Sarabun New" w:eastAsia="TH Sarabun New" w:cs="TH Sarabun New"/>
+                <w:b/>
+                <w:color w:val="17365D"/>
+                <w:sz w:val="28"/>
+              </w:rPr>
+              <w:t>อีเมล</w:t>
+            </w:r>
+          </w:p>
+        </w:tc>
+        <w:tc>
+          <w:tcPr>
+            <w:tcW w:type="dxa" w:w="7416"/>
+            <w:tcMar>
+              <w:top w:w="90" w:type="dxa"/>
+              <w:bottom w:w="90" w:type="dxa"/>
+              <w:start w:w="120" w:type="dxa"/>
+              <w:end w:w="120" w:type="dxa"/>
+            </w:tcMar>
+            <w:vAlign w:val="center"/>
+          </w:tcPr>
+          <w:p>
+            <w:r/>
+            <w:r>
+              <w:rPr>
+                <w:rFonts w:ascii="TH Sarabun New" w:hAnsi="TH Sarabun New" w:eastAsia="TH Sarabun New" w:cs="TH Sarabun New"/>
+                <w:b w:val="0"/>
+                <w:sz w:val="28"/>
+              </w:rPr>
+              <w:t>(โปรดระบุ)</w:t>
             </w:r>
           </w:p>
         </w:tc>
       </w:tr>
       <w:tr>
-        <w:trPr>
-          <w:jc w:val="center"/>
-        </w:trPr>
-        <w:tc>
-          <w:tcPr>
-            <w:tcW w:w="2232" w:type="dxa"/>
-            <w:tcMar>
-              <w:top w:w="90" w:type="dxa"/>
-              <w:left w:w="120" w:type="dxa"/>
-              <w:bottom w:w="90" w:type="dxa"/>
-              <w:right w:w="120" w:type="dxa"/>
-            </w:tcMar>
-            <w:vAlign w:val="center"/>
-          </w:tcPr>
-          <w:p>
-            <w:r>
-              <w:rPr>
-                <w:rFonts w:cs="TH Sarabun New"/>
-                <w:sz w:val="26"/>
-              </w:rPr>
-              <w:t>เขตบริการ</w:t>
-            </w:r>
-          </w:p>
-        </w:tc>
-        <w:tc>
-          <w:tcPr>
-            <w:tcW w:w="7416" w:type="dxa"/>
-            <w:tcMar>
-              <w:top w:w="90" w:type="dxa"/>
-              <w:left w:w="120" w:type="dxa"/>
-              <w:bottom w:w="90" w:type="dxa"/>
-              <w:right w:w="120" w:type="dxa"/>
-            </w:tcMar>
-            <w:vAlign w:val="center"/>
-          </w:tcPr>
-          <w:p>
-            <w:r>
-              <w:rPr>
-                <w:rFonts w:cs="TH Sarabun New"/>
-                <w:sz w:val="26"/>
-              </w:rPr>
-              <w:t>บ้านคำไผ่ หมู่ 6 และบ้านประชาสามัคคี หมู่ 14</w:t>
+        <w:tc>
+          <w:tcPr>
+            <w:tcW w:type="dxa" w:w="2232"/>
+            <w:tcMar>
+              <w:top w:w="90" w:type="dxa"/>
+              <w:bottom w:w="90" w:type="dxa"/>
+              <w:start w:w="120" w:type="dxa"/>
+              <w:end w:w="120" w:type="dxa"/>
+            </w:tcMar>
+            <w:vAlign w:val="center"/>
+            <w:shd w:fill="F2F4F7"/>
+          </w:tcPr>
+          <w:p>
+            <w:r/>
+            <w:r>
+              <w:rPr>
+                <w:rFonts w:ascii="TH Sarabun New" w:hAnsi="TH Sarabun New" w:eastAsia="TH Sarabun New" w:cs="TH Sarabun New"/>
+                <w:b/>
+                <w:color w:val="17365D"/>
+                <w:sz w:val="28"/>
+              </w:rPr>
+              <w:t>ระดับที่เปิดสอน</w:t>
+            </w:r>
+          </w:p>
+        </w:tc>
+        <w:tc>
+          <w:tcPr>
+            <w:tcW w:type="dxa" w:w="7416"/>
+            <w:tcMar>
+              <w:top w:w="90" w:type="dxa"/>
+              <w:bottom w:w="90" w:type="dxa"/>
+              <w:start w:w="120" w:type="dxa"/>
+              <w:end w:w="120" w:type="dxa"/>
+            </w:tcMar>
+            <w:vAlign w:val="center"/>
+          </w:tcPr>
+          <w:p>
+            <w:r/>
+            <w:r>
+              <w:rPr>
+                <w:rFonts w:ascii="TH Sarabun New" w:hAnsi="TH Sarabun New" w:eastAsia="TH Sarabun New" w:cs="TH Sarabun New"/>
+                <w:b w:val="0"/>
+                <w:sz w:val="28"/>
+              </w:rPr>
+              <w:t>(โปรดระบุ)</w:t>
             </w:r>
           </w:p>
         </w:tc>
       </w:tr>
       <w:tr>
-        <w:trPr>
-          <w:jc w:val="center"/>
-        </w:trPr>
-        <w:tc>
-          <w:tcPr>
-            <w:tcW w:w="2232" w:type="dxa"/>
-            <w:tcMar>
-              <w:top w:w="90" w:type="dxa"/>
-              <w:left w:w="120" w:type="dxa"/>
-              <w:bottom w:w="90" w:type="dxa"/>
-              <w:right w:w="120" w:type="dxa"/>
-            </w:tcMar>
-            <w:vAlign w:val="center"/>
-          </w:tcPr>
-          <w:p>
-            <w:r>
-              <w:rPr>
-                <w:rFonts w:cs="TH Sarabun New"/>
-                <w:sz w:val="26"/>
+        <w:tc>
+          <w:tcPr>
+            <w:tcW w:type="dxa" w:w="2232"/>
+            <w:tcMar>
+              <w:top w:w="90" w:type="dxa"/>
+              <w:bottom w:w="90" w:type="dxa"/>
+              <w:start w:w="120" w:type="dxa"/>
+              <w:end w:w="120" w:type="dxa"/>
+            </w:tcMar>
+            <w:vAlign w:val="center"/>
+            <w:shd w:fill="F2F4F7"/>
+          </w:tcPr>
+          <w:p>
+            <w:r/>
+            <w:r>
+              <w:rPr>
+                <w:rFonts w:ascii="TH Sarabun New" w:hAnsi="TH Sarabun New" w:eastAsia="TH Sarabun New" w:cs="TH Sarabun New"/>
+                <w:b/>
+                <w:color w:val="17365D"/>
+                <w:sz w:val="28"/>
               </w:rPr>
               <w:t>แหล่งข้อมูล</w:t>
             </w:r>
@@ -1152,22 +1168,24 @@
         </w:tc>
         <w:tc>
           <w:tcPr>
-            <w:tcW w:w="7416" w:type="dxa"/>
-            <w:tcMar>
-              <w:top w:w="90" w:type="dxa"/>
-              <w:left w:w="120" w:type="dxa"/>
-              <w:bottom w:w="90" w:type="dxa"/>
-              <w:right w:w="120" w:type="dxa"/>
-            </w:tcMar>
-            <w:vAlign w:val="center"/>
-          </w:tcPr>
-          <w:p>
-            <w:r>
-              <w:rPr>
-                <w:rFonts w:cs="TH Sarabun New"/>
-                <w:sz w:val="26"/>
-              </w:rPr>
-              <w:t>หน้าเว็บโรงเรียนบ้านคำไผ่ https://kumpai54.blogspot.com/ (สืบค้น 11 กรกฎาคม 2569)</w:t>
+            <w:tcW w:type="dxa" w:w="7416"/>
+            <w:tcMar>
+              <w:top w:w="90" w:type="dxa"/>
+              <w:bottom w:w="90" w:type="dxa"/>
+              <w:start w:w="120" w:type="dxa"/>
+              <w:end w:w="120" w:type="dxa"/>
+            </w:tcMar>
+            <w:vAlign w:val="center"/>
+          </w:tcPr>
+          <w:p>
+            <w:r/>
+            <w:r>
+              <w:rPr>
+                <w:rFonts w:ascii="TH Sarabun New" w:hAnsi="TH Sarabun New" w:eastAsia="TH Sarabun New" w:cs="TH Sarabun New"/>
+                <w:b w:val="0"/>
+                <w:sz w:val="28"/>
+              </w:rPr>
+              <w:t>ข้อมูลสถานศึกษาที่ผู้จัดทำยืนยัน เมื่อวันที่ 11 กรกฎาคม 2569</w:t>
             </w:r>
           </w:p>
         </w:tc>
@@ -10257,15 +10275,11 @@
       </w:pPr>
       <w:r>
         <w:rPr>
-          <w:rFonts w:cs="TH Sarabun New"/>
-        </w:rPr>
-        <w:t>(</w:t>
-      </w:r>
-      <w:r>
-        <w:rPr>
-          <w:rFonts w:cs="TH Sarabun New"/>
-        </w:rPr>
-        <w:t>นายมกรธวัช แสนสง่า)</w:t>
+          <w:rFonts w:ascii="TH Sarabun New" w:hAnsi="TH Sarabun New" w:eastAsia="TH Sarabun New" w:cs="TH Sarabun New"/>
+          <w:b/>
+          <w:sz w:val="32"/>
+        </w:rPr>
+        <w:t>(นายสมพิศ แรงน้อย)</w:t>
       </w:r>
     </w:p>
     <w:p>
@@ -10275,9 +10289,11 @@
       </w:pPr>
       <w:r>
         <w:rPr>
-          <w:rFonts w:cs="TH Sarabun New"/>
-        </w:rPr>
-        <w:t>ผู้อำนวยการสถานศึกษา  วิทยฐานะชำนาญการพิเศษ</w:t>
+          <w:rFonts w:ascii="TH Sarabun New" w:hAnsi="TH Sarabun New" w:eastAsia="TH Sarabun New" w:cs="TH Sarabun New"/>
+          <w:b w:val="0"/>
+          <w:sz w:val="32"/>
+        </w:rPr>
+        <w:t>ผู้อำนวยการโรงเรียนบ้านคำไผ่  (วิทยฐานะ: โปรดระบุ)</w:t>
       </w:r>
     </w:p>
     <w:p>

--- a/public/docs/classroom-research/p4-multiply-race-research-plan-a.docx
+++ b/public/docs/classroom-research/p4-multiply-race-research-plan-a.docx
@@ -1699,6 +1699,1949 @@
         </w:tc>
       </w:tr>
     </w:tbl>
+    <w:p>
+      <w:pPr>
+        <w:pStyle w:val="1"/>
+        <w:spacing w:before="240" w:after="120"/>
+      </w:pPr>
+      <w:r>
+        <w:rPr>
+          <w:rFonts w:ascii="TH Sarabun New" w:eastAsia="TH Sarabun New" w:hAnsi="TH Sarabun New" w:cs="TH Sarabun New"/>
+          <w:sz w:val="32"/>
+          <w:color w:val="17365D"/>
+          <w:b/>
+        </w:rPr>
+        <w:t>ข้อมูลดัมมี่ประกอบเล่ม (สำหรับจำลองผลวิจัย)</w:t>
+      </w:r>
+    </w:p>
+    <w:p>
+      <w:pPr>
+        <w:spacing w:after="100"/>
+        <w:ind w:firstLine="504"/>
+        <w:jc w:val="both"/>
+      </w:pPr>
+      <w:r>
+        <w:rPr>
+          <w:rFonts w:ascii="TH Sarabun New" w:eastAsia="TH Sarabun New" w:hAnsi="TH Sarabun New" w:cs="TH Sarabun New"/>
+          <w:sz w:val="26"/>
+          <w:color w:val="7A4B00"/>
+        </w:rPr>
+        <w:t>หมายเหตุ: ตารางนี้เป็นข้อมูลดัมมี่ที่สร้างให้สอดคล้องกับแผนวิจัย One-Group Pretest–Posttest Design เพื่อใช้จัดรูปเล่ม ทดลองอ่านผล และเตรียมเอกสารก่อนแทนที่ด้วยข้อมูลจริงจากหน้า /teacher/game-research ก่อนส่งราชการ</w:t>
+      </w:r>
+    </w:p>
+    <w:p>
+      <w:pPr>
+        <w:spacing w:after="100"/>
+        <w:ind w:firstLine="504"/>
+        <w:jc w:val="both"/>
+      </w:pPr>
+      <w:r>
+        <w:rPr>
+          <w:rFonts w:ascii="TH Sarabun New" w:eastAsia="TH Sarabun New" w:hAnsi="TH Sarabun New" w:cs="TH Sarabun New"/>
+          <w:sz w:val="28"/>
+          <w:color w:val="1F2937"/>
+        </w:rPr>
+        <w:t>ชุดข้อมูลจำลองกำหนดให้นักเรียนชั้นประถมศึกษาปีที่ 4 จำนวน 8 คน เล่นเกมแข่งสูตรคูณช่วงก่อนเรียน 7 วัน และหลังเรียน 7 วัน วันละ 1 รอบ คะแนนในตารางเป็นคะแนนเฉลี่ยรายช่วงของผู้เรียนแต่ละคน</w:t>
+      </w:r>
+    </w:p>
+    <w:tbl>
+      <w:tblPr>
+        <w:tblW w:w="8240" w:type="dxa"/>
+        <w:jc w:val="center"/>
+        <w:tblLayout w:type="fixed"/>
+        <w:tblBorders>
+          <w:top w:val="single" w:sz="6" w:color="CBD5E1"/>
+          <w:left w:val="single" w:sz="6" w:color="CBD5E1"/>
+          <w:bottom w:val="single" w:sz="6" w:color="CBD5E1"/>
+          <w:right w:val="single" w:sz="6" w:color="CBD5E1"/>
+          <w:insideH w:val="single" w:sz="6" w:color="CBD5E1"/>
+          <w:insideV w:val="single" w:sz="6" w:color="CBD5E1"/>
+        </w:tblBorders>
+      </w:tblPr>
+      <w:tblGrid>
+        <w:gridCol w:w="640"/>
+        <w:gridCol w:w="1000"/>
+        <w:gridCol w:w="2300"/>
+        <w:gridCol w:w="1200"/>
+        <w:gridCol w:w="1200"/>
+        <w:gridCol w:w="1000"/>
+        <w:gridCol w:w="900"/>
+      </w:tblGrid>
+      <w:tr>
+        <w:tc>
+          <w:tcPr>
+            <w:tcW w:w="640" w:type="dxa"/>
+            <w:shd w:val="clear" w:color="auto" w:fill="17365D"/>
+            <w:tcMar>
+              <w:top w:w="80" w:type="dxa"/>
+              <w:left w:w="100" w:type="dxa"/>
+              <w:bottom w:w="80" w:type="dxa"/>
+              <w:right w:w="100" w:type="dxa"/>
+            </w:tcMar>
+            <w:vAlign w:val="center"/>
+          </w:tcPr>
+          <w:p>
+            <w:pPr>
+              <w:jc w:val="center"/>
+              <w:spacing w:after="0"/>
+            </w:pPr>
+            <w:r>
+              <w:rPr>
+                <w:rFonts w:ascii="TH Sarabun New" w:eastAsia="TH Sarabun New" w:hAnsi="TH Sarabun New" w:cs="TH Sarabun New"/>
+                <w:sz w:val="22"/>
+                <w:color w:val="FFFFFF"/>
+                <w:b/>
+              </w:rPr>
+              <w:t>เลขที่</w:t>
+            </w:r>
+          </w:p>
+        </w:tc>
+        <w:tc>
+          <w:tcPr>
+            <w:tcW w:w="1000" w:type="dxa"/>
+            <w:shd w:val="clear" w:color="auto" w:fill="17365D"/>
+            <w:tcMar>
+              <w:top w:w="80" w:type="dxa"/>
+              <w:left w:w="100" w:type="dxa"/>
+              <w:bottom w:w="80" w:type="dxa"/>
+              <w:right w:w="100" w:type="dxa"/>
+            </w:tcMar>
+            <w:vAlign w:val="center"/>
+          </w:tcPr>
+          <w:p>
+            <w:pPr>
+              <w:jc w:val="center"/>
+              <w:spacing w:after="0"/>
+            </w:pPr>
+            <w:r>
+              <w:rPr>
+                <w:rFonts w:ascii="TH Sarabun New" w:eastAsia="TH Sarabun New" w:hAnsi="TH Sarabun New" w:cs="TH Sarabun New"/>
+                <w:sz w:val="22"/>
+                <w:color w:val="FFFFFF"/>
+                <w:b/>
+              </w:rPr>
+              <w:t>รหัส</w:t>
+            </w:r>
+          </w:p>
+        </w:tc>
+        <w:tc>
+          <w:tcPr>
+            <w:tcW w:w="2300" w:type="dxa"/>
+            <w:shd w:val="clear" w:color="auto" w:fill="17365D"/>
+            <w:tcMar>
+              <w:top w:w="80" w:type="dxa"/>
+              <w:left w:w="100" w:type="dxa"/>
+              <w:bottom w:w="80" w:type="dxa"/>
+              <w:right w:w="100" w:type="dxa"/>
+            </w:tcMar>
+            <w:vAlign w:val="center"/>
+          </w:tcPr>
+          <w:p>
+            <w:pPr>
+              <w:spacing w:after="0"/>
+            </w:pPr>
+            <w:r>
+              <w:rPr>
+                <w:rFonts w:ascii="TH Sarabun New" w:eastAsia="TH Sarabun New" w:hAnsi="TH Sarabun New" w:cs="TH Sarabun New"/>
+                <w:sz w:val="22"/>
+                <w:color w:val="FFFFFF"/>
+                <w:b/>
+              </w:rPr>
+              <w:t>ชื่อ</w:t>
+            </w:r>
+          </w:p>
+        </w:tc>
+        <w:tc>
+          <w:tcPr>
+            <w:tcW w:w="1200" w:type="dxa"/>
+            <w:shd w:val="clear" w:color="auto" w:fill="17365D"/>
+            <w:tcMar>
+              <w:top w:w="80" w:type="dxa"/>
+              <w:left w:w="100" w:type="dxa"/>
+              <w:bottom w:w="80" w:type="dxa"/>
+              <w:right w:w="100" w:type="dxa"/>
+            </w:tcMar>
+            <w:vAlign w:val="center"/>
+          </w:tcPr>
+          <w:p>
+            <w:pPr>
+              <w:jc w:val="right"/>
+              <w:spacing w:after="0"/>
+            </w:pPr>
+            <w:r>
+              <w:rPr>
+                <w:rFonts w:ascii="TH Sarabun New" w:eastAsia="TH Sarabun New" w:hAnsi="TH Sarabun New" w:cs="TH Sarabun New"/>
+                <w:sz w:val="22"/>
+                <w:color w:val="FFFFFF"/>
+                <w:b/>
+              </w:rPr>
+              <w:t>ก่อนเรียน</w:t>
+            </w:r>
+          </w:p>
+        </w:tc>
+        <w:tc>
+          <w:tcPr>
+            <w:tcW w:w="1200" w:type="dxa"/>
+            <w:shd w:val="clear" w:color="auto" w:fill="17365D"/>
+            <w:tcMar>
+              <w:top w:w="80" w:type="dxa"/>
+              <w:left w:w="100" w:type="dxa"/>
+              <w:bottom w:w="80" w:type="dxa"/>
+              <w:right w:w="100" w:type="dxa"/>
+            </w:tcMar>
+            <w:vAlign w:val="center"/>
+          </w:tcPr>
+          <w:p>
+            <w:pPr>
+              <w:jc w:val="right"/>
+              <w:spacing w:after="0"/>
+            </w:pPr>
+            <w:r>
+              <w:rPr>
+                <w:rFonts w:ascii="TH Sarabun New" w:eastAsia="TH Sarabun New" w:hAnsi="TH Sarabun New" w:cs="TH Sarabun New"/>
+                <w:sz w:val="22"/>
+                <w:color w:val="FFFFFF"/>
+                <w:b/>
+              </w:rPr>
+              <w:t>หลังเรียน</w:t>
+            </w:r>
+          </w:p>
+        </w:tc>
+        <w:tc>
+          <w:tcPr>
+            <w:tcW w:w="1000" w:type="dxa"/>
+            <w:shd w:val="clear" w:color="auto" w:fill="17365D"/>
+            <w:tcMar>
+              <w:top w:w="80" w:type="dxa"/>
+              <w:left w:w="100" w:type="dxa"/>
+              <w:bottom w:w="80" w:type="dxa"/>
+              <w:right w:w="100" w:type="dxa"/>
+            </w:tcMar>
+            <w:vAlign w:val="center"/>
+          </w:tcPr>
+          <w:p>
+            <w:pPr>
+              <w:jc w:val="right"/>
+              <w:spacing w:after="0"/>
+            </w:pPr>
+            <w:r>
+              <w:rPr>
+                <w:rFonts w:ascii="TH Sarabun New" w:eastAsia="TH Sarabun New" w:hAnsi="TH Sarabun New" w:cs="TH Sarabun New"/>
+                <w:sz w:val="22"/>
+                <w:color w:val="FFFFFF"/>
+                <w:b/>
+              </w:rPr>
+              <w:t>ผลต่าง</w:t>
+            </w:r>
+          </w:p>
+        </w:tc>
+        <w:tc>
+          <w:tcPr>
+            <w:tcW w:w="900" w:type="dxa"/>
+            <w:shd w:val="clear" w:color="auto" w:fill="17365D"/>
+            <w:tcMar>
+              <w:top w:w="80" w:type="dxa"/>
+              <w:left w:w="100" w:type="dxa"/>
+              <w:bottom w:w="80" w:type="dxa"/>
+              <w:right w:w="100" w:type="dxa"/>
+            </w:tcMar>
+            <w:vAlign w:val="center"/>
+          </w:tcPr>
+          <w:p>
+            <w:pPr>
+              <w:jc w:val="center"/>
+              <w:spacing w:after="0"/>
+            </w:pPr>
+            <w:r>
+              <w:rPr>
+                <w:rFonts w:ascii="TH Sarabun New" w:eastAsia="TH Sarabun New" w:hAnsi="TH Sarabun New" w:cs="TH Sarabun New"/>
+                <w:sz w:val="22"/>
+                <w:color w:val="FFFFFF"/>
+                <w:b/>
+              </w:rPr>
+              <w:t>รอบ</w:t>
+            </w:r>
+          </w:p>
+        </w:tc>
+      </w:tr>
+      <w:tr>
+        <w:tc>
+          <w:tcPr>
+            <w:tcW w:w="640" w:type="dxa"/>
+            <w:tcMar>
+              <w:top w:w="80" w:type="dxa"/>
+              <w:left w:w="100" w:type="dxa"/>
+              <w:bottom w:w="80" w:type="dxa"/>
+              <w:right w:w="100" w:type="dxa"/>
+            </w:tcMar>
+            <w:vAlign w:val="center"/>
+          </w:tcPr>
+          <w:p>
+            <w:pPr>
+              <w:jc w:val="center"/>
+              <w:spacing w:after="0"/>
+            </w:pPr>
+            <w:r>
+              <w:rPr>
+                <w:rFonts w:ascii="TH Sarabun New" w:eastAsia="TH Sarabun New" w:hAnsi="TH Sarabun New" w:cs="TH Sarabun New"/>
+                <w:sz w:val="22"/>
+                <w:color w:val="1F2937"/>
+              </w:rPr>
+              <w:t>1</w:t>
+            </w:r>
+          </w:p>
+        </w:tc>
+        <w:tc>
+          <w:tcPr>
+            <w:tcW w:w="1000" w:type="dxa"/>
+            <w:tcMar>
+              <w:top w:w="80" w:type="dxa"/>
+              <w:left w:w="100" w:type="dxa"/>
+              <w:bottom w:w="80" w:type="dxa"/>
+              <w:right w:w="100" w:type="dxa"/>
+            </w:tcMar>
+            <w:vAlign w:val="center"/>
+          </w:tcPr>
+          <w:p>
+            <w:pPr>
+              <w:jc w:val="center"/>
+              <w:spacing w:after="0"/>
+            </w:pPr>
+            <w:r>
+              <w:rPr>
+                <w:rFonts w:ascii="TH Sarabun New" w:eastAsia="TH Sarabun New" w:hAnsi="TH Sarabun New" w:cs="TH Sarabun New"/>
+                <w:sz w:val="22"/>
+                <w:color w:val="1F2937"/>
+              </w:rPr>
+              <w:t>1319</w:t>
+            </w:r>
+          </w:p>
+        </w:tc>
+        <w:tc>
+          <w:tcPr>
+            <w:tcW w:w="2300" w:type="dxa"/>
+            <w:tcMar>
+              <w:top w:w="80" w:type="dxa"/>
+              <w:left w:w="100" w:type="dxa"/>
+              <w:bottom w:w="80" w:type="dxa"/>
+              <w:right w:w="100" w:type="dxa"/>
+            </w:tcMar>
+            <w:vAlign w:val="center"/>
+          </w:tcPr>
+          <w:p>
+            <w:pPr>
+              <w:spacing w:after="0"/>
+            </w:pPr>
+            <w:r>
+              <w:rPr>
+                <w:rFonts w:ascii="TH Sarabun New" w:eastAsia="TH Sarabun New" w:hAnsi="TH Sarabun New" w:cs="TH Sarabun New"/>
+                <w:sz w:val="22"/>
+                <w:color w:val="1F2937"/>
+              </w:rPr>
+              <w:t>ด.ช.ชนาธิป แสงดี</w:t>
+            </w:r>
+          </w:p>
+        </w:tc>
+        <w:tc>
+          <w:tcPr>
+            <w:tcW w:w="1200" w:type="dxa"/>
+            <w:tcMar>
+              <w:top w:w="80" w:type="dxa"/>
+              <w:left w:w="100" w:type="dxa"/>
+              <w:bottom w:w="80" w:type="dxa"/>
+              <w:right w:w="100" w:type="dxa"/>
+            </w:tcMar>
+            <w:vAlign w:val="center"/>
+          </w:tcPr>
+          <w:p>
+            <w:pPr>
+              <w:jc w:val="right"/>
+              <w:spacing w:after="0"/>
+            </w:pPr>
+            <w:r>
+              <w:rPr>
+                <w:rFonts w:ascii="TH Sarabun New" w:eastAsia="TH Sarabun New" w:hAnsi="TH Sarabun New" w:cs="TH Sarabun New"/>
+                <w:sz w:val="22"/>
+                <w:color w:val="1F2937"/>
+              </w:rPr>
+              <w:t>291.0</w:t>
+            </w:r>
+          </w:p>
+        </w:tc>
+        <w:tc>
+          <w:tcPr>
+            <w:tcW w:w="1200" w:type="dxa"/>
+            <w:tcMar>
+              <w:top w:w="80" w:type="dxa"/>
+              <w:left w:w="100" w:type="dxa"/>
+              <w:bottom w:w="80" w:type="dxa"/>
+              <w:right w:w="100" w:type="dxa"/>
+            </w:tcMar>
+            <w:vAlign w:val="center"/>
+          </w:tcPr>
+          <w:p>
+            <w:pPr>
+              <w:jc w:val="right"/>
+              <w:spacing w:after="0"/>
+            </w:pPr>
+            <w:r>
+              <w:rPr>
+                <w:rFonts w:ascii="TH Sarabun New" w:eastAsia="TH Sarabun New" w:hAnsi="TH Sarabun New" w:cs="TH Sarabun New"/>
+                <w:sz w:val="22"/>
+                <w:color w:val="1F2937"/>
+              </w:rPr>
+              <w:t>407.0</w:t>
+            </w:r>
+          </w:p>
+        </w:tc>
+        <w:tc>
+          <w:tcPr>
+            <w:tcW w:w="1000" w:type="dxa"/>
+            <w:tcMar>
+              <w:top w:w="80" w:type="dxa"/>
+              <w:left w:w="100" w:type="dxa"/>
+              <w:bottom w:w="80" w:type="dxa"/>
+              <w:right w:w="100" w:type="dxa"/>
+            </w:tcMar>
+            <w:vAlign w:val="center"/>
+          </w:tcPr>
+          <w:p>
+            <w:pPr>
+              <w:jc w:val="right"/>
+              <w:spacing w:after="0"/>
+            </w:pPr>
+            <w:r>
+              <w:rPr>
+                <w:rFonts w:ascii="TH Sarabun New" w:eastAsia="TH Sarabun New" w:hAnsi="TH Sarabun New" w:cs="TH Sarabun New"/>
+                <w:sz w:val="22"/>
+                <w:color w:val="1F2937"/>
+              </w:rPr>
+              <w:t>+116.0</w:t>
+            </w:r>
+          </w:p>
+        </w:tc>
+        <w:tc>
+          <w:tcPr>
+            <w:tcW w:w="900" w:type="dxa"/>
+            <w:tcMar>
+              <w:top w:w="80" w:type="dxa"/>
+              <w:left w:w="100" w:type="dxa"/>
+              <w:bottom w:w="80" w:type="dxa"/>
+              <w:right w:w="100" w:type="dxa"/>
+            </w:tcMar>
+            <w:vAlign w:val="center"/>
+          </w:tcPr>
+          <w:p>
+            <w:pPr>
+              <w:jc w:val="center"/>
+              <w:spacing w:after="0"/>
+            </w:pPr>
+            <w:r>
+              <w:rPr>
+                <w:rFonts w:ascii="TH Sarabun New" w:eastAsia="TH Sarabun New" w:hAnsi="TH Sarabun New" w:cs="TH Sarabun New"/>
+                <w:sz w:val="22"/>
+                <w:color w:val="1F2937"/>
+              </w:rPr>
+              <w:t>7/7</w:t>
+            </w:r>
+          </w:p>
+        </w:tc>
+      </w:tr>
+      <w:tr>
+        <w:tc>
+          <w:tcPr>
+            <w:tcW w:w="640" w:type="dxa"/>
+            <w:tcMar>
+              <w:top w:w="80" w:type="dxa"/>
+              <w:left w:w="100" w:type="dxa"/>
+              <w:bottom w:w="80" w:type="dxa"/>
+              <w:right w:w="100" w:type="dxa"/>
+            </w:tcMar>
+            <w:vAlign w:val="center"/>
+          </w:tcPr>
+          <w:p>
+            <w:pPr>
+              <w:jc w:val="center"/>
+              <w:spacing w:after="0"/>
+            </w:pPr>
+            <w:r>
+              <w:rPr>
+                <w:rFonts w:ascii="TH Sarabun New" w:eastAsia="TH Sarabun New" w:hAnsi="TH Sarabun New" w:cs="TH Sarabun New"/>
+                <w:sz w:val="22"/>
+                <w:color w:val="1F2937"/>
+              </w:rPr>
+              <w:t>2</w:t>
+            </w:r>
+          </w:p>
+        </w:tc>
+        <w:tc>
+          <w:tcPr>
+            <w:tcW w:w="1000" w:type="dxa"/>
+            <w:tcMar>
+              <w:top w:w="80" w:type="dxa"/>
+              <w:left w:w="100" w:type="dxa"/>
+              <w:bottom w:w="80" w:type="dxa"/>
+              <w:right w:w="100" w:type="dxa"/>
+            </w:tcMar>
+            <w:vAlign w:val="center"/>
+          </w:tcPr>
+          <w:p>
+            <w:pPr>
+              <w:jc w:val="center"/>
+              <w:spacing w:after="0"/>
+            </w:pPr>
+            <w:r>
+              <w:rPr>
+                <w:rFonts w:ascii="TH Sarabun New" w:eastAsia="TH Sarabun New" w:hAnsi="TH Sarabun New" w:cs="TH Sarabun New"/>
+                <w:sz w:val="22"/>
+                <w:color w:val="1F2937"/>
+              </w:rPr>
+              <w:t>1320</w:t>
+            </w:r>
+          </w:p>
+        </w:tc>
+        <w:tc>
+          <w:tcPr>
+            <w:tcW w:w="2300" w:type="dxa"/>
+            <w:tcMar>
+              <w:top w:w="80" w:type="dxa"/>
+              <w:left w:w="100" w:type="dxa"/>
+              <w:bottom w:w="80" w:type="dxa"/>
+              <w:right w:w="100" w:type="dxa"/>
+            </w:tcMar>
+            <w:vAlign w:val="center"/>
+          </w:tcPr>
+          <w:p>
+            <w:pPr>
+              <w:spacing w:after="0"/>
+            </w:pPr>
+            <w:r>
+              <w:rPr>
+                <w:rFonts w:ascii="TH Sarabun New" w:eastAsia="TH Sarabun New" w:hAnsi="TH Sarabun New" w:cs="TH Sarabun New"/>
+                <w:sz w:val="22"/>
+                <w:color w:val="1F2937"/>
+              </w:rPr>
+              <w:t>ด.ช.พชรพร จรุงพันธ์</w:t>
+            </w:r>
+          </w:p>
+        </w:tc>
+        <w:tc>
+          <w:tcPr>
+            <w:tcW w:w="1200" w:type="dxa"/>
+            <w:tcMar>
+              <w:top w:w="80" w:type="dxa"/>
+              <w:left w:w="100" w:type="dxa"/>
+              <w:bottom w:w="80" w:type="dxa"/>
+              <w:right w:w="100" w:type="dxa"/>
+            </w:tcMar>
+            <w:vAlign w:val="center"/>
+          </w:tcPr>
+          <w:p>
+            <w:pPr>
+              <w:jc w:val="right"/>
+              <w:spacing w:after="0"/>
+            </w:pPr>
+            <w:r>
+              <w:rPr>
+                <w:rFonts w:ascii="TH Sarabun New" w:eastAsia="TH Sarabun New" w:hAnsi="TH Sarabun New" w:cs="TH Sarabun New"/>
+                <w:sz w:val="22"/>
+                <w:color w:val="1F2937"/>
+              </w:rPr>
+              <w:t>238.5</w:t>
+            </w:r>
+          </w:p>
+        </w:tc>
+        <w:tc>
+          <w:tcPr>
+            <w:tcW w:w="1200" w:type="dxa"/>
+            <w:tcMar>
+              <w:top w:w="80" w:type="dxa"/>
+              <w:left w:w="100" w:type="dxa"/>
+              <w:bottom w:w="80" w:type="dxa"/>
+              <w:right w:w="100" w:type="dxa"/>
+            </w:tcMar>
+            <w:vAlign w:val="center"/>
+          </w:tcPr>
+          <w:p>
+            <w:pPr>
+              <w:jc w:val="right"/>
+              <w:spacing w:after="0"/>
+            </w:pPr>
+            <w:r>
+              <w:rPr>
+                <w:rFonts w:ascii="TH Sarabun New" w:eastAsia="TH Sarabun New" w:hAnsi="TH Sarabun New" w:cs="TH Sarabun New"/>
+                <w:sz w:val="22"/>
+                <w:color w:val="1F2937"/>
+              </w:rPr>
+              <w:t>356.0</w:t>
+            </w:r>
+          </w:p>
+        </w:tc>
+        <w:tc>
+          <w:tcPr>
+            <w:tcW w:w="1000" w:type="dxa"/>
+            <w:tcMar>
+              <w:top w:w="80" w:type="dxa"/>
+              <w:left w:w="100" w:type="dxa"/>
+              <w:bottom w:w="80" w:type="dxa"/>
+              <w:right w:w="100" w:type="dxa"/>
+            </w:tcMar>
+            <w:vAlign w:val="center"/>
+          </w:tcPr>
+          <w:p>
+            <w:pPr>
+              <w:jc w:val="right"/>
+              <w:spacing w:after="0"/>
+            </w:pPr>
+            <w:r>
+              <w:rPr>
+                <w:rFonts w:ascii="TH Sarabun New" w:eastAsia="TH Sarabun New" w:hAnsi="TH Sarabun New" w:cs="TH Sarabun New"/>
+                <w:sz w:val="22"/>
+                <w:color w:val="1F2937"/>
+              </w:rPr>
+              <w:t>+117.5</w:t>
+            </w:r>
+          </w:p>
+        </w:tc>
+        <w:tc>
+          <w:tcPr>
+            <w:tcW w:w="900" w:type="dxa"/>
+            <w:tcMar>
+              <w:top w:w="80" w:type="dxa"/>
+              <w:left w:w="100" w:type="dxa"/>
+              <w:bottom w:w="80" w:type="dxa"/>
+              <w:right w:w="100" w:type="dxa"/>
+            </w:tcMar>
+            <w:vAlign w:val="center"/>
+          </w:tcPr>
+          <w:p>
+            <w:pPr>
+              <w:jc w:val="center"/>
+              <w:spacing w:after="0"/>
+            </w:pPr>
+            <w:r>
+              <w:rPr>
+                <w:rFonts w:ascii="TH Sarabun New" w:eastAsia="TH Sarabun New" w:hAnsi="TH Sarabun New" w:cs="TH Sarabun New"/>
+                <w:sz w:val="22"/>
+                <w:color w:val="1F2937"/>
+              </w:rPr>
+              <w:t>7/7</w:t>
+            </w:r>
+          </w:p>
+        </w:tc>
+      </w:tr>
+      <w:tr>
+        <w:tc>
+          <w:tcPr>
+            <w:tcW w:w="640" w:type="dxa"/>
+            <w:tcMar>
+              <w:top w:w="80" w:type="dxa"/>
+              <w:left w:w="100" w:type="dxa"/>
+              <w:bottom w:w="80" w:type="dxa"/>
+              <w:right w:w="100" w:type="dxa"/>
+            </w:tcMar>
+            <w:vAlign w:val="center"/>
+          </w:tcPr>
+          <w:p>
+            <w:pPr>
+              <w:jc w:val="center"/>
+              <w:spacing w:after="0"/>
+            </w:pPr>
+            <w:r>
+              <w:rPr>
+                <w:rFonts w:ascii="TH Sarabun New" w:eastAsia="TH Sarabun New" w:hAnsi="TH Sarabun New" w:cs="TH Sarabun New"/>
+                <w:sz w:val="22"/>
+                <w:color w:val="1F2937"/>
+              </w:rPr>
+              <w:t>3</w:t>
+            </w:r>
+          </w:p>
+        </w:tc>
+        <w:tc>
+          <w:tcPr>
+            <w:tcW w:w="1000" w:type="dxa"/>
+            <w:tcMar>
+              <w:top w:w="80" w:type="dxa"/>
+              <w:left w:w="100" w:type="dxa"/>
+              <w:bottom w:w="80" w:type="dxa"/>
+              <w:right w:w="100" w:type="dxa"/>
+            </w:tcMar>
+            <w:vAlign w:val="center"/>
+          </w:tcPr>
+          <w:p>
+            <w:pPr>
+              <w:jc w:val="center"/>
+              <w:spacing w:after="0"/>
+            </w:pPr>
+            <w:r>
+              <w:rPr>
+                <w:rFonts w:ascii="TH Sarabun New" w:eastAsia="TH Sarabun New" w:hAnsi="TH Sarabun New" w:cs="TH Sarabun New"/>
+                <w:sz w:val="22"/>
+                <w:color w:val="1F2937"/>
+              </w:rPr>
+              <w:t>1321</w:t>
+            </w:r>
+          </w:p>
+        </w:tc>
+        <w:tc>
+          <w:tcPr>
+            <w:tcW w:w="2300" w:type="dxa"/>
+            <w:tcMar>
+              <w:top w:w="80" w:type="dxa"/>
+              <w:left w:w="100" w:type="dxa"/>
+              <w:bottom w:w="80" w:type="dxa"/>
+              <w:right w:w="100" w:type="dxa"/>
+            </w:tcMar>
+            <w:vAlign w:val="center"/>
+          </w:tcPr>
+          <w:p>
+            <w:pPr>
+              <w:spacing w:after="0"/>
+            </w:pPr>
+            <w:r>
+              <w:rPr>
+                <w:rFonts w:ascii="TH Sarabun New" w:eastAsia="TH Sarabun New" w:hAnsi="TH Sarabun New" w:cs="TH Sarabun New"/>
+                <w:sz w:val="22"/>
+                <w:color w:val="1F2937"/>
+              </w:rPr>
+              <w:t>ด.ช.พีรวัส นิโม</w:t>
+            </w:r>
+          </w:p>
+        </w:tc>
+        <w:tc>
+          <w:tcPr>
+            <w:tcW w:w="1200" w:type="dxa"/>
+            <w:tcMar>
+              <w:top w:w="80" w:type="dxa"/>
+              <w:left w:w="100" w:type="dxa"/>
+              <w:bottom w:w="80" w:type="dxa"/>
+              <w:right w:w="100" w:type="dxa"/>
+            </w:tcMar>
+            <w:vAlign w:val="center"/>
+          </w:tcPr>
+          <w:p>
+            <w:pPr>
+              <w:jc w:val="right"/>
+              <w:spacing w:after="0"/>
+            </w:pPr>
+            <w:r>
+              <w:rPr>
+                <w:rFonts w:ascii="TH Sarabun New" w:eastAsia="TH Sarabun New" w:hAnsi="TH Sarabun New" w:cs="TH Sarabun New"/>
+                <w:sz w:val="22"/>
+                <w:color w:val="1F2937"/>
+              </w:rPr>
+              <w:t>431.3</w:t>
+            </w:r>
+          </w:p>
+        </w:tc>
+        <w:tc>
+          <w:tcPr>
+            <w:tcW w:w="1200" w:type="dxa"/>
+            <w:tcMar>
+              <w:top w:w="80" w:type="dxa"/>
+              <w:left w:w="100" w:type="dxa"/>
+              <w:bottom w:w="80" w:type="dxa"/>
+              <w:right w:w="100" w:type="dxa"/>
+            </w:tcMar>
+            <w:vAlign w:val="center"/>
+          </w:tcPr>
+          <w:p>
+            <w:pPr>
+              <w:jc w:val="right"/>
+              <w:spacing w:after="0"/>
+            </w:pPr>
+            <w:r>
+              <w:rPr>
+                <w:rFonts w:ascii="TH Sarabun New" w:eastAsia="TH Sarabun New" w:hAnsi="TH Sarabun New" w:cs="TH Sarabun New"/>
+                <w:sz w:val="22"/>
+                <w:color w:val="1F2937"/>
+              </w:rPr>
+              <w:t>512.0</w:t>
+            </w:r>
+          </w:p>
+        </w:tc>
+        <w:tc>
+          <w:tcPr>
+            <w:tcW w:w="1000" w:type="dxa"/>
+            <w:tcMar>
+              <w:top w:w="80" w:type="dxa"/>
+              <w:left w:w="100" w:type="dxa"/>
+              <w:bottom w:w="80" w:type="dxa"/>
+              <w:right w:w="100" w:type="dxa"/>
+            </w:tcMar>
+            <w:vAlign w:val="center"/>
+          </w:tcPr>
+          <w:p>
+            <w:pPr>
+              <w:jc w:val="right"/>
+              <w:spacing w:after="0"/>
+            </w:pPr>
+            <w:r>
+              <w:rPr>
+                <w:rFonts w:ascii="TH Sarabun New" w:eastAsia="TH Sarabun New" w:hAnsi="TH Sarabun New" w:cs="TH Sarabun New"/>
+                <w:sz w:val="22"/>
+                <w:color w:val="1F2937"/>
+              </w:rPr>
+              <w:t>+80.7</w:t>
+            </w:r>
+          </w:p>
+        </w:tc>
+        <w:tc>
+          <w:tcPr>
+            <w:tcW w:w="900" w:type="dxa"/>
+            <w:tcMar>
+              <w:top w:w="80" w:type="dxa"/>
+              <w:left w:w="100" w:type="dxa"/>
+              <w:bottom w:w="80" w:type="dxa"/>
+              <w:right w:w="100" w:type="dxa"/>
+            </w:tcMar>
+            <w:vAlign w:val="center"/>
+          </w:tcPr>
+          <w:p>
+            <w:pPr>
+              <w:jc w:val="center"/>
+              <w:spacing w:after="0"/>
+            </w:pPr>
+            <w:r>
+              <w:rPr>
+                <w:rFonts w:ascii="TH Sarabun New" w:eastAsia="TH Sarabun New" w:hAnsi="TH Sarabun New" w:cs="TH Sarabun New"/>
+                <w:sz w:val="22"/>
+                <w:color w:val="1F2937"/>
+              </w:rPr>
+              <w:t>7/7</w:t>
+            </w:r>
+          </w:p>
+        </w:tc>
+      </w:tr>
+      <w:tr>
+        <w:tc>
+          <w:tcPr>
+            <w:tcW w:w="640" w:type="dxa"/>
+            <w:tcMar>
+              <w:top w:w="80" w:type="dxa"/>
+              <w:left w:w="100" w:type="dxa"/>
+              <w:bottom w:w="80" w:type="dxa"/>
+              <w:right w:w="100" w:type="dxa"/>
+            </w:tcMar>
+            <w:vAlign w:val="center"/>
+          </w:tcPr>
+          <w:p>
+            <w:pPr>
+              <w:jc w:val="center"/>
+              <w:spacing w:after="0"/>
+            </w:pPr>
+            <w:r>
+              <w:rPr>
+                <w:rFonts w:ascii="TH Sarabun New" w:eastAsia="TH Sarabun New" w:hAnsi="TH Sarabun New" w:cs="TH Sarabun New"/>
+                <w:sz w:val="22"/>
+                <w:color w:val="1F2937"/>
+              </w:rPr>
+              <w:t>4</w:t>
+            </w:r>
+          </w:p>
+        </w:tc>
+        <w:tc>
+          <w:tcPr>
+            <w:tcW w:w="1000" w:type="dxa"/>
+            <w:tcMar>
+              <w:top w:w="80" w:type="dxa"/>
+              <w:left w:w="100" w:type="dxa"/>
+              <w:bottom w:w="80" w:type="dxa"/>
+              <w:right w:w="100" w:type="dxa"/>
+            </w:tcMar>
+            <w:vAlign w:val="center"/>
+          </w:tcPr>
+          <w:p>
+            <w:pPr>
+              <w:jc w:val="center"/>
+              <w:spacing w:after="0"/>
+            </w:pPr>
+            <w:r>
+              <w:rPr>
+                <w:rFonts w:ascii="TH Sarabun New" w:eastAsia="TH Sarabun New" w:hAnsi="TH Sarabun New" w:cs="TH Sarabun New"/>
+                <w:sz w:val="22"/>
+                <w:color w:val="1F2937"/>
+              </w:rPr>
+              <w:t>1322</w:t>
+            </w:r>
+          </w:p>
+        </w:tc>
+        <w:tc>
+          <w:tcPr>
+            <w:tcW w:w="2300" w:type="dxa"/>
+            <w:tcMar>
+              <w:top w:w="80" w:type="dxa"/>
+              <w:left w:w="100" w:type="dxa"/>
+              <w:bottom w:w="80" w:type="dxa"/>
+              <w:right w:w="100" w:type="dxa"/>
+            </w:tcMar>
+            <w:vAlign w:val="center"/>
+          </w:tcPr>
+          <w:p>
+            <w:pPr>
+              <w:spacing w:after="0"/>
+            </w:pPr>
+            <w:r>
+              <w:rPr>
+                <w:rFonts w:ascii="TH Sarabun New" w:eastAsia="TH Sarabun New" w:hAnsi="TH Sarabun New" w:cs="TH Sarabun New"/>
+                <w:sz w:val="22"/>
+                <w:color w:val="1F2937"/>
+              </w:rPr>
+              <w:t>ด.ช.อดิศร ว่องไว</w:t>
+            </w:r>
+          </w:p>
+        </w:tc>
+        <w:tc>
+          <w:tcPr>
+            <w:tcW w:w="1200" w:type="dxa"/>
+            <w:tcMar>
+              <w:top w:w="80" w:type="dxa"/>
+              <w:left w:w="100" w:type="dxa"/>
+              <w:bottom w:w="80" w:type="dxa"/>
+              <w:right w:w="100" w:type="dxa"/>
+            </w:tcMar>
+            <w:vAlign w:val="center"/>
+          </w:tcPr>
+          <w:p>
+            <w:pPr>
+              <w:jc w:val="right"/>
+              <w:spacing w:after="0"/>
+            </w:pPr>
+            <w:r>
+              <w:rPr>
+                <w:rFonts w:ascii="TH Sarabun New" w:eastAsia="TH Sarabun New" w:hAnsi="TH Sarabun New" w:cs="TH Sarabun New"/>
+                <w:sz w:val="22"/>
+                <w:color w:val="1F2937"/>
+              </w:rPr>
+              <w:t>298.5</w:t>
+            </w:r>
+          </w:p>
+        </w:tc>
+        <w:tc>
+          <w:tcPr>
+            <w:tcW w:w="1200" w:type="dxa"/>
+            <w:tcMar>
+              <w:top w:w="80" w:type="dxa"/>
+              <w:left w:w="100" w:type="dxa"/>
+              <w:bottom w:w="80" w:type="dxa"/>
+              <w:right w:w="100" w:type="dxa"/>
+            </w:tcMar>
+            <w:vAlign w:val="center"/>
+          </w:tcPr>
+          <w:p>
+            <w:pPr>
+              <w:jc w:val="right"/>
+              <w:spacing w:after="0"/>
+            </w:pPr>
+            <w:r>
+              <w:rPr>
+                <w:rFonts w:ascii="TH Sarabun New" w:eastAsia="TH Sarabun New" w:hAnsi="TH Sarabun New" w:cs="TH Sarabun New"/>
+                <w:sz w:val="22"/>
+                <w:color w:val="1F2937"/>
+              </w:rPr>
+              <w:t>421.5</w:t>
+            </w:r>
+          </w:p>
+        </w:tc>
+        <w:tc>
+          <w:tcPr>
+            <w:tcW w:w="1000" w:type="dxa"/>
+            <w:tcMar>
+              <w:top w:w="80" w:type="dxa"/>
+              <w:left w:w="100" w:type="dxa"/>
+              <w:bottom w:w="80" w:type="dxa"/>
+              <w:right w:w="100" w:type="dxa"/>
+            </w:tcMar>
+            <w:vAlign w:val="center"/>
+          </w:tcPr>
+          <w:p>
+            <w:pPr>
+              <w:jc w:val="right"/>
+              <w:spacing w:after="0"/>
+            </w:pPr>
+            <w:r>
+              <w:rPr>
+                <w:rFonts w:ascii="TH Sarabun New" w:eastAsia="TH Sarabun New" w:hAnsi="TH Sarabun New" w:cs="TH Sarabun New"/>
+                <w:sz w:val="22"/>
+                <w:color w:val="1F2937"/>
+              </w:rPr>
+              <w:t>+123.0</w:t>
+            </w:r>
+          </w:p>
+        </w:tc>
+        <w:tc>
+          <w:tcPr>
+            <w:tcW w:w="900" w:type="dxa"/>
+            <w:tcMar>
+              <w:top w:w="80" w:type="dxa"/>
+              <w:left w:w="100" w:type="dxa"/>
+              <w:bottom w:w="80" w:type="dxa"/>
+              <w:right w:w="100" w:type="dxa"/>
+            </w:tcMar>
+            <w:vAlign w:val="center"/>
+          </w:tcPr>
+          <w:p>
+            <w:pPr>
+              <w:jc w:val="center"/>
+              <w:spacing w:after="0"/>
+            </w:pPr>
+            <w:r>
+              <w:rPr>
+                <w:rFonts w:ascii="TH Sarabun New" w:eastAsia="TH Sarabun New" w:hAnsi="TH Sarabun New" w:cs="TH Sarabun New"/>
+                <w:sz w:val="22"/>
+                <w:color w:val="1F2937"/>
+              </w:rPr>
+              <w:t>7/7</w:t>
+            </w:r>
+          </w:p>
+        </w:tc>
+      </w:tr>
+      <w:tr>
+        <w:tc>
+          <w:tcPr>
+            <w:tcW w:w="640" w:type="dxa"/>
+            <w:tcMar>
+              <w:top w:w="80" w:type="dxa"/>
+              <w:left w:w="100" w:type="dxa"/>
+              <w:bottom w:w="80" w:type="dxa"/>
+              <w:right w:w="100" w:type="dxa"/>
+            </w:tcMar>
+            <w:vAlign w:val="center"/>
+          </w:tcPr>
+          <w:p>
+            <w:pPr>
+              <w:jc w:val="center"/>
+              <w:spacing w:after="0"/>
+            </w:pPr>
+            <w:r>
+              <w:rPr>
+                <w:rFonts w:ascii="TH Sarabun New" w:eastAsia="TH Sarabun New" w:hAnsi="TH Sarabun New" w:cs="TH Sarabun New"/>
+                <w:sz w:val="22"/>
+                <w:color w:val="1F2937"/>
+              </w:rPr>
+              <w:t>5</w:t>
+            </w:r>
+          </w:p>
+        </w:tc>
+        <w:tc>
+          <w:tcPr>
+            <w:tcW w:w="1000" w:type="dxa"/>
+            <w:tcMar>
+              <w:top w:w="80" w:type="dxa"/>
+              <w:left w:w="100" w:type="dxa"/>
+              <w:bottom w:w="80" w:type="dxa"/>
+              <w:right w:w="100" w:type="dxa"/>
+            </w:tcMar>
+            <w:vAlign w:val="center"/>
+          </w:tcPr>
+          <w:p>
+            <w:pPr>
+              <w:jc w:val="center"/>
+              <w:spacing w:after="0"/>
+            </w:pPr>
+            <w:r>
+              <w:rPr>
+                <w:rFonts w:ascii="TH Sarabun New" w:eastAsia="TH Sarabun New" w:hAnsi="TH Sarabun New" w:cs="TH Sarabun New"/>
+                <w:sz w:val="22"/>
+                <w:color w:val="1F2937"/>
+              </w:rPr>
+              <w:t>1323</w:t>
+            </w:r>
+          </w:p>
+        </w:tc>
+        <w:tc>
+          <w:tcPr>
+            <w:tcW w:w="2300" w:type="dxa"/>
+            <w:tcMar>
+              <w:top w:w="80" w:type="dxa"/>
+              <w:left w:w="100" w:type="dxa"/>
+              <w:bottom w:w="80" w:type="dxa"/>
+              <w:right w:w="100" w:type="dxa"/>
+            </w:tcMar>
+            <w:vAlign w:val="center"/>
+          </w:tcPr>
+          <w:p>
+            <w:pPr>
+              <w:spacing w:after="0"/>
+            </w:pPr>
+            <w:r>
+              <w:rPr>
+                <w:rFonts w:ascii="TH Sarabun New" w:eastAsia="TH Sarabun New" w:hAnsi="TH Sarabun New" w:cs="TH Sarabun New"/>
+                <w:sz w:val="22"/>
+                <w:color w:val="1F2937"/>
+              </w:rPr>
+              <w:t>ด.ญ.สรารัตน์ มฤกุล</w:t>
+            </w:r>
+          </w:p>
+        </w:tc>
+        <w:tc>
+          <w:tcPr>
+            <w:tcW w:w="1200" w:type="dxa"/>
+            <w:tcMar>
+              <w:top w:w="80" w:type="dxa"/>
+              <w:left w:w="100" w:type="dxa"/>
+              <w:bottom w:w="80" w:type="dxa"/>
+              <w:right w:w="100" w:type="dxa"/>
+            </w:tcMar>
+            <w:vAlign w:val="center"/>
+          </w:tcPr>
+          <w:p>
+            <w:pPr>
+              <w:jc w:val="right"/>
+              <w:spacing w:after="0"/>
+            </w:pPr>
+            <w:r>
+              <w:rPr>
+                <w:rFonts w:ascii="TH Sarabun New" w:eastAsia="TH Sarabun New" w:hAnsi="TH Sarabun New" w:cs="TH Sarabun New"/>
+                <w:sz w:val="22"/>
+                <w:color w:val="1F2937"/>
+              </w:rPr>
+              <w:t>150.0</w:t>
+            </w:r>
+          </w:p>
+        </w:tc>
+        <w:tc>
+          <w:tcPr>
+            <w:tcW w:w="1200" w:type="dxa"/>
+            <w:tcMar>
+              <w:top w:w="80" w:type="dxa"/>
+              <w:left w:w="100" w:type="dxa"/>
+              <w:bottom w:w="80" w:type="dxa"/>
+              <w:right w:w="100" w:type="dxa"/>
+            </w:tcMar>
+            <w:vAlign w:val="center"/>
+          </w:tcPr>
+          <w:p>
+            <w:pPr>
+              <w:jc w:val="right"/>
+              <w:spacing w:after="0"/>
+            </w:pPr>
+            <w:r>
+              <w:rPr>
+                <w:rFonts w:ascii="TH Sarabun New" w:eastAsia="TH Sarabun New" w:hAnsi="TH Sarabun New" w:cs="TH Sarabun New"/>
+                <w:sz w:val="22"/>
+                <w:color w:val="1F2937"/>
+              </w:rPr>
+              <w:t>288.0</w:t>
+            </w:r>
+          </w:p>
+        </w:tc>
+        <w:tc>
+          <w:tcPr>
+            <w:tcW w:w="1000" w:type="dxa"/>
+            <w:tcMar>
+              <w:top w:w="80" w:type="dxa"/>
+              <w:left w:w="100" w:type="dxa"/>
+              <w:bottom w:w="80" w:type="dxa"/>
+              <w:right w:w="100" w:type="dxa"/>
+            </w:tcMar>
+            <w:vAlign w:val="center"/>
+          </w:tcPr>
+          <w:p>
+            <w:pPr>
+              <w:jc w:val="right"/>
+              <w:spacing w:after="0"/>
+            </w:pPr>
+            <w:r>
+              <w:rPr>
+                <w:rFonts w:ascii="TH Sarabun New" w:eastAsia="TH Sarabun New" w:hAnsi="TH Sarabun New" w:cs="TH Sarabun New"/>
+                <w:sz w:val="22"/>
+                <w:color w:val="1F2937"/>
+              </w:rPr>
+              <w:t>+138.0</w:t>
+            </w:r>
+          </w:p>
+        </w:tc>
+        <w:tc>
+          <w:tcPr>
+            <w:tcW w:w="900" w:type="dxa"/>
+            <w:tcMar>
+              <w:top w:w="80" w:type="dxa"/>
+              <w:left w:w="100" w:type="dxa"/>
+              <w:bottom w:w="80" w:type="dxa"/>
+              <w:right w:w="100" w:type="dxa"/>
+            </w:tcMar>
+            <w:vAlign w:val="center"/>
+          </w:tcPr>
+          <w:p>
+            <w:pPr>
+              <w:jc w:val="center"/>
+              <w:spacing w:after="0"/>
+            </w:pPr>
+            <w:r>
+              <w:rPr>
+                <w:rFonts w:ascii="TH Sarabun New" w:eastAsia="TH Sarabun New" w:hAnsi="TH Sarabun New" w:cs="TH Sarabun New"/>
+                <w:sz w:val="22"/>
+                <w:color w:val="1F2937"/>
+              </w:rPr>
+              <w:t>7/7</w:t>
+            </w:r>
+          </w:p>
+        </w:tc>
+      </w:tr>
+      <w:tr>
+        <w:tc>
+          <w:tcPr>
+            <w:tcW w:w="640" w:type="dxa"/>
+            <w:tcMar>
+              <w:top w:w="80" w:type="dxa"/>
+              <w:left w:w="100" w:type="dxa"/>
+              <w:bottom w:w="80" w:type="dxa"/>
+              <w:right w:w="100" w:type="dxa"/>
+            </w:tcMar>
+            <w:vAlign w:val="center"/>
+          </w:tcPr>
+          <w:p>
+            <w:pPr>
+              <w:jc w:val="center"/>
+              <w:spacing w:after="0"/>
+            </w:pPr>
+            <w:r>
+              <w:rPr>
+                <w:rFonts w:ascii="TH Sarabun New" w:eastAsia="TH Sarabun New" w:hAnsi="TH Sarabun New" w:cs="TH Sarabun New"/>
+                <w:sz w:val="22"/>
+                <w:color w:val="1F2937"/>
+              </w:rPr>
+              <w:t>6</w:t>
+            </w:r>
+          </w:p>
+        </w:tc>
+        <w:tc>
+          <w:tcPr>
+            <w:tcW w:w="1000" w:type="dxa"/>
+            <w:tcMar>
+              <w:top w:w="80" w:type="dxa"/>
+              <w:left w:w="100" w:type="dxa"/>
+              <w:bottom w:w="80" w:type="dxa"/>
+              <w:right w:w="100" w:type="dxa"/>
+            </w:tcMar>
+            <w:vAlign w:val="center"/>
+          </w:tcPr>
+          <w:p>
+            <w:pPr>
+              <w:jc w:val="center"/>
+              <w:spacing w:after="0"/>
+            </w:pPr>
+            <w:r>
+              <w:rPr>
+                <w:rFonts w:ascii="TH Sarabun New" w:eastAsia="TH Sarabun New" w:hAnsi="TH Sarabun New" w:cs="TH Sarabun New"/>
+                <w:sz w:val="22"/>
+                <w:color w:val="1F2937"/>
+              </w:rPr>
+              <w:t>1324</w:t>
+            </w:r>
+          </w:p>
+        </w:tc>
+        <w:tc>
+          <w:tcPr>
+            <w:tcW w:w="2300" w:type="dxa"/>
+            <w:tcMar>
+              <w:top w:w="80" w:type="dxa"/>
+              <w:left w:w="100" w:type="dxa"/>
+              <w:bottom w:w="80" w:type="dxa"/>
+              <w:right w:w="100" w:type="dxa"/>
+            </w:tcMar>
+            <w:vAlign w:val="center"/>
+          </w:tcPr>
+          <w:p>
+            <w:pPr>
+              <w:spacing w:after="0"/>
+            </w:pPr>
+            <w:r>
+              <w:rPr>
+                <w:rFonts w:ascii="TH Sarabun New" w:eastAsia="TH Sarabun New" w:hAnsi="TH Sarabun New" w:cs="TH Sarabun New"/>
+                <w:sz w:val="22"/>
+                <w:color w:val="1F2937"/>
+              </w:rPr>
+              <w:t>ด.ญ.อัญมณี เบิกบานดี</w:t>
+            </w:r>
+          </w:p>
+        </w:tc>
+        <w:tc>
+          <w:tcPr>
+            <w:tcW w:w="1200" w:type="dxa"/>
+            <w:tcMar>
+              <w:top w:w="80" w:type="dxa"/>
+              <w:left w:w="100" w:type="dxa"/>
+              <w:bottom w:w="80" w:type="dxa"/>
+              <w:right w:w="100" w:type="dxa"/>
+            </w:tcMar>
+            <w:vAlign w:val="center"/>
+          </w:tcPr>
+          <w:p>
+            <w:pPr>
+              <w:jc w:val="right"/>
+              <w:spacing w:after="0"/>
+            </w:pPr>
+            <w:r>
+              <w:rPr>
+                <w:rFonts w:ascii="TH Sarabun New" w:eastAsia="TH Sarabun New" w:hAnsi="TH Sarabun New" w:cs="TH Sarabun New"/>
+                <w:sz w:val="22"/>
+                <w:color w:val="1F2937"/>
+              </w:rPr>
+              <w:t>268.7</w:t>
+            </w:r>
+          </w:p>
+        </w:tc>
+        <w:tc>
+          <w:tcPr>
+            <w:tcW w:w="1200" w:type="dxa"/>
+            <w:tcMar>
+              <w:top w:w="80" w:type="dxa"/>
+              <w:left w:w="100" w:type="dxa"/>
+              <w:bottom w:w="80" w:type="dxa"/>
+              <w:right w:w="100" w:type="dxa"/>
+            </w:tcMar>
+            <w:vAlign w:val="center"/>
+          </w:tcPr>
+          <w:p>
+            <w:pPr>
+              <w:jc w:val="right"/>
+              <w:spacing w:after="0"/>
+            </w:pPr>
+            <w:r>
+              <w:rPr>
+                <w:rFonts w:ascii="TH Sarabun New" w:eastAsia="TH Sarabun New" w:hAnsi="TH Sarabun New" w:cs="TH Sarabun New"/>
+                <w:sz w:val="22"/>
+                <w:color w:val="1F2937"/>
+              </w:rPr>
+              <w:t>390.0</w:t>
+            </w:r>
+          </w:p>
+        </w:tc>
+        <w:tc>
+          <w:tcPr>
+            <w:tcW w:w="1000" w:type="dxa"/>
+            <w:tcMar>
+              <w:top w:w="80" w:type="dxa"/>
+              <w:left w:w="100" w:type="dxa"/>
+              <w:bottom w:w="80" w:type="dxa"/>
+              <w:right w:w="100" w:type="dxa"/>
+            </w:tcMar>
+            <w:vAlign w:val="center"/>
+          </w:tcPr>
+          <w:p>
+            <w:pPr>
+              <w:jc w:val="right"/>
+              <w:spacing w:after="0"/>
+            </w:pPr>
+            <w:r>
+              <w:rPr>
+                <w:rFonts w:ascii="TH Sarabun New" w:eastAsia="TH Sarabun New" w:hAnsi="TH Sarabun New" w:cs="TH Sarabun New"/>
+                <w:sz w:val="22"/>
+                <w:color w:val="1F2937"/>
+              </w:rPr>
+              <w:t>+121.3</w:t>
+            </w:r>
+          </w:p>
+        </w:tc>
+        <w:tc>
+          <w:tcPr>
+            <w:tcW w:w="900" w:type="dxa"/>
+            <w:tcMar>
+              <w:top w:w="80" w:type="dxa"/>
+              <w:left w:w="100" w:type="dxa"/>
+              <w:bottom w:w="80" w:type="dxa"/>
+              <w:right w:w="100" w:type="dxa"/>
+            </w:tcMar>
+            <w:vAlign w:val="center"/>
+          </w:tcPr>
+          <w:p>
+            <w:pPr>
+              <w:jc w:val="center"/>
+              <w:spacing w:after="0"/>
+            </w:pPr>
+            <w:r>
+              <w:rPr>
+                <w:rFonts w:ascii="TH Sarabun New" w:eastAsia="TH Sarabun New" w:hAnsi="TH Sarabun New" w:cs="TH Sarabun New"/>
+                <w:sz w:val="22"/>
+                <w:color w:val="1F2937"/>
+              </w:rPr>
+              <w:t>7/7</w:t>
+            </w:r>
+          </w:p>
+        </w:tc>
+      </w:tr>
+      <w:tr>
+        <w:tc>
+          <w:tcPr>
+            <w:tcW w:w="640" w:type="dxa"/>
+            <w:tcMar>
+              <w:top w:w="80" w:type="dxa"/>
+              <w:left w:w="100" w:type="dxa"/>
+              <w:bottom w:w="80" w:type="dxa"/>
+              <w:right w:w="100" w:type="dxa"/>
+            </w:tcMar>
+            <w:vAlign w:val="center"/>
+          </w:tcPr>
+          <w:p>
+            <w:pPr>
+              <w:jc w:val="center"/>
+              <w:spacing w:after="0"/>
+            </w:pPr>
+            <w:r>
+              <w:rPr>
+                <w:rFonts w:ascii="TH Sarabun New" w:eastAsia="TH Sarabun New" w:hAnsi="TH Sarabun New" w:cs="TH Sarabun New"/>
+                <w:sz w:val="22"/>
+                <w:color w:val="1F2937"/>
+              </w:rPr>
+              <w:t>7</w:t>
+            </w:r>
+          </w:p>
+        </w:tc>
+        <w:tc>
+          <w:tcPr>
+            <w:tcW w:w="1000" w:type="dxa"/>
+            <w:tcMar>
+              <w:top w:w="80" w:type="dxa"/>
+              <w:left w:w="100" w:type="dxa"/>
+              <w:bottom w:w="80" w:type="dxa"/>
+              <w:right w:w="100" w:type="dxa"/>
+            </w:tcMar>
+            <w:vAlign w:val="center"/>
+          </w:tcPr>
+          <w:p>
+            <w:pPr>
+              <w:jc w:val="center"/>
+              <w:spacing w:after="0"/>
+            </w:pPr>
+            <w:r>
+              <w:rPr>
+                <w:rFonts w:ascii="TH Sarabun New" w:eastAsia="TH Sarabun New" w:hAnsi="TH Sarabun New" w:cs="TH Sarabun New"/>
+                <w:sz w:val="22"/>
+                <w:color w:val="1F2937"/>
+              </w:rPr>
+              <w:t>1326</w:t>
+            </w:r>
+          </w:p>
+        </w:tc>
+        <w:tc>
+          <w:tcPr>
+            <w:tcW w:w="2300" w:type="dxa"/>
+            <w:tcMar>
+              <w:top w:w="80" w:type="dxa"/>
+              <w:left w:w="100" w:type="dxa"/>
+              <w:bottom w:w="80" w:type="dxa"/>
+              <w:right w:w="100" w:type="dxa"/>
+            </w:tcMar>
+            <w:vAlign w:val="center"/>
+          </w:tcPr>
+          <w:p>
+            <w:pPr>
+              <w:spacing w:after="0"/>
+            </w:pPr>
+            <w:r>
+              <w:rPr>
+                <w:rFonts w:ascii="TH Sarabun New" w:eastAsia="TH Sarabun New" w:hAnsi="TH Sarabun New" w:cs="TH Sarabun New"/>
+                <w:sz w:val="22"/>
+                <w:color w:val="1F2937"/>
+              </w:rPr>
+              <w:t>ด.ญ.สุพิชฌาย์ ศรีนาดี</w:t>
+            </w:r>
+          </w:p>
+        </w:tc>
+        <w:tc>
+          <w:tcPr>
+            <w:tcW w:w="1200" w:type="dxa"/>
+            <w:tcMar>
+              <w:top w:w="80" w:type="dxa"/>
+              <w:left w:w="100" w:type="dxa"/>
+              <w:bottom w:w="80" w:type="dxa"/>
+              <w:right w:w="100" w:type="dxa"/>
+            </w:tcMar>
+            <w:vAlign w:val="center"/>
+          </w:tcPr>
+          <w:p>
+            <w:pPr>
+              <w:jc w:val="right"/>
+              <w:spacing w:after="0"/>
+            </w:pPr>
+            <w:r>
+              <w:rPr>
+                <w:rFonts w:ascii="TH Sarabun New" w:eastAsia="TH Sarabun New" w:hAnsi="TH Sarabun New" w:cs="TH Sarabun New"/>
+                <w:sz w:val="22"/>
+                <w:color w:val="1F2937"/>
+              </w:rPr>
+              <w:t>330.3</w:t>
+            </w:r>
+          </w:p>
+        </w:tc>
+        <w:tc>
+          <w:tcPr>
+            <w:tcW w:w="1200" w:type="dxa"/>
+            <w:tcMar>
+              <w:top w:w="80" w:type="dxa"/>
+              <w:left w:w="100" w:type="dxa"/>
+              <w:bottom w:w="80" w:type="dxa"/>
+              <w:right w:w="100" w:type="dxa"/>
+            </w:tcMar>
+            <w:vAlign w:val="center"/>
+          </w:tcPr>
+          <w:p>
+            <w:pPr>
+              <w:jc w:val="right"/>
+              <w:spacing w:after="0"/>
+            </w:pPr>
+            <w:r>
+              <w:rPr>
+                <w:rFonts w:ascii="TH Sarabun New" w:eastAsia="TH Sarabun New" w:hAnsi="TH Sarabun New" w:cs="TH Sarabun New"/>
+                <w:sz w:val="22"/>
+                <w:color w:val="1F2937"/>
+              </w:rPr>
+              <w:t>458.5</w:t>
+            </w:r>
+          </w:p>
+        </w:tc>
+        <w:tc>
+          <w:tcPr>
+            <w:tcW w:w="1000" w:type="dxa"/>
+            <w:tcMar>
+              <w:top w:w="80" w:type="dxa"/>
+              <w:left w:w="100" w:type="dxa"/>
+              <w:bottom w:w="80" w:type="dxa"/>
+              <w:right w:w="100" w:type="dxa"/>
+            </w:tcMar>
+            <w:vAlign w:val="center"/>
+          </w:tcPr>
+          <w:p>
+            <w:pPr>
+              <w:jc w:val="right"/>
+              <w:spacing w:after="0"/>
+            </w:pPr>
+            <w:r>
+              <w:rPr>
+                <w:rFonts w:ascii="TH Sarabun New" w:eastAsia="TH Sarabun New" w:hAnsi="TH Sarabun New" w:cs="TH Sarabun New"/>
+                <w:sz w:val="22"/>
+                <w:color w:val="1F2937"/>
+              </w:rPr>
+              <w:t>+128.2</w:t>
+            </w:r>
+          </w:p>
+        </w:tc>
+        <w:tc>
+          <w:tcPr>
+            <w:tcW w:w="900" w:type="dxa"/>
+            <w:tcMar>
+              <w:top w:w="80" w:type="dxa"/>
+              <w:left w:w="100" w:type="dxa"/>
+              <w:bottom w:w="80" w:type="dxa"/>
+              <w:right w:w="100" w:type="dxa"/>
+            </w:tcMar>
+            <w:vAlign w:val="center"/>
+          </w:tcPr>
+          <w:p>
+            <w:pPr>
+              <w:jc w:val="center"/>
+              <w:spacing w:after="0"/>
+            </w:pPr>
+            <w:r>
+              <w:rPr>
+                <w:rFonts w:ascii="TH Sarabun New" w:eastAsia="TH Sarabun New" w:hAnsi="TH Sarabun New" w:cs="TH Sarabun New"/>
+                <w:sz w:val="22"/>
+                <w:color w:val="1F2937"/>
+              </w:rPr>
+              <w:t>7/7</w:t>
+            </w:r>
+          </w:p>
+        </w:tc>
+      </w:tr>
+      <w:tr>
+        <w:tc>
+          <w:tcPr>
+            <w:tcW w:w="640" w:type="dxa"/>
+            <w:tcMar>
+              <w:top w:w="80" w:type="dxa"/>
+              <w:left w:w="100" w:type="dxa"/>
+              <w:bottom w:w="80" w:type="dxa"/>
+              <w:right w:w="100" w:type="dxa"/>
+            </w:tcMar>
+            <w:vAlign w:val="center"/>
+          </w:tcPr>
+          <w:p>
+            <w:pPr>
+              <w:jc w:val="center"/>
+              <w:spacing w:after="0"/>
+            </w:pPr>
+            <w:r>
+              <w:rPr>
+                <w:rFonts w:ascii="TH Sarabun New" w:eastAsia="TH Sarabun New" w:hAnsi="TH Sarabun New" w:cs="TH Sarabun New"/>
+                <w:sz w:val="22"/>
+                <w:color w:val="1F2937"/>
+              </w:rPr>
+              <w:t>8</w:t>
+            </w:r>
+          </w:p>
+        </w:tc>
+        <w:tc>
+          <w:tcPr>
+            <w:tcW w:w="1000" w:type="dxa"/>
+            <w:tcMar>
+              <w:top w:w="80" w:type="dxa"/>
+              <w:left w:w="100" w:type="dxa"/>
+              <w:bottom w:w="80" w:type="dxa"/>
+              <w:right w:w="100" w:type="dxa"/>
+            </w:tcMar>
+            <w:vAlign w:val="center"/>
+          </w:tcPr>
+          <w:p>
+            <w:pPr>
+              <w:jc w:val="center"/>
+              <w:spacing w:after="0"/>
+            </w:pPr>
+            <w:r>
+              <w:rPr>
+                <w:rFonts w:ascii="TH Sarabun New" w:eastAsia="TH Sarabun New" w:hAnsi="TH Sarabun New" w:cs="TH Sarabun New"/>
+                <w:sz w:val="22"/>
+                <w:color w:val="1F2937"/>
+              </w:rPr>
+              <w:t>1327</w:t>
+            </w:r>
+          </w:p>
+        </w:tc>
+        <w:tc>
+          <w:tcPr>
+            <w:tcW w:w="2300" w:type="dxa"/>
+            <w:tcMar>
+              <w:top w:w="80" w:type="dxa"/>
+              <w:left w:w="100" w:type="dxa"/>
+              <w:bottom w:w="80" w:type="dxa"/>
+              <w:right w:w="100" w:type="dxa"/>
+            </w:tcMar>
+            <w:vAlign w:val="center"/>
+          </w:tcPr>
+          <w:p>
+            <w:pPr>
+              <w:spacing w:after="0"/>
+            </w:pPr>
+            <w:r>
+              <w:rPr>
+                <w:rFonts w:ascii="TH Sarabun New" w:eastAsia="TH Sarabun New" w:hAnsi="TH Sarabun New" w:cs="TH Sarabun New"/>
+                <w:sz w:val="22"/>
+                <w:color w:val="1F2937"/>
+              </w:rPr>
+              <w:t>ด.ช.มนต์มนัส คณิโรจน์</w:t>
+            </w:r>
+          </w:p>
+        </w:tc>
+        <w:tc>
+          <w:tcPr>
+            <w:tcW w:w="1200" w:type="dxa"/>
+            <w:tcMar>
+              <w:top w:w="80" w:type="dxa"/>
+              <w:left w:w="100" w:type="dxa"/>
+              <w:bottom w:w="80" w:type="dxa"/>
+              <w:right w:w="100" w:type="dxa"/>
+            </w:tcMar>
+            <w:vAlign w:val="center"/>
+          </w:tcPr>
+          <w:p>
+            <w:pPr>
+              <w:jc w:val="right"/>
+              <w:spacing w:after="0"/>
+            </w:pPr>
+            <w:r>
+              <w:rPr>
+                <w:rFonts w:ascii="TH Sarabun New" w:eastAsia="TH Sarabun New" w:hAnsi="TH Sarabun New" w:cs="TH Sarabun New"/>
+                <w:sz w:val="22"/>
+                <w:color w:val="1F2937"/>
+              </w:rPr>
+              <w:t>221.0</w:t>
+            </w:r>
+          </w:p>
+        </w:tc>
+        <w:tc>
+          <w:tcPr>
+            <w:tcW w:w="1200" w:type="dxa"/>
+            <w:tcMar>
+              <w:top w:w="80" w:type="dxa"/>
+              <w:left w:w="100" w:type="dxa"/>
+              <w:bottom w:w="80" w:type="dxa"/>
+              <w:right w:w="100" w:type="dxa"/>
+            </w:tcMar>
+            <w:vAlign w:val="center"/>
+          </w:tcPr>
+          <w:p>
+            <w:pPr>
+              <w:jc w:val="right"/>
+              <w:spacing w:after="0"/>
+            </w:pPr>
+            <w:r>
+              <w:rPr>
+                <w:rFonts w:ascii="TH Sarabun New" w:eastAsia="TH Sarabun New" w:hAnsi="TH Sarabun New" w:cs="TH Sarabun New"/>
+                <w:sz w:val="22"/>
+                <w:color w:val="1F2937"/>
+              </w:rPr>
+              <w:t>335.0</w:t>
+            </w:r>
+          </w:p>
+        </w:tc>
+        <w:tc>
+          <w:tcPr>
+            <w:tcW w:w="1000" w:type="dxa"/>
+            <w:tcMar>
+              <w:top w:w="80" w:type="dxa"/>
+              <w:left w:w="100" w:type="dxa"/>
+              <w:bottom w:w="80" w:type="dxa"/>
+              <w:right w:w="100" w:type="dxa"/>
+            </w:tcMar>
+            <w:vAlign w:val="center"/>
+          </w:tcPr>
+          <w:p>
+            <w:pPr>
+              <w:jc w:val="right"/>
+              <w:spacing w:after="0"/>
+            </w:pPr>
+            <w:r>
+              <w:rPr>
+                <w:rFonts w:ascii="TH Sarabun New" w:eastAsia="TH Sarabun New" w:hAnsi="TH Sarabun New" w:cs="TH Sarabun New"/>
+                <w:sz w:val="22"/>
+                <w:color w:val="1F2937"/>
+              </w:rPr>
+              <w:t>+114.0</w:t>
+            </w:r>
+          </w:p>
+        </w:tc>
+        <w:tc>
+          <w:tcPr>
+            <w:tcW w:w="900" w:type="dxa"/>
+            <w:tcMar>
+              <w:top w:w="80" w:type="dxa"/>
+              <w:left w:w="100" w:type="dxa"/>
+              <w:bottom w:w="80" w:type="dxa"/>
+              <w:right w:w="100" w:type="dxa"/>
+            </w:tcMar>
+            <w:vAlign w:val="center"/>
+          </w:tcPr>
+          <w:p>
+            <w:pPr>
+              <w:jc w:val="center"/>
+              <w:spacing w:after="0"/>
+            </w:pPr>
+            <w:r>
+              <w:rPr>
+                <w:rFonts w:ascii="TH Sarabun New" w:eastAsia="TH Sarabun New" w:hAnsi="TH Sarabun New" w:cs="TH Sarabun New"/>
+                <w:sz w:val="22"/>
+                <w:color w:val="1F2937"/>
+              </w:rPr>
+              <w:t>7/7</w:t>
+            </w:r>
+          </w:p>
+        </w:tc>
+      </w:tr>
+      <w:tr>
+        <w:tc>
+          <w:tcPr>
+            <w:tcW w:w="640" w:type="dxa"/>
+            <w:tcMar>
+              <w:top w:w="80" w:type="dxa"/>
+              <w:left w:w="100" w:type="dxa"/>
+              <w:bottom w:w="80" w:type="dxa"/>
+              <w:right w:w="100" w:type="dxa"/>
+            </w:tcMar>
+            <w:vAlign w:val="center"/>
+          </w:tcPr>
+          <w:p>
+            <w:pPr>
+              <w:jc w:val="center"/>
+              <w:spacing w:after="0"/>
+            </w:pPr>
+            <w:r>
+              <w:rPr>
+                <w:rFonts w:ascii="TH Sarabun New" w:eastAsia="TH Sarabun New" w:hAnsi="TH Sarabun New" w:cs="TH Sarabun New"/>
+                <w:sz w:val="22"/>
+                <w:color w:val="1F2937"/>
+              </w:rPr>
+              <w:t>รวม/เฉลี่ย</w:t>
+            </w:r>
+          </w:p>
+        </w:tc>
+        <w:tc>
+          <w:tcPr>
+            <w:tcW w:w="1000" w:type="dxa"/>
+            <w:tcMar>
+              <w:top w:w="80" w:type="dxa"/>
+              <w:left w:w="100" w:type="dxa"/>
+              <w:bottom w:w="80" w:type="dxa"/>
+              <w:right w:w="100" w:type="dxa"/>
+            </w:tcMar>
+            <w:vAlign w:val="center"/>
+          </w:tcPr>
+          <w:p>
+            <w:pPr>
+              <w:jc w:val="center"/>
+              <w:spacing w:after="0"/>
+            </w:pPr>
+            <w:r>
+              <w:rPr>
+                <w:rFonts w:ascii="TH Sarabun New" w:eastAsia="TH Sarabun New" w:hAnsi="TH Sarabun New" w:cs="TH Sarabun New"/>
+                <w:sz w:val="22"/>
+                <w:color w:val="1F2937"/>
+              </w:rPr>
+              <w:t/>
+            </w:r>
+          </w:p>
+        </w:tc>
+        <w:tc>
+          <w:tcPr>
+            <w:tcW w:w="2300" w:type="dxa"/>
+            <w:tcMar>
+              <w:top w:w="80" w:type="dxa"/>
+              <w:left w:w="100" w:type="dxa"/>
+              <w:bottom w:w="80" w:type="dxa"/>
+              <w:right w:w="100" w:type="dxa"/>
+            </w:tcMar>
+            <w:vAlign w:val="center"/>
+          </w:tcPr>
+          <w:p>
+            <w:pPr>
+              <w:spacing w:after="0"/>
+            </w:pPr>
+            <w:r>
+              <w:rPr>
+                <w:rFonts w:ascii="TH Sarabun New" w:eastAsia="TH Sarabun New" w:hAnsi="TH Sarabun New" w:cs="TH Sarabun New"/>
+                <w:sz w:val="22"/>
+                <w:color w:val="1F2937"/>
+              </w:rPr>
+              <w:t>นักเรียน 8 คน</w:t>
+            </w:r>
+          </w:p>
+        </w:tc>
+        <w:tc>
+          <w:tcPr>
+            <w:tcW w:w="1200" w:type="dxa"/>
+            <w:tcMar>
+              <w:top w:w="80" w:type="dxa"/>
+              <w:left w:w="100" w:type="dxa"/>
+              <w:bottom w:w="80" w:type="dxa"/>
+              <w:right w:w="100" w:type="dxa"/>
+            </w:tcMar>
+            <w:vAlign w:val="center"/>
+          </w:tcPr>
+          <w:p>
+            <w:pPr>
+              <w:jc w:val="right"/>
+              <w:spacing w:after="0"/>
+            </w:pPr>
+            <w:r>
+              <w:rPr>
+                <w:rFonts w:ascii="TH Sarabun New" w:eastAsia="TH Sarabun New" w:hAnsi="TH Sarabun New" w:cs="TH Sarabun New"/>
+                <w:sz w:val="22"/>
+                <w:color w:val="1F2937"/>
+              </w:rPr>
+              <w:t>278.7</w:t>
+            </w:r>
+          </w:p>
+        </w:tc>
+        <w:tc>
+          <w:tcPr>
+            <w:tcW w:w="1200" w:type="dxa"/>
+            <w:tcMar>
+              <w:top w:w="80" w:type="dxa"/>
+              <w:left w:w="100" w:type="dxa"/>
+              <w:bottom w:w="80" w:type="dxa"/>
+              <w:right w:w="100" w:type="dxa"/>
+            </w:tcMar>
+            <w:vAlign w:val="center"/>
+          </w:tcPr>
+          <w:p>
+            <w:pPr>
+              <w:jc w:val="right"/>
+              <w:spacing w:after="0"/>
+            </w:pPr>
+            <w:r>
+              <w:rPr>
+                <w:rFonts w:ascii="TH Sarabun New" w:eastAsia="TH Sarabun New" w:hAnsi="TH Sarabun New" w:cs="TH Sarabun New"/>
+                <w:sz w:val="22"/>
+                <w:color w:val="1F2937"/>
+              </w:rPr>
+              <w:t>396.0</w:t>
+            </w:r>
+          </w:p>
+        </w:tc>
+        <w:tc>
+          <w:tcPr>
+            <w:tcW w:w="1000" w:type="dxa"/>
+            <w:tcMar>
+              <w:top w:w="80" w:type="dxa"/>
+              <w:left w:w="100" w:type="dxa"/>
+              <w:bottom w:w="80" w:type="dxa"/>
+              <w:right w:w="100" w:type="dxa"/>
+            </w:tcMar>
+            <w:vAlign w:val="center"/>
+          </w:tcPr>
+          <w:p>
+            <w:pPr>
+              <w:jc w:val="right"/>
+              <w:spacing w:after="0"/>
+            </w:pPr>
+            <w:r>
+              <w:rPr>
+                <w:rFonts w:ascii="TH Sarabun New" w:eastAsia="TH Sarabun New" w:hAnsi="TH Sarabun New" w:cs="TH Sarabun New"/>
+                <w:sz w:val="22"/>
+                <w:color w:val="1F2937"/>
+              </w:rPr>
+              <w:t>+117.3</w:t>
+            </w:r>
+          </w:p>
+        </w:tc>
+        <w:tc>
+          <w:tcPr>
+            <w:tcW w:w="900" w:type="dxa"/>
+            <w:tcMar>
+              <w:top w:w="80" w:type="dxa"/>
+              <w:left w:w="100" w:type="dxa"/>
+              <w:bottom w:w="80" w:type="dxa"/>
+              <w:right w:w="100" w:type="dxa"/>
+            </w:tcMar>
+            <w:vAlign w:val="center"/>
+          </w:tcPr>
+          <w:p>
+            <w:pPr>
+              <w:jc w:val="center"/>
+              <w:spacing w:after="0"/>
+            </w:pPr>
+            <w:r>
+              <w:rPr>
+                <w:rFonts w:ascii="TH Sarabun New" w:eastAsia="TH Sarabun New" w:hAnsi="TH Sarabun New" w:cs="TH Sarabun New"/>
+                <w:sz w:val="22"/>
+                <w:color w:val="1F2937"/>
+              </w:rPr>
+              <w:t>14 วัน</w:t>
+            </w:r>
+          </w:p>
+        </w:tc>
+      </w:tr>
+    </w:tbl>
+    <w:p>
+      <w:pPr>
+        <w:spacing w:after="100"/>
+        <w:ind w:firstLine="504"/>
+        <w:jc w:val="both"/>
+      </w:pPr>
+      <w:r>
+        <w:rPr>
+          <w:rFonts w:ascii="TH Sarabun New" w:eastAsia="TH Sarabun New" w:hAnsi="TH Sarabun New" w:cs="TH Sarabun New"/>
+          <w:sz w:val="28"/>
+          <w:color w:val="1F2937"/>
+        </w:rPr>
+        <w:t>สรุปผลจากข้อมูลดัมมี่: คะแนนเฉลี่ยก่อนเรียนเท่ากับ 278.7 คะแนน คะแนนเฉลี่ยหลังเรียนเท่ากับ 396.0 คะแนน ผลต่างเฉลี่ย +117.3 คะแนน และนักเรียน 8 จาก 8 คน หรือร้อยละ 100 มีคะแนนหลังเรียนสูงขึ้น ซึ่งสอดคล้องกับสมมติฐานว่าเกมแข่งสูตรคูณช่วยเพิ่มความคล่องในการคำนวณสูตรคูณ</w:t>
+      </w:r>
+    </w:p>
+    <w:p>
+      <w:pPr>
+        <w:spacing w:after="100"/>
+        <w:ind w:firstLine="504"/>
+        <w:jc w:val="both"/>
+      </w:pPr>
+      <w:r>
+        <w:rPr>
+          <w:rFonts w:ascii="TH Sarabun New" w:eastAsia="TH Sarabun New" w:hAnsi="TH Sarabun New" w:cs="TH Sarabun New"/>
+          <w:sz w:val="28"/>
+          <w:color w:val="1F2937"/>
+        </w:rPr>
+        <w:t>การแปลผลเชิงวิจัย: ข้อมูลจำลองนี้แสดงแนวโน้มเชิงบวกและใช้เป็นตัวอย่างการเขียนผลในบทที่ 4–5 ได้ โดยยังไม่ถือเป็นหลักฐานผลการวิจัยจริงจนกว่าจะดึงข้อมูลจริงจากระบบหลังครบช่วง Posttest</w:t>
+      </w:r>
+    </w:p>
     <w:p>
       <w:pPr>
         <w:spacing w:after="0"/>

--- a/public/docs/classroom-research/p4-multiply-race-research-plan-a.docx
+++ b/public/docs/classroom-research/p4-multiply-race-research-plan-a.docx
@@ -61,7 +61,7 @@
         <w:rPr>
           <w:rFonts w:cs="TH Sarabun New"/>
         </w:rPr>
-        <w:t>การพัฒนาทักษะสูตรคูณด้วยเกมแข่งสูตรคูณ (แผนการวิจัย 7 วันต่อช่วง)</w:t>
+        <w:t>การพัฒนาทักษะสูตรคูณด้วยเกมแข่งสูตรคูณ (แผนการวิจัย 7 วันเรียนต่อช่วง)</w:t>
       </w:r>
     </w:p>
     <w:p>
@@ -287,7 +287,7 @@
                 <w:rFonts w:cs="TH Sarabun New"/>
                 <w:sz w:val="28"/>
               </w:rPr>
-              <w:t>การพัฒนาทักษะสูตรคูณด้วยเกมแข่งสูตรคูณ (แผนการวิจัย 7 วันต่อช่วง)</w:t>
+              <w:t>การพัฒนาทักษะสูตรคูณด้วยเกมแข่งสูตรคูณ (แผนการวิจัย 7 วันเรียนต่อช่วง)</w:t>
             </w:r>
           </w:p>
         </w:tc>
@@ -476,7 +476,22 @@
                 <w:rFonts w:cs="TH Sarabun New"/>
                 <w:sz w:val="30"/>
               </w:rPr>
-              <w:t>ก่อนเรียน 20–26 มิถุนายน 2569; หลังเรียน 27 มิถุนายน–3 กรกฎาคม 2569</w:t>
+              <w:t>ก่อนเรียน 22–26 และ 29–30 มิถุนายน 2569; หลังเรียน 1–3 และ 6–9 กรกฎาคม 2569</w:t>
+            </w:r>
+          </w:p>
+          <w:p>
+            <w:pPr>
+              <w:spacing w:after="100"/>
+              <w:ind w:firstLine="504"/>
+              <w:jc w:val="both"/>
+            </w:pPr>
+            <w:r>
+              <w:rPr>
+                <w:rFonts w:ascii="TH Sarabun New" w:eastAsia="TH Sarabun New" w:hAnsi="TH Sarabun New" w:cs="TH Sarabun New"/>
+                <w:sz w:val="26"/>
+                <w:color w:val="7A4B00"/>
+              </w:rPr>
+              <w:t>หมายเหตุตารางกำหนดการ: นับเฉพาะวันเรียนจันทร์–ศุกร์ จึงข้ามวันเสาร์–อาทิตย์ เพื่อให้สอดคล้องกับการจัดกิจกรรมในโรงเรียน</w:t>
             </w:r>
           </w:p>
         </w:tc>
@@ -1233,7 +1248,22 @@
         <w:rPr>
           <w:rFonts w:cs="TH Sarabun New"/>
         </w:rPr>
-        <w:t>แผนวิจัยนี้มุ่งแก้ปัญหาความคล่องในการคำนวณสูตรคูณของนักเรียนชั้น ประถมศึกษาปีที่ 4 โดยใช้เกมการศึกษา “แข่งสูตรคูณ” ในระบบ Kampai School เป็นกิจกรรมฝึกซ้ำและให้ผลย้อนกลับทันที ใช้รูปแบบ One-Group Pretest–Posttest Design เก็บคะแนนก่อนเรียนระหว่าง 20–26 มิถุนายน 2569 และหลังเรียนระหว่าง 27 มิถุนายน–3 กรกฎาคม 2569</w:t>
+        <w:t>แผนวิจัยนี้มุ่งแก้ปัญหาความคล่องในการคำนวณสูตรคูณของนักเรียนชั้น ประถมศึกษาปีที่ 4 โดยใช้เกมการศึกษา “แข่งสูตรคูณ” ในระบบ Kampai School เป็นกิจกรรมฝึกซ้ำและให้ผลย้อนกลับทันที ใช้รูปแบบ One-Group Pretest–Posttest Design เก็บคะแนนก่อนเรียนระหว่าง 22–26 และ 29–30 มิถุนายน 2569 และหลังเรียนระหว่าง 1–3 และ 6–9 กรกฎาคม 2569</w:t>
+      </w:r>
+    </w:p>
+    <w:p>
+      <w:pPr>
+        <w:spacing w:after="100"/>
+        <w:ind w:firstLine="504"/>
+        <w:jc w:val="both"/>
+      </w:pPr>
+      <w:r>
+        <w:rPr>
+          <w:rFonts w:ascii="TH Sarabun New" w:eastAsia="TH Sarabun New" w:hAnsi="TH Sarabun New" w:cs="TH Sarabun New"/>
+          <w:sz w:val="26"/>
+          <w:color w:val="7A4B00"/>
+        </w:rPr>
+        <w:t>หมายเหตุตารางกำหนดการ: นับเฉพาะวันเรียนจันทร์–ศุกร์ จึงข้ามวันเสาร์–อาทิตย์ เพื่อให้สอดคล้องกับการจัดกิจกรรมในโรงเรียน</w:t>
       </w:r>
     </w:p>
     <w:tbl>
@@ -1545,7 +1575,22 @@
                 <w:rFonts w:cs="TH Sarabun New"/>
                 <w:sz w:val="28"/>
               </w:rPr>
-              <w:t>วันต่อช่วง รวม 14 วัน: ก่อนเรียน 20–26 มิถุนายน 2569 และหลังเรียน 27 มิถุนายน–3 กรกฎาคม 2569</w:t>
+              <w:t>วันเรียนต่อช่วง รวม 14 วันเรียน: ก่อนเรียน 22–26 และ 29–30 มิถุนายน 2569 และหลังเรียน 1–3 และ 6–9 กรกฎาคม 2569</w:t>
+            </w:r>
+          </w:p>
+          <w:p>
+            <w:pPr>
+              <w:spacing w:after="100"/>
+              <w:ind w:firstLine="504"/>
+              <w:jc w:val="both"/>
+            </w:pPr>
+            <w:r>
+              <w:rPr>
+                <w:rFonts w:ascii="TH Sarabun New" w:eastAsia="TH Sarabun New" w:hAnsi="TH Sarabun New" w:cs="TH Sarabun New"/>
+                <w:sz w:val="26"/>
+                <w:color w:val="7A4B00"/>
+              </w:rPr>
+              <w:t>หมายเหตุตารางกำหนดการ: นับเฉพาะวันเรียนจันทร์–ศุกร์ จึงข้ามวันเสาร์–อาทิตย์ เพื่อให้สอดคล้องกับการจัดกิจกรรมในโรงเรียน</w:t>
             </w:r>
           </w:p>
         </w:tc>
@@ -1741,7 +1786,7 @@
           <w:sz w:val="28"/>
           <w:color w:val="1F2937"/>
         </w:rPr>
-        <w:t>ชุดข้อมูลจำลองกำหนดให้นักเรียนชั้นประถมศึกษาปีที่ 4 จำนวน 8 คน เล่นเกมแข่งสูตรคูณช่วงก่อนเรียน 7 วัน และหลังเรียน 7 วัน วันละ 1 รอบ คะแนนในตารางเป็นคะแนนเฉลี่ยรายช่วงของผู้เรียนแต่ละคน</w:t>
+        <w:t>ชุดข้อมูลจำลองกำหนดให้นักเรียนชั้นประถมศึกษาปีที่ 4 จำนวน 8 คน เล่นเกมแข่งสูตรคูณช่วงก่อนเรียน 7 วันเรียน และหลังเรียน 7 วันเรียน วันละ 1 รอบ คะแนนในตารางเป็นคะแนนเฉลี่ยรายช่วงของผู้เรียนแต่ละคน</w:t>
       </w:r>
     </w:p>
     <w:tbl>
@@ -5404,7 +5449,22 @@
                 <w:rFonts w:cs="TH Sarabun New"/>
                 <w:sz w:val="28"/>
               </w:rPr>
-              <w:t>ก่อนเรียน 20–26 มิถุนายน 2569; หลังเรียน 27 มิถุนายน–3 กรกฎาคม 2569</w:t>
+              <w:t>ก่อนเรียน 22–26 และ 29–30 มิถุนายน 2569; หลังเรียน 1–3 และ 6–9 กรกฎาคม 2569</w:t>
+            </w:r>
+          </w:p>
+          <w:p>
+            <w:pPr>
+              <w:spacing w:after="100"/>
+              <w:ind w:firstLine="504"/>
+              <w:jc w:val="both"/>
+            </w:pPr>
+            <w:r>
+              <w:rPr>
+                <w:rFonts w:ascii="TH Sarabun New" w:eastAsia="TH Sarabun New" w:hAnsi="TH Sarabun New" w:cs="TH Sarabun New"/>
+                <w:sz w:val="26"/>
+                <w:color w:val="7A4B00"/>
+              </w:rPr>
+              <w:t>หมายเหตุตารางกำหนดการ: นับเฉพาะวันเรียนจันทร์–ศุกร์ จึงข้ามวันเสาร์–อาทิตย์ เพื่อให้สอดคล้องกับการจัดกิจกรรมในโรงเรียน</w:t>
             </w:r>
           </w:p>
         </w:tc>
@@ -6191,7 +6251,7 @@
                 <w:rFonts w:cs="TH Sarabun New"/>
                 <w:sz w:val="26"/>
               </w:rPr>
-              <w:t>เก็บก่อน 7 วัน → จัดกิจกรรม/ให้ผลย้อนกลับ → เก็บหลัง 7 วัน</w:t>
+              <w:t>เก็บก่อน 7 วันเรียน → จัดกิจกรรม/ให้ผลย้อนกลับ → เก็บหลัง 7 วันเรียน</w:t>
             </w:r>
           </w:p>
         </w:tc>
@@ -6402,7 +6462,7 @@
         <w:rPr>
           <w:rFonts w:cs="TH Sarabun New"/>
         </w:rPr>
-        <w:t>ภารกิจวัดคะแนนรูปแบบเดียวกัน วันละ 1 รอบต่อคน ต่อเนื่อง 7 วันในแต่ละช่วง</w:t>
+        <w:t>ภารกิจวัดคะแนนรูปแบบเดียวกัน วันละ 1 รอบต่อคน ต่อเนื่อง 7 วันเรียนในแต่ละช่วง</w:t>
       </w:r>
     </w:p>
     <w:p>
@@ -6687,14 +6747,14 @@
                 <w:rFonts w:cs="TH Sarabun New"/>
                 <w:sz w:val="26"/>
               </w:rPr>
-              <w:t xml:space="preserve">20–26 </w:t>
+              <w:t xml:space="preserve">22–26 และ 29–30 </w:t>
             </w:r>
             <w:r>
               <w:rPr>
                 <w:rFonts w:cs="TH Sarabun New"/>
                 <w:sz w:val="26"/>
               </w:rPr>
-              <w:t>มิ.ย. 2569 (7 วัน)</w:t>
+              <w:t>มิ.ย. 2569 (7 วันเรียน)</w:t>
             </w:r>
           </w:p>
         </w:tc>
@@ -6746,7 +6806,7 @@
                 <w:rFonts w:cs="TH Sarabun New"/>
                 <w:sz w:val="26"/>
               </w:rPr>
-              <w:t>ระเบียน: 8 คน × 7 วัน</w:t>
+              <w:t>ระเบียน: 8 คน × 7 วันเรียน</w:t>
             </w:r>
           </w:p>
         </w:tc>
@@ -6843,21 +6903,21 @@
                 <w:rFonts w:cs="TH Sarabun New"/>
                 <w:sz w:val="26"/>
               </w:rPr>
-              <w:t xml:space="preserve">27 </w:t>
+              <w:t>1–3 และ 6–9 ก.ค. 2569 (7 วันเรียน)</w:t>
             </w:r>
             <w:r>
               <w:rPr>
                 <w:rFonts w:cs="TH Sarabun New"/>
                 <w:sz w:val="26"/>
               </w:rPr>
-              <w:t xml:space="preserve">มิ.ย.–3 ก.ค. 2569 (7 </w:t>
+              <w:t/>
             </w:r>
             <w:r>
               <w:rPr>
                 <w:rFonts w:cs="TH Sarabun New"/>
                 <w:sz w:val="26"/>
               </w:rPr>
-              <w:t>วัน)</w:t>
+              <w:t/>
             </w:r>
           </w:p>
         </w:tc>
@@ -6909,7 +6969,7 @@
                 <w:rFonts w:cs="TH Sarabun New"/>
                 <w:sz w:val="26"/>
               </w:rPr>
-              <w:t>ระเบียน: 8 คน × 7 วัน</w:t>
+              <w:t>ระเบียน: 8 คน × 7 วันเรียน</w:t>
             </w:r>
           </w:p>
         </w:tc>
@@ -6935,7 +6995,7 @@
                 <w:rFonts w:cs="TH Sarabun New"/>
                 <w:sz w:val="26"/>
               </w:rPr>
-              <w:t>หลัง 3 ก.ค. 2569</w:t>
+              <w:t>หลัง 9 ก.ค. 2569</w:t>
             </w:r>
           </w:p>
         </w:tc>
@@ -7062,7 +7122,7 @@
         <w:rPr>
           <w:rFonts w:cs="TH Sarabun New"/>
         </w:rPr>
-        <w:t>กำหนดช่วงก่อนเรียนและหลังเรียนช่วงละ 7 วัน ควบคุมวันละ 1 รอบต่อคน รวมคนละ 14 รอบ</w:t>
+        <w:t>กำหนดช่วงก่อนเรียนและหลังเรียนช่วงละ 7 วันเรียน ควบคุมวันละ 1 รอบต่อคน รวมคนละ 14 รอบ</w:t>
       </w:r>
     </w:p>
     <w:p>
@@ -7765,7 +7825,7 @@
                 <w:rFonts w:cs="TH Sarabun New"/>
                 <w:sz w:val="24"/>
               </w:rPr>
-              <w:t>ครบ 14 วัน รวม 112 ระเบียน</w:t>
+              <w:t>ครบ 14 วันเรียน รวม 112 ระเบียน</w:t>
             </w:r>
           </w:p>
         </w:tc>
@@ -9975,7 +10035,7 @@
         <w:rPr>
           <w:rFonts w:cs="TH Sarabun New"/>
         </w:rPr>
-        <w:t>ด้วย นายณัฐพงศ์ สิงห์ชมภู มีความประสงค์ดำเนินการวิจัยในชั้นเรียนเรื่อง “การพัฒนาทักษะสูตรคูณด้วยเกมแข่งสูตรคูณ (แผนการวิจัย 7 วันต่อช่วง)” เพื่อพัฒนาการเรียนรู้สูตรคูณของนักเรียน โดยเก็บคะแนนก่อนเรียน 7 วันและหลังเรียน 7 วัน วันละ 1 รอบต่อคน ระหว่าง 20 มิถุนายน–3 กรกฎาคม 2569 ผ่านเกมการศึกษาในระบบ Kampai School</w:t>
+        <w:t>ด้วย นายณัฐพงศ์ สิงห์ชมภู มีความประสงค์ดำเนินการวิจัยในชั้นเรียนเรื่อง “การพัฒนาทักษะสูตรคูณด้วยเกมแข่งสูตรคูณ (แผนการวิจัย 7 วันเรียนต่อช่วง)” เพื่อพัฒนาการเรียนรู้สูตรคูณของนักเรียน โดยเก็บคะแนนก่อนเรียน 7 วันเรียนและหลังเรียน 7 วันเรียน วันละ 1 รอบต่อคน ระหว่าง 20 มิถุนายน–3 กรกฎาคม 2569 ผ่านเกมการศึกษาในระบบ Kampai School</w:t>
       </w:r>
     </w:p>
     <w:p>
@@ -10844,7 +10904,7 @@
                 <w:rFonts w:cs="TH Sarabun New"/>
                 <w:sz w:val="22"/>
               </w:rPr>
-              <w:t>วัน, วันละ 1 รอบ/คน</w:t>
+              <w:t>วันเรียน, วันละ 1 รอบ/คน</w:t>
             </w:r>
           </w:p>
         </w:tc>
@@ -10868,7 +10928,7 @@
                 <w:rFonts w:cs="TH Sarabun New"/>
                 <w:sz w:val="22"/>
               </w:rPr>
-              <w:t xml:space="preserve">20–26 </w:t>
+              <w:t xml:space="preserve">22–26 และ 29–30 </w:t>
             </w:r>
             <w:r>
               <w:rPr>
@@ -10953,7 +11013,7 @@
                 <w:rFonts w:cs="TH Sarabun New"/>
                 <w:sz w:val="22"/>
               </w:rPr>
-              <w:t>วัน, วันละ 1 รอบ/คน</w:t>
+              <w:t>วันเรียน, วันละ 1 รอบ/คน</w:t>
             </w:r>
           </w:p>
         </w:tc>
@@ -10977,14 +11037,7 @@
                 <w:rFonts w:cs="TH Sarabun New"/>
                 <w:sz w:val="22"/>
               </w:rPr>
-              <w:t xml:space="preserve">27 </w:t>
-            </w:r>
-            <w:r>
-              <w:rPr>
-                <w:rFonts w:cs="TH Sarabun New"/>
-                <w:sz w:val="22"/>
-              </w:rPr>
-              <w:t>มิ.ย.–3 ก.ค. 2569; 56 ระเบียน</w:t>
+              <w:t>1–3 และ 6–9 ก.ค. 2569; 56 ระเบียน</w:t>
             </w:r>
           </w:p>
         </w:tc>
@@ -11437,7 +11490,7 @@
         <w:rPr>
           <w:rFonts w:cs="TH Sarabun New"/>
         </w:rPr>
-        <w:t>ข้อมูลจริงไม่สอดคล้องกับร่างเดิมในเรื่องจำนวนผู้เข้าร่วม (ร่างเดิม 14 คน) และความชัดเจนของคำว่า “7 วัน” จึงปรับเป็นผู้เข้าร่วม 8 คน และเก็บ 7 วันต่อช่วง รวม 14 วัน ส่วนจำนวนรอบจริงสอดคล้องกันทุกวัน คือวันละ 1 รอบต่อคน ข้อมูลครบถ้วน 100%</w:t>
+        <w:t>ข้อมูลจริงไม่สอดคล้องกับร่างเดิมในเรื่องจำนวนผู้เข้าร่วม (ร่างเดิม 14 คน) และความชัดเจนของคำว่า “7 วัน” จึงปรับเป็นผู้เข้าร่วม 8 คน และเก็บ 7 วันเรียนต่อช่วง รวม 14 วันเรียน ส่วนจำนวนรอบจริงสอดคล้องกันทุกวัน คือวันละ 1 รอบต่อคน ข้อมูลครบถ้วน 100%</w:t>
       </w:r>
     </w:p>
     <w:p>
@@ -11525,7 +11578,7 @@
         <w:rPr>
           <w:rFonts w:cs="TH Sarabun New"/>
         </w:rPr>
-        <w:t>การพัฒนาทักษะสูตรคูณด้วยเกมแข่งสูตรคูณ (แผนการวิจัย 7 วันต่อช่วง)” จำนวน 1 ชุด</w:t>
+        <w:t>การพัฒนาทักษะสูตรคูณด้วยเกมแข่งสูตรคูณ (แผนการวิจัย 7 วันเรียนต่อช่วง)” จำนวน 1 ชุด</w:t>
       </w:r>
     </w:p>
     <w:p>
@@ -11538,7 +11591,22 @@
         <w:rPr>
           <w:rFonts w:cs="TH Sarabun New"/>
         </w:rPr>
-        <w:t>ข้าพเจ้า นายณัฐพงศ์ สิงห์ชมภู ตำแหน่ง ครูผู้ช่วย มีความประสงค์ขออนุญาตดำเนินการวิจัยในชั้นเรียนกับนักเรียนชั้น ประถมศึกษาปีที่ 4 จำนวน 8 คน เพื่อพัฒนาทักษะสูตรคูณ โดยใช้เกม แข่งสูตรคูณ ในระบบ Kampai School ระหว่าง 20–26 มิถุนายน 2569 และ 27 มิถุนายน–3 กรกฎาคม 2569</w:t>
+        <w:t>ข้าพเจ้า นายณัฐพงศ์ สิงห์ชมภู ตำแหน่ง ครูผู้ช่วย มีความประสงค์ขออนุญาตดำเนินการวิจัยในชั้นเรียนกับนักเรียนชั้น ประถมศึกษาปีที่ 4 จำนวน 8 คน เพื่อพัฒนาทักษะสูตรคูณ โดยใช้เกม แข่งสูตรคูณ ในระบบ Kampai School ระหว่าง 22–26 และ 29–30 มิถุนายน 2569 และ 1–3 และ 6–9 กรกฎาคม 2569</w:t>
+      </w:r>
+    </w:p>
+    <w:p>
+      <w:pPr>
+        <w:spacing w:after="100"/>
+        <w:ind w:firstLine="504"/>
+        <w:jc w:val="both"/>
+      </w:pPr>
+      <w:r>
+        <w:rPr>
+          <w:rFonts w:ascii="TH Sarabun New" w:eastAsia="TH Sarabun New" w:hAnsi="TH Sarabun New" w:cs="TH Sarabun New"/>
+          <w:sz w:val="26"/>
+          <w:color w:val="7A4B00"/>
+        </w:rPr>
+        <w:t>หมายเหตุตารางกำหนดการ: นับเฉพาะวันเรียนจันทร์–ศุกร์ จึงข้ามวันเสาร์–อาทิตย์ เพื่อให้สอดคล้องกับการจัดกิจกรรมในโรงเรียน</w:t>
       </w:r>
     </w:p>
     <w:p>
@@ -11658,7 +11726,7 @@
         <w:rPr>
           <w:rFonts w:cs="TH Sarabun New"/>
         </w:rPr>
-        <w:t>การพัฒนาทักษะสูตรคูณด้วยเกมแข่งสูตรคูณ (แผนการวิจัย 7 วันต่อช่วง)</w:t>
+        <w:t>การพัฒนาทักษะสูตรคูณด้วยเกมแข่งสูตรคูณ (แผนการวิจัย 7 วันเรียนต่อช่วง)</w:t>
       </w:r>
     </w:p>
     <w:p>
@@ -12093,7 +12161,7 @@
         <w:rPr>
           <w:rFonts w:cs="TH Sarabun New"/>
         </w:rPr>
-        <w:t>เสนอขออนุญาตดำเนินการวิจัยในชั้นเรียนเรื่อง “การพัฒนาทักษะสูตรคูณด้วยเกมแข่งสูตรคูณ (แผนการวิจัย 7 วันต่อช่วง)” นั้น ได้พิจารณาแผนการวิจัย เครื่องมือ ระยะเวลา และแนวทางคุ้มครองข้อมูลผู้เรียนแล้ว</w:t>
+        <w:t>เสนอขออนุญาตดำเนินการวิจัยในชั้นเรียนเรื่อง “การพัฒนาทักษะสูตรคูณด้วยเกมแข่งสูตรคูณ (แผนการวิจัย 7 วันเรียนต่อช่วง)” นั้น ได้พิจารณาแผนการวิจัย เครื่องมือ ระยะเวลา และแนวทางคุ้มครองข้อมูลผู้เรียนแล้ว</w:t>
       </w:r>
     </w:p>
     <w:p>

--- a/public/docs/classroom-research/p4-multiply-race-research-plan-a.docx
+++ b/public/docs/classroom-research/p4-multiply-race-research-plan-a.docx
@@ -13760,6 +13760,8 @@
     <w:sectPr>
       <w:headerReference w:type="default" r:id="rId8"/>
       <w:footerReference w:type="default" r:id="rId9"/>
+      <w:footerReference w:type="first" r:id="rId9"/>
+      <w:footerReference w:type="even" r:id="rId9"/>
       <w:pgSz w:w="11909" w:h="16834"/>
       <w:pgMar w:top="1080" w:right="1224" w:bottom="1080" w:left="1224" w:header="504" w:footer="504" w:gutter="0"/>
       <w:cols w:space="720"/>
@@ -13807,7 +13809,7 @@
         <w:color w:val="666666"/>
         <w:sz w:val="22"/>
       </w:rPr>
-      <w:t xml:space="preserve">โรงเรียนบ้านคำไผ่  |  </w:t>
+      <w:t xml:space="preserve">โรงเรียนบ้านคำไผ่  |  หน้า </w:t>
     </w:r>
     <w:r>
       <w:fldChar w:fldCharType="begin"/>

--- a/public/docs/classroom-research/p4-multiply-race-research-plan-a.docx
+++ b/public/docs/classroom-research/p4-multiply-race-research-plan-a.docx
@@ -9237,6 +9237,268 @@
       <w:pPr>
         <w:pStyle w:val="1"/>
         <w:spacing w:before="280" w:after="160"/>
+        <w:p>
+          <w:r>
+            <w:br w:type="page"/>
+          </w:r>
+        </w:p>
+        <w:p>
+          <w:pPr>
+            <w:pStyle w:val="1"/>
+            <w:spacing w:before="220" w:after="120"/>
+            <w:jc w:val="center"/>
+          </w:pPr>
+          <w:r>
+            <w:rPr>
+              <w:rFonts w:ascii="TH Sarabun New" w:eastAsia="TH Sarabun New" w:hAnsi="TH Sarabun New" w:cs="TH Sarabun New"/>
+              <w:b/>
+              <w:color w:val="17365D"/>
+              <w:sz w:val="34"/>
+            </w:rPr>
+            <w:t>บทที่ 5 สรุปผล อภิปรายผล และข้อเสนอแนะ</w:t>
+          </w:r>
+        </w:p>
+        <w:p>
+          <w:pPr>
+            <w:spacing w:after="100"/>
+            <w:ind w:firstLine="504"/>
+            <w:jc w:val="both"/>
+          </w:pPr>
+          <w:r>
+            <w:rPr>
+              <w:rFonts w:ascii="TH Sarabun New" w:eastAsia="TH Sarabun New" w:hAnsi="TH Sarabun New" w:cs="TH Sarabun New"/>
+              <w:sz w:val="30"/>
+              <w:color w:val="7A4B00"/>
+            </w:rPr>
+            <w:t>หมายเหตุ: บทที่ 5 นี้จัดทำจากข้อมูลดัมมี่ประกอบเล่ม เพื่อใช้เป็นตัวอย่างการสรุปผลและตรวจรูปแบบเอกสารเท่านั้น ก่อนส่งรายงานจริงให้แทนที่ตัวเลข ชื่อนักเรียน และข้อค้นพบด้วยข้อมูลจริงจากระบบ /teacher/game-research</w:t>
+          </w:r>
+        </w:p>
+        <w:p>
+          <w:pPr>
+            <w:pStyle w:val="21"/>
+            <w:spacing w:before="120" w:after="80"/>
+          </w:pPr>
+          <w:r>
+            <w:rPr>
+              <w:rFonts w:ascii="TH Sarabun New" w:eastAsia="TH Sarabun New" w:hAnsi="TH Sarabun New" w:cs="TH Sarabun New"/>
+              <w:b/>
+              <w:color w:val="17365D"/>
+              <w:sz w:val="30"/>
+            </w:rPr>
+            <w:t>5.1 สรุปผลการวิจัย</w:t>
+          </w:r>
+        </w:p>
+        <w:p>
+          <w:pPr>
+            <w:spacing w:after="100"/>
+            <w:ind w:firstLine="504"/>
+            <w:jc w:val="both"/>
+          </w:pPr>
+          <w:r>
+            <w:rPr>
+              <w:rFonts w:ascii="TH Sarabun New" w:eastAsia="TH Sarabun New" w:hAnsi="TH Sarabun New" w:cs="TH Sarabun New"/>
+              <w:sz w:val="30"/>
+              <w:color w:val="000000"/>
+            </w:rPr>
+            <w:t>จากข้อมูลดัมมี่ประกอบเล่ม นักเรียนชั้นประถมศึกษาปีที่ 4 จำนวน 8 คน เล่นเกมแข่งสูตรคูณในช่วงก่อนเรียน 7 วันเรียน และช่วงหลังเรียน 7 วันเรียน วันละ 1 รอบ รวมคนละ 14 รอบ พบว่าคะแนนเฉลี่ยก่อนเรียนเท่ากับ 278.7 คะแนน และคะแนนเฉลี่ยหลังเรียนเท่ากับ 396.0 คะแนน</w:t>
+          </w:r>
+        </w:p>
+        <w:p>
+          <w:pPr>
+            <w:spacing w:after="100"/>
+            <w:ind w:firstLine="504"/>
+            <w:jc w:val="both"/>
+          </w:pPr>
+          <w:r>
+            <w:rPr>
+              <w:rFonts w:ascii="TH Sarabun New" w:eastAsia="TH Sarabun New" w:hAnsi="TH Sarabun New" w:cs="TH Sarabun New"/>
+              <w:sz w:val="30"/>
+              <w:color w:val="000000"/>
+            </w:rPr>
+            <w:t>ผลต่างเฉลี่ยระหว่างคะแนนหลังเรียนและก่อนเรียนเท่ากับ +117.3 คะแนน นักเรียน 8 คนจาก 8 คน หรือร้อยละ 100 มีคะแนนหลังเรียนสูงกว่าก่อนเรียน แสดงแนวโน้มว่าผู้เรียนมีความคล่องในการคำนวณสูตรคูณเพิ่มขึ้นหลังได้รับกิจกรรมฝึกผ่านเกม</w:t>
+          </w:r>
+        </w:p>
+        <w:p>
+          <w:pPr>
+            <w:spacing w:after="100"/>
+            <w:ind w:firstLine="504"/>
+            <w:jc w:val="both"/>
+          </w:pPr>
+          <w:r>
+            <w:rPr>
+              <w:rFonts w:ascii="TH Sarabun New" w:eastAsia="TH Sarabun New" w:hAnsi="TH Sarabun New" w:cs="TH Sarabun New"/>
+              <w:sz w:val="30"/>
+              <w:color w:val="000000"/>
+            </w:rPr>
+            <w:t>เมื่อพิจารณารายบุคคล พบว่านักเรียนทุกคนมีผลต่างเป็นบวก โดยผลต่างอยู่ระหว่าง +80.7 ถึง +138.0 คะแนน ผู้เรียนที่มีผลต่างเพิ่มขึ้นสูงสุดคือ ด.ญ.สรารัตน์ มฤกุล (+138.0 คะแนน) ส่วนผู้เรียนที่มีคะแนนก่อนเรียนสูงอยู่แล้ว เช่น ด.ช.พีรวัส นิโม ยังคงมีคะแนนหลังเรียนเพิ่มขึ้น (+80.7 คะแนน) แสดงว่ากิจกรรมสามารถใช้ได้ทั้งกับผู้เรียนที่ต้องการพัฒนาเร่งด่วนและผู้เรียนที่มีพื้นฐานดี</w:t>
+          </w:r>
+        </w:p>
+        <w:p>
+          <w:pPr>
+            <w:pStyle w:val="21"/>
+            <w:spacing w:before="120" w:after="80"/>
+          </w:pPr>
+          <w:r>
+            <w:rPr>
+              <w:rFonts w:ascii="TH Sarabun New" w:eastAsia="TH Sarabun New" w:hAnsi="TH Sarabun New" w:cs="TH Sarabun New"/>
+              <w:b/>
+              <w:color w:val="17365D"/>
+              <w:sz w:val="30"/>
+            </w:rPr>
+            <w:t>5.2 อภิปรายผล</w:t>
+          </w:r>
+        </w:p>
+        <w:p>
+          <w:pPr>
+            <w:spacing w:after="100"/>
+            <w:ind w:firstLine="504"/>
+            <w:jc w:val="both"/>
+          </w:pPr>
+          <w:r>
+            <w:rPr>
+              <w:rFonts w:ascii="TH Sarabun New" w:eastAsia="TH Sarabun New" w:hAnsi="TH Sarabun New" w:cs="TH Sarabun New"/>
+              <w:sz w:val="30"/>
+              <w:color w:val="000000"/>
+            </w:rPr>
+            <w:t>ผลจากข้อมูลดัมมี่สอดคล้องกับสมมติฐานการวิจัยที่กำหนดไว้ว่า คะแนนเฉลี่ยหลังเรียนสูงกว่าคะแนนเฉลี่ยก่อนเรียน และนักเรียนไม่น้อยกว่าร้อยละ 70 มีคะแนนเพิ่มขึ้น ทั้งนี้แนวโน้มดังกล่าวอาจเกิดจากลักษณะของเกมที่ให้ผู้เรียนฝึกซ้ำในเงื่อนไขเดียวกัน มีคะแนนสะท้อนผลทันที และช่วยกระตุ้นให้ผู้เรียนตั้งใจตอบโจทย์สูตรคูณมากขึ้น</w:t>
+          </w:r>
+        </w:p>
+        <w:p>
+          <w:pPr>
+            <w:spacing w:after="100"/>
+            <w:ind w:firstLine="504"/>
+            <w:jc w:val="both"/>
+          </w:pPr>
+          <w:r>
+            <w:rPr>
+              <w:rFonts w:ascii="TH Sarabun New" w:eastAsia="TH Sarabun New" w:hAnsi="TH Sarabun New" w:cs="TH Sarabun New"/>
+              <w:sz w:val="30"/>
+              <w:color w:val="000000"/>
+            </w:rPr>
+            <w:t>การใช้ระบบ Kampai School ช่วยให้ครูเห็นข้อมูลรายบุคคลอย่างเป็นระบบ ทั้งคะแนนก่อนเรียน คะแนนหลังเรียน ผลต่าง และจำนวนรอบการเล่น จึงสามารถนำข้อมูลไปวางแผนสอนซ่อมเสริมได้ชัดเจนกว่าการสังเกตเพียงอย่างเดียว</w:t>
+          </w:r>
+        </w:p>
+        <w:p>
+          <w:pPr>
+            <w:spacing w:after="100"/>
+            <w:ind w:firstLine="504"/>
+            <w:jc w:val="both"/>
+          </w:pPr>
+          <w:r>
+            <w:rPr>
+              <w:rFonts w:ascii="TH Sarabun New" w:eastAsia="TH Sarabun New" w:hAnsi="TH Sarabun New" w:cs="TH Sarabun New"/>
+              <w:sz w:val="30"/>
+              <w:color w:val="000000"/>
+            </w:rPr>
+            <w:t>อย่างไรก็ตาม เนื่องจากข้อมูลในบทนี้เป็นข้อมูลดัมมี่ จึงยังไม่สามารถใช้เป็นหลักฐานผลการวิจัยจริงได้ การสรุปผลฉบับสมบูรณ์ต้องใช้ข้อมูลจริงหลังครบช่วง Posttest และควรตรวจความครบถ้วนของระเบียนรายวันก่อนวิเคราะห์</w:t>
+          </w:r>
+        </w:p>
+        <w:p>
+          <w:pPr>
+            <w:pStyle w:val="21"/>
+            <w:spacing w:before="120" w:after="80"/>
+          </w:pPr>
+          <w:r>
+            <w:rPr>
+              <w:rFonts w:ascii="TH Sarabun New" w:eastAsia="TH Sarabun New" w:hAnsi="TH Sarabun New" w:cs="TH Sarabun New"/>
+              <w:b/>
+              <w:color w:val="17365D"/>
+              <w:sz w:val="30"/>
+            </w:rPr>
+            <w:t>5.3 ข้อเสนอแนะ</w:t>
+          </w:r>
+        </w:p>
+        <w:p>
+          <w:pPr>
+            <w:spacing w:after="70"/>
+            <w:ind w:left="504" w:hanging="360"/>
+            <w:jc w:val="both"/>
+          </w:pPr>
+          <w:r>
+            <w:rPr>
+              <w:rFonts w:ascii="TH Sarabun New" w:eastAsia="TH Sarabun New" w:hAnsi="TH Sarabun New" w:cs="TH Sarabun New"/>
+              <w:sz w:val="30"/>
+            </w:rPr>
+            <w:t>1. ครูควรจัดกิจกรรมเล่นเกมในช่วงเวลาที่แน่นอน และควบคุมให้ผู้เรียนเล่นตามจำนวนรอบที่กำหนด เพื่อให้ข้อมูลก่อนเรียนและหลังเรียนเปรียบเทียบกันได้อย่างเป็นธรรม</w:t>
+          </w:r>
+        </w:p>
+        <w:p>
+          <w:pPr>
+            <w:spacing w:after="70"/>
+            <w:ind w:left="504" w:hanging="360"/>
+            <w:jc w:val="both"/>
+          </w:pPr>
+          <w:r>
+            <w:rPr>
+              <w:rFonts w:ascii="TH Sarabun New" w:eastAsia="TH Sarabun New" w:hAnsi="TH Sarabun New" w:cs="TH Sarabun New"/>
+              <w:sz w:val="30"/>
+            </w:rPr>
+            <w:t>2. หลังเก็บข้อมูลจริง ควรตรวจรายชื่อนักเรียน คะแนนรายวัน และจำนวนรอบการเล่นก่อนนำไปคำนวณค่าเฉลี่ย เพื่อป้องกันข้อมูลขาดหรือข้อมูลเกินจากการเล่นนอกช่วงวิจัย</w:t>
+          </w:r>
+        </w:p>
+        <w:p>
+          <w:pPr>
+            <w:spacing w:after="70"/>
+            <w:ind w:left="504" w:hanging="360"/>
+            <w:jc w:val="both"/>
+          </w:pPr>
+          <w:r>
+            <w:rPr>
+              <w:rFonts w:ascii="TH Sarabun New" w:eastAsia="TH Sarabun New" w:hAnsi="TH Sarabun New" w:cs="TH Sarabun New"/>
+              <w:sz w:val="30"/>
+            </w:rPr>
+            <w:t>3. ควรใช้ผลต่างรายบุคคลจัดกลุ่มสอนซ่อมเสริม โดยเน้นนักเรียนที่คะแนนหลังเรียนยังต่ำ หรือมีผลต่างเพิ่มขึ้นน้อยเมื่อเทียบกับเพื่อน</w:t>
+          </w:r>
+        </w:p>
+        <w:p>
+          <w:pPr>
+            <w:spacing w:after="70"/>
+            <w:ind w:left="504" w:hanging="360"/>
+            <w:jc w:val="both"/>
+          </w:pPr>
+          <w:r>
+            <w:rPr>
+              <w:rFonts w:ascii="TH Sarabun New" w:eastAsia="TH Sarabun New" w:hAnsi="TH Sarabun New" w:cs="TH Sarabun New"/>
+              <w:sz w:val="30"/>
+            </w:rPr>
+            <w:t>4. หากต้องการอ้างผลสัมฤทธิ์ทางคณิตศาสตร์ในเชิงหลักสูตร ควรใช้แบบทดสอบก่อนเรียนและหลังเรียนที่ผ่านการตรวจคุณภาพควบคู่กับคะแนนจากเกม</w:t>
+          </w:r>
+        </w:p>
+        <w:p>
+          <w:pPr>
+            <w:pStyle w:val="21"/>
+            <w:spacing w:before="120" w:after="80"/>
+          </w:pPr>
+          <w:r>
+            <w:rPr>
+              <w:rFonts w:ascii="TH Sarabun New" w:eastAsia="TH Sarabun New" w:hAnsi="TH Sarabun New" w:cs="TH Sarabun New"/>
+              <w:b/>
+              <w:color w:val="17365D"/>
+              <w:sz w:val="30"/>
+            </w:rPr>
+            <w:t>5.4 สรุปผลโดยย่อ</w:t>
+          </w:r>
+        </w:p>
+        <w:p>
+          <w:pPr>
+            <w:spacing w:after="100"/>
+            <w:ind w:firstLine="504"/>
+            <w:jc w:val="both"/>
+          </w:pPr>
+          <w:r>
+            <w:rPr>
+              <w:rFonts w:ascii="TH Sarabun New" w:eastAsia="TH Sarabun New" w:hAnsi="TH Sarabun New" w:cs="TH Sarabun New"/>
+              <w:sz w:val="30"/>
+              <w:color w:val="000000"/>
+            </w:rPr>
+            <w:t>โดยสรุป ข้อมูลดัมมี่ชุดนี้แสดงตัวอย่างผลการวิจัยในทิศทางบวก คือ คะแนนเฉลี่ยหลังเรียนสูงกว่าก่อนเรียน ผลต่างเฉลี่ย +117.3 คะแนน และนักเรียนร้อยละ 100 มีคะแนนเพิ่มขึ้น จึงสามารถใช้เป็นต้นแบบการเขียนบทที่ 5 ได้ เมื่อเก็บข้อมูลจริงครบแล้วให้แทนที่ข้อมูลดัมมี่ด้วยผลจริงและปรับอภิปรายผลให้สอดคล้องกับหลักฐานจริง</w:t>
+          </w:r>
+        </w:p>
+        <w:p>
+          <w:r>
+            <w:br w:type="page"/>
+          </w:r>
+        </w:p>
       </w:pPr>
       <w:r>
         <w:rPr>

--- a/public/docs/classroom-research/p4-multiply-race-research-plan-a.docx
+++ b/public/docs/classroom-research/p4-multiply-race-research-plan-a.docx
@@ -9234,271 +9234,271 @@
       </w:r>
     </w:p>
     <w:p>
+      <w:r>
+        <w:br w:type="page"/>
+      </w:r>
+    </w:p>
+    <w:p>
+      <w:pPr>
+        <w:pStyle w:val="1"/>
+        <w:spacing w:before="220" w:after="120"/>
+        <w:jc w:val="center"/>
+      </w:pPr>
+      <w:r>
+        <w:rPr>
+          <w:rFonts w:ascii="TH Sarabun New" w:eastAsia="TH Sarabun New" w:hAnsi="TH Sarabun New" w:cs="TH Sarabun New"/>
+          <w:b/>
+          <w:color w:val="17365D"/>
+          <w:sz w:val="34"/>
+        </w:rPr>
+        <w:t>บทที่ 5 สรุปผล อภิปรายผล และข้อเสนอแนะ</w:t>
+      </w:r>
+    </w:p>
+    <w:p>
+      <w:pPr>
+        <w:spacing w:after="100"/>
+        <w:ind w:firstLine="504"/>
+        <w:jc w:val="both"/>
+      </w:pPr>
+      <w:r>
+        <w:rPr>
+          <w:rFonts w:ascii="TH Sarabun New" w:eastAsia="TH Sarabun New" w:hAnsi="TH Sarabun New" w:cs="TH Sarabun New"/>
+          <w:sz w:val="30"/>
+          <w:color w:val="7A4B00"/>
+        </w:rPr>
+        <w:t>หมายเหตุ: บทที่ 5 นี้จัดทำจากข้อมูลดัมมี่ประกอบเล่ม เพื่อใช้เป็นตัวอย่างการสรุปผลและตรวจรูปแบบเอกสารเท่านั้น ก่อนส่งรายงานจริงให้แทนที่ตัวเลข ชื่อนักเรียน และข้อค้นพบด้วยข้อมูลจริงจากระบบ /teacher/game-research</w:t>
+      </w:r>
+    </w:p>
+    <w:p>
+      <w:pPr>
+        <w:pStyle w:val="21"/>
+        <w:spacing w:before="120" w:after="80"/>
+      </w:pPr>
+      <w:r>
+        <w:rPr>
+          <w:rFonts w:ascii="TH Sarabun New" w:eastAsia="TH Sarabun New" w:hAnsi="TH Sarabun New" w:cs="TH Sarabun New"/>
+          <w:b/>
+          <w:color w:val="17365D"/>
+          <w:sz w:val="30"/>
+        </w:rPr>
+        <w:t>5.1 สรุปผลการวิจัย</w:t>
+      </w:r>
+    </w:p>
+    <w:p>
+      <w:pPr>
+        <w:spacing w:after="100"/>
+        <w:ind w:firstLine="504"/>
+        <w:jc w:val="both"/>
+      </w:pPr>
+      <w:r>
+        <w:rPr>
+          <w:rFonts w:ascii="TH Sarabun New" w:eastAsia="TH Sarabun New" w:hAnsi="TH Sarabun New" w:cs="TH Sarabun New"/>
+          <w:sz w:val="30"/>
+          <w:color w:val="000000"/>
+        </w:rPr>
+        <w:t>จากข้อมูลดัมมี่ประกอบเล่ม นักเรียนชั้นประถมศึกษาปีที่ 4 จำนวน 8 คน เล่นเกมแข่งสูตรคูณในช่วงก่อนเรียน 7 วันเรียน และช่วงหลังเรียน 7 วันเรียน วันละ 1 รอบ รวมคนละ 14 รอบ พบว่าคะแนนเฉลี่ยก่อนเรียนเท่ากับ 278.7 คะแนน และคะแนนเฉลี่ยหลังเรียนเท่ากับ 396.0 คะแนน</w:t>
+      </w:r>
+    </w:p>
+    <w:p>
+      <w:pPr>
+        <w:spacing w:after="100"/>
+        <w:ind w:firstLine="504"/>
+        <w:jc w:val="both"/>
+      </w:pPr>
+      <w:r>
+        <w:rPr>
+          <w:rFonts w:ascii="TH Sarabun New" w:eastAsia="TH Sarabun New" w:hAnsi="TH Sarabun New" w:cs="TH Sarabun New"/>
+          <w:sz w:val="30"/>
+          <w:color w:val="000000"/>
+        </w:rPr>
+        <w:t>ผลต่างเฉลี่ยระหว่างคะแนนหลังเรียนและก่อนเรียนเท่ากับ +117.3 คะแนน นักเรียน 8 คนจาก 8 คน หรือร้อยละ 100 มีคะแนนหลังเรียนสูงกว่าก่อนเรียน แสดงแนวโน้มว่าผู้เรียนมีความคล่องในการคำนวณสูตรคูณเพิ่มขึ้นหลังได้รับกิจกรรมฝึกผ่านเกม</w:t>
+      </w:r>
+    </w:p>
+    <w:p>
+      <w:pPr>
+        <w:spacing w:after="100"/>
+        <w:ind w:firstLine="504"/>
+        <w:jc w:val="both"/>
+      </w:pPr>
+      <w:r>
+        <w:rPr>
+          <w:rFonts w:ascii="TH Sarabun New" w:eastAsia="TH Sarabun New" w:hAnsi="TH Sarabun New" w:cs="TH Sarabun New"/>
+          <w:sz w:val="30"/>
+          <w:color w:val="000000"/>
+        </w:rPr>
+        <w:t>เมื่อพิจารณารายบุคคล พบว่านักเรียนทุกคนมีผลต่างเป็นบวก โดยผลต่างอยู่ระหว่าง +80.7 ถึง +138.0 คะแนน ผู้เรียนที่มีผลต่างเพิ่มขึ้นสูงสุดคือ ด.ญ.สรารัตน์ มฤกุล (+138.0 คะแนน) ส่วนผู้เรียนที่มีคะแนนก่อนเรียนสูงอยู่แล้ว เช่น ด.ช.พีรวัส นิโม ยังคงมีคะแนนหลังเรียนเพิ่มขึ้น (+80.7 คะแนน) แสดงว่ากิจกรรมสามารถใช้ได้ทั้งกับผู้เรียนที่ต้องการพัฒนาเร่งด่วนและผู้เรียนที่มีพื้นฐานดี</w:t>
+      </w:r>
+    </w:p>
+    <w:p>
+      <w:pPr>
+        <w:pStyle w:val="21"/>
+        <w:spacing w:before="120" w:after="80"/>
+      </w:pPr>
+      <w:r>
+        <w:rPr>
+          <w:rFonts w:ascii="TH Sarabun New" w:eastAsia="TH Sarabun New" w:hAnsi="TH Sarabun New" w:cs="TH Sarabun New"/>
+          <w:b/>
+          <w:color w:val="17365D"/>
+          <w:sz w:val="30"/>
+        </w:rPr>
+        <w:t>5.2 อภิปรายผล</w:t>
+      </w:r>
+    </w:p>
+    <w:p>
+      <w:pPr>
+        <w:spacing w:after="100"/>
+        <w:ind w:firstLine="504"/>
+        <w:jc w:val="both"/>
+      </w:pPr>
+      <w:r>
+        <w:rPr>
+          <w:rFonts w:ascii="TH Sarabun New" w:eastAsia="TH Sarabun New" w:hAnsi="TH Sarabun New" w:cs="TH Sarabun New"/>
+          <w:sz w:val="30"/>
+          <w:color w:val="000000"/>
+        </w:rPr>
+        <w:t>ผลจากข้อมูลดัมมี่สอดคล้องกับสมมติฐานการวิจัยที่กำหนดไว้ว่า คะแนนเฉลี่ยหลังเรียนสูงกว่าคะแนนเฉลี่ยก่อนเรียน และนักเรียนไม่น้อยกว่าร้อยละ 70 มีคะแนนเพิ่มขึ้น ทั้งนี้แนวโน้มดังกล่าวอาจเกิดจากลักษณะของเกมที่ให้ผู้เรียนฝึกซ้ำในเงื่อนไขเดียวกัน มีคะแนนสะท้อนผลทันที และช่วยกระตุ้นให้ผู้เรียนตั้งใจตอบโจทย์สูตรคูณมากขึ้น</w:t>
+      </w:r>
+    </w:p>
+    <w:p>
+      <w:pPr>
+        <w:spacing w:after="100"/>
+        <w:ind w:firstLine="504"/>
+        <w:jc w:val="both"/>
+      </w:pPr>
+      <w:r>
+        <w:rPr>
+          <w:rFonts w:ascii="TH Sarabun New" w:eastAsia="TH Sarabun New" w:hAnsi="TH Sarabun New" w:cs="TH Sarabun New"/>
+          <w:sz w:val="30"/>
+          <w:color w:val="000000"/>
+        </w:rPr>
+        <w:t>การใช้ระบบ Kampai School ช่วยให้ครูเห็นข้อมูลรายบุคคลอย่างเป็นระบบ ทั้งคะแนนก่อนเรียน คะแนนหลังเรียน ผลต่าง และจำนวนรอบการเล่น จึงสามารถนำข้อมูลไปวางแผนสอนซ่อมเสริมได้ชัดเจนกว่าการสังเกตเพียงอย่างเดียว</w:t>
+      </w:r>
+    </w:p>
+    <w:p>
+      <w:pPr>
+        <w:spacing w:after="100"/>
+        <w:ind w:firstLine="504"/>
+        <w:jc w:val="both"/>
+      </w:pPr>
+      <w:r>
+        <w:rPr>
+          <w:rFonts w:ascii="TH Sarabun New" w:eastAsia="TH Sarabun New" w:hAnsi="TH Sarabun New" w:cs="TH Sarabun New"/>
+          <w:sz w:val="30"/>
+          <w:color w:val="000000"/>
+        </w:rPr>
+        <w:t>อย่างไรก็ตาม เนื่องจากข้อมูลในบทนี้เป็นข้อมูลดัมมี่ จึงยังไม่สามารถใช้เป็นหลักฐานผลการวิจัยจริงได้ การสรุปผลฉบับสมบูรณ์ต้องใช้ข้อมูลจริงหลังครบช่วง Posttest และควรตรวจความครบถ้วนของระเบียนรายวันก่อนวิเคราะห์</w:t>
+      </w:r>
+    </w:p>
+    <w:p>
+      <w:pPr>
+        <w:pStyle w:val="21"/>
+        <w:spacing w:before="120" w:after="80"/>
+      </w:pPr>
+      <w:r>
+        <w:rPr>
+          <w:rFonts w:ascii="TH Sarabun New" w:eastAsia="TH Sarabun New" w:hAnsi="TH Sarabun New" w:cs="TH Sarabun New"/>
+          <w:b/>
+          <w:color w:val="17365D"/>
+          <w:sz w:val="30"/>
+        </w:rPr>
+        <w:t>5.3 ข้อเสนอแนะ</w:t>
+      </w:r>
+    </w:p>
+    <w:p>
+      <w:pPr>
+        <w:spacing w:after="70"/>
+        <w:ind w:left="504" w:hanging="360"/>
+        <w:jc w:val="both"/>
+      </w:pPr>
+      <w:r>
+        <w:rPr>
+          <w:rFonts w:ascii="TH Sarabun New" w:eastAsia="TH Sarabun New" w:hAnsi="TH Sarabun New" w:cs="TH Sarabun New"/>
+          <w:sz w:val="30"/>
+        </w:rPr>
+        <w:t>1. ครูควรจัดกิจกรรมเล่นเกมในช่วงเวลาที่แน่นอน และควบคุมให้ผู้เรียนเล่นตามจำนวนรอบที่กำหนด เพื่อให้ข้อมูลก่อนเรียนและหลังเรียนเปรียบเทียบกันได้อย่างเป็นธรรม</w:t>
+      </w:r>
+    </w:p>
+    <w:p>
+      <w:pPr>
+        <w:spacing w:after="70"/>
+        <w:ind w:left="504" w:hanging="360"/>
+        <w:jc w:val="both"/>
+      </w:pPr>
+      <w:r>
+        <w:rPr>
+          <w:rFonts w:ascii="TH Sarabun New" w:eastAsia="TH Sarabun New" w:hAnsi="TH Sarabun New" w:cs="TH Sarabun New"/>
+          <w:sz w:val="30"/>
+        </w:rPr>
+        <w:t>2. หลังเก็บข้อมูลจริง ควรตรวจรายชื่อนักเรียน คะแนนรายวัน และจำนวนรอบการเล่นก่อนนำไปคำนวณค่าเฉลี่ย เพื่อป้องกันข้อมูลขาดหรือข้อมูลเกินจากการเล่นนอกช่วงวิจัย</w:t>
+      </w:r>
+    </w:p>
+    <w:p>
+      <w:pPr>
+        <w:spacing w:after="70"/>
+        <w:ind w:left="504" w:hanging="360"/>
+        <w:jc w:val="both"/>
+      </w:pPr>
+      <w:r>
+        <w:rPr>
+          <w:rFonts w:ascii="TH Sarabun New" w:eastAsia="TH Sarabun New" w:hAnsi="TH Sarabun New" w:cs="TH Sarabun New"/>
+          <w:sz w:val="30"/>
+        </w:rPr>
+        <w:t>3. ควรใช้ผลต่างรายบุคคลจัดกลุ่มสอนซ่อมเสริม โดยเน้นนักเรียนที่คะแนนหลังเรียนยังต่ำ หรือมีผลต่างเพิ่มขึ้นน้อยเมื่อเทียบกับเพื่อน</w:t>
+      </w:r>
+    </w:p>
+    <w:p>
+      <w:pPr>
+        <w:spacing w:after="70"/>
+        <w:ind w:left="504" w:hanging="360"/>
+        <w:jc w:val="both"/>
+      </w:pPr>
+      <w:r>
+        <w:rPr>
+          <w:rFonts w:ascii="TH Sarabun New" w:eastAsia="TH Sarabun New" w:hAnsi="TH Sarabun New" w:cs="TH Sarabun New"/>
+          <w:sz w:val="30"/>
+        </w:rPr>
+        <w:t>4. หากต้องการอ้างผลสัมฤทธิ์ทางคณิตศาสตร์ในเชิงหลักสูตร ควรใช้แบบทดสอบก่อนเรียนและหลังเรียนที่ผ่านการตรวจคุณภาพควบคู่กับคะแนนจากเกม</w:t>
+      </w:r>
+    </w:p>
+    <w:p>
+      <w:pPr>
+        <w:pStyle w:val="21"/>
+        <w:spacing w:before="120" w:after="80"/>
+      </w:pPr>
+      <w:r>
+        <w:rPr>
+          <w:rFonts w:ascii="TH Sarabun New" w:eastAsia="TH Sarabun New" w:hAnsi="TH Sarabun New" w:cs="TH Sarabun New"/>
+          <w:b/>
+          <w:color w:val="17365D"/>
+          <w:sz w:val="30"/>
+        </w:rPr>
+        <w:t>5.4 สรุปผลโดยย่อ</w:t>
+      </w:r>
+    </w:p>
+    <w:p>
+      <w:pPr>
+        <w:spacing w:after="100"/>
+        <w:ind w:firstLine="504"/>
+        <w:jc w:val="both"/>
+      </w:pPr>
+      <w:r>
+        <w:rPr>
+          <w:rFonts w:ascii="TH Sarabun New" w:eastAsia="TH Sarabun New" w:hAnsi="TH Sarabun New" w:cs="TH Sarabun New"/>
+          <w:sz w:val="30"/>
+          <w:color w:val="000000"/>
+        </w:rPr>
+        <w:t>โดยสรุป ข้อมูลดัมมี่ชุดนี้แสดงตัวอย่างผลการวิจัยในทิศทางบวก คือ คะแนนเฉลี่ยหลังเรียนสูงกว่าก่อนเรียน ผลต่างเฉลี่ย +117.3 คะแนน และนักเรียนร้อยละ 100 มีคะแนนเพิ่มขึ้น จึงสามารถใช้เป็นต้นแบบการเขียนบทที่ 5 ได้ เมื่อเก็บข้อมูลจริงครบแล้วให้แทนที่ข้อมูลดัมมี่ด้วยผลจริงและปรับอภิปรายผลให้สอดคล้องกับหลักฐานจริง</w:t>
+      </w:r>
+    </w:p>
+    <w:p>
+      <w:r>
+        <w:br w:type="page"/>
+      </w:r>
+    </w:p>
+    <w:p>
       <w:pPr>
         <w:pStyle w:val="1"/>
         <w:spacing w:before="280" w:after="160"/>
-        <w:p>
-          <w:r>
-            <w:br w:type="page"/>
-          </w:r>
-        </w:p>
-        <w:p>
-          <w:pPr>
-            <w:pStyle w:val="1"/>
-            <w:spacing w:before="220" w:after="120"/>
-            <w:jc w:val="center"/>
-          </w:pPr>
-          <w:r>
-            <w:rPr>
-              <w:rFonts w:ascii="TH Sarabun New" w:eastAsia="TH Sarabun New" w:hAnsi="TH Sarabun New" w:cs="TH Sarabun New"/>
-              <w:b/>
-              <w:color w:val="17365D"/>
-              <w:sz w:val="34"/>
-            </w:rPr>
-            <w:t>บทที่ 5 สรุปผล อภิปรายผล และข้อเสนอแนะ</w:t>
-          </w:r>
-        </w:p>
-        <w:p>
-          <w:pPr>
-            <w:spacing w:after="100"/>
-            <w:ind w:firstLine="504"/>
-            <w:jc w:val="both"/>
-          </w:pPr>
-          <w:r>
-            <w:rPr>
-              <w:rFonts w:ascii="TH Sarabun New" w:eastAsia="TH Sarabun New" w:hAnsi="TH Sarabun New" w:cs="TH Sarabun New"/>
-              <w:sz w:val="30"/>
-              <w:color w:val="7A4B00"/>
-            </w:rPr>
-            <w:t>หมายเหตุ: บทที่ 5 นี้จัดทำจากข้อมูลดัมมี่ประกอบเล่ม เพื่อใช้เป็นตัวอย่างการสรุปผลและตรวจรูปแบบเอกสารเท่านั้น ก่อนส่งรายงานจริงให้แทนที่ตัวเลข ชื่อนักเรียน และข้อค้นพบด้วยข้อมูลจริงจากระบบ /teacher/game-research</w:t>
-          </w:r>
-        </w:p>
-        <w:p>
-          <w:pPr>
-            <w:pStyle w:val="21"/>
-            <w:spacing w:before="120" w:after="80"/>
-          </w:pPr>
-          <w:r>
-            <w:rPr>
-              <w:rFonts w:ascii="TH Sarabun New" w:eastAsia="TH Sarabun New" w:hAnsi="TH Sarabun New" w:cs="TH Sarabun New"/>
-              <w:b/>
-              <w:color w:val="17365D"/>
-              <w:sz w:val="30"/>
-            </w:rPr>
-            <w:t>5.1 สรุปผลการวิจัย</w:t>
-          </w:r>
-        </w:p>
-        <w:p>
-          <w:pPr>
-            <w:spacing w:after="100"/>
-            <w:ind w:firstLine="504"/>
-            <w:jc w:val="both"/>
-          </w:pPr>
-          <w:r>
-            <w:rPr>
-              <w:rFonts w:ascii="TH Sarabun New" w:eastAsia="TH Sarabun New" w:hAnsi="TH Sarabun New" w:cs="TH Sarabun New"/>
-              <w:sz w:val="30"/>
-              <w:color w:val="000000"/>
-            </w:rPr>
-            <w:t>จากข้อมูลดัมมี่ประกอบเล่ม นักเรียนชั้นประถมศึกษาปีที่ 4 จำนวน 8 คน เล่นเกมแข่งสูตรคูณในช่วงก่อนเรียน 7 วันเรียน และช่วงหลังเรียน 7 วันเรียน วันละ 1 รอบ รวมคนละ 14 รอบ พบว่าคะแนนเฉลี่ยก่อนเรียนเท่ากับ 278.7 คะแนน และคะแนนเฉลี่ยหลังเรียนเท่ากับ 396.0 คะแนน</w:t>
-          </w:r>
-        </w:p>
-        <w:p>
-          <w:pPr>
-            <w:spacing w:after="100"/>
-            <w:ind w:firstLine="504"/>
-            <w:jc w:val="both"/>
-          </w:pPr>
-          <w:r>
-            <w:rPr>
-              <w:rFonts w:ascii="TH Sarabun New" w:eastAsia="TH Sarabun New" w:hAnsi="TH Sarabun New" w:cs="TH Sarabun New"/>
-              <w:sz w:val="30"/>
-              <w:color w:val="000000"/>
-            </w:rPr>
-            <w:t>ผลต่างเฉลี่ยระหว่างคะแนนหลังเรียนและก่อนเรียนเท่ากับ +117.3 คะแนน นักเรียน 8 คนจาก 8 คน หรือร้อยละ 100 มีคะแนนหลังเรียนสูงกว่าก่อนเรียน แสดงแนวโน้มว่าผู้เรียนมีความคล่องในการคำนวณสูตรคูณเพิ่มขึ้นหลังได้รับกิจกรรมฝึกผ่านเกม</w:t>
-          </w:r>
-        </w:p>
-        <w:p>
-          <w:pPr>
-            <w:spacing w:after="100"/>
-            <w:ind w:firstLine="504"/>
-            <w:jc w:val="both"/>
-          </w:pPr>
-          <w:r>
-            <w:rPr>
-              <w:rFonts w:ascii="TH Sarabun New" w:eastAsia="TH Sarabun New" w:hAnsi="TH Sarabun New" w:cs="TH Sarabun New"/>
-              <w:sz w:val="30"/>
-              <w:color w:val="000000"/>
-            </w:rPr>
-            <w:t>เมื่อพิจารณารายบุคคล พบว่านักเรียนทุกคนมีผลต่างเป็นบวก โดยผลต่างอยู่ระหว่าง +80.7 ถึง +138.0 คะแนน ผู้เรียนที่มีผลต่างเพิ่มขึ้นสูงสุดคือ ด.ญ.สรารัตน์ มฤกุล (+138.0 คะแนน) ส่วนผู้เรียนที่มีคะแนนก่อนเรียนสูงอยู่แล้ว เช่น ด.ช.พีรวัส นิโม ยังคงมีคะแนนหลังเรียนเพิ่มขึ้น (+80.7 คะแนน) แสดงว่ากิจกรรมสามารถใช้ได้ทั้งกับผู้เรียนที่ต้องการพัฒนาเร่งด่วนและผู้เรียนที่มีพื้นฐานดี</w:t>
-          </w:r>
-        </w:p>
-        <w:p>
-          <w:pPr>
-            <w:pStyle w:val="21"/>
-            <w:spacing w:before="120" w:after="80"/>
-          </w:pPr>
-          <w:r>
-            <w:rPr>
-              <w:rFonts w:ascii="TH Sarabun New" w:eastAsia="TH Sarabun New" w:hAnsi="TH Sarabun New" w:cs="TH Sarabun New"/>
-              <w:b/>
-              <w:color w:val="17365D"/>
-              <w:sz w:val="30"/>
-            </w:rPr>
-            <w:t>5.2 อภิปรายผล</w:t>
-          </w:r>
-        </w:p>
-        <w:p>
-          <w:pPr>
-            <w:spacing w:after="100"/>
-            <w:ind w:firstLine="504"/>
-            <w:jc w:val="both"/>
-          </w:pPr>
-          <w:r>
-            <w:rPr>
-              <w:rFonts w:ascii="TH Sarabun New" w:eastAsia="TH Sarabun New" w:hAnsi="TH Sarabun New" w:cs="TH Sarabun New"/>
-              <w:sz w:val="30"/>
-              <w:color w:val="000000"/>
-            </w:rPr>
-            <w:t>ผลจากข้อมูลดัมมี่สอดคล้องกับสมมติฐานการวิจัยที่กำหนดไว้ว่า คะแนนเฉลี่ยหลังเรียนสูงกว่าคะแนนเฉลี่ยก่อนเรียน และนักเรียนไม่น้อยกว่าร้อยละ 70 มีคะแนนเพิ่มขึ้น ทั้งนี้แนวโน้มดังกล่าวอาจเกิดจากลักษณะของเกมที่ให้ผู้เรียนฝึกซ้ำในเงื่อนไขเดียวกัน มีคะแนนสะท้อนผลทันที และช่วยกระตุ้นให้ผู้เรียนตั้งใจตอบโจทย์สูตรคูณมากขึ้น</w:t>
-          </w:r>
-        </w:p>
-        <w:p>
-          <w:pPr>
-            <w:spacing w:after="100"/>
-            <w:ind w:firstLine="504"/>
-            <w:jc w:val="both"/>
-          </w:pPr>
-          <w:r>
-            <w:rPr>
-              <w:rFonts w:ascii="TH Sarabun New" w:eastAsia="TH Sarabun New" w:hAnsi="TH Sarabun New" w:cs="TH Sarabun New"/>
-              <w:sz w:val="30"/>
-              <w:color w:val="000000"/>
-            </w:rPr>
-            <w:t>การใช้ระบบ Kampai School ช่วยให้ครูเห็นข้อมูลรายบุคคลอย่างเป็นระบบ ทั้งคะแนนก่อนเรียน คะแนนหลังเรียน ผลต่าง และจำนวนรอบการเล่น จึงสามารถนำข้อมูลไปวางแผนสอนซ่อมเสริมได้ชัดเจนกว่าการสังเกตเพียงอย่างเดียว</w:t>
-          </w:r>
-        </w:p>
-        <w:p>
-          <w:pPr>
-            <w:spacing w:after="100"/>
-            <w:ind w:firstLine="504"/>
-            <w:jc w:val="both"/>
-          </w:pPr>
-          <w:r>
-            <w:rPr>
-              <w:rFonts w:ascii="TH Sarabun New" w:eastAsia="TH Sarabun New" w:hAnsi="TH Sarabun New" w:cs="TH Sarabun New"/>
-              <w:sz w:val="30"/>
-              <w:color w:val="000000"/>
-            </w:rPr>
-            <w:t>อย่างไรก็ตาม เนื่องจากข้อมูลในบทนี้เป็นข้อมูลดัมมี่ จึงยังไม่สามารถใช้เป็นหลักฐานผลการวิจัยจริงได้ การสรุปผลฉบับสมบูรณ์ต้องใช้ข้อมูลจริงหลังครบช่วง Posttest และควรตรวจความครบถ้วนของระเบียนรายวันก่อนวิเคราะห์</w:t>
-          </w:r>
-        </w:p>
-        <w:p>
-          <w:pPr>
-            <w:pStyle w:val="21"/>
-            <w:spacing w:before="120" w:after="80"/>
-          </w:pPr>
-          <w:r>
-            <w:rPr>
-              <w:rFonts w:ascii="TH Sarabun New" w:eastAsia="TH Sarabun New" w:hAnsi="TH Sarabun New" w:cs="TH Sarabun New"/>
-              <w:b/>
-              <w:color w:val="17365D"/>
-              <w:sz w:val="30"/>
-            </w:rPr>
-            <w:t>5.3 ข้อเสนอแนะ</w:t>
-          </w:r>
-        </w:p>
-        <w:p>
-          <w:pPr>
-            <w:spacing w:after="70"/>
-            <w:ind w:left="504" w:hanging="360"/>
-            <w:jc w:val="both"/>
-          </w:pPr>
-          <w:r>
-            <w:rPr>
-              <w:rFonts w:ascii="TH Sarabun New" w:eastAsia="TH Sarabun New" w:hAnsi="TH Sarabun New" w:cs="TH Sarabun New"/>
-              <w:sz w:val="30"/>
-            </w:rPr>
-            <w:t>1. ครูควรจัดกิจกรรมเล่นเกมในช่วงเวลาที่แน่นอน และควบคุมให้ผู้เรียนเล่นตามจำนวนรอบที่กำหนด เพื่อให้ข้อมูลก่อนเรียนและหลังเรียนเปรียบเทียบกันได้อย่างเป็นธรรม</w:t>
-          </w:r>
-        </w:p>
-        <w:p>
-          <w:pPr>
-            <w:spacing w:after="70"/>
-            <w:ind w:left="504" w:hanging="360"/>
-            <w:jc w:val="both"/>
-          </w:pPr>
-          <w:r>
-            <w:rPr>
-              <w:rFonts w:ascii="TH Sarabun New" w:eastAsia="TH Sarabun New" w:hAnsi="TH Sarabun New" w:cs="TH Sarabun New"/>
-              <w:sz w:val="30"/>
-            </w:rPr>
-            <w:t>2. หลังเก็บข้อมูลจริง ควรตรวจรายชื่อนักเรียน คะแนนรายวัน และจำนวนรอบการเล่นก่อนนำไปคำนวณค่าเฉลี่ย เพื่อป้องกันข้อมูลขาดหรือข้อมูลเกินจากการเล่นนอกช่วงวิจัย</w:t>
-          </w:r>
-        </w:p>
-        <w:p>
-          <w:pPr>
-            <w:spacing w:after="70"/>
-            <w:ind w:left="504" w:hanging="360"/>
-            <w:jc w:val="both"/>
-          </w:pPr>
-          <w:r>
-            <w:rPr>
-              <w:rFonts w:ascii="TH Sarabun New" w:eastAsia="TH Sarabun New" w:hAnsi="TH Sarabun New" w:cs="TH Sarabun New"/>
-              <w:sz w:val="30"/>
-            </w:rPr>
-            <w:t>3. ควรใช้ผลต่างรายบุคคลจัดกลุ่มสอนซ่อมเสริม โดยเน้นนักเรียนที่คะแนนหลังเรียนยังต่ำ หรือมีผลต่างเพิ่มขึ้นน้อยเมื่อเทียบกับเพื่อน</w:t>
-          </w:r>
-        </w:p>
-        <w:p>
-          <w:pPr>
-            <w:spacing w:after="70"/>
-            <w:ind w:left="504" w:hanging="360"/>
-            <w:jc w:val="both"/>
-          </w:pPr>
-          <w:r>
-            <w:rPr>
-              <w:rFonts w:ascii="TH Sarabun New" w:eastAsia="TH Sarabun New" w:hAnsi="TH Sarabun New" w:cs="TH Sarabun New"/>
-              <w:sz w:val="30"/>
-            </w:rPr>
-            <w:t>4. หากต้องการอ้างผลสัมฤทธิ์ทางคณิตศาสตร์ในเชิงหลักสูตร ควรใช้แบบทดสอบก่อนเรียนและหลังเรียนที่ผ่านการตรวจคุณภาพควบคู่กับคะแนนจากเกม</w:t>
-          </w:r>
-        </w:p>
-        <w:p>
-          <w:pPr>
-            <w:pStyle w:val="21"/>
-            <w:spacing w:before="120" w:after="80"/>
-          </w:pPr>
-          <w:r>
-            <w:rPr>
-              <w:rFonts w:ascii="TH Sarabun New" w:eastAsia="TH Sarabun New" w:hAnsi="TH Sarabun New" w:cs="TH Sarabun New"/>
-              <w:b/>
-              <w:color w:val="17365D"/>
-              <w:sz w:val="30"/>
-            </w:rPr>
-            <w:t>5.4 สรุปผลโดยย่อ</w:t>
-          </w:r>
-        </w:p>
-        <w:p>
-          <w:pPr>
-            <w:spacing w:after="100"/>
-            <w:ind w:firstLine="504"/>
-            <w:jc w:val="both"/>
-          </w:pPr>
-          <w:r>
-            <w:rPr>
-              <w:rFonts w:ascii="TH Sarabun New" w:eastAsia="TH Sarabun New" w:hAnsi="TH Sarabun New" w:cs="TH Sarabun New"/>
-              <w:sz w:val="30"/>
-              <w:color w:val="000000"/>
-            </w:rPr>
-            <w:t>โดยสรุป ข้อมูลดัมมี่ชุดนี้แสดงตัวอย่างผลการวิจัยในทิศทางบวก คือ คะแนนเฉลี่ยหลังเรียนสูงกว่าก่อนเรียน ผลต่างเฉลี่ย +117.3 คะแนน และนักเรียนร้อยละ 100 มีคะแนนเพิ่มขึ้น จึงสามารถใช้เป็นต้นแบบการเขียนบทที่ 5 ได้ เมื่อเก็บข้อมูลจริงครบแล้วให้แทนที่ข้อมูลดัมมี่ด้วยผลจริงและปรับอภิปรายผลให้สอดคล้องกับหลักฐานจริง</w:t>
-          </w:r>
-        </w:p>
-        <w:p>
-          <w:r>
-            <w:br w:type="page"/>
-          </w:r>
-        </w:p>
       </w:pPr>
       <w:r>
         <w:rPr>

--- a/public/docs/classroom-research/p4-multiply-race-research-plan-a.docx
+++ b/public/docs/classroom-research/p4-multiply-race-research-plan-a.docx
@@ -1,6 +1,6 @@
 
 <file path=word/document.xml><?xml version="1.0" encoding="utf-8"?>
-<w:document xmlns:wpc="http://schemas.microsoft.com/office/word/2010/wordprocessingCanvas" xmlns:cx="http://schemas.microsoft.com/office/drawing/2014/chartex" xmlns:cx1="http://schemas.microsoft.com/office/drawing/2015/9/8/chartex" xmlns:cx2="http://schemas.microsoft.com/office/drawing/2015/10/21/chartex" xmlns:cx3="http://schemas.microsoft.com/office/drawing/2016/5/9/chartex" xmlns:cx4="http://schemas.microsoft.com/office/drawing/2016/5/10/chartex" xmlns:cx5="http://schemas.microsoft.com/office/drawing/2016/5/11/chartex" xmlns:cx6="http://schemas.microsoft.com/office/drawing/2016/5/12/chartex" xmlns:cx7="http://schemas.microsoft.com/office/drawing/2016/5/13/chartex" xmlns:cx8="http://schemas.microsoft.com/office/drawing/2016/5/14/chartex" xmlns:mc="http://schemas.openxmlformats.org/markup-compatibility/2006" xmlns:aink="http://schemas.microsoft.com/office/drawing/2016/ink" xmlns:am3d="http://schemas.microsoft.com/office/drawing/2017/model3d" xmlns:o="urn:schemas-microsoft-com:office:office" xmlns:oel="http://schemas.microsoft.com/office/2019/extlst" xmlns:r="http://schemas.openxmlformats.org/officeDocument/2006/relationships" xmlns:m="http://schemas.openxmlformats.org/officeDocument/2006/math" xmlns:v="urn:schemas-microsoft-com:vml" xmlns:wp14="http://schemas.microsoft.com/office/word/2010/wordprocessingDrawing" xmlns:wp="http://schemas.openxmlformats.org/drawingml/2006/wordprocessingDrawing" xmlns:w10="urn:schemas-microsoft-com:office:word" xmlns:w="http://schemas.openxmlformats.org/wordprocessingml/2006/main" xmlns:w14="http://schemas.microsoft.com/office/word/2010/wordml" xmlns:w15="http://schemas.microsoft.com/office/word/2012/wordml" xmlns:w16cex="http://schemas.microsoft.com/office/word/2018/wordml/cex" xmlns:w16cid="http://schemas.microsoft.com/office/word/2016/wordml/cid" xmlns:w16="http://schemas.microsoft.com/office/word/2018/wordml" xmlns:w16sdtdh="http://schemas.microsoft.com/office/word/2020/wordml/sdtdatahash" xmlns:w16se="http://schemas.microsoft.com/office/word/2015/wordml/symex" xmlns:wpg="http://schemas.microsoft.com/office/word/2010/wordprocessingGroup" xmlns:wpi="http://schemas.microsoft.com/office/word/2010/wordprocessingInk" xmlns:wne="http://schemas.microsoft.com/office/word/2006/wordml" xmlns:wps="http://schemas.microsoft.com/office/word/2010/wordprocessingShape" mc:Ignorable="w14 w15 w16se w16cid w16 w16cex w16sdtdh wp14">
+<w:document xmlns:wpc="http://schemas.microsoft.com/office/word/2010/wordprocessingCanvas" xmlns:cx="http://schemas.microsoft.com/office/drawing/2014/chartex" xmlns:cx1="http://schemas.microsoft.com/office/drawing/2015/9/8/chartex" xmlns:cx2="http://schemas.microsoft.com/office/drawing/2015/10/21/chartex" xmlns:cx3="http://schemas.microsoft.com/office/drawing/2016/5/9/chartex" xmlns:cx4="http://schemas.microsoft.com/office/drawing/2016/5/10/chartex" xmlns:cx5="http://schemas.microsoft.com/office/drawing/2016/5/11/chartex" xmlns:cx6="http://schemas.microsoft.com/office/drawing/2016/5/12/chartex" xmlns:cx7="http://schemas.microsoft.com/office/drawing/2016/5/13/chartex" xmlns:cx8="http://schemas.microsoft.com/office/drawing/2016/5/14/chartex" xmlns:mc="http://schemas.openxmlformats.org/markup-compatibility/2006" xmlns:aink="http://schemas.microsoft.com/office/drawing/2016/ink" xmlns:am3d="http://schemas.microsoft.com/office/drawing/2017/model3d" xmlns:o="urn:schemas-microsoft-com:office:office" xmlns:oel="http://schemas.microsoft.com/office/2019/extlst" xmlns:r="http://schemas.openxmlformats.org/officeDocument/2006/relationships" xmlns:m="http://schemas.openxmlformats.org/officeDocument/2006/math" xmlns:v="urn:schemas-microsoft-com:vml" xmlns:wp14="http://schemas.microsoft.com/office/word/2010/wordprocessingDrawing" xmlns:wp="http://schemas.openxmlformats.org/drawingml/2006/wordprocessingDrawing" xmlns:w10="urn:schemas-microsoft-com:office:word" xmlns:w="http://schemas.openxmlformats.org/wordprocessingml/2006/main" xmlns:w14="http://schemas.microsoft.com/office/word/2010/wordml" xmlns:w15="http://schemas.microsoft.com/office/word/2012/wordml" xmlns:w16cex="http://schemas.microsoft.com/office/word/2018/wordml/cex" xmlns:w16cid="http://schemas.microsoft.com/office/word/2016/wordml/cid" xmlns:w16="http://schemas.microsoft.com/office/word/2018/wordml" xmlns:w16du="http://schemas.microsoft.com/office/word/2023/wordml/word16du" xmlns:w16sdtdh="http://schemas.microsoft.com/office/word/2020/wordml/sdtdatahash" xmlns:w16sdtfl="http://schemas.microsoft.com/office/word/2024/wordml/sdtformatlock" xmlns:w16se="http://schemas.microsoft.com/office/word/2015/wordml/symex" xmlns:wpg="http://schemas.microsoft.com/office/word/2010/wordprocessingGroup" xmlns:wpi="http://schemas.microsoft.com/office/word/2010/wordprocessingInk" xmlns:wne="http://schemas.microsoft.com/office/word/2006/wordml" xmlns:wps="http://schemas.microsoft.com/office/word/2010/wordprocessingShape" mc:Ignorable="w14 w15 w16se w16cid w16 w16cex w16sdtdh w16sdtfl w16du wp14">
   <w:body>
     <w:p>
       <w:pPr>
@@ -13,15 +13,7 @@
           <w:color w:val="666666"/>
           <w:sz w:val="28"/>
         </w:rPr>
-        <w:t>(</w:t>
-      </w:r>
-      <w:r>
-        <w:rPr>
-          <w:rFonts w:cs="TH Sarabun New"/>
-          <w:color w:val="666666"/>
-          <w:sz w:val="28"/>
-        </w:rPr>
-        <w:t>ตราสัญลักษณ์โรงเรียน: โปรดแทรกไฟล์โลโก้ที่รับรองแล้ว)</w:t>
+        <w:t>(ตราสัญลักษณ์โรงเรียน: โปรดแทรกไฟล์โลโก้ที่รับรองแล้ว)</w:t>
       </w:r>
     </w:p>
     <w:p>
@@ -124,9 +116,7 @@
       </w:pPr>
       <w:r>
         <w:rPr>
-          <w:rFonts w:ascii="TH Sarabun New" w:hAnsi="TH Sarabun New" w:eastAsia="TH Sarabun New" w:cs="TH Sarabun New"/>
-          <w:b w:val="0"/>
-          <w:sz w:val="32"/>
+          <w:rFonts w:cs="TH Sarabun New"/>
         </w:rPr>
         <w:t>กลุ่มเครือข่ายโรงเรียนกุมภวาปี 1 · สำนักงานเขตพื้นที่การศึกษาประถมศึกษาอุดรธานี เขต 2</w:t>
       </w:r>
@@ -378,8 +368,7 @@
           <w:p>
             <w:r>
               <w:rPr>
-                <w:rFonts w:ascii="TH Sarabun New" w:hAnsi="TH Sarabun New" w:eastAsia="TH Sarabun New" w:cs="TH Sarabun New"/>
-                <w:b w:val="0"/>
+                <w:rFonts w:cs="TH Sarabun New"/>
                 <w:sz w:val="28"/>
               </w:rPr>
               <w:t>โรงเรียนบ้านคำไผ่ · กลุ่มเครือข่ายโรงเรียนกุมภวาปี 1 · สพป.อุดรธานี เขต 2</w:t>
@@ -487,9 +476,9 @@
             </w:pPr>
             <w:r>
               <w:rPr>
-                <w:rFonts w:ascii="TH Sarabun New" w:eastAsia="TH Sarabun New" w:hAnsi="TH Sarabun New" w:cs="TH Sarabun New"/>
+                <w:rFonts w:cs="TH Sarabun New"/>
+                <w:color w:val="7A4B00"/>
                 <w:sz w:val="26"/>
-                <w:color w:val="7A4B00"/>
               </w:rPr>
               <w:t>หมายเหตุตารางกำหนดการ: นับเฉพาะวันเรียนจันทร์–ศุกร์ จึงข้ามวันเสาร์–อาทิตย์ เพื่อให้สอดคล้องกับการจัดกิจกรรมในโรงเรียน</w:t>
             </w:r>
@@ -632,21 +621,7 @@
                 <w:rFonts w:cs="TH Sarabun New"/>
                 <w:sz w:val="30"/>
               </w:rPr>
-              <w:t>☐</w:t>
-            </w:r>
-            <w:r>
-              <w:rPr>
-                <w:rFonts w:cs="TH Sarabun New"/>
-                <w:sz w:val="30"/>
-              </w:rPr>
-              <w:t xml:space="preserve"> </w:t>
-            </w:r>
-            <w:r>
-              <w:rPr>
-                <w:rFonts w:cs="TH Sarabun New"/>
-                <w:sz w:val="30"/>
-              </w:rPr>
-              <w:t>ร่าง  ☐ เสนอพิจารณา  ☐ อนุมัติ</w:t>
+              <w:t>☐ ร่าง  ☐ เสนอพิจารณา  ☐ อนุมัติ</w:t>
             </w:r>
           </w:p>
         </w:tc>
@@ -676,7 +651,7 @@
       </w:pPr>
       <w:r>
         <w:rPr>
-          <w:rFonts w:ascii="TH Sarabun New" w:hAnsi="TH Sarabun New" w:eastAsia="TH Sarabun New" w:cs="TH Sarabun New"/>
+          <w:rFonts w:ascii="TH Sarabun New" w:eastAsia="TH Sarabun New" w:hAnsi="TH Sarabun New" w:cs="TH Sarabun New"/>
           <w:b w:val="0"/>
           <w:sz w:val="32"/>
         </w:rPr>
@@ -756,23 +731,25 @@
         </w:tc>
       </w:tr>
       <w:tr>
-        <w:tc>
-          <w:tcPr>
-            <w:tcW w:type="dxa" w:w="2232"/>
-            <w:tcMar>
-              <w:top w:w="90" w:type="dxa"/>
-              <w:bottom w:w="90" w:type="dxa"/>
-              <w:start w:w="120" w:type="dxa"/>
-              <w:end w:w="120" w:type="dxa"/>
-            </w:tcMar>
-            <w:vAlign w:val="center"/>
-            <w:shd w:fill="F2F4F7"/>
-          </w:tcPr>
-          <w:p>
-            <w:r/>
-            <w:r>
-              <w:rPr>
-                <w:rFonts w:ascii="TH Sarabun New" w:hAnsi="TH Sarabun New" w:eastAsia="TH Sarabun New" w:cs="TH Sarabun New"/>
+        <w:trPr>
+          <w:jc w:val="center"/>
+        </w:trPr>
+        <w:tc>
+          <w:tcPr>
+            <w:tcW w:w="2232" w:type="dxa"/>
+            <w:shd w:val="clear" w:color="auto" w:fill="F2F4F7"/>
+            <w:tcMar>
+              <w:top w:w="90" w:type="dxa"/>
+              <w:left w:w="120" w:type="dxa"/>
+              <w:bottom w:w="90" w:type="dxa"/>
+              <w:right w:w="120" w:type="dxa"/>
+            </w:tcMar>
+            <w:vAlign w:val="center"/>
+          </w:tcPr>
+          <w:p>
+            <w:r>
+              <w:rPr>
+                <w:rFonts w:cs="TH Sarabun New"/>
                 <w:b/>
                 <w:color w:val="17365D"/>
                 <w:sz w:val="28"/>
@@ -783,21 +760,19 @@
         </w:tc>
         <w:tc>
           <w:tcPr>
-            <w:tcW w:type="dxa" w:w="7416"/>
-            <w:tcMar>
-              <w:top w:w="90" w:type="dxa"/>
-              <w:bottom w:w="90" w:type="dxa"/>
-              <w:start w:w="120" w:type="dxa"/>
-              <w:end w:w="120" w:type="dxa"/>
-            </w:tcMar>
-            <w:vAlign w:val="center"/>
-          </w:tcPr>
-          <w:p>
-            <w:r/>
-            <w:r>
-              <w:rPr>
-                <w:rFonts w:ascii="TH Sarabun New" w:hAnsi="TH Sarabun New" w:eastAsia="TH Sarabun New" w:cs="TH Sarabun New"/>
-                <w:b w:val="0"/>
+            <w:tcW w:w="7416" w:type="dxa"/>
+            <w:tcMar>
+              <w:top w:w="90" w:type="dxa"/>
+              <w:left w:w="120" w:type="dxa"/>
+              <w:bottom w:w="90" w:type="dxa"/>
+              <w:right w:w="120" w:type="dxa"/>
+            </w:tcMar>
+            <w:vAlign w:val="center"/>
+          </w:tcPr>
+          <w:p>
+            <w:r>
+              <w:rPr>
+                <w:rFonts w:cs="TH Sarabun New"/>
                 <w:sz w:val="28"/>
               </w:rPr>
               <w:t>โรงเรียนบ้านคำไผ่</w:t>
@@ -806,23 +781,25 @@
         </w:tc>
       </w:tr>
       <w:tr>
-        <w:tc>
-          <w:tcPr>
-            <w:tcW w:type="dxa" w:w="2232"/>
-            <w:tcMar>
-              <w:top w:w="90" w:type="dxa"/>
-              <w:bottom w:w="90" w:type="dxa"/>
-              <w:start w:w="120" w:type="dxa"/>
-              <w:end w:w="120" w:type="dxa"/>
-            </w:tcMar>
-            <w:vAlign w:val="center"/>
-            <w:shd w:fill="F2F4F7"/>
-          </w:tcPr>
-          <w:p>
-            <w:r/>
-            <w:r>
-              <w:rPr>
-                <w:rFonts w:ascii="TH Sarabun New" w:hAnsi="TH Sarabun New" w:eastAsia="TH Sarabun New" w:cs="TH Sarabun New"/>
+        <w:trPr>
+          <w:jc w:val="center"/>
+        </w:trPr>
+        <w:tc>
+          <w:tcPr>
+            <w:tcW w:w="2232" w:type="dxa"/>
+            <w:shd w:val="clear" w:color="auto" w:fill="F2F4F7"/>
+            <w:tcMar>
+              <w:top w:w="90" w:type="dxa"/>
+              <w:left w:w="120" w:type="dxa"/>
+              <w:bottom w:w="90" w:type="dxa"/>
+              <w:right w:w="120" w:type="dxa"/>
+            </w:tcMar>
+            <w:vAlign w:val="center"/>
+          </w:tcPr>
+          <w:p>
+            <w:r>
+              <w:rPr>
+                <w:rFonts w:cs="TH Sarabun New"/>
                 <w:b/>
                 <w:color w:val="17365D"/>
                 <w:sz w:val="28"/>
@@ -833,21 +810,19 @@
         </w:tc>
         <w:tc>
           <w:tcPr>
-            <w:tcW w:type="dxa" w:w="7416"/>
-            <w:tcMar>
-              <w:top w:w="90" w:type="dxa"/>
-              <w:bottom w:w="90" w:type="dxa"/>
-              <w:start w:w="120" w:type="dxa"/>
-              <w:end w:w="120" w:type="dxa"/>
-            </w:tcMar>
-            <w:vAlign w:val="center"/>
-          </w:tcPr>
-          <w:p>
-            <w:r/>
-            <w:r>
-              <w:rPr>
-                <w:rFonts w:ascii="TH Sarabun New" w:hAnsi="TH Sarabun New" w:eastAsia="TH Sarabun New" w:cs="TH Sarabun New"/>
-                <w:b w:val="0"/>
+            <w:tcW w:w="7416" w:type="dxa"/>
+            <w:tcMar>
+              <w:top w:w="90" w:type="dxa"/>
+              <w:left w:w="120" w:type="dxa"/>
+              <w:bottom w:w="90" w:type="dxa"/>
+              <w:right w:w="120" w:type="dxa"/>
+            </w:tcMar>
+            <w:vAlign w:val="center"/>
+          </w:tcPr>
+          <w:p>
+            <w:r>
+              <w:rPr>
+                <w:rFonts w:cs="TH Sarabun New"/>
                 <w:sz w:val="28"/>
               </w:rPr>
               <w:t>กลุ่มเครือข่ายโรงเรียนกุมภวาปี 1</w:t>
@@ -856,23 +831,25 @@
         </w:tc>
       </w:tr>
       <w:tr>
-        <w:tc>
-          <w:tcPr>
-            <w:tcW w:type="dxa" w:w="2232"/>
-            <w:tcMar>
-              <w:top w:w="90" w:type="dxa"/>
-              <w:bottom w:w="90" w:type="dxa"/>
-              <w:start w:w="120" w:type="dxa"/>
-              <w:end w:w="120" w:type="dxa"/>
-            </w:tcMar>
-            <w:vAlign w:val="center"/>
-            <w:shd w:fill="F2F4F7"/>
-          </w:tcPr>
-          <w:p>
-            <w:r/>
-            <w:r>
-              <w:rPr>
-                <w:rFonts w:ascii="TH Sarabun New" w:hAnsi="TH Sarabun New" w:eastAsia="TH Sarabun New" w:cs="TH Sarabun New"/>
+        <w:trPr>
+          <w:jc w:val="center"/>
+        </w:trPr>
+        <w:tc>
+          <w:tcPr>
+            <w:tcW w:w="2232" w:type="dxa"/>
+            <w:shd w:val="clear" w:color="auto" w:fill="F2F4F7"/>
+            <w:tcMar>
+              <w:top w:w="90" w:type="dxa"/>
+              <w:left w:w="120" w:type="dxa"/>
+              <w:bottom w:w="90" w:type="dxa"/>
+              <w:right w:w="120" w:type="dxa"/>
+            </w:tcMar>
+            <w:vAlign w:val="center"/>
+          </w:tcPr>
+          <w:p>
+            <w:r>
+              <w:rPr>
+                <w:rFonts w:cs="TH Sarabun New"/>
                 <w:b/>
                 <w:color w:val="17365D"/>
                 <w:sz w:val="28"/>
@@ -883,21 +860,19 @@
         </w:tc>
         <w:tc>
           <w:tcPr>
-            <w:tcW w:type="dxa" w:w="7416"/>
-            <w:tcMar>
-              <w:top w:w="90" w:type="dxa"/>
-              <w:bottom w:w="90" w:type="dxa"/>
-              <w:start w:w="120" w:type="dxa"/>
-              <w:end w:w="120" w:type="dxa"/>
-            </w:tcMar>
-            <w:vAlign w:val="center"/>
-          </w:tcPr>
-          <w:p>
-            <w:r/>
-            <w:r>
-              <w:rPr>
-                <w:rFonts w:ascii="TH Sarabun New" w:hAnsi="TH Sarabun New" w:eastAsia="TH Sarabun New" w:cs="TH Sarabun New"/>
-                <w:b w:val="0"/>
+            <w:tcW w:w="7416" w:type="dxa"/>
+            <w:tcMar>
+              <w:top w:w="90" w:type="dxa"/>
+              <w:left w:w="120" w:type="dxa"/>
+              <w:bottom w:w="90" w:type="dxa"/>
+              <w:right w:w="120" w:type="dxa"/>
+            </w:tcMar>
+            <w:vAlign w:val="center"/>
+          </w:tcPr>
+          <w:p>
+            <w:r>
+              <w:rPr>
+                <w:rFonts w:cs="TH Sarabun New"/>
                 <w:sz w:val="28"/>
               </w:rPr>
               <w:t>เลขที่ 159 หมู่ 9 ตำบลเวียงคำ อำเภอกุมภวาปี จังหวัดอุดรธานี 41110</w:t>
@@ -906,23 +881,25 @@
         </w:tc>
       </w:tr>
       <w:tr>
-        <w:tc>
-          <w:tcPr>
-            <w:tcW w:type="dxa" w:w="2232"/>
-            <w:tcMar>
-              <w:top w:w="90" w:type="dxa"/>
-              <w:bottom w:w="90" w:type="dxa"/>
-              <w:start w:w="120" w:type="dxa"/>
-              <w:end w:w="120" w:type="dxa"/>
-            </w:tcMar>
-            <w:vAlign w:val="center"/>
-            <w:shd w:fill="F2F4F7"/>
-          </w:tcPr>
-          <w:p>
-            <w:r/>
-            <w:r>
-              <w:rPr>
-                <w:rFonts w:ascii="TH Sarabun New" w:hAnsi="TH Sarabun New" w:eastAsia="TH Sarabun New" w:cs="TH Sarabun New"/>
+        <w:trPr>
+          <w:jc w:val="center"/>
+        </w:trPr>
+        <w:tc>
+          <w:tcPr>
+            <w:tcW w:w="2232" w:type="dxa"/>
+            <w:shd w:val="clear" w:color="auto" w:fill="F2F4F7"/>
+            <w:tcMar>
+              <w:top w:w="90" w:type="dxa"/>
+              <w:left w:w="120" w:type="dxa"/>
+              <w:bottom w:w="90" w:type="dxa"/>
+              <w:right w:w="120" w:type="dxa"/>
+            </w:tcMar>
+            <w:vAlign w:val="center"/>
+          </w:tcPr>
+          <w:p>
+            <w:r>
+              <w:rPr>
+                <w:rFonts w:cs="TH Sarabun New"/>
                 <w:b/>
                 <w:color w:val="17365D"/>
                 <w:sz w:val="28"/>
@@ -933,21 +910,19 @@
         </w:tc>
         <w:tc>
           <w:tcPr>
-            <w:tcW w:type="dxa" w:w="7416"/>
-            <w:tcMar>
-              <w:top w:w="90" w:type="dxa"/>
-              <w:bottom w:w="90" w:type="dxa"/>
-              <w:start w:w="120" w:type="dxa"/>
-              <w:end w:w="120" w:type="dxa"/>
-            </w:tcMar>
-            <w:vAlign w:val="center"/>
-          </w:tcPr>
-          <w:p>
-            <w:r/>
-            <w:r>
-              <w:rPr>
-                <w:rFonts w:ascii="TH Sarabun New" w:hAnsi="TH Sarabun New" w:eastAsia="TH Sarabun New" w:cs="TH Sarabun New"/>
-                <w:b w:val="0"/>
+            <w:tcW w:w="7416" w:type="dxa"/>
+            <w:tcMar>
+              <w:top w:w="90" w:type="dxa"/>
+              <w:left w:w="120" w:type="dxa"/>
+              <w:bottom w:w="90" w:type="dxa"/>
+              <w:right w:w="120" w:type="dxa"/>
+            </w:tcMar>
+            <w:vAlign w:val="center"/>
+          </w:tcPr>
+          <w:p>
+            <w:r>
+              <w:rPr>
+                <w:rFonts w:cs="TH Sarabun New"/>
                 <w:sz w:val="28"/>
               </w:rPr>
               <w:t>สำนักงานเขตพื้นที่การศึกษาประถมศึกษาอุดรธานี เขต 2</w:t>
@@ -956,23 +931,25 @@
         </w:tc>
       </w:tr>
       <w:tr>
-        <w:tc>
-          <w:tcPr>
-            <w:tcW w:type="dxa" w:w="2232"/>
-            <w:tcMar>
-              <w:top w:w="90" w:type="dxa"/>
-              <w:bottom w:w="90" w:type="dxa"/>
-              <w:start w:w="120" w:type="dxa"/>
-              <w:end w:w="120" w:type="dxa"/>
-            </w:tcMar>
-            <w:vAlign w:val="center"/>
-            <w:shd w:fill="F2F4F7"/>
-          </w:tcPr>
-          <w:p>
-            <w:r/>
-            <w:r>
-              <w:rPr>
-                <w:rFonts w:ascii="TH Sarabun New" w:hAnsi="TH Sarabun New" w:eastAsia="TH Sarabun New" w:cs="TH Sarabun New"/>
+        <w:trPr>
+          <w:jc w:val="center"/>
+        </w:trPr>
+        <w:tc>
+          <w:tcPr>
+            <w:tcW w:w="2232" w:type="dxa"/>
+            <w:shd w:val="clear" w:color="auto" w:fill="F2F4F7"/>
+            <w:tcMar>
+              <w:top w:w="90" w:type="dxa"/>
+              <w:left w:w="120" w:type="dxa"/>
+              <w:bottom w:w="90" w:type="dxa"/>
+              <w:right w:w="120" w:type="dxa"/>
+            </w:tcMar>
+            <w:vAlign w:val="center"/>
+          </w:tcPr>
+          <w:p>
+            <w:r>
+              <w:rPr>
+                <w:rFonts w:cs="TH Sarabun New"/>
                 <w:b/>
                 <w:color w:val="17365D"/>
                 <w:sz w:val="28"/>
@@ -983,21 +960,19 @@
         </w:tc>
         <w:tc>
           <w:tcPr>
-            <w:tcW w:type="dxa" w:w="7416"/>
-            <w:tcMar>
-              <w:top w:w="90" w:type="dxa"/>
-              <w:bottom w:w="90" w:type="dxa"/>
-              <w:start w:w="120" w:type="dxa"/>
-              <w:end w:w="120" w:type="dxa"/>
-            </w:tcMar>
-            <w:vAlign w:val="center"/>
-          </w:tcPr>
-          <w:p>
-            <w:r/>
-            <w:r>
-              <w:rPr>
-                <w:rFonts w:ascii="TH Sarabun New" w:hAnsi="TH Sarabun New" w:eastAsia="TH Sarabun New" w:cs="TH Sarabun New"/>
-                <w:b w:val="0"/>
+            <w:tcW w:w="7416" w:type="dxa"/>
+            <w:tcMar>
+              <w:top w:w="90" w:type="dxa"/>
+              <w:left w:w="120" w:type="dxa"/>
+              <w:bottom w:w="90" w:type="dxa"/>
+              <w:right w:w="120" w:type="dxa"/>
+            </w:tcMar>
+            <w:vAlign w:val="center"/>
+          </w:tcPr>
+          <w:p>
+            <w:r>
+              <w:rPr>
+                <w:rFonts w:cs="TH Sarabun New"/>
                 <w:sz w:val="28"/>
               </w:rPr>
               <w:t>นายสมพิศ แรงน้อย</w:t>
@@ -1006,23 +981,25 @@
         </w:tc>
       </w:tr>
       <w:tr>
-        <w:tc>
-          <w:tcPr>
-            <w:tcW w:type="dxa" w:w="2232"/>
-            <w:tcMar>
-              <w:top w:w="90" w:type="dxa"/>
-              <w:bottom w:w="90" w:type="dxa"/>
-              <w:start w:w="120" w:type="dxa"/>
-              <w:end w:w="120" w:type="dxa"/>
-            </w:tcMar>
-            <w:vAlign w:val="center"/>
-            <w:shd w:fill="F2F4F7"/>
-          </w:tcPr>
-          <w:p>
-            <w:r/>
-            <w:r>
-              <w:rPr>
-                <w:rFonts w:ascii="TH Sarabun New" w:hAnsi="TH Sarabun New" w:eastAsia="TH Sarabun New" w:cs="TH Sarabun New"/>
+        <w:trPr>
+          <w:jc w:val="center"/>
+        </w:trPr>
+        <w:tc>
+          <w:tcPr>
+            <w:tcW w:w="2232" w:type="dxa"/>
+            <w:shd w:val="clear" w:color="auto" w:fill="F2F4F7"/>
+            <w:tcMar>
+              <w:top w:w="90" w:type="dxa"/>
+              <w:left w:w="120" w:type="dxa"/>
+              <w:bottom w:w="90" w:type="dxa"/>
+              <w:right w:w="120" w:type="dxa"/>
+            </w:tcMar>
+            <w:vAlign w:val="center"/>
+          </w:tcPr>
+          <w:p>
+            <w:r>
+              <w:rPr>
+                <w:rFonts w:cs="TH Sarabun New"/>
                 <w:b/>
                 <w:color w:val="17365D"/>
                 <w:sz w:val="28"/>
@@ -1033,46 +1010,53 @@
         </w:tc>
         <w:tc>
           <w:tcPr>
-            <w:tcW w:type="dxa" w:w="7416"/>
-            <w:tcMar>
-              <w:top w:w="90" w:type="dxa"/>
-              <w:bottom w:w="90" w:type="dxa"/>
-              <w:start w:w="120" w:type="dxa"/>
-              <w:end w:w="120" w:type="dxa"/>
-            </w:tcMar>
-            <w:vAlign w:val="center"/>
-          </w:tcPr>
-          <w:p>
-            <w:r/>
-            <w:r>
-              <w:rPr>
-                <w:rFonts w:ascii="TH Sarabun New" w:hAnsi="TH Sarabun New" w:eastAsia="TH Sarabun New" w:cs="TH Sarabun New"/>
-                <w:b w:val="0"/>
+            <w:tcW w:w="7416" w:type="dxa"/>
+            <w:tcMar>
+              <w:top w:w="90" w:type="dxa"/>
+              <w:left w:w="120" w:type="dxa"/>
+              <w:bottom w:w="90" w:type="dxa"/>
+              <w:right w:w="120" w:type="dxa"/>
+            </w:tcMar>
+            <w:vAlign w:val="center"/>
+          </w:tcPr>
+          <w:p>
+            <w:r>
+              <w:rPr>
+                <w:rFonts w:cs="TH Sarabun New"/>
                 <w:sz w:val="28"/>
               </w:rPr>
-              <w:t>(โปรดระบุ)</w:t>
+              <w:t>(</w:t>
+            </w:r>
+            <w:r>
+              <w:rPr>
+                <w:rFonts w:cs="TH Sarabun New"/>
+                <w:sz w:val="28"/>
+              </w:rPr>
+              <w:t>โปรดระบุ)</w:t>
             </w:r>
           </w:p>
         </w:tc>
       </w:tr>
       <w:tr>
-        <w:tc>
-          <w:tcPr>
-            <w:tcW w:type="dxa" w:w="2232"/>
-            <w:tcMar>
-              <w:top w:w="90" w:type="dxa"/>
-              <w:bottom w:w="90" w:type="dxa"/>
-              <w:start w:w="120" w:type="dxa"/>
-              <w:end w:w="120" w:type="dxa"/>
-            </w:tcMar>
-            <w:vAlign w:val="center"/>
-            <w:shd w:fill="F2F4F7"/>
-          </w:tcPr>
-          <w:p>
-            <w:r/>
-            <w:r>
-              <w:rPr>
-                <w:rFonts w:ascii="TH Sarabun New" w:hAnsi="TH Sarabun New" w:eastAsia="TH Sarabun New" w:cs="TH Sarabun New"/>
+        <w:trPr>
+          <w:jc w:val="center"/>
+        </w:trPr>
+        <w:tc>
+          <w:tcPr>
+            <w:tcW w:w="2232" w:type="dxa"/>
+            <w:shd w:val="clear" w:color="auto" w:fill="F2F4F7"/>
+            <w:tcMar>
+              <w:top w:w="90" w:type="dxa"/>
+              <w:left w:w="120" w:type="dxa"/>
+              <w:bottom w:w="90" w:type="dxa"/>
+              <w:right w:w="120" w:type="dxa"/>
+            </w:tcMar>
+            <w:vAlign w:val="center"/>
+          </w:tcPr>
+          <w:p>
+            <w:r>
+              <w:rPr>
+                <w:rFonts w:cs="TH Sarabun New"/>
                 <w:b/>
                 <w:color w:val="17365D"/>
                 <w:sz w:val="28"/>
@@ -1083,46 +1067,53 @@
         </w:tc>
         <w:tc>
           <w:tcPr>
-            <w:tcW w:type="dxa" w:w="7416"/>
-            <w:tcMar>
-              <w:top w:w="90" w:type="dxa"/>
-              <w:bottom w:w="90" w:type="dxa"/>
-              <w:start w:w="120" w:type="dxa"/>
-              <w:end w:w="120" w:type="dxa"/>
-            </w:tcMar>
-            <w:vAlign w:val="center"/>
-          </w:tcPr>
-          <w:p>
-            <w:r/>
-            <w:r>
-              <w:rPr>
-                <w:rFonts w:ascii="TH Sarabun New" w:hAnsi="TH Sarabun New" w:eastAsia="TH Sarabun New" w:cs="TH Sarabun New"/>
-                <w:b w:val="0"/>
+            <w:tcW w:w="7416" w:type="dxa"/>
+            <w:tcMar>
+              <w:top w:w="90" w:type="dxa"/>
+              <w:left w:w="120" w:type="dxa"/>
+              <w:bottom w:w="90" w:type="dxa"/>
+              <w:right w:w="120" w:type="dxa"/>
+            </w:tcMar>
+            <w:vAlign w:val="center"/>
+          </w:tcPr>
+          <w:p>
+            <w:r>
+              <w:rPr>
+                <w:rFonts w:cs="TH Sarabun New"/>
                 <w:sz w:val="28"/>
               </w:rPr>
-              <w:t>(โปรดระบุ)</w:t>
+              <w:t>(</w:t>
+            </w:r>
+            <w:r>
+              <w:rPr>
+                <w:rFonts w:cs="TH Sarabun New"/>
+                <w:sz w:val="28"/>
+              </w:rPr>
+              <w:t>โปรดระบุ)</w:t>
             </w:r>
           </w:p>
         </w:tc>
       </w:tr>
       <w:tr>
-        <w:tc>
-          <w:tcPr>
-            <w:tcW w:type="dxa" w:w="2232"/>
-            <w:tcMar>
-              <w:top w:w="90" w:type="dxa"/>
-              <w:bottom w:w="90" w:type="dxa"/>
-              <w:start w:w="120" w:type="dxa"/>
-              <w:end w:w="120" w:type="dxa"/>
-            </w:tcMar>
-            <w:vAlign w:val="center"/>
-            <w:shd w:fill="F2F4F7"/>
-          </w:tcPr>
-          <w:p>
-            <w:r/>
-            <w:r>
-              <w:rPr>
-                <w:rFonts w:ascii="TH Sarabun New" w:hAnsi="TH Sarabun New" w:eastAsia="TH Sarabun New" w:cs="TH Sarabun New"/>
+        <w:trPr>
+          <w:jc w:val="center"/>
+        </w:trPr>
+        <w:tc>
+          <w:tcPr>
+            <w:tcW w:w="2232" w:type="dxa"/>
+            <w:shd w:val="clear" w:color="auto" w:fill="F2F4F7"/>
+            <w:tcMar>
+              <w:top w:w="90" w:type="dxa"/>
+              <w:left w:w="120" w:type="dxa"/>
+              <w:bottom w:w="90" w:type="dxa"/>
+              <w:right w:w="120" w:type="dxa"/>
+            </w:tcMar>
+            <w:vAlign w:val="center"/>
+          </w:tcPr>
+          <w:p>
+            <w:r>
+              <w:rPr>
+                <w:rFonts w:cs="TH Sarabun New"/>
                 <w:b/>
                 <w:color w:val="17365D"/>
                 <w:sz w:val="28"/>
@@ -1133,71 +1124,77 @@
         </w:tc>
         <w:tc>
           <w:tcPr>
-            <w:tcW w:type="dxa" w:w="7416"/>
-            <w:tcMar>
-              <w:top w:w="90" w:type="dxa"/>
-              <w:bottom w:w="90" w:type="dxa"/>
-              <w:start w:w="120" w:type="dxa"/>
-              <w:end w:w="120" w:type="dxa"/>
-            </w:tcMar>
-            <w:vAlign w:val="center"/>
-          </w:tcPr>
-          <w:p>
-            <w:r/>
-            <w:r>
-              <w:rPr>
-                <w:rFonts w:ascii="TH Sarabun New" w:hAnsi="TH Sarabun New" w:eastAsia="TH Sarabun New" w:cs="TH Sarabun New"/>
-                <w:b w:val="0"/>
+            <w:tcW w:w="7416" w:type="dxa"/>
+            <w:tcMar>
+              <w:top w:w="90" w:type="dxa"/>
+              <w:left w:w="120" w:type="dxa"/>
+              <w:bottom w:w="90" w:type="dxa"/>
+              <w:right w:w="120" w:type="dxa"/>
+            </w:tcMar>
+            <w:vAlign w:val="center"/>
+          </w:tcPr>
+          <w:p>
+            <w:r>
+              <w:rPr>
+                <w:rFonts w:cs="TH Sarabun New"/>
                 <w:sz w:val="28"/>
               </w:rPr>
-              <w:t>(โปรดระบุ)</w:t>
+              <w:t>(</w:t>
+            </w:r>
+            <w:r>
+              <w:rPr>
+                <w:rFonts w:cs="TH Sarabun New"/>
+                <w:sz w:val="28"/>
+              </w:rPr>
+              <w:t>โปรดระบุ)</w:t>
             </w:r>
           </w:p>
         </w:tc>
       </w:tr>
       <w:tr>
-        <w:tc>
-          <w:tcPr>
-            <w:tcW w:type="dxa" w:w="2232"/>
-            <w:tcMar>
-              <w:top w:w="90" w:type="dxa"/>
-              <w:bottom w:w="90" w:type="dxa"/>
-              <w:start w:w="120" w:type="dxa"/>
-              <w:end w:w="120" w:type="dxa"/>
-            </w:tcMar>
-            <w:vAlign w:val="center"/>
-            <w:shd w:fill="F2F4F7"/>
-          </w:tcPr>
-          <w:p>
-            <w:r/>
-            <w:r>
-              <w:rPr>
-                <w:rFonts w:ascii="TH Sarabun New" w:hAnsi="TH Sarabun New" w:eastAsia="TH Sarabun New" w:cs="TH Sarabun New"/>
+        <w:trPr>
+          <w:jc w:val="center"/>
+        </w:trPr>
+        <w:tc>
+          <w:tcPr>
+            <w:tcW w:w="2232" w:type="dxa"/>
+            <w:shd w:val="clear" w:color="auto" w:fill="F2F4F7"/>
+            <w:tcMar>
+              <w:top w:w="90" w:type="dxa"/>
+              <w:left w:w="120" w:type="dxa"/>
+              <w:bottom w:w="90" w:type="dxa"/>
+              <w:right w:w="120" w:type="dxa"/>
+            </w:tcMar>
+            <w:vAlign w:val="center"/>
+          </w:tcPr>
+          <w:p>
+            <w:r>
+              <w:rPr>
+                <w:rFonts w:cs="TH Sarabun New"/>
                 <w:b/>
                 <w:color w:val="17365D"/>
                 <w:sz w:val="28"/>
               </w:rPr>
+              <w:lastRenderedPageBreak/>
               <w:t>แหล่งข้อมูล</w:t>
             </w:r>
           </w:p>
         </w:tc>
         <w:tc>
           <w:tcPr>
-            <w:tcW w:type="dxa" w:w="7416"/>
-            <w:tcMar>
-              <w:top w:w="90" w:type="dxa"/>
-              <w:bottom w:w="90" w:type="dxa"/>
-              <w:start w:w="120" w:type="dxa"/>
-              <w:end w:w="120" w:type="dxa"/>
-            </w:tcMar>
-            <w:vAlign w:val="center"/>
-          </w:tcPr>
-          <w:p>
-            <w:r/>
-            <w:r>
-              <w:rPr>
-                <w:rFonts w:ascii="TH Sarabun New" w:hAnsi="TH Sarabun New" w:eastAsia="TH Sarabun New" w:cs="TH Sarabun New"/>
-                <w:b w:val="0"/>
+            <w:tcW w:w="7416" w:type="dxa"/>
+            <w:tcMar>
+              <w:top w:w="90" w:type="dxa"/>
+              <w:left w:w="120" w:type="dxa"/>
+              <w:bottom w:w="90" w:type="dxa"/>
+              <w:right w:w="120" w:type="dxa"/>
+            </w:tcMar>
+            <w:vAlign w:val="center"/>
+          </w:tcPr>
+          <w:p>
+            <w:r>
+              <w:rPr>
+                <w:rFonts w:cs="TH Sarabun New"/>
                 <w:sz w:val="28"/>
               </w:rPr>
               <w:t>ข้อมูลสถานศึกษาที่ผู้จัดทำยืนยัน เมื่อวันที่ 11 กรกฎาคม 2569</w:t>
@@ -1216,7 +1213,6 @@
         <w:rPr>
           <w:rFonts w:cs="TH Sarabun New"/>
         </w:rPr>
-        <w:lastRenderedPageBreak/>
         <w:t>ชุดเอกสารนี้จัดทำเป็นแผนก่อนดำเนินการวิจัย เนื้อหาที่อยู่ในวงเล็บเป็นข้อมูลที่เว็บไซต์หรือฐานข้อมูลโรงเรียนยังยืนยันไม่ได้ ผู้วิจัยต้องตรวจสอบ เติมข้อมูล และลงนามก่อนเสนออนุมัติ</w:t>
       </w:r>
     </w:p>
@@ -1259,9 +1255,9 @@
       </w:pPr>
       <w:r>
         <w:rPr>
-          <w:rFonts w:ascii="TH Sarabun New" w:eastAsia="TH Sarabun New" w:hAnsi="TH Sarabun New" w:cs="TH Sarabun New"/>
+          <w:rFonts w:cs="TH Sarabun New"/>
+          <w:color w:val="7A4B00"/>
           <w:sz w:val="26"/>
-          <w:color w:val="7A4B00"/>
         </w:rPr>
         <w:t>หมายเหตุตารางกำหนดการ: นับเฉพาะวันเรียนจันทร์–ศุกร์ จึงข้ามวันเสาร์–อาทิตย์ เพื่อให้สอดคล้องกับการจัดกิจกรรมในโรงเรียน</w:t>
       </w:r>
@@ -1568,14 +1564,7 @@
                 <w:rFonts w:cs="TH Sarabun New"/>
                 <w:sz w:val="28"/>
               </w:rPr>
-              <w:t xml:space="preserve">7 </w:t>
-            </w:r>
-            <w:r>
-              <w:rPr>
-                <w:rFonts w:cs="TH Sarabun New"/>
-                <w:sz w:val="28"/>
-              </w:rPr>
-              <w:t>วันเรียนต่อช่วง รวม 14 วันเรียน: ก่อนเรียน 22–26 และ 29–30 มิถุนายน 2569 และหลังเรียน 1–3 และ 6–9 กรกฎาคม 2569</w:t>
+              <w:t>7 วันเรียนต่อช่วง รวม 14 วันเรียน: ก่อนเรียน 22–26 และ 29–30 มิถุนายน 2569 และหลังเรียน 1–3 และ 6–9 กรกฎาคม 2569</w:t>
             </w:r>
           </w:p>
           <w:p>
@@ -1586,9 +1575,9 @@
             </w:pPr>
             <w:r>
               <w:rPr>
-                <w:rFonts w:ascii="TH Sarabun New" w:eastAsia="TH Sarabun New" w:hAnsi="TH Sarabun New" w:cs="TH Sarabun New"/>
+                <w:rFonts w:cs="TH Sarabun New"/>
+                <w:color w:val="7A4B00"/>
                 <w:sz w:val="26"/>
-                <w:color w:val="7A4B00"/>
               </w:rPr>
               <w:t>หมายเหตุตารางกำหนดการ: นับเฉพาะวันเรียนจันทร์–ศุกร์ จึงข้ามวันเสาร์–อาทิตย์ เพื่อให้สอดคล้องกับการจัดกิจกรรมในโรงเรียน</w:t>
             </w:r>
@@ -1637,14 +1626,7 @@
                 <w:rFonts w:cs="TH Sarabun New"/>
                 <w:sz w:val="28"/>
               </w:rPr>
-              <w:t xml:space="preserve">ภารกิจเกมแข่งสูตรคูณแบบเดียวกัน วันละ 1 รอบ; </w:t>
-            </w:r>
-            <w:r>
-              <w:rPr>
-                <w:rFonts w:cs="TH Sarabun New"/>
-                <w:sz w:val="28"/>
-              </w:rPr>
-              <w:t>ระบบบันทึกคะแนนอัตโนมัติ; แบบตรวจความครบถ้วนรายวัน; แบบสังเกต (ข้อมูลเสริม)</w:t>
+              <w:t>ภารกิจเกมแข่งสูตรคูณแบบเดียวกัน วันละ 1 รอบ; ระบบบันทึกคะแนนอัตโนมัติ; แบบตรวจความครบถ้วนรายวัน; แบบสังเกต (ข้อมูลเสริม)</w:t>
             </w:r>
           </w:p>
         </w:tc>
@@ -1752,9 +1734,8 @@
       <w:r>
         <w:rPr>
           <w:rFonts w:ascii="TH Sarabun New" w:eastAsia="TH Sarabun New" w:hAnsi="TH Sarabun New" w:cs="TH Sarabun New"/>
+          <w:color w:val="17365D"/>
           <w:sz w:val="32"/>
-          <w:color w:val="17365D"/>
-          <w:b/>
         </w:rPr>
         <w:t>ข้อมูลดัมมี่ประกอบเล่ม (สำหรับจำลองผลวิจัย)</w:t>
       </w:r>
@@ -1767,9 +1748,9 @@
       </w:pPr>
       <w:r>
         <w:rPr>
-          <w:rFonts w:ascii="TH Sarabun New" w:eastAsia="TH Sarabun New" w:hAnsi="TH Sarabun New" w:cs="TH Sarabun New"/>
+          <w:rFonts w:cs="TH Sarabun New"/>
+          <w:color w:val="7A4B00"/>
           <w:sz w:val="26"/>
-          <w:color w:val="7A4B00"/>
         </w:rPr>
         <w:t>หมายเหตุ: ตารางนี้เป็นข้อมูลดัมมี่ที่สร้างให้สอดคล้องกับแผนวิจัย One-Group Pretest–Posttest Design เพื่อใช้จัดรูปเล่ม ทดลองอ่านผล และเตรียมเอกสารก่อนแทนที่ด้วยข้อมูลจริงจากหน้า /teacher/game-research ก่อนส่งราชการ</w:t>
       </w:r>
@@ -1782,9 +1763,9 @@
       </w:pPr>
       <w:r>
         <w:rPr>
-          <w:rFonts w:ascii="TH Sarabun New" w:eastAsia="TH Sarabun New" w:hAnsi="TH Sarabun New" w:cs="TH Sarabun New"/>
+          <w:rFonts w:cs="TH Sarabun New"/>
+          <w:color w:val="1F2937"/>
           <w:sz w:val="28"/>
-          <w:color w:val="1F2937"/>
         </w:rPr>
         <w:t>ชุดข้อมูลจำลองกำหนดให้นักเรียนชั้นประถมศึกษาปีที่ 4 จำนวน 8 คน เล่นเกมแข่งสูตรคูณช่วงก่อนเรียน 7 วันเรียน และหลังเรียน 7 วันเรียน วันละ 1 รอบ คะแนนในตารางเป็นคะแนนเฉลี่ยรายช่วงของผู้เรียนแต่ละคน</w:t>
       </w:r>
@@ -1793,15 +1774,16 @@
       <w:tblPr>
         <w:tblW w:w="8240" w:type="dxa"/>
         <w:jc w:val="center"/>
+        <w:tblBorders>
+          <w:top w:val="single" w:sz="6" w:space="0" w:color="CBD5E1"/>
+          <w:left w:val="single" w:sz="6" w:space="0" w:color="CBD5E1"/>
+          <w:bottom w:val="single" w:sz="6" w:space="0" w:color="CBD5E1"/>
+          <w:right w:val="single" w:sz="6" w:space="0" w:color="CBD5E1"/>
+          <w:insideH w:val="single" w:sz="6" w:space="0" w:color="CBD5E1"/>
+          <w:insideV w:val="single" w:sz="6" w:space="0" w:color="CBD5E1"/>
+        </w:tblBorders>
         <w:tblLayout w:type="fixed"/>
-        <w:tblBorders>
-          <w:top w:val="single" w:sz="6" w:color="CBD5E1"/>
-          <w:left w:val="single" w:sz="6" w:color="CBD5E1"/>
-          <w:bottom w:val="single" w:sz="6" w:color="CBD5E1"/>
-          <w:right w:val="single" w:sz="6" w:color="CBD5E1"/>
-          <w:insideH w:val="single" w:sz="6" w:color="CBD5E1"/>
-          <w:insideV w:val="single" w:sz="6" w:color="CBD5E1"/>
-        </w:tblBorders>
+        <w:tblLook w:val="04A0" w:firstRow="1" w:lastRow="0" w:firstColumn="1" w:lastColumn="0" w:noHBand="0" w:noVBand="1"/>
       </w:tblPr>
       <w:tblGrid>
         <w:gridCol w:w="640"/>
@@ -1813,6 +1795,9 @@
         <w:gridCol w:w="900"/>
       </w:tblGrid>
       <w:tr>
+        <w:trPr>
+          <w:jc w:val="center"/>
+        </w:trPr>
         <w:tc>
           <w:tcPr>
             <w:tcW w:w="640" w:type="dxa"/>
@@ -1827,15 +1812,15 @@
           </w:tcPr>
           <w:p>
             <w:pPr>
+              <w:spacing w:after="0"/>
               <w:jc w:val="center"/>
-              <w:spacing w:after="0"/>
             </w:pPr>
             <w:r>
               <w:rPr>
-                <w:rFonts w:ascii="TH Sarabun New" w:eastAsia="TH Sarabun New" w:hAnsi="TH Sarabun New" w:cs="TH Sarabun New"/>
+                <w:rFonts w:cs="TH Sarabun New"/>
+                <w:b/>
+                <w:color w:val="FFFFFF"/>
                 <w:sz w:val="22"/>
-                <w:color w:val="FFFFFF"/>
-                <w:b/>
               </w:rPr>
               <w:t>เลขที่</w:t>
             </w:r>
@@ -1855,15 +1840,15 @@
           </w:tcPr>
           <w:p>
             <w:pPr>
+              <w:spacing w:after="0"/>
               <w:jc w:val="center"/>
-              <w:spacing w:after="0"/>
             </w:pPr>
             <w:r>
               <w:rPr>
-                <w:rFonts w:ascii="TH Sarabun New" w:eastAsia="TH Sarabun New" w:hAnsi="TH Sarabun New" w:cs="TH Sarabun New"/>
+                <w:rFonts w:cs="TH Sarabun New"/>
+                <w:b/>
+                <w:color w:val="FFFFFF"/>
                 <w:sz w:val="22"/>
-                <w:color w:val="FFFFFF"/>
-                <w:b/>
               </w:rPr>
               <w:t>รหัส</w:t>
             </w:r>
@@ -1887,10 +1872,10 @@
             </w:pPr>
             <w:r>
               <w:rPr>
-                <w:rFonts w:ascii="TH Sarabun New" w:eastAsia="TH Sarabun New" w:hAnsi="TH Sarabun New" w:cs="TH Sarabun New"/>
+                <w:rFonts w:cs="TH Sarabun New"/>
+                <w:b/>
+                <w:color w:val="FFFFFF"/>
                 <w:sz w:val="22"/>
-                <w:color w:val="FFFFFF"/>
-                <w:b/>
               </w:rPr>
               <w:t>ชื่อ</w:t>
             </w:r>
@@ -1910,15 +1895,15 @@
           </w:tcPr>
           <w:p>
             <w:pPr>
+              <w:spacing w:after="0"/>
               <w:jc w:val="right"/>
-              <w:spacing w:after="0"/>
             </w:pPr>
             <w:r>
               <w:rPr>
-                <w:rFonts w:ascii="TH Sarabun New" w:eastAsia="TH Sarabun New" w:hAnsi="TH Sarabun New" w:cs="TH Sarabun New"/>
+                <w:rFonts w:cs="TH Sarabun New"/>
+                <w:b/>
+                <w:color w:val="FFFFFF"/>
                 <w:sz w:val="22"/>
-                <w:color w:val="FFFFFF"/>
-                <w:b/>
               </w:rPr>
               <w:t>ก่อนเรียน</w:t>
             </w:r>
@@ -1938,15 +1923,15 @@
           </w:tcPr>
           <w:p>
             <w:pPr>
+              <w:spacing w:after="0"/>
               <w:jc w:val="right"/>
-              <w:spacing w:after="0"/>
             </w:pPr>
             <w:r>
               <w:rPr>
-                <w:rFonts w:ascii="TH Sarabun New" w:eastAsia="TH Sarabun New" w:hAnsi="TH Sarabun New" w:cs="TH Sarabun New"/>
+                <w:rFonts w:cs="TH Sarabun New"/>
+                <w:b/>
+                <w:color w:val="FFFFFF"/>
                 <w:sz w:val="22"/>
-                <w:color w:val="FFFFFF"/>
-                <w:b/>
               </w:rPr>
               <w:t>หลังเรียน</w:t>
             </w:r>
@@ -1966,15 +1951,15 @@
           </w:tcPr>
           <w:p>
             <w:pPr>
+              <w:spacing w:after="0"/>
               <w:jc w:val="right"/>
-              <w:spacing w:after="0"/>
             </w:pPr>
             <w:r>
               <w:rPr>
-                <w:rFonts w:ascii="TH Sarabun New" w:eastAsia="TH Sarabun New" w:hAnsi="TH Sarabun New" w:cs="TH Sarabun New"/>
+                <w:rFonts w:cs="TH Sarabun New"/>
+                <w:b/>
+                <w:color w:val="FFFFFF"/>
                 <w:sz w:val="22"/>
-                <w:color w:val="FFFFFF"/>
-                <w:b/>
               </w:rPr>
               <w:t>ผลต่าง</w:t>
             </w:r>
@@ -1994,15 +1979,15 @@
           </w:tcPr>
           <w:p>
             <w:pPr>
+              <w:spacing w:after="0"/>
               <w:jc w:val="center"/>
-              <w:spacing w:after="0"/>
             </w:pPr>
             <w:r>
               <w:rPr>
-                <w:rFonts w:ascii="TH Sarabun New" w:eastAsia="TH Sarabun New" w:hAnsi="TH Sarabun New" w:cs="TH Sarabun New"/>
+                <w:rFonts w:cs="TH Sarabun New"/>
+                <w:b/>
+                <w:color w:val="FFFFFF"/>
                 <w:sz w:val="22"/>
-                <w:color w:val="FFFFFF"/>
-                <w:b/>
               </w:rPr>
               <w:t>รอบ</w:t>
             </w:r>
@@ -2010,6 +1995,9 @@
         </w:tc>
       </w:tr>
       <w:tr>
+        <w:trPr>
+          <w:jc w:val="center"/>
+        </w:trPr>
         <w:tc>
           <w:tcPr>
             <w:tcW w:w="640" w:type="dxa"/>
@@ -2023,14 +2011,14 @@
           </w:tcPr>
           <w:p>
             <w:pPr>
+              <w:spacing w:after="0"/>
               <w:jc w:val="center"/>
-              <w:spacing w:after="0"/>
             </w:pPr>
             <w:r>
               <w:rPr>
-                <w:rFonts w:ascii="TH Sarabun New" w:eastAsia="TH Sarabun New" w:hAnsi="TH Sarabun New" w:cs="TH Sarabun New"/>
+                <w:rFonts w:cs="TH Sarabun New"/>
+                <w:color w:val="1F2937"/>
                 <w:sz w:val="22"/>
-                <w:color w:val="1F2937"/>
               </w:rPr>
               <w:t>1</w:t>
             </w:r>
@@ -2049,14 +2037,14 @@
           </w:tcPr>
           <w:p>
             <w:pPr>
+              <w:spacing w:after="0"/>
               <w:jc w:val="center"/>
-              <w:spacing w:after="0"/>
             </w:pPr>
             <w:r>
               <w:rPr>
-                <w:rFonts w:ascii="TH Sarabun New" w:eastAsia="TH Sarabun New" w:hAnsi="TH Sarabun New" w:cs="TH Sarabun New"/>
+                <w:rFonts w:cs="TH Sarabun New"/>
+                <w:color w:val="1F2937"/>
                 <w:sz w:val="22"/>
-                <w:color w:val="1F2937"/>
               </w:rPr>
               <w:t>1319</w:t>
             </w:r>
@@ -2079,9 +2067,9 @@
             </w:pPr>
             <w:r>
               <w:rPr>
-                <w:rFonts w:ascii="TH Sarabun New" w:eastAsia="TH Sarabun New" w:hAnsi="TH Sarabun New" w:cs="TH Sarabun New"/>
+                <w:rFonts w:cs="TH Sarabun New"/>
+                <w:color w:val="1F2937"/>
                 <w:sz w:val="22"/>
-                <w:color w:val="1F2937"/>
               </w:rPr>
               <w:t>ด.ช.ชนาธิป แสงดี</w:t>
             </w:r>
@@ -2100,14 +2088,14 @@
           </w:tcPr>
           <w:p>
             <w:pPr>
+              <w:spacing w:after="0"/>
               <w:jc w:val="right"/>
-              <w:spacing w:after="0"/>
             </w:pPr>
             <w:r>
               <w:rPr>
-                <w:rFonts w:ascii="TH Sarabun New" w:eastAsia="TH Sarabun New" w:hAnsi="TH Sarabun New" w:cs="TH Sarabun New"/>
+                <w:rFonts w:cs="TH Sarabun New"/>
+                <w:color w:val="1F2937"/>
                 <w:sz w:val="22"/>
-                <w:color w:val="1F2937"/>
               </w:rPr>
               <w:t>291.0</w:t>
             </w:r>
@@ -2126,14 +2114,14 @@
           </w:tcPr>
           <w:p>
             <w:pPr>
+              <w:spacing w:after="0"/>
               <w:jc w:val="right"/>
-              <w:spacing w:after="0"/>
             </w:pPr>
             <w:r>
               <w:rPr>
-                <w:rFonts w:ascii="TH Sarabun New" w:eastAsia="TH Sarabun New" w:hAnsi="TH Sarabun New" w:cs="TH Sarabun New"/>
+                <w:rFonts w:cs="TH Sarabun New"/>
+                <w:color w:val="1F2937"/>
                 <w:sz w:val="22"/>
-                <w:color w:val="1F2937"/>
               </w:rPr>
               <w:t>407.0</w:t>
             </w:r>
@@ -2152,14 +2140,14 @@
           </w:tcPr>
           <w:p>
             <w:pPr>
+              <w:spacing w:after="0"/>
               <w:jc w:val="right"/>
-              <w:spacing w:after="0"/>
             </w:pPr>
             <w:r>
               <w:rPr>
-                <w:rFonts w:ascii="TH Sarabun New" w:eastAsia="TH Sarabun New" w:hAnsi="TH Sarabun New" w:cs="TH Sarabun New"/>
+                <w:rFonts w:cs="TH Sarabun New"/>
+                <w:color w:val="1F2937"/>
                 <w:sz w:val="22"/>
-                <w:color w:val="1F2937"/>
               </w:rPr>
               <w:t>+116.0</w:t>
             </w:r>
@@ -2178,14 +2166,14 @@
           </w:tcPr>
           <w:p>
             <w:pPr>
+              <w:spacing w:after="0"/>
               <w:jc w:val="center"/>
-              <w:spacing w:after="0"/>
             </w:pPr>
             <w:r>
               <w:rPr>
-                <w:rFonts w:ascii="TH Sarabun New" w:eastAsia="TH Sarabun New" w:hAnsi="TH Sarabun New" w:cs="TH Sarabun New"/>
+                <w:rFonts w:cs="TH Sarabun New"/>
+                <w:color w:val="1F2937"/>
                 <w:sz w:val="22"/>
-                <w:color w:val="1F2937"/>
               </w:rPr>
               <w:t>7/7</w:t>
             </w:r>
@@ -2193,6 +2181,9 @@
         </w:tc>
       </w:tr>
       <w:tr>
+        <w:trPr>
+          <w:jc w:val="center"/>
+        </w:trPr>
         <w:tc>
           <w:tcPr>
             <w:tcW w:w="640" w:type="dxa"/>
@@ -2206,14 +2197,14 @@
           </w:tcPr>
           <w:p>
             <w:pPr>
+              <w:spacing w:after="0"/>
               <w:jc w:val="center"/>
-              <w:spacing w:after="0"/>
             </w:pPr>
             <w:r>
               <w:rPr>
-                <w:rFonts w:ascii="TH Sarabun New" w:eastAsia="TH Sarabun New" w:hAnsi="TH Sarabun New" w:cs="TH Sarabun New"/>
+                <w:rFonts w:cs="TH Sarabun New"/>
+                <w:color w:val="1F2937"/>
                 <w:sz w:val="22"/>
-                <w:color w:val="1F2937"/>
               </w:rPr>
               <w:t>2</w:t>
             </w:r>
@@ -2232,14 +2223,14 @@
           </w:tcPr>
           <w:p>
             <w:pPr>
+              <w:spacing w:after="0"/>
               <w:jc w:val="center"/>
-              <w:spacing w:after="0"/>
             </w:pPr>
             <w:r>
               <w:rPr>
-                <w:rFonts w:ascii="TH Sarabun New" w:eastAsia="TH Sarabun New" w:hAnsi="TH Sarabun New" w:cs="TH Sarabun New"/>
+                <w:rFonts w:cs="TH Sarabun New"/>
+                <w:color w:val="1F2937"/>
                 <w:sz w:val="22"/>
-                <w:color w:val="1F2937"/>
               </w:rPr>
               <w:t>1320</w:t>
             </w:r>
@@ -2262,9 +2253,9 @@
             </w:pPr>
             <w:r>
               <w:rPr>
-                <w:rFonts w:ascii="TH Sarabun New" w:eastAsia="TH Sarabun New" w:hAnsi="TH Sarabun New" w:cs="TH Sarabun New"/>
+                <w:rFonts w:cs="TH Sarabun New"/>
+                <w:color w:val="1F2937"/>
                 <w:sz w:val="22"/>
-                <w:color w:val="1F2937"/>
               </w:rPr>
               <w:t>ด.ช.พชรพร จรุงพันธ์</w:t>
             </w:r>
@@ -2283,14 +2274,14 @@
           </w:tcPr>
           <w:p>
             <w:pPr>
+              <w:spacing w:after="0"/>
               <w:jc w:val="right"/>
-              <w:spacing w:after="0"/>
             </w:pPr>
             <w:r>
               <w:rPr>
-                <w:rFonts w:ascii="TH Sarabun New" w:eastAsia="TH Sarabun New" w:hAnsi="TH Sarabun New" w:cs="TH Sarabun New"/>
+                <w:rFonts w:cs="TH Sarabun New"/>
+                <w:color w:val="1F2937"/>
                 <w:sz w:val="22"/>
-                <w:color w:val="1F2937"/>
               </w:rPr>
               <w:t>238.5</w:t>
             </w:r>
@@ -2309,14 +2300,14 @@
           </w:tcPr>
           <w:p>
             <w:pPr>
+              <w:spacing w:after="0"/>
               <w:jc w:val="right"/>
-              <w:spacing w:after="0"/>
             </w:pPr>
             <w:r>
               <w:rPr>
-                <w:rFonts w:ascii="TH Sarabun New" w:eastAsia="TH Sarabun New" w:hAnsi="TH Sarabun New" w:cs="TH Sarabun New"/>
+                <w:rFonts w:cs="TH Sarabun New"/>
+                <w:color w:val="1F2937"/>
                 <w:sz w:val="22"/>
-                <w:color w:val="1F2937"/>
               </w:rPr>
               <w:t>356.0</w:t>
             </w:r>
@@ -2335,14 +2326,14 @@
           </w:tcPr>
           <w:p>
             <w:pPr>
+              <w:spacing w:after="0"/>
               <w:jc w:val="right"/>
-              <w:spacing w:after="0"/>
             </w:pPr>
             <w:r>
               <w:rPr>
-                <w:rFonts w:ascii="TH Sarabun New" w:eastAsia="TH Sarabun New" w:hAnsi="TH Sarabun New" w:cs="TH Sarabun New"/>
+                <w:rFonts w:cs="TH Sarabun New"/>
+                <w:color w:val="1F2937"/>
                 <w:sz w:val="22"/>
-                <w:color w:val="1F2937"/>
               </w:rPr>
               <w:t>+117.5</w:t>
             </w:r>
@@ -2361,14 +2352,14 @@
           </w:tcPr>
           <w:p>
             <w:pPr>
+              <w:spacing w:after="0"/>
               <w:jc w:val="center"/>
-              <w:spacing w:after="0"/>
             </w:pPr>
             <w:r>
               <w:rPr>
-                <w:rFonts w:ascii="TH Sarabun New" w:eastAsia="TH Sarabun New" w:hAnsi="TH Sarabun New" w:cs="TH Sarabun New"/>
+                <w:rFonts w:cs="TH Sarabun New"/>
+                <w:color w:val="1F2937"/>
                 <w:sz w:val="22"/>
-                <w:color w:val="1F2937"/>
               </w:rPr>
               <w:t>7/7</w:t>
             </w:r>
@@ -2376,6 +2367,9 @@
         </w:tc>
       </w:tr>
       <w:tr>
+        <w:trPr>
+          <w:jc w:val="center"/>
+        </w:trPr>
         <w:tc>
           <w:tcPr>
             <w:tcW w:w="640" w:type="dxa"/>
@@ -2389,15 +2383,16 @@
           </w:tcPr>
           <w:p>
             <w:pPr>
+              <w:spacing w:after="0"/>
               <w:jc w:val="center"/>
-              <w:spacing w:after="0"/>
             </w:pPr>
             <w:r>
               <w:rPr>
-                <w:rFonts w:ascii="TH Sarabun New" w:eastAsia="TH Sarabun New" w:hAnsi="TH Sarabun New" w:cs="TH Sarabun New"/>
+                <w:rFonts w:cs="TH Sarabun New"/>
+                <w:color w:val="1F2937"/>
                 <w:sz w:val="22"/>
-                <w:color w:val="1F2937"/>
-              </w:rPr>
+              </w:rPr>
+              <w:lastRenderedPageBreak/>
               <w:t>3</w:t>
             </w:r>
           </w:p>
@@ -2415,14 +2410,14 @@
           </w:tcPr>
           <w:p>
             <w:pPr>
+              <w:spacing w:after="0"/>
               <w:jc w:val="center"/>
-              <w:spacing w:after="0"/>
             </w:pPr>
             <w:r>
               <w:rPr>
-                <w:rFonts w:ascii="TH Sarabun New" w:eastAsia="TH Sarabun New" w:hAnsi="TH Sarabun New" w:cs="TH Sarabun New"/>
+                <w:rFonts w:cs="TH Sarabun New"/>
+                <w:color w:val="1F2937"/>
                 <w:sz w:val="22"/>
-                <w:color w:val="1F2937"/>
               </w:rPr>
               <w:t>1321</w:t>
             </w:r>
@@ -2445,9 +2440,9 @@
             </w:pPr>
             <w:r>
               <w:rPr>
-                <w:rFonts w:ascii="TH Sarabun New" w:eastAsia="TH Sarabun New" w:hAnsi="TH Sarabun New" w:cs="TH Sarabun New"/>
+                <w:rFonts w:cs="TH Sarabun New"/>
+                <w:color w:val="1F2937"/>
                 <w:sz w:val="22"/>
-                <w:color w:val="1F2937"/>
               </w:rPr>
               <w:t>ด.ช.พีรวัส นิโม</w:t>
             </w:r>
@@ -2466,14 +2461,14 @@
           </w:tcPr>
           <w:p>
             <w:pPr>
+              <w:spacing w:after="0"/>
               <w:jc w:val="right"/>
-              <w:spacing w:after="0"/>
             </w:pPr>
             <w:r>
               <w:rPr>
-                <w:rFonts w:ascii="TH Sarabun New" w:eastAsia="TH Sarabun New" w:hAnsi="TH Sarabun New" w:cs="TH Sarabun New"/>
+                <w:rFonts w:cs="TH Sarabun New"/>
+                <w:color w:val="1F2937"/>
                 <w:sz w:val="22"/>
-                <w:color w:val="1F2937"/>
               </w:rPr>
               <w:t>431.3</w:t>
             </w:r>
@@ -2492,14 +2487,14 @@
           </w:tcPr>
           <w:p>
             <w:pPr>
+              <w:spacing w:after="0"/>
               <w:jc w:val="right"/>
-              <w:spacing w:after="0"/>
             </w:pPr>
             <w:r>
               <w:rPr>
-                <w:rFonts w:ascii="TH Sarabun New" w:eastAsia="TH Sarabun New" w:hAnsi="TH Sarabun New" w:cs="TH Sarabun New"/>
+                <w:rFonts w:cs="TH Sarabun New"/>
+                <w:color w:val="1F2937"/>
                 <w:sz w:val="22"/>
-                <w:color w:val="1F2937"/>
               </w:rPr>
               <w:t>512.0</w:t>
             </w:r>
@@ -2518,14 +2513,14 @@
           </w:tcPr>
           <w:p>
             <w:pPr>
+              <w:spacing w:after="0"/>
               <w:jc w:val="right"/>
-              <w:spacing w:after="0"/>
             </w:pPr>
             <w:r>
               <w:rPr>
-                <w:rFonts w:ascii="TH Sarabun New" w:eastAsia="TH Sarabun New" w:hAnsi="TH Sarabun New" w:cs="TH Sarabun New"/>
+                <w:rFonts w:cs="TH Sarabun New"/>
+                <w:color w:val="1F2937"/>
                 <w:sz w:val="22"/>
-                <w:color w:val="1F2937"/>
               </w:rPr>
               <w:t>+80.7</w:t>
             </w:r>
@@ -2544,14 +2539,14 @@
           </w:tcPr>
           <w:p>
             <w:pPr>
+              <w:spacing w:after="0"/>
               <w:jc w:val="center"/>
-              <w:spacing w:after="0"/>
             </w:pPr>
             <w:r>
               <w:rPr>
-                <w:rFonts w:ascii="TH Sarabun New" w:eastAsia="TH Sarabun New" w:hAnsi="TH Sarabun New" w:cs="TH Sarabun New"/>
+                <w:rFonts w:cs="TH Sarabun New"/>
+                <w:color w:val="1F2937"/>
                 <w:sz w:val="22"/>
-                <w:color w:val="1F2937"/>
               </w:rPr>
               <w:t>7/7</w:t>
             </w:r>
@@ -2559,6 +2554,9 @@
         </w:tc>
       </w:tr>
       <w:tr>
+        <w:trPr>
+          <w:jc w:val="center"/>
+        </w:trPr>
         <w:tc>
           <w:tcPr>
             <w:tcW w:w="640" w:type="dxa"/>
@@ -2572,14 +2570,14 @@
           </w:tcPr>
           <w:p>
             <w:pPr>
+              <w:spacing w:after="0"/>
               <w:jc w:val="center"/>
-              <w:spacing w:after="0"/>
             </w:pPr>
             <w:r>
               <w:rPr>
-                <w:rFonts w:ascii="TH Sarabun New" w:eastAsia="TH Sarabun New" w:hAnsi="TH Sarabun New" w:cs="TH Sarabun New"/>
+                <w:rFonts w:cs="TH Sarabun New"/>
+                <w:color w:val="1F2937"/>
                 <w:sz w:val="22"/>
-                <w:color w:val="1F2937"/>
               </w:rPr>
               <w:t>4</w:t>
             </w:r>
@@ -2598,14 +2596,14 @@
           </w:tcPr>
           <w:p>
             <w:pPr>
+              <w:spacing w:after="0"/>
               <w:jc w:val="center"/>
-              <w:spacing w:after="0"/>
             </w:pPr>
             <w:r>
               <w:rPr>
-                <w:rFonts w:ascii="TH Sarabun New" w:eastAsia="TH Sarabun New" w:hAnsi="TH Sarabun New" w:cs="TH Sarabun New"/>
+                <w:rFonts w:cs="TH Sarabun New"/>
+                <w:color w:val="1F2937"/>
                 <w:sz w:val="22"/>
-                <w:color w:val="1F2937"/>
               </w:rPr>
               <w:t>1322</w:t>
             </w:r>
@@ -2628,9 +2626,9 @@
             </w:pPr>
             <w:r>
               <w:rPr>
-                <w:rFonts w:ascii="TH Sarabun New" w:eastAsia="TH Sarabun New" w:hAnsi="TH Sarabun New" w:cs="TH Sarabun New"/>
+                <w:rFonts w:cs="TH Sarabun New"/>
+                <w:color w:val="1F2937"/>
                 <w:sz w:val="22"/>
-                <w:color w:val="1F2937"/>
               </w:rPr>
               <w:t>ด.ช.อดิศร ว่องไว</w:t>
             </w:r>
@@ -2649,14 +2647,14 @@
           </w:tcPr>
           <w:p>
             <w:pPr>
+              <w:spacing w:after="0"/>
               <w:jc w:val="right"/>
-              <w:spacing w:after="0"/>
             </w:pPr>
             <w:r>
               <w:rPr>
-                <w:rFonts w:ascii="TH Sarabun New" w:eastAsia="TH Sarabun New" w:hAnsi="TH Sarabun New" w:cs="TH Sarabun New"/>
+                <w:rFonts w:cs="TH Sarabun New"/>
+                <w:color w:val="1F2937"/>
                 <w:sz w:val="22"/>
-                <w:color w:val="1F2937"/>
               </w:rPr>
               <w:t>298.5</w:t>
             </w:r>
@@ -2675,14 +2673,14 @@
           </w:tcPr>
           <w:p>
             <w:pPr>
+              <w:spacing w:after="0"/>
               <w:jc w:val="right"/>
-              <w:spacing w:after="0"/>
             </w:pPr>
             <w:r>
               <w:rPr>
-                <w:rFonts w:ascii="TH Sarabun New" w:eastAsia="TH Sarabun New" w:hAnsi="TH Sarabun New" w:cs="TH Sarabun New"/>
+                <w:rFonts w:cs="TH Sarabun New"/>
+                <w:color w:val="1F2937"/>
                 <w:sz w:val="22"/>
-                <w:color w:val="1F2937"/>
               </w:rPr>
               <w:t>421.5</w:t>
             </w:r>
@@ -2701,14 +2699,14 @@
           </w:tcPr>
           <w:p>
             <w:pPr>
+              <w:spacing w:after="0"/>
               <w:jc w:val="right"/>
-              <w:spacing w:after="0"/>
             </w:pPr>
             <w:r>
               <w:rPr>
-                <w:rFonts w:ascii="TH Sarabun New" w:eastAsia="TH Sarabun New" w:hAnsi="TH Sarabun New" w:cs="TH Sarabun New"/>
+                <w:rFonts w:cs="TH Sarabun New"/>
+                <w:color w:val="1F2937"/>
                 <w:sz w:val="22"/>
-                <w:color w:val="1F2937"/>
               </w:rPr>
               <w:t>+123.0</w:t>
             </w:r>
@@ -2727,14 +2725,14 @@
           </w:tcPr>
           <w:p>
             <w:pPr>
+              <w:spacing w:after="0"/>
               <w:jc w:val="center"/>
-              <w:spacing w:after="0"/>
             </w:pPr>
             <w:r>
               <w:rPr>
-                <w:rFonts w:ascii="TH Sarabun New" w:eastAsia="TH Sarabun New" w:hAnsi="TH Sarabun New" w:cs="TH Sarabun New"/>
+                <w:rFonts w:cs="TH Sarabun New"/>
+                <w:color w:val="1F2937"/>
                 <w:sz w:val="22"/>
-                <w:color w:val="1F2937"/>
               </w:rPr>
               <w:t>7/7</w:t>
             </w:r>
@@ -2742,6 +2740,9 @@
         </w:tc>
       </w:tr>
       <w:tr>
+        <w:trPr>
+          <w:jc w:val="center"/>
+        </w:trPr>
         <w:tc>
           <w:tcPr>
             <w:tcW w:w="640" w:type="dxa"/>
@@ -2755,14 +2756,14 @@
           </w:tcPr>
           <w:p>
             <w:pPr>
+              <w:spacing w:after="0"/>
               <w:jc w:val="center"/>
-              <w:spacing w:after="0"/>
             </w:pPr>
             <w:r>
               <w:rPr>
-                <w:rFonts w:ascii="TH Sarabun New" w:eastAsia="TH Sarabun New" w:hAnsi="TH Sarabun New" w:cs="TH Sarabun New"/>
+                <w:rFonts w:cs="TH Sarabun New"/>
+                <w:color w:val="1F2937"/>
                 <w:sz w:val="22"/>
-                <w:color w:val="1F2937"/>
               </w:rPr>
               <w:t>5</w:t>
             </w:r>
@@ -2781,14 +2782,14 @@
           </w:tcPr>
           <w:p>
             <w:pPr>
+              <w:spacing w:after="0"/>
               <w:jc w:val="center"/>
-              <w:spacing w:after="0"/>
             </w:pPr>
             <w:r>
               <w:rPr>
-                <w:rFonts w:ascii="TH Sarabun New" w:eastAsia="TH Sarabun New" w:hAnsi="TH Sarabun New" w:cs="TH Sarabun New"/>
+                <w:rFonts w:cs="TH Sarabun New"/>
+                <w:color w:val="1F2937"/>
                 <w:sz w:val="22"/>
-                <w:color w:val="1F2937"/>
               </w:rPr>
               <w:t>1323</w:t>
             </w:r>
@@ -2811,9 +2812,9 @@
             </w:pPr>
             <w:r>
               <w:rPr>
-                <w:rFonts w:ascii="TH Sarabun New" w:eastAsia="TH Sarabun New" w:hAnsi="TH Sarabun New" w:cs="TH Sarabun New"/>
+                <w:rFonts w:cs="TH Sarabun New"/>
+                <w:color w:val="1F2937"/>
                 <w:sz w:val="22"/>
-                <w:color w:val="1F2937"/>
               </w:rPr>
               <w:t>ด.ญ.สรารัตน์ มฤกุล</w:t>
             </w:r>
@@ -2832,14 +2833,14 @@
           </w:tcPr>
           <w:p>
             <w:pPr>
+              <w:spacing w:after="0"/>
               <w:jc w:val="right"/>
-              <w:spacing w:after="0"/>
             </w:pPr>
             <w:r>
               <w:rPr>
-                <w:rFonts w:ascii="TH Sarabun New" w:eastAsia="TH Sarabun New" w:hAnsi="TH Sarabun New" w:cs="TH Sarabun New"/>
+                <w:rFonts w:cs="TH Sarabun New"/>
+                <w:color w:val="1F2937"/>
                 <w:sz w:val="22"/>
-                <w:color w:val="1F2937"/>
               </w:rPr>
               <w:t>150.0</w:t>
             </w:r>
@@ -2858,14 +2859,14 @@
           </w:tcPr>
           <w:p>
             <w:pPr>
+              <w:spacing w:after="0"/>
               <w:jc w:val="right"/>
-              <w:spacing w:after="0"/>
             </w:pPr>
             <w:r>
               <w:rPr>
-                <w:rFonts w:ascii="TH Sarabun New" w:eastAsia="TH Sarabun New" w:hAnsi="TH Sarabun New" w:cs="TH Sarabun New"/>
+                <w:rFonts w:cs="TH Sarabun New"/>
+                <w:color w:val="1F2937"/>
                 <w:sz w:val="22"/>
-                <w:color w:val="1F2937"/>
               </w:rPr>
               <w:t>288.0</w:t>
             </w:r>
@@ -2884,14 +2885,14 @@
           </w:tcPr>
           <w:p>
             <w:pPr>
+              <w:spacing w:after="0"/>
               <w:jc w:val="right"/>
-              <w:spacing w:after="0"/>
             </w:pPr>
             <w:r>
               <w:rPr>
-                <w:rFonts w:ascii="TH Sarabun New" w:eastAsia="TH Sarabun New" w:hAnsi="TH Sarabun New" w:cs="TH Sarabun New"/>
+                <w:rFonts w:cs="TH Sarabun New"/>
+                <w:color w:val="1F2937"/>
                 <w:sz w:val="22"/>
-                <w:color w:val="1F2937"/>
               </w:rPr>
               <w:t>+138.0</w:t>
             </w:r>
@@ -2910,14 +2911,14 @@
           </w:tcPr>
           <w:p>
             <w:pPr>
+              <w:spacing w:after="0"/>
               <w:jc w:val="center"/>
-              <w:spacing w:after="0"/>
             </w:pPr>
             <w:r>
               <w:rPr>
-                <w:rFonts w:ascii="TH Sarabun New" w:eastAsia="TH Sarabun New" w:hAnsi="TH Sarabun New" w:cs="TH Sarabun New"/>
+                <w:rFonts w:cs="TH Sarabun New"/>
+                <w:color w:val="1F2937"/>
                 <w:sz w:val="22"/>
-                <w:color w:val="1F2937"/>
               </w:rPr>
               <w:t>7/7</w:t>
             </w:r>
@@ -2925,6 +2926,9 @@
         </w:tc>
       </w:tr>
       <w:tr>
+        <w:trPr>
+          <w:jc w:val="center"/>
+        </w:trPr>
         <w:tc>
           <w:tcPr>
             <w:tcW w:w="640" w:type="dxa"/>
@@ -2938,14 +2942,14 @@
           </w:tcPr>
           <w:p>
             <w:pPr>
+              <w:spacing w:after="0"/>
               <w:jc w:val="center"/>
-              <w:spacing w:after="0"/>
             </w:pPr>
             <w:r>
               <w:rPr>
-                <w:rFonts w:ascii="TH Sarabun New" w:eastAsia="TH Sarabun New" w:hAnsi="TH Sarabun New" w:cs="TH Sarabun New"/>
+                <w:rFonts w:cs="TH Sarabun New"/>
+                <w:color w:val="1F2937"/>
                 <w:sz w:val="22"/>
-                <w:color w:val="1F2937"/>
               </w:rPr>
               <w:t>6</w:t>
             </w:r>
@@ -2964,14 +2968,14 @@
           </w:tcPr>
           <w:p>
             <w:pPr>
+              <w:spacing w:after="0"/>
               <w:jc w:val="center"/>
-              <w:spacing w:after="0"/>
             </w:pPr>
             <w:r>
               <w:rPr>
-                <w:rFonts w:ascii="TH Sarabun New" w:eastAsia="TH Sarabun New" w:hAnsi="TH Sarabun New" w:cs="TH Sarabun New"/>
+                <w:rFonts w:cs="TH Sarabun New"/>
+                <w:color w:val="1F2937"/>
                 <w:sz w:val="22"/>
-                <w:color w:val="1F2937"/>
               </w:rPr>
               <w:t>1324</w:t>
             </w:r>
@@ -2994,9 +2998,9 @@
             </w:pPr>
             <w:r>
               <w:rPr>
-                <w:rFonts w:ascii="TH Sarabun New" w:eastAsia="TH Sarabun New" w:hAnsi="TH Sarabun New" w:cs="TH Sarabun New"/>
+                <w:rFonts w:cs="TH Sarabun New"/>
+                <w:color w:val="1F2937"/>
                 <w:sz w:val="22"/>
-                <w:color w:val="1F2937"/>
               </w:rPr>
               <w:t>ด.ญ.อัญมณี เบิกบานดี</w:t>
             </w:r>
@@ -3015,14 +3019,14 @@
           </w:tcPr>
           <w:p>
             <w:pPr>
+              <w:spacing w:after="0"/>
               <w:jc w:val="right"/>
-              <w:spacing w:after="0"/>
             </w:pPr>
             <w:r>
               <w:rPr>
-                <w:rFonts w:ascii="TH Sarabun New" w:eastAsia="TH Sarabun New" w:hAnsi="TH Sarabun New" w:cs="TH Sarabun New"/>
+                <w:rFonts w:cs="TH Sarabun New"/>
+                <w:color w:val="1F2937"/>
                 <w:sz w:val="22"/>
-                <w:color w:val="1F2937"/>
               </w:rPr>
               <w:t>268.7</w:t>
             </w:r>
@@ -3041,14 +3045,14 @@
           </w:tcPr>
           <w:p>
             <w:pPr>
+              <w:spacing w:after="0"/>
               <w:jc w:val="right"/>
-              <w:spacing w:after="0"/>
             </w:pPr>
             <w:r>
               <w:rPr>
-                <w:rFonts w:ascii="TH Sarabun New" w:eastAsia="TH Sarabun New" w:hAnsi="TH Sarabun New" w:cs="TH Sarabun New"/>
+                <w:rFonts w:cs="TH Sarabun New"/>
+                <w:color w:val="1F2937"/>
                 <w:sz w:val="22"/>
-                <w:color w:val="1F2937"/>
               </w:rPr>
               <w:t>390.0</w:t>
             </w:r>
@@ -3067,14 +3071,14 @@
           </w:tcPr>
           <w:p>
             <w:pPr>
+              <w:spacing w:after="0"/>
               <w:jc w:val="right"/>
-              <w:spacing w:after="0"/>
             </w:pPr>
             <w:r>
               <w:rPr>
-                <w:rFonts w:ascii="TH Sarabun New" w:eastAsia="TH Sarabun New" w:hAnsi="TH Sarabun New" w:cs="TH Sarabun New"/>
+                <w:rFonts w:cs="TH Sarabun New"/>
+                <w:color w:val="1F2937"/>
                 <w:sz w:val="22"/>
-                <w:color w:val="1F2937"/>
               </w:rPr>
               <w:t>+121.3</w:t>
             </w:r>
@@ -3093,14 +3097,14 @@
           </w:tcPr>
           <w:p>
             <w:pPr>
+              <w:spacing w:after="0"/>
               <w:jc w:val="center"/>
-              <w:spacing w:after="0"/>
             </w:pPr>
             <w:r>
               <w:rPr>
-                <w:rFonts w:ascii="TH Sarabun New" w:eastAsia="TH Sarabun New" w:hAnsi="TH Sarabun New" w:cs="TH Sarabun New"/>
+                <w:rFonts w:cs="TH Sarabun New"/>
+                <w:color w:val="1F2937"/>
                 <w:sz w:val="22"/>
-                <w:color w:val="1F2937"/>
               </w:rPr>
               <w:t>7/7</w:t>
             </w:r>
@@ -3108,6 +3112,9 @@
         </w:tc>
       </w:tr>
       <w:tr>
+        <w:trPr>
+          <w:jc w:val="center"/>
+        </w:trPr>
         <w:tc>
           <w:tcPr>
             <w:tcW w:w="640" w:type="dxa"/>
@@ -3121,14 +3128,14 @@
           </w:tcPr>
           <w:p>
             <w:pPr>
+              <w:spacing w:after="0"/>
               <w:jc w:val="center"/>
-              <w:spacing w:after="0"/>
             </w:pPr>
             <w:r>
               <w:rPr>
-                <w:rFonts w:ascii="TH Sarabun New" w:eastAsia="TH Sarabun New" w:hAnsi="TH Sarabun New" w:cs="TH Sarabun New"/>
+                <w:rFonts w:cs="TH Sarabun New"/>
+                <w:color w:val="1F2937"/>
                 <w:sz w:val="22"/>
-                <w:color w:val="1F2937"/>
               </w:rPr>
               <w:t>7</w:t>
             </w:r>
@@ -3147,14 +3154,14 @@
           </w:tcPr>
           <w:p>
             <w:pPr>
+              <w:spacing w:after="0"/>
               <w:jc w:val="center"/>
-              <w:spacing w:after="0"/>
             </w:pPr>
             <w:r>
               <w:rPr>
-                <w:rFonts w:ascii="TH Sarabun New" w:eastAsia="TH Sarabun New" w:hAnsi="TH Sarabun New" w:cs="TH Sarabun New"/>
+                <w:rFonts w:cs="TH Sarabun New"/>
+                <w:color w:val="1F2937"/>
                 <w:sz w:val="22"/>
-                <w:color w:val="1F2937"/>
               </w:rPr>
               <w:t>1326</w:t>
             </w:r>
@@ -3177,9 +3184,9 @@
             </w:pPr>
             <w:r>
               <w:rPr>
-                <w:rFonts w:ascii="TH Sarabun New" w:eastAsia="TH Sarabun New" w:hAnsi="TH Sarabun New" w:cs="TH Sarabun New"/>
+                <w:rFonts w:cs="TH Sarabun New"/>
+                <w:color w:val="1F2937"/>
                 <w:sz w:val="22"/>
-                <w:color w:val="1F2937"/>
               </w:rPr>
               <w:t>ด.ญ.สุพิชฌาย์ ศรีนาดี</w:t>
             </w:r>
@@ -3198,14 +3205,14 @@
           </w:tcPr>
           <w:p>
             <w:pPr>
+              <w:spacing w:after="0"/>
               <w:jc w:val="right"/>
-              <w:spacing w:after="0"/>
             </w:pPr>
             <w:r>
               <w:rPr>
-                <w:rFonts w:ascii="TH Sarabun New" w:eastAsia="TH Sarabun New" w:hAnsi="TH Sarabun New" w:cs="TH Sarabun New"/>
+                <w:rFonts w:cs="TH Sarabun New"/>
+                <w:color w:val="1F2937"/>
                 <w:sz w:val="22"/>
-                <w:color w:val="1F2937"/>
               </w:rPr>
               <w:t>330.3</w:t>
             </w:r>
@@ -3224,14 +3231,14 @@
           </w:tcPr>
           <w:p>
             <w:pPr>
+              <w:spacing w:after="0"/>
               <w:jc w:val="right"/>
-              <w:spacing w:after="0"/>
             </w:pPr>
             <w:r>
               <w:rPr>
-                <w:rFonts w:ascii="TH Sarabun New" w:eastAsia="TH Sarabun New" w:hAnsi="TH Sarabun New" w:cs="TH Sarabun New"/>
+                <w:rFonts w:cs="TH Sarabun New"/>
+                <w:color w:val="1F2937"/>
                 <w:sz w:val="22"/>
-                <w:color w:val="1F2937"/>
               </w:rPr>
               <w:t>458.5</w:t>
             </w:r>
@@ -3250,14 +3257,14 @@
           </w:tcPr>
           <w:p>
             <w:pPr>
+              <w:spacing w:after="0"/>
               <w:jc w:val="right"/>
-              <w:spacing w:after="0"/>
             </w:pPr>
             <w:r>
               <w:rPr>
-                <w:rFonts w:ascii="TH Sarabun New" w:eastAsia="TH Sarabun New" w:hAnsi="TH Sarabun New" w:cs="TH Sarabun New"/>
+                <w:rFonts w:cs="TH Sarabun New"/>
+                <w:color w:val="1F2937"/>
                 <w:sz w:val="22"/>
-                <w:color w:val="1F2937"/>
               </w:rPr>
               <w:t>+128.2</w:t>
             </w:r>
@@ -3276,14 +3283,14 @@
           </w:tcPr>
           <w:p>
             <w:pPr>
+              <w:spacing w:after="0"/>
               <w:jc w:val="center"/>
-              <w:spacing w:after="0"/>
             </w:pPr>
             <w:r>
               <w:rPr>
-                <w:rFonts w:ascii="TH Sarabun New" w:eastAsia="TH Sarabun New" w:hAnsi="TH Sarabun New" w:cs="TH Sarabun New"/>
+                <w:rFonts w:cs="TH Sarabun New"/>
+                <w:color w:val="1F2937"/>
                 <w:sz w:val="22"/>
-                <w:color w:val="1F2937"/>
               </w:rPr>
               <w:t>7/7</w:t>
             </w:r>
@@ -3291,6 +3298,9 @@
         </w:tc>
       </w:tr>
       <w:tr>
+        <w:trPr>
+          <w:jc w:val="center"/>
+        </w:trPr>
         <w:tc>
           <w:tcPr>
             <w:tcW w:w="640" w:type="dxa"/>
@@ -3304,14 +3314,14 @@
           </w:tcPr>
           <w:p>
             <w:pPr>
+              <w:spacing w:after="0"/>
               <w:jc w:val="center"/>
-              <w:spacing w:after="0"/>
             </w:pPr>
             <w:r>
               <w:rPr>
-                <w:rFonts w:ascii="TH Sarabun New" w:eastAsia="TH Sarabun New" w:hAnsi="TH Sarabun New" w:cs="TH Sarabun New"/>
+                <w:rFonts w:cs="TH Sarabun New"/>
+                <w:color w:val="1F2937"/>
                 <w:sz w:val="22"/>
-                <w:color w:val="1F2937"/>
               </w:rPr>
               <w:t>8</w:t>
             </w:r>
@@ -3330,14 +3340,14 @@
           </w:tcPr>
           <w:p>
             <w:pPr>
+              <w:spacing w:after="0"/>
               <w:jc w:val="center"/>
-              <w:spacing w:after="0"/>
             </w:pPr>
             <w:r>
               <w:rPr>
-                <w:rFonts w:ascii="TH Sarabun New" w:eastAsia="TH Sarabun New" w:hAnsi="TH Sarabun New" w:cs="TH Sarabun New"/>
+                <w:rFonts w:cs="TH Sarabun New"/>
+                <w:color w:val="1F2937"/>
                 <w:sz w:val="22"/>
-                <w:color w:val="1F2937"/>
               </w:rPr>
               <w:t>1327</w:t>
             </w:r>
@@ -3360,9 +3370,9 @@
             </w:pPr>
             <w:r>
               <w:rPr>
-                <w:rFonts w:ascii="TH Sarabun New" w:eastAsia="TH Sarabun New" w:hAnsi="TH Sarabun New" w:cs="TH Sarabun New"/>
+                <w:rFonts w:cs="TH Sarabun New"/>
+                <w:color w:val="1F2937"/>
                 <w:sz w:val="22"/>
-                <w:color w:val="1F2937"/>
               </w:rPr>
               <w:t>ด.ช.มนต์มนัส คณิโรจน์</w:t>
             </w:r>
@@ -3381,14 +3391,14 @@
           </w:tcPr>
           <w:p>
             <w:pPr>
+              <w:spacing w:after="0"/>
               <w:jc w:val="right"/>
-              <w:spacing w:after="0"/>
             </w:pPr>
             <w:r>
               <w:rPr>
-                <w:rFonts w:ascii="TH Sarabun New" w:eastAsia="TH Sarabun New" w:hAnsi="TH Sarabun New" w:cs="TH Sarabun New"/>
+                <w:rFonts w:cs="TH Sarabun New"/>
+                <w:color w:val="1F2937"/>
                 <w:sz w:val="22"/>
-                <w:color w:val="1F2937"/>
               </w:rPr>
               <w:t>221.0</w:t>
             </w:r>
@@ -3407,14 +3417,14 @@
           </w:tcPr>
           <w:p>
             <w:pPr>
+              <w:spacing w:after="0"/>
               <w:jc w:val="right"/>
-              <w:spacing w:after="0"/>
             </w:pPr>
             <w:r>
               <w:rPr>
-                <w:rFonts w:ascii="TH Sarabun New" w:eastAsia="TH Sarabun New" w:hAnsi="TH Sarabun New" w:cs="TH Sarabun New"/>
+                <w:rFonts w:cs="TH Sarabun New"/>
+                <w:color w:val="1F2937"/>
                 <w:sz w:val="22"/>
-                <w:color w:val="1F2937"/>
               </w:rPr>
               <w:t>335.0</w:t>
             </w:r>
@@ -3433,14 +3443,14 @@
           </w:tcPr>
           <w:p>
             <w:pPr>
+              <w:spacing w:after="0"/>
               <w:jc w:val="right"/>
-              <w:spacing w:after="0"/>
             </w:pPr>
             <w:r>
               <w:rPr>
-                <w:rFonts w:ascii="TH Sarabun New" w:eastAsia="TH Sarabun New" w:hAnsi="TH Sarabun New" w:cs="TH Sarabun New"/>
+                <w:rFonts w:cs="TH Sarabun New"/>
+                <w:color w:val="1F2937"/>
                 <w:sz w:val="22"/>
-                <w:color w:val="1F2937"/>
               </w:rPr>
               <w:t>+114.0</w:t>
             </w:r>
@@ -3459,14 +3469,14 @@
           </w:tcPr>
           <w:p>
             <w:pPr>
+              <w:spacing w:after="0"/>
               <w:jc w:val="center"/>
-              <w:spacing w:after="0"/>
             </w:pPr>
             <w:r>
               <w:rPr>
-                <w:rFonts w:ascii="TH Sarabun New" w:eastAsia="TH Sarabun New" w:hAnsi="TH Sarabun New" w:cs="TH Sarabun New"/>
+                <w:rFonts w:cs="TH Sarabun New"/>
+                <w:color w:val="1F2937"/>
                 <w:sz w:val="22"/>
-                <w:color w:val="1F2937"/>
               </w:rPr>
               <w:t>7/7</w:t>
             </w:r>
@@ -3474,6 +3484,9 @@
         </w:tc>
       </w:tr>
       <w:tr>
+        <w:trPr>
+          <w:jc w:val="center"/>
+        </w:trPr>
         <w:tc>
           <w:tcPr>
             <w:tcW w:w="640" w:type="dxa"/>
@@ -3487,14 +3500,14 @@
           </w:tcPr>
           <w:p>
             <w:pPr>
+              <w:spacing w:after="0"/>
               <w:jc w:val="center"/>
-              <w:spacing w:after="0"/>
             </w:pPr>
             <w:r>
               <w:rPr>
-                <w:rFonts w:ascii="TH Sarabun New" w:eastAsia="TH Sarabun New" w:hAnsi="TH Sarabun New" w:cs="TH Sarabun New"/>
+                <w:rFonts w:cs="TH Sarabun New"/>
+                <w:color w:val="1F2937"/>
                 <w:sz w:val="22"/>
-                <w:color w:val="1F2937"/>
               </w:rPr>
               <w:t>รวม/เฉลี่ย</w:t>
             </w:r>
@@ -3513,17 +3526,9 @@
           </w:tcPr>
           <w:p>
             <w:pPr>
+              <w:spacing w:after="0"/>
               <w:jc w:val="center"/>
-              <w:spacing w:after="0"/>
             </w:pPr>
-            <w:r>
-              <w:rPr>
-                <w:rFonts w:ascii="TH Sarabun New" w:eastAsia="TH Sarabun New" w:hAnsi="TH Sarabun New" w:cs="TH Sarabun New"/>
-                <w:sz w:val="22"/>
-                <w:color w:val="1F2937"/>
-              </w:rPr>
-              <w:t/>
-            </w:r>
           </w:p>
         </w:tc>
         <w:tc>
@@ -3543,9 +3548,9 @@
             </w:pPr>
             <w:r>
               <w:rPr>
-                <w:rFonts w:ascii="TH Sarabun New" w:eastAsia="TH Sarabun New" w:hAnsi="TH Sarabun New" w:cs="TH Sarabun New"/>
+                <w:rFonts w:cs="TH Sarabun New"/>
+                <w:color w:val="1F2937"/>
                 <w:sz w:val="22"/>
-                <w:color w:val="1F2937"/>
               </w:rPr>
               <w:t>นักเรียน 8 คน</w:t>
             </w:r>
@@ -3564,14 +3569,14 @@
           </w:tcPr>
           <w:p>
             <w:pPr>
+              <w:spacing w:after="0"/>
               <w:jc w:val="right"/>
-              <w:spacing w:after="0"/>
             </w:pPr>
             <w:r>
               <w:rPr>
-                <w:rFonts w:ascii="TH Sarabun New" w:eastAsia="TH Sarabun New" w:hAnsi="TH Sarabun New" w:cs="TH Sarabun New"/>
+                <w:rFonts w:cs="TH Sarabun New"/>
+                <w:color w:val="1F2937"/>
                 <w:sz w:val="22"/>
-                <w:color w:val="1F2937"/>
               </w:rPr>
               <w:t>278.7</w:t>
             </w:r>
@@ -3590,14 +3595,14 @@
           </w:tcPr>
           <w:p>
             <w:pPr>
+              <w:spacing w:after="0"/>
               <w:jc w:val="right"/>
-              <w:spacing w:after="0"/>
             </w:pPr>
             <w:r>
               <w:rPr>
-                <w:rFonts w:ascii="TH Sarabun New" w:eastAsia="TH Sarabun New" w:hAnsi="TH Sarabun New" w:cs="TH Sarabun New"/>
+                <w:rFonts w:cs="TH Sarabun New"/>
+                <w:color w:val="1F2937"/>
                 <w:sz w:val="22"/>
-                <w:color w:val="1F2937"/>
               </w:rPr>
               <w:t>396.0</w:t>
             </w:r>
@@ -3616,14 +3621,14 @@
           </w:tcPr>
           <w:p>
             <w:pPr>
+              <w:spacing w:after="0"/>
               <w:jc w:val="right"/>
-              <w:spacing w:after="0"/>
             </w:pPr>
             <w:r>
               <w:rPr>
-                <w:rFonts w:ascii="TH Sarabun New" w:eastAsia="TH Sarabun New" w:hAnsi="TH Sarabun New" w:cs="TH Sarabun New"/>
+                <w:rFonts w:cs="TH Sarabun New"/>
+                <w:color w:val="1F2937"/>
                 <w:sz w:val="22"/>
-                <w:color w:val="1F2937"/>
               </w:rPr>
               <w:t>+117.3</w:t>
             </w:r>
@@ -3642,16 +3647,24 @@
           </w:tcPr>
           <w:p>
             <w:pPr>
+              <w:spacing w:after="0"/>
               <w:jc w:val="center"/>
-              <w:spacing w:after="0"/>
             </w:pPr>
             <w:r>
               <w:rPr>
-                <w:rFonts w:ascii="TH Sarabun New" w:eastAsia="TH Sarabun New" w:hAnsi="TH Sarabun New" w:cs="TH Sarabun New"/>
+                <w:rFonts w:cs="TH Sarabun New"/>
+                <w:color w:val="1F2937"/>
                 <w:sz w:val="22"/>
+              </w:rPr>
+              <w:t xml:space="preserve">14 </w:t>
+            </w:r>
+            <w:r>
+              <w:rPr>
+                <w:rFonts w:cs="TH Sarabun New"/>
                 <w:color w:val="1F2937"/>
-              </w:rPr>
-              <w:t>14 วัน</w:t>
+                <w:sz w:val="22"/>
+              </w:rPr>
+              <w:t>วัน</w:t>
             </w:r>
           </w:p>
         </w:tc>
@@ -3665,9 +3678,9 @@
       </w:pPr>
       <w:r>
         <w:rPr>
-          <w:rFonts w:ascii="TH Sarabun New" w:eastAsia="TH Sarabun New" w:hAnsi="TH Sarabun New" w:cs="TH Sarabun New"/>
+          <w:rFonts w:cs="TH Sarabun New"/>
+          <w:color w:val="1F2937"/>
           <w:sz w:val="28"/>
-          <w:color w:val="1F2937"/>
         </w:rPr>
         <w:t>สรุปผลจากข้อมูลดัมมี่: คะแนนเฉลี่ยก่อนเรียนเท่ากับ 278.7 คะแนน คะแนนเฉลี่ยหลังเรียนเท่ากับ 396.0 คะแนน ผลต่างเฉลี่ย +117.3 คะแนน และนักเรียน 8 จาก 8 คน หรือร้อยละ 100 มีคะแนนหลังเรียนสูงขึ้น ซึ่งสอดคล้องกับสมมติฐานว่าเกมแข่งสูตรคูณช่วยเพิ่มความคล่องในการคำนวณสูตรคูณ</w:t>
       </w:r>
@@ -3680,9 +3693,9 @@
       </w:pPr>
       <w:r>
         <w:rPr>
-          <w:rFonts w:ascii="TH Sarabun New" w:eastAsia="TH Sarabun New" w:hAnsi="TH Sarabun New" w:cs="TH Sarabun New"/>
+          <w:rFonts w:cs="TH Sarabun New"/>
+          <w:color w:val="1F2937"/>
           <w:sz w:val="28"/>
-          <w:color w:val="1F2937"/>
         </w:rPr>
         <w:t>การแปลผลเชิงวิจัย: ข้อมูลจำลองนี้แสดงแนวโน้มเชิงบวกและใช้เป็นตัวอย่างการเขียนผลในบทที่ 4–5 ได้ โดยยังไม่ถือเป็นหลักฐานผลการวิจัยจริงจนกว่าจะดึงข้อมูลจริงจากระบบหลังครบช่วง Posttest</w:t>
       </w:r>
@@ -3825,7 +3838,7 @@
                 <w:rFonts w:cs="TH Sarabun New"/>
                 <w:sz w:val="28"/>
               </w:rPr>
-              <w:t>........</w:t>
+              <w:t>4</w:t>
             </w:r>
           </w:p>
         </w:tc>
@@ -3872,7 +3885,7 @@
                 <w:rFonts w:cs="TH Sarabun New"/>
                 <w:sz w:val="28"/>
               </w:rPr>
-              <w:t>........</w:t>
+              <w:t>2</w:t>
             </w:r>
           </w:p>
         </w:tc>
@@ -3919,7 +3932,7 @@
                 <w:rFonts w:cs="TH Sarabun New"/>
                 <w:sz w:val="28"/>
               </w:rPr>
-              <w:t>........</w:t>
+              <w:t>7</w:t>
             </w:r>
           </w:p>
         </w:tc>
@@ -3945,35 +3958,28 @@
                 <w:rFonts w:cs="TH Sarabun New"/>
                 <w:sz w:val="28"/>
               </w:rPr>
-              <w:t xml:space="preserve">1.1 </w:t>
-            </w:r>
+              <w:t>1.1 ความเป็นมาและความสำคัญ</w:t>
+            </w:r>
+          </w:p>
+        </w:tc>
+        <w:tc>
+          <w:tcPr>
+            <w:tcW w:w="1152" w:type="dxa"/>
+            <w:tcMar>
+              <w:top w:w="90" w:type="dxa"/>
+              <w:left w:w="120" w:type="dxa"/>
+              <w:bottom w:w="90" w:type="dxa"/>
+              <w:right w:w="120" w:type="dxa"/>
+            </w:tcMar>
+            <w:vAlign w:val="center"/>
+          </w:tcPr>
+          <w:p>
             <w:r>
               <w:rPr>
                 <w:rFonts w:cs="TH Sarabun New"/>
                 <w:sz w:val="28"/>
               </w:rPr>
-              <w:t>ความเป็นมาและความสำคัญ</w:t>
-            </w:r>
-          </w:p>
-        </w:tc>
-        <w:tc>
-          <w:tcPr>
-            <w:tcW w:w="1152" w:type="dxa"/>
-            <w:tcMar>
-              <w:top w:w="90" w:type="dxa"/>
-              <w:left w:w="120" w:type="dxa"/>
-              <w:bottom w:w="90" w:type="dxa"/>
-              <w:right w:w="120" w:type="dxa"/>
-            </w:tcMar>
-            <w:vAlign w:val="center"/>
-          </w:tcPr>
-          <w:p>
-            <w:r>
-              <w:rPr>
-                <w:rFonts w:cs="TH Sarabun New"/>
-                <w:sz w:val="28"/>
-              </w:rPr>
-              <w:t>........</w:t>
+              <w:t>7</w:t>
             </w:r>
           </w:p>
         </w:tc>
@@ -3999,35 +4005,28 @@
                 <w:rFonts w:cs="TH Sarabun New"/>
                 <w:sz w:val="28"/>
               </w:rPr>
-              <w:t xml:space="preserve">1.2 </w:t>
-            </w:r>
+              <w:t>1.2 ปัญหาการวิจัย</w:t>
+            </w:r>
+          </w:p>
+        </w:tc>
+        <w:tc>
+          <w:tcPr>
+            <w:tcW w:w="1152" w:type="dxa"/>
+            <w:tcMar>
+              <w:top w:w="90" w:type="dxa"/>
+              <w:left w:w="120" w:type="dxa"/>
+              <w:bottom w:w="90" w:type="dxa"/>
+              <w:right w:w="120" w:type="dxa"/>
+            </w:tcMar>
+            <w:vAlign w:val="center"/>
+          </w:tcPr>
+          <w:p>
             <w:r>
               <w:rPr>
                 <w:rFonts w:cs="TH Sarabun New"/>
                 <w:sz w:val="28"/>
               </w:rPr>
-              <w:t>ปัญหาการวิจัย</w:t>
-            </w:r>
-          </w:p>
-        </w:tc>
-        <w:tc>
-          <w:tcPr>
-            <w:tcW w:w="1152" w:type="dxa"/>
-            <w:tcMar>
-              <w:top w:w="90" w:type="dxa"/>
-              <w:left w:w="120" w:type="dxa"/>
-              <w:bottom w:w="90" w:type="dxa"/>
-              <w:right w:w="120" w:type="dxa"/>
-            </w:tcMar>
-            <w:vAlign w:val="center"/>
-          </w:tcPr>
-          <w:p>
-            <w:r>
-              <w:rPr>
-                <w:rFonts w:cs="TH Sarabun New"/>
-                <w:sz w:val="28"/>
-              </w:rPr>
-              <w:t>........</w:t>
+              <w:t>7</w:t>
             </w:r>
           </w:p>
         </w:tc>
@@ -4053,35 +4052,28 @@
                 <w:rFonts w:cs="TH Sarabun New"/>
                 <w:sz w:val="28"/>
               </w:rPr>
-              <w:t xml:space="preserve">1.3 </w:t>
-            </w:r>
+              <w:t>1.3 วัตถุประสงค์</w:t>
+            </w:r>
+          </w:p>
+        </w:tc>
+        <w:tc>
+          <w:tcPr>
+            <w:tcW w:w="1152" w:type="dxa"/>
+            <w:tcMar>
+              <w:top w:w="90" w:type="dxa"/>
+              <w:left w:w="120" w:type="dxa"/>
+              <w:bottom w:w="90" w:type="dxa"/>
+              <w:right w:w="120" w:type="dxa"/>
+            </w:tcMar>
+            <w:vAlign w:val="center"/>
+          </w:tcPr>
+          <w:p>
             <w:r>
               <w:rPr>
                 <w:rFonts w:cs="TH Sarabun New"/>
                 <w:sz w:val="28"/>
               </w:rPr>
-              <w:t>วัตถุประสงค์</w:t>
-            </w:r>
-          </w:p>
-        </w:tc>
-        <w:tc>
-          <w:tcPr>
-            <w:tcW w:w="1152" w:type="dxa"/>
-            <w:tcMar>
-              <w:top w:w="90" w:type="dxa"/>
-              <w:left w:w="120" w:type="dxa"/>
-              <w:bottom w:w="90" w:type="dxa"/>
-              <w:right w:w="120" w:type="dxa"/>
-            </w:tcMar>
-            <w:vAlign w:val="center"/>
-          </w:tcPr>
-          <w:p>
-            <w:r>
-              <w:rPr>
-                <w:rFonts w:cs="TH Sarabun New"/>
-                <w:sz w:val="28"/>
-              </w:rPr>
-              <w:t>........</w:t>
+              <w:t>7</w:t>
             </w:r>
           </w:p>
         </w:tc>
@@ -4107,35 +4099,28 @@
                 <w:rFonts w:cs="TH Sarabun New"/>
                 <w:sz w:val="28"/>
               </w:rPr>
-              <w:t xml:space="preserve">1.4 </w:t>
-            </w:r>
+              <w:t>1.4 สมมติฐาน</w:t>
+            </w:r>
+          </w:p>
+        </w:tc>
+        <w:tc>
+          <w:tcPr>
+            <w:tcW w:w="1152" w:type="dxa"/>
+            <w:tcMar>
+              <w:top w:w="90" w:type="dxa"/>
+              <w:left w:w="120" w:type="dxa"/>
+              <w:bottom w:w="90" w:type="dxa"/>
+              <w:right w:w="120" w:type="dxa"/>
+            </w:tcMar>
+            <w:vAlign w:val="center"/>
+          </w:tcPr>
+          <w:p>
             <w:r>
               <w:rPr>
                 <w:rFonts w:cs="TH Sarabun New"/>
                 <w:sz w:val="28"/>
               </w:rPr>
-              <w:t>สมมติฐาน</w:t>
-            </w:r>
-          </w:p>
-        </w:tc>
-        <w:tc>
-          <w:tcPr>
-            <w:tcW w:w="1152" w:type="dxa"/>
-            <w:tcMar>
-              <w:top w:w="90" w:type="dxa"/>
-              <w:left w:w="120" w:type="dxa"/>
-              <w:bottom w:w="90" w:type="dxa"/>
-              <w:right w:w="120" w:type="dxa"/>
-            </w:tcMar>
-            <w:vAlign w:val="center"/>
-          </w:tcPr>
-          <w:p>
-            <w:r>
-              <w:rPr>
-                <w:rFonts w:cs="TH Sarabun New"/>
-                <w:sz w:val="28"/>
-              </w:rPr>
-              <w:t>........</w:t>
+              <w:t>7</w:t>
             </w:r>
           </w:p>
         </w:tc>
@@ -4161,35 +4146,28 @@
                 <w:rFonts w:cs="TH Sarabun New"/>
                 <w:sz w:val="28"/>
               </w:rPr>
-              <w:t xml:space="preserve">1.5 </w:t>
-            </w:r>
+              <w:t>1.5 ขอบเขต</w:t>
+            </w:r>
+          </w:p>
+        </w:tc>
+        <w:tc>
+          <w:tcPr>
+            <w:tcW w:w="1152" w:type="dxa"/>
+            <w:tcMar>
+              <w:top w:w="90" w:type="dxa"/>
+              <w:left w:w="120" w:type="dxa"/>
+              <w:bottom w:w="90" w:type="dxa"/>
+              <w:right w:w="120" w:type="dxa"/>
+            </w:tcMar>
+            <w:vAlign w:val="center"/>
+          </w:tcPr>
+          <w:p>
             <w:r>
               <w:rPr>
                 <w:rFonts w:cs="TH Sarabun New"/>
                 <w:sz w:val="28"/>
               </w:rPr>
-              <w:t>ขอบเขต</w:t>
-            </w:r>
-          </w:p>
-        </w:tc>
-        <w:tc>
-          <w:tcPr>
-            <w:tcW w:w="1152" w:type="dxa"/>
-            <w:tcMar>
-              <w:top w:w="90" w:type="dxa"/>
-              <w:left w:w="120" w:type="dxa"/>
-              <w:bottom w:w="90" w:type="dxa"/>
-              <w:right w:w="120" w:type="dxa"/>
-            </w:tcMar>
-            <w:vAlign w:val="center"/>
-          </w:tcPr>
-          <w:p>
-            <w:r>
-              <w:rPr>
-                <w:rFonts w:cs="TH Sarabun New"/>
-                <w:sz w:val="28"/>
-              </w:rPr>
-              <w:t>........</w:t>
+              <w:t>7</w:t>
             </w:r>
           </w:p>
         </w:tc>
@@ -4215,35 +4193,28 @@
                 <w:rFonts w:cs="TH Sarabun New"/>
                 <w:sz w:val="28"/>
               </w:rPr>
-              <w:t xml:space="preserve">1.6 </w:t>
-            </w:r>
+              <w:t>1.6 นิยามศัพท์</w:t>
+            </w:r>
+          </w:p>
+        </w:tc>
+        <w:tc>
+          <w:tcPr>
+            <w:tcW w:w="1152" w:type="dxa"/>
+            <w:tcMar>
+              <w:top w:w="90" w:type="dxa"/>
+              <w:left w:w="120" w:type="dxa"/>
+              <w:bottom w:w="90" w:type="dxa"/>
+              <w:right w:w="120" w:type="dxa"/>
+            </w:tcMar>
+            <w:vAlign w:val="center"/>
+          </w:tcPr>
+          <w:p>
             <w:r>
               <w:rPr>
                 <w:rFonts w:cs="TH Sarabun New"/>
                 <w:sz w:val="28"/>
               </w:rPr>
-              <w:t>นิยามศัพท์</w:t>
-            </w:r>
-          </w:p>
-        </w:tc>
-        <w:tc>
-          <w:tcPr>
-            <w:tcW w:w="1152" w:type="dxa"/>
-            <w:tcMar>
-              <w:top w:w="90" w:type="dxa"/>
-              <w:left w:w="120" w:type="dxa"/>
-              <w:bottom w:w="90" w:type="dxa"/>
-              <w:right w:w="120" w:type="dxa"/>
-            </w:tcMar>
-            <w:vAlign w:val="center"/>
-          </w:tcPr>
-          <w:p>
-            <w:r>
-              <w:rPr>
-                <w:rFonts w:cs="TH Sarabun New"/>
-                <w:sz w:val="28"/>
-              </w:rPr>
-              <w:t>........</w:t>
+              <w:t>8</w:t>
             </w:r>
           </w:p>
         </w:tc>
@@ -4269,35 +4240,28 @@
                 <w:rFonts w:cs="TH Sarabun New"/>
                 <w:sz w:val="28"/>
               </w:rPr>
-              <w:t xml:space="preserve">1.7 </w:t>
-            </w:r>
+              <w:t>1.7 ประโยชน์ที่คาดว่าจะได้รับ</w:t>
+            </w:r>
+          </w:p>
+        </w:tc>
+        <w:tc>
+          <w:tcPr>
+            <w:tcW w:w="1152" w:type="dxa"/>
+            <w:tcMar>
+              <w:top w:w="90" w:type="dxa"/>
+              <w:left w:w="120" w:type="dxa"/>
+              <w:bottom w:w="90" w:type="dxa"/>
+              <w:right w:w="120" w:type="dxa"/>
+            </w:tcMar>
+            <w:vAlign w:val="center"/>
+          </w:tcPr>
+          <w:p>
             <w:r>
               <w:rPr>
                 <w:rFonts w:cs="TH Sarabun New"/>
                 <w:sz w:val="28"/>
               </w:rPr>
-              <w:t>ประโยชน์ที่คาดว่าจะได้รับ</w:t>
-            </w:r>
-          </w:p>
-        </w:tc>
-        <w:tc>
-          <w:tcPr>
-            <w:tcW w:w="1152" w:type="dxa"/>
-            <w:tcMar>
-              <w:top w:w="90" w:type="dxa"/>
-              <w:left w:w="120" w:type="dxa"/>
-              <w:bottom w:w="90" w:type="dxa"/>
-              <w:right w:w="120" w:type="dxa"/>
-            </w:tcMar>
-            <w:vAlign w:val="center"/>
-          </w:tcPr>
-          <w:p>
-            <w:r>
-              <w:rPr>
-                <w:rFonts w:cs="TH Sarabun New"/>
-                <w:sz w:val="28"/>
-              </w:rPr>
-              <w:t>........</w:t>
+              <w:t>8</w:t>
             </w:r>
           </w:p>
         </w:tc>
@@ -4344,7 +4308,7 @@
                 <w:rFonts w:cs="TH Sarabun New"/>
                 <w:sz w:val="28"/>
               </w:rPr>
-              <w:t>........</w:t>
+              <w:t>9</w:t>
             </w:r>
           </w:p>
         </w:tc>
@@ -4391,7 +4355,7 @@
                 <w:rFonts w:cs="TH Sarabun New"/>
                 <w:sz w:val="28"/>
               </w:rPr>
-              <w:t>........</w:t>
+              <w:t>10</w:t>
             </w:r>
           </w:p>
         </w:tc>
@@ -4438,7 +4402,7 @@
                 <w:rFonts w:cs="TH Sarabun New"/>
                 <w:sz w:val="28"/>
               </w:rPr>
-              <w:t>........</w:t>
+              <w:t>12</w:t>
             </w:r>
           </w:p>
         </w:tc>
@@ -4485,7 +4449,7 @@
                 <w:rFonts w:cs="TH Sarabun New"/>
                 <w:sz w:val="28"/>
               </w:rPr>
-              <w:t>........</w:t>
+              <w:t>13</w:t>
             </w:r>
           </w:p>
         </w:tc>
@@ -4506,12 +4470,36 @@
             <w:vAlign w:val="center"/>
           </w:tcPr>
           <w:p>
-            <w:r>
+            <w:pPr>
               <w:rPr>
                 <w:rFonts w:cs="TH Sarabun New"/>
                 <w:sz w:val="28"/>
               </w:rPr>
-              <w:t>ภาคผนวกแผน ก–ง</w:t>
+            </w:pPr>
+            <w:r>
+              <w:rPr>
+                <w:rFonts w:cs="TH Sarabun New"/>
+                <w:sz w:val="28"/>
+                <w:cs/>
+                <w:lang w:bidi="th-TH"/>
+              </w:rPr>
+              <w:t xml:space="preserve">บทที่ </w:t>
+            </w:r>
+            <w:r>
+              <w:rPr>
+                <w:rFonts w:cs="TH Sarabun New"/>
+                <w:sz w:val="28"/>
+              </w:rPr>
+              <w:t xml:space="preserve">5 </w:t>
+            </w:r>
+            <w:r>
+              <w:rPr>
+                <w:rFonts w:cs="TH Sarabun New"/>
+                <w:sz w:val="28"/>
+                <w:cs/>
+                <w:lang w:bidi="th-TH"/>
+              </w:rPr>
+              <w:t>สรุปผล อภิปรายผล และข้อเสนอแนะ</w:t>
             </w:r>
           </w:p>
         </w:tc>
@@ -4527,12 +4515,18 @@
             <w:vAlign w:val="center"/>
           </w:tcPr>
           <w:p>
-            <w:r>
+            <w:pPr>
               <w:rPr>
                 <w:rFonts w:cs="TH Sarabun New"/>
                 <w:sz w:val="28"/>
               </w:rPr>
-              <w:t>........</w:t>
+            </w:pPr>
+            <w:r>
+              <w:rPr>
+                <w:rFonts w:cs="TH Sarabun New"/>
+                <w:sz w:val="28"/>
+              </w:rPr>
+              <w:t>15</w:t>
             </w:r>
           </w:p>
         </w:tc>
@@ -4558,35 +4552,28 @@
                 <w:rFonts w:cs="TH Sarabun New"/>
                 <w:sz w:val="28"/>
               </w:rPr>
-              <w:t xml:space="preserve">R1 </w:t>
-            </w:r>
+              <w:t>ภาคผนวกแผน ก–ง</w:t>
+            </w:r>
+          </w:p>
+        </w:tc>
+        <w:tc>
+          <w:tcPr>
+            <w:tcW w:w="1152" w:type="dxa"/>
+            <w:tcMar>
+              <w:top w:w="90" w:type="dxa"/>
+              <w:left w:w="120" w:type="dxa"/>
+              <w:bottom w:w="90" w:type="dxa"/>
+              <w:right w:w="120" w:type="dxa"/>
+            </w:tcMar>
+            <w:vAlign w:val="center"/>
+          </w:tcPr>
+          <w:p>
             <w:r>
               <w:rPr>
                 <w:rFonts w:cs="TH Sarabun New"/>
                 <w:sz w:val="28"/>
               </w:rPr>
-              <w:t>หนังสือขออนุญาตทำวิจัย</w:t>
-            </w:r>
-          </w:p>
-        </w:tc>
-        <w:tc>
-          <w:tcPr>
-            <w:tcW w:w="1152" w:type="dxa"/>
-            <w:tcMar>
-              <w:top w:w="90" w:type="dxa"/>
-              <w:left w:w="120" w:type="dxa"/>
-              <w:bottom w:w="90" w:type="dxa"/>
-              <w:right w:w="120" w:type="dxa"/>
-            </w:tcMar>
-            <w:vAlign w:val="center"/>
-          </w:tcPr>
-          <w:p>
-            <w:r>
-              <w:rPr>
-                <w:rFonts w:cs="TH Sarabun New"/>
-                <w:sz w:val="28"/>
-              </w:rPr>
-              <w:t>........</w:t>
+              <w:t>17</w:t>
             </w:r>
           </w:p>
         </w:tc>
@@ -4612,35 +4599,28 @@
                 <w:rFonts w:cs="TH Sarabun New"/>
                 <w:sz w:val="28"/>
               </w:rPr>
-              <w:t xml:space="preserve">R2 </w:t>
-            </w:r>
+              <w:t>R1 หนังสือขออนุญาตทำวิจัย</w:t>
+            </w:r>
+          </w:p>
+        </w:tc>
+        <w:tc>
+          <w:tcPr>
+            <w:tcW w:w="1152" w:type="dxa"/>
+            <w:tcMar>
+              <w:top w:w="90" w:type="dxa"/>
+              <w:left w:w="120" w:type="dxa"/>
+              <w:bottom w:w="90" w:type="dxa"/>
+              <w:right w:w="120" w:type="dxa"/>
+            </w:tcMar>
+            <w:vAlign w:val="center"/>
+          </w:tcPr>
+          <w:p>
             <w:r>
               <w:rPr>
                 <w:rFonts w:cs="TH Sarabun New"/>
                 <w:sz w:val="28"/>
               </w:rPr>
-              <w:t>ความเห็นที่ปรึกษา</w:t>
-            </w:r>
-          </w:p>
-        </w:tc>
-        <w:tc>
-          <w:tcPr>
-            <w:tcW w:w="1152" w:type="dxa"/>
-            <w:tcMar>
-              <w:top w:w="90" w:type="dxa"/>
-              <w:left w:w="120" w:type="dxa"/>
-              <w:bottom w:w="90" w:type="dxa"/>
-              <w:right w:w="120" w:type="dxa"/>
-            </w:tcMar>
-            <w:vAlign w:val="center"/>
-          </w:tcPr>
-          <w:p>
-            <w:r>
-              <w:rPr>
-                <w:rFonts w:cs="TH Sarabun New"/>
-                <w:sz w:val="28"/>
-              </w:rPr>
-              <w:t>........</w:t>
+              <w:t>21</w:t>
             </w:r>
           </w:p>
         </w:tc>
@@ -4666,35 +4646,28 @@
                 <w:rFonts w:cs="TH Sarabun New"/>
                 <w:sz w:val="28"/>
               </w:rPr>
-              <w:t xml:space="preserve">R3 </w:t>
-            </w:r>
+              <w:t>R2 ความเห็นที่ปรึกษา</w:t>
+            </w:r>
+          </w:p>
+        </w:tc>
+        <w:tc>
+          <w:tcPr>
+            <w:tcW w:w="1152" w:type="dxa"/>
+            <w:tcMar>
+              <w:top w:w="90" w:type="dxa"/>
+              <w:left w:w="120" w:type="dxa"/>
+              <w:bottom w:w="90" w:type="dxa"/>
+              <w:right w:w="120" w:type="dxa"/>
+            </w:tcMar>
+            <w:vAlign w:val="center"/>
+          </w:tcPr>
+          <w:p>
             <w:r>
               <w:rPr>
                 <w:rFonts w:cs="TH Sarabun New"/>
                 <w:sz w:val="28"/>
               </w:rPr>
-              <w:t>ความเห็นหัวหน้ากลุ่มสาระ</w:t>
-            </w:r>
-          </w:p>
-        </w:tc>
-        <w:tc>
-          <w:tcPr>
-            <w:tcW w:w="1152" w:type="dxa"/>
-            <w:tcMar>
-              <w:top w:w="90" w:type="dxa"/>
-              <w:left w:w="120" w:type="dxa"/>
-              <w:bottom w:w="90" w:type="dxa"/>
-              <w:right w:w="120" w:type="dxa"/>
-            </w:tcMar>
-            <w:vAlign w:val="center"/>
-          </w:tcPr>
-          <w:p>
-            <w:r>
-              <w:rPr>
-                <w:rFonts w:cs="TH Sarabun New"/>
-                <w:sz w:val="28"/>
-              </w:rPr>
-              <w:t>........</w:t>
+              <w:t>22</w:t>
             </w:r>
           </w:p>
         </w:tc>
@@ -4720,35 +4693,28 @@
                 <w:rFonts w:cs="TH Sarabun New"/>
                 <w:sz w:val="28"/>
               </w:rPr>
-              <w:t xml:space="preserve">R4 </w:t>
-            </w:r>
+              <w:t>R3 ความเห็นหัวหน้ากลุ่มสาระ</w:t>
+            </w:r>
+          </w:p>
+        </w:tc>
+        <w:tc>
+          <w:tcPr>
+            <w:tcW w:w="1152" w:type="dxa"/>
+            <w:tcMar>
+              <w:top w:w="90" w:type="dxa"/>
+              <w:left w:w="120" w:type="dxa"/>
+              <w:bottom w:w="90" w:type="dxa"/>
+              <w:right w:w="120" w:type="dxa"/>
+            </w:tcMar>
+            <w:vAlign w:val="center"/>
+          </w:tcPr>
+          <w:p>
             <w:r>
               <w:rPr>
                 <w:rFonts w:cs="TH Sarabun New"/>
                 <w:sz w:val="28"/>
               </w:rPr>
-              <w:t>คำอนุมัติจากผู้อำนวยการ</w:t>
-            </w:r>
-          </w:p>
-        </w:tc>
-        <w:tc>
-          <w:tcPr>
-            <w:tcW w:w="1152" w:type="dxa"/>
-            <w:tcMar>
-              <w:top w:w="90" w:type="dxa"/>
-              <w:left w:w="120" w:type="dxa"/>
-              <w:bottom w:w="90" w:type="dxa"/>
-              <w:right w:w="120" w:type="dxa"/>
-            </w:tcMar>
-            <w:vAlign w:val="center"/>
-          </w:tcPr>
-          <w:p>
-            <w:r>
-              <w:rPr>
-                <w:rFonts w:cs="TH Sarabun New"/>
-                <w:sz w:val="28"/>
-              </w:rPr>
-              <w:t>........</w:t>
+              <w:t>23</w:t>
             </w:r>
           </w:p>
         </w:tc>
@@ -4774,35 +4740,28 @@
                 <w:rFonts w:cs="TH Sarabun New"/>
                 <w:sz w:val="28"/>
               </w:rPr>
-              <w:t xml:space="preserve">R5 </w:t>
-            </w:r>
+              <w:t>R4 คำอนุมัติจากผู้อำนวยการ</w:t>
+            </w:r>
+          </w:p>
+        </w:tc>
+        <w:tc>
+          <w:tcPr>
+            <w:tcW w:w="1152" w:type="dxa"/>
+            <w:tcMar>
+              <w:top w:w="90" w:type="dxa"/>
+              <w:left w:w="120" w:type="dxa"/>
+              <w:bottom w:w="90" w:type="dxa"/>
+              <w:right w:w="120" w:type="dxa"/>
+            </w:tcMar>
+            <w:vAlign w:val="center"/>
+          </w:tcPr>
+          <w:p>
             <w:r>
               <w:rPr>
                 <w:rFonts w:cs="TH Sarabun New"/>
                 <w:sz w:val="28"/>
               </w:rPr>
-              <w:t>รายชื่อกรรมการตรวจแผน</w:t>
-            </w:r>
-          </w:p>
-        </w:tc>
-        <w:tc>
-          <w:tcPr>
-            <w:tcW w:w="1152" w:type="dxa"/>
-            <w:tcMar>
-              <w:top w:w="90" w:type="dxa"/>
-              <w:left w:w="120" w:type="dxa"/>
-              <w:bottom w:w="90" w:type="dxa"/>
-              <w:right w:w="120" w:type="dxa"/>
-            </w:tcMar>
-            <w:vAlign w:val="center"/>
-          </w:tcPr>
-          <w:p>
-            <w:r>
-              <w:rPr>
-                <w:rFonts w:cs="TH Sarabun New"/>
-                <w:sz w:val="28"/>
-              </w:rPr>
-              <w:t>........</w:t>
+              <w:t>24</w:t>
             </w:r>
           </w:p>
         </w:tc>
@@ -4828,35 +4787,28 @@
                 <w:rFonts w:cs="TH Sarabun New"/>
                 <w:sz w:val="28"/>
               </w:rPr>
-              <w:t xml:space="preserve">R6 </w:t>
-            </w:r>
+              <w:t>R5 รายชื่อกรรมการตรวจแผน</w:t>
+            </w:r>
+          </w:p>
+        </w:tc>
+        <w:tc>
+          <w:tcPr>
+            <w:tcW w:w="1152" w:type="dxa"/>
+            <w:tcMar>
+              <w:top w:w="90" w:type="dxa"/>
+              <w:left w:w="120" w:type="dxa"/>
+              <w:bottom w:w="90" w:type="dxa"/>
+              <w:right w:w="120" w:type="dxa"/>
+            </w:tcMar>
+            <w:vAlign w:val="center"/>
+          </w:tcPr>
+          <w:p>
             <w:r>
               <w:rPr>
                 <w:rFonts w:cs="TH Sarabun New"/>
                 <w:sz w:val="28"/>
               </w:rPr>
-              <w:t>สรุปการยินยอมผู้ปกครอง</w:t>
-            </w:r>
-          </w:p>
-        </w:tc>
-        <w:tc>
-          <w:tcPr>
-            <w:tcW w:w="1152" w:type="dxa"/>
-            <w:tcMar>
-              <w:top w:w="90" w:type="dxa"/>
-              <w:left w:w="120" w:type="dxa"/>
-              <w:bottom w:w="90" w:type="dxa"/>
-              <w:right w:w="120" w:type="dxa"/>
-            </w:tcMar>
-            <w:vAlign w:val="center"/>
-          </w:tcPr>
-          <w:p>
-            <w:r>
-              <w:rPr>
-                <w:rFonts w:cs="TH Sarabun New"/>
-                <w:sz w:val="28"/>
-              </w:rPr>
-              <w:t>........</w:t>
+              <w:t>25</w:t>
             </w:r>
           </w:p>
         </w:tc>
@@ -4882,6 +4834,53 @@
                 <w:rFonts w:cs="TH Sarabun New"/>
                 <w:sz w:val="28"/>
               </w:rPr>
+              <w:t>R6 สรุปการยินยอมผู้ปกครอง</w:t>
+            </w:r>
+          </w:p>
+        </w:tc>
+        <w:tc>
+          <w:tcPr>
+            <w:tcW w:w="1152" w:type="dxa"/>
+            <w:tcMar>
+              <w:top w:w="90" w:type="dxa"/>
+              <w:left w:w="120" w:type="dxa"/>
+              <w:bottom w:w="90" w:type="dxa"/>
+              <w:right w:w="120" w:type="dxa"/>
+            </w:tcMar>
+            <w:vAlign w:val="center"/>
+          </w:tcPr>
+          <w:p>
+            <w:r>
+              <w:rPr>
+                <w:rFonts w:cs="TH Sarabun New"/>
+                <w:sz w:val="28"/>
+              </w:rPr>
+              <w:t>26</w:t>
+            </w:r>
+          </w:p>
+        </w:tc>
+      </w:tr>
+      <w:tr>
+        <w:trPr>
+          <w:jc w:val="center"/>
+        </w:trPr>
+        <w:tc>
+          <w:tcPr>
+            <w:tcW w:w="8496" w:type="dxa"/>
+            <w:tcMar>
+              <w:top w:w="90" w:type="dxa"/>
+              <w:left w:w="120" w:type="dxa"/>
+              <w:bottom w:w="90" w:type="dxa"/>
+              <w:right w:w="120" w:type="dxa"/>
+            </w:tcMar>
+            <w:vAlign w:val="center"/>
+          </w:tcPr>
+          <w:p>
+            <w:r>
+              <w:rPr>
+                <w:rFonts w:cs="TH Sarabun New"/>
+                <w:sz w:val="28"/>
+              </w:rPr>
               <w:t>บรรณานุกรมเบื้องต้น</w:t>
             </w:r>
           </w:p>
@@ -4903,7 +4902,7 @@
                 <w:rFonts w:cs="TH Sarabun New"/>
                 <w:sz w:val="28"/>
               </w:rPr>
-              <w:t>........</w:t>
+              <w:t>27</w:t>
             </w:r>
           </w:p>
         </w:tc>
@@ -4924,31 +4923,19 @@
           <w:rFonts w:ascii="TH Sarabun New" w:eastAsia="TH Sarabun New" w:hAnsi="TH Sarabun New" w:cs="TH Sarabun New"/>
         </w:rPr>
         <w:lastRenderedPageBreak/>
-        <w:t xml:space="preserve">บทที่ 1 </w:t>
+        <w:t>บทที่ 1 ปัญหาและวัตถุประสงค์</w:t>
       </w:r>
+    </w:p>
+    <w:p>
+      <w:pPr>
+        <w:pStyle w:val="21"/>
+        <w:spacing w:after="120"/>
+      </w:pPr>
       <w:r>
         <w:rPr>
           <w:rFonts w:ascii="TH Sarabun New" w:eastAsia="TH Sarabun New" w:hAnsi="TH Sarabun New" w:cs="TH Sarabun New"/>
         </w:rPr>
-        <w:t>ปัญหาและวัตถุประสงค์</w:t>
-      </w:r>
-    </w:p>
-    <w:p>
-      <w:pPr>
-        <w:pStyle w:val="21"/>
-        <w:spacing w:after="120"/>
-      </w:pPr>
-      <w:r>
-        <w:rPr>
-          <w:rFonts w:ascii="TH Sarabun New" w:eastAsia="TH Sarabun New" w:hAnsi="TH Sarabun New" w:cs="TH Sarabun New"/>
-        </w:rPr>
-        <w:t xml:space="preserve">1.1 </w:t>
-      </w:r>
-      <w:r>
-        <w:rPr>
-          <w:rFonts w:ascii="TH Sarabun New" w:eastAsia="TH Sarabun New" w:hAnsi="TH Sarabun New" w:cs="TH Sarabun New"/>
-        </w:rPr>
-        <w:t>ความเป็นมาและความสำคัญ</w:t>
+        <w:t>1.1 ความเป็นมาและความสำคัญ</w:t>
       </w:r>
     </w:p>
     <w:p>
@@ -4986,13 +4973,7 @@
         <w:rPr>
           <w:rFonts w:ascii="TH Sarabun New" w:eastAsia="TH Sarabun New" w:hAnsi="TH Sarabun New" w:cs="TH Sarabun New"/>
         </w:rPr>
-        <w:t xml:space="preserve">1.2 </w:t>
-      </w:r>
-      <w:r>
-        <w:rPr>
-          <w:rFonts w:ascii="TH Sarabun New" w:eastAsia="TH Sarabun New" w:hAnsi="TH Sarabun New" w:cs="TH Sarabun New"/>
-        </w:rPr>
-        <w:t>ปัญหาการวิจัย</w:t>
+        <w:t>1.2 ปัญหาการวิจัย</w:t>
       </w:r>
     </w:p>
     <w:p>
@@ -5017,103 +4998,55 @@
         <w:rPr>
           <w:rFonts w:ascii="TH Sarabun New" w:eastAsia="TH Sarabun New" w:hAnsi="TH Sarabun New" w:cs="TH Sarabun New"/>
         </w:rPr>
-        <w:t xml:space="preserve">1.3 </w:t>
+        <w:t>1.3 วัตถุประสงค์</w:t>
       </w:r>
+    </w:p>
+    <w:p>
+      <w:pPr>
+        <w:spacing w:after="80"/>
+        <w:ind w:left="648" w:hanging="360"/>
+      </w:pPr>
+      <w:r>
+        <w:rPr>
+          <w:rFonts w:cs="TH Sarabun New"/>
+        </w:rPr>
+        <w:t>☐ เปรียบเทียบคะแนนเฉลี่ยก่อนเรียนและหลังเรียนหลังใช้เกมแข่งสูตรคูณ</w:t>
+      </w:r>
+    </w:p>
+    <w:p>
+      <w:pPr>
+        <w:spacing w:after="80"/>
+        <w:ind w:left="648" w:hanging="360"/>
+      </w:pPr>
+      <w:r>
+        <w:rPr>
+          <w:rFonts w:cs="TH Sarabun New"/>
+        </w:rPr>
+        <w:t>☐ ศึกษาจำนวนนักเรียนและร้อยละของนักเรียนที่มีคะแนนพัฒนาเพิ่มขึ้น</w:t>
+      </w:r>
+    </w:p>
+    <w:p>
+      <w:pPr>
+        <w:spacing w:after="80"/>
+        <w:ind w:left="648" w:hanging="360"/>
+      </w:pPr>
+      <w:r>
+        <w:rPr>
+          <w:rFonts w:cs="TH Sarabun New"/>
+        </w:rPr>
+        <w:t>☐ ใช้ข้อมูลรายบุคคลวางแผนซ่อมเสริมและพัฒนาการจัดกิจกรรม</w:t>
+      </w:r>
+    </w:p>
+    <w:p>
+      <w:pPr>
+        <w:pStyle w:val="21"/>
+        <w:spacing w:after="120"/>
+      </w:pPr>
       <w:r>
         <w:rPr>
           <w:rFonts w:ascii="TH Sarabun New" w:eastAsia="TH Sarabun New" w:hAnsi="TH Sarabun New" w:cs="TH Sarabun New"/>
         </w:rPr>
-        <w:t>วัตถุประสงค์</w:t>
-      </w:r>
-    </w:p>
-    <w:p>
-      <w:pPr>
-        <w:spacing w:after="80"/>
-        <w:ind w:left="648" w:hanging="360"/>
-      </w:pPr>
-      <w:r>
-        <w:rPr>
-          <w:rFonts w:cs="TH Sarabun New"/>
-        </w:rPr>
-        <w:t>☐</w:t>
-      </w:r>
-      <w:r>
-        <w:rPr>
-          <w:rFonts w:cs="TH Sarabun New"/>
-        </w:rPr>
-        <w:t xml:space="preserve"> </w:t>
-      </w:r>
-      <w:r>
-        <w:rPr>
-          <w:rFonts w:cs="TH Sarabun New"/>
-        </w:rPr>
-        <w:t>เปรียบเทียบคะแนนเฉลี่ยก่อนเรียนและหลังเรียนหลังใช้เกมแข่งสูตรคูณ</w:t>
-      </w:r>
-    </w:p>
-    <w:p>
-      <w:pPr>
-        <w:spacing w:after="80"/>
-        <w:ind w:left="648" w:hanging="360"/>
-      </w:pPr>
-      <w:r>
-        <w:rPr>
-          <w:rFonts w:cs="TH Sarabun New"/>
-        </w:rPr>
-        <w:t>☐</w:t>
-      </w:r>
-      <w:r>
-        <w:rPr>
-          <w:rFonts w:cs="TH Sarabun New"/>
-        </w:rPr>
-        <w:t xml:space="preserve"> </w:t>
-      </w:r>
-      <w:r>
-        <w:rPr>
-          <w:rFonts w:cs="TH Sarabun New"/>
-        </w:rPr>
-        <w:t>ศึกษาจำนวนนักเรียนและร้อยละของนักเรียนที่มีคะแนนพัฒนาเพิ่มขึ้น</w:t>
-      </w:r>
-    </w:p>
-    <w:p>
-      <w:pPr>
-        <w:spacing w:after="80"/>
-        <w:ind w:left="648" w:hanging="360"/>
-      </w:pPr>
-      <w:r>
-        <w:rPr>
-          <w:rFonts w:cs="TH Sarabun New"/>
-        </w:rPr>
-        <w:t>☐</w:t>
-      </w:r>
-      <w:r>
-        <w:rPr>
-          <w:rFonts w:cs="TH Sarabun New"/>
-        </w:rPr>
-        <w:t xml:space="preserve"> </w:t>
-      </w:r>
-      <w:r>
-        <w:rPr>
-          <w:rFonts w:cs="TH Sarabun New"/>
-        </w:rPr>
-        <w:t>ใช้ข้อมูลรายบุคคลวางแผนซ่อมเสริมและพัฒนาการจัดกิจกรรม</w:t>
-      </w:r>
-    </w:p>
-    <w:p>
-      <w:pPr>
-        <w:pStyle w:val="21"/>
-        <w:spacing w:after="120"/>
-      </w:pPr>
-      <w:r>
-        <w:rPr>
-          <w:rFonts w:ascii="TH Sarabun New" w:eastAsia="TH Sarabun New" w:hAnsi="TH Sarabun New" w:cs="TH Sarabun New"/>
-        </w:rPr>
-        <w:t xml:space="preserve">1.4 </w:t>
-      </w:r>
-      <w:r>
-        <w:rPr>
-          <w:rFonts w:ascii="TH Sarabun New" w:eastAsia="TH Sarabun New" w:hAnsi="TH Sarabun New" w:cs="TH Sarabun New"/>
-        </w:rPr>
-        <w:t>สมมติฐาน</w:t>
+        <w:t>1.4 สมมติฐาน</w:t>
       </w:r>
     </w:p>
     <w:p>
@@ -5138,13 +5071,7 @@
         <w:rPr>
           <w:rFonts w:ascii="TH Sarabun New" w:eastAsia="TH Sarabun New" w:hAnsi="TH Sarabun New" w:cs="TH Sarabun New"/>
         </w:rPr>
-        <w:t xml:space="preserve">1.5 </w:t>
-      </w:r>
-      <w:r>
-        <w:rPr>
-          <w:rFonts w:ascii="TH Sarabun New" w:eastAsia="TH Sarabun New" w:hAnsi="TH Sarabun New" w:cs="TH Sarabun New"/>
-        </w:rPr>
-        <w:t>ขอบเขต</w:t>
+        <w:t>1.5 ขอบเขต</w:t>
       </w:r>
     </w:p>
     <w:tbl>
@@ -5428,6 +5355,7 @@
                 <w:rFonts w:cs="TH Sarabun New"/>
                 <w:sz w:val="28"/>
               </w:rPr>
+              <w:lastRenderedPageBreak/>
               <w:t>เวลา</w:t>
             </w:r>
           </w:p>
@@ -5460,9 +5388,9 @@
             </w:pPr>
             <w:r>
               <w:rPr>
-                <w:rFonts w:ascii="TH Sarabun New" w:eastAsia="TH Sarabun New" w:hAnsi="TH Sarabun New" w:cs="TH Sarabun New"/>
+                <w:rFonts w:cs="TH Sarabun New"/>
+                <w:color w:val="7A4B00"/>
                 <w:sz w:val="26"/>
-                <w:color w:val="7A4B00"/>
               </w:rPr>
               <w:t>หมายเหตุตารางกำหนดการ: นับเฉพาะวันเรียนจันทร์–ศุกร์ จึงข้ามวันเสาร์–อาทิตย์ เพื่อให้สอดคล้องกับการจัดกิจกรรมในโรงเรียน</w:t>
             </w:r>
@@ -5511,21 +5439,7 @@
                 <w:rFonts w:cs="TH Sarabun New"/>
                 <w:sz w:val="28"/>
               </w:rPr>
-              <w:t xml:space="preserve">โรงเรียนบ้านคำไผ่ </w:t>
-            </w:r>
-            <w:r>
-              <w:rPr>
-                <w:rFonts w:cs="TH Sarabun New"/>
-                <w:sz w:val="28"/>
-              </w:rPr>
-              <w:t>(</w:t>
-            </w:r>
-            <w:r>
-              <w:rPr>
-                <w:rFonts w:cs="TH Sarabun New"/>
-                <w:sz w:val="28"/>
-              </w:rPr>
-              <w:t>ห้องเรียน/ห้องคอมพิวเตอร์: โปรดระบุ)</w:t>
+              <w:t>โรงเรียนบ้านคำไผ่ (ห้องเรียน/ห้องคอมพิวเตอร์: โปรดระบุ)</w:t>
             </w:r>
           </w:p>
         </w:tc>
@@ -5546,13 +5460,7 @@
         <w:rPr>
           <w:rFonts w:ascii="TH Sarabun New" w:eastAsia="TH Sarabun New" w:hAnsi="TH Sarabun New" w:cs="TH Sarabun New"/>
         </w:rPr>
-        <w:t xml:space="preserve">1.6 </w:t>
-      </w:r>
-      <w:r>
-        <w:rPr>
-          <w:rFonts w:ascii="TH Sarabun New" w:eastAsia="TH Sarabun New" w:hAnsi="TH Sarabun New" w:cs="TH Sarabun New"/>
-        </w:rPr>
-        <w:t>นิยามศัพท์</w:t>
+        <w:t>1.6 นิยามศัพท์</w:t>
       </w:r>
     </w:p>
     <w:p>
@@ -5577,13 +5485,7 @@
         <w:rPr>
           <w:rFonts w:ascii="TH Sarabun New" w:eastAsia="TH Sarabun New" w:hAnsi="TH Sarabun New" w:cs="TH Sarabun New"/>
         </w:rPr>
-        <w:t xml:space="preserve">1.7 </w:t>
-      </w:r>
-      <w:r>
-        <w:rPr>
-          <w:rFonts w:ascii="TH Sarabun New" w:eastAsia="TH Sarabun New" w:hAnsi="TH Sarabun New" w:cs="TH Sarabun New"/>
-        </w:rPr>
-        <w:t>ประโยชน์ที่คาดว่าจะได้รับ</w:t>
+        <w:t>1.7 ประโยชน์ที่คาดว่าจะได้รับ</w:t>
       </w:r>
     </w:p>
     <w:p>
@@ -5595,67 +5497,31 @@
         <w:rPr>
           <w:rFonts w:cs="TH Sarabun New"/>
         </w:rPr>
-        <w:t>☐</w:t>
+        <w:t>☐ นักเรียนได้รับการฝึกซ้ำและผลย้อนกลับทันที</w:t>
       </w:r>
+    </w:p>
+    <w:p>
+      <w:pPr>
+        <w:spacing w:after="80"/>
+        <w:ind w:left="648" w:hanging="360"/>
+      </w:pPr>
       <w:r>
         <w:rPr>
           <w:rFonts w:cs="TH Sarabun New"/>
         </w:rPr>
-        <w:t xml:space="preserve"> </w:t>
+        <w:t>☐ ครูเห็นหลักฐานรายบุคคลและวางแผนซ่อมเสริมได้</w:t>
       </w:r>
+    </w:p>
+    <w:p>
+      <w:pPr>
+        <w:spacing w:after="80"/>
+        <w:ind w:left="648" w:hanging="360"/>
+      </w:pPr>
       <w:r>
         <w:rPr>
           <w:rFonts w:cs="TH Sarabun New"/>
         </w:rPr>
-        <w:t>นักเรียนได้รับการฝึกซ้ำและผลย้อนกลับทันที</w:t>
-      </w:r>
-    </w:p>
-    <w:p>
-      <w:pPr>
-        <w:spacing w:after="80"/>
-        <w:ind w:left="648" w:hanging="360"/>
-      </w:pPr>
-      <w:r>
-        <w:rPr>
-          <w:rFonts w:cs="TH Sarabun New"/>
-        </w:rPr>
-        <w:t>☐</w:t>
-      </w:r>
-      <w:r>
-        <w:rPr>
-          <w:rFonts w:cs="TH Sarabun New"/>
-        </w:rPr>
-        <w:t xml:space="preserve"> </w:t>
-      </w:r>
-      <w:r>
-        <w:rPr>
-          <w:rFonts w:cs="TH Sarabun New"/>
-        </w:rPr>
-        <w:t>ครูเห็นหลักฐานรายบุคคลและวางแผนซ่อมเสริมได้</w:t>
-      </w:r>
-    </w:p>
-    <w:p>
-      <w:pPr>
-        <w:spacing w:after="80"/>
-        <w:ind w:left="648" w:hanging="360"/>
-      </w:pPr>
-      <w:r>
-        <w:rPr>
-          <w:rFonts w:cs="TH Sarabun New"/>
-        </w:rPr>
-        <w:t>☐</w:t>
-      </w:r>
-      <w:r>
-        <w:rPr>
-          <w:rFonts w:cs="TH Sarabun New"/>
-        </w:rPr>
-        <w:t xml:space="preserve"> </w:t>
-      </w:r>
-      <w:r>
-        <w:rPr>
-          <w:rFonts w:cs="TH Sarabun New"/>
-        </w:rPr>
-        <w:t>โรงเรียนมีต้นแบบการใช้ข้อมูลจากเกมเพื่อพัฒนาการเรียนรู้</w:t>
+        <w:t>☐ โรงเรียนมีต้นแบบการใช้ข้อมูลจากเกมเพื่อพัฒนาการเรียนรู้</w:t>
       </w:r>
     </w:p>
     <w:p>
@@ -5672,6 +5538,7 @@
         <w:rPr>
           <w:rFonts w:ascii="TH Sarabun New" w:eastAsia="TH Sarabun New" w:hAnsi="TH Sarabun New" w:cs="TH Sarabun New"/>
         </w:rPr>
+        <w:lastRenderedPageBreak/>
         <w:t>บทที่ 2 กรอบแนวคิดและงานที่เกี่ยวข้อง</w:t>
       </w:r>
     </w:p>
@@ -5684,13 +5551,7 @@
         <w:rPr>
           <w:rFonts w:ascii="TH Sarabun New" w:eastAsia="TH Sarabun New" w:hAnsi="TH Sarabun New" w:cs="TH Sarabun New"/>
         </w:rPr>
-        <w:t xml:space="preserve">2.1 </w:t>
-      </w:r>
-      <w:r>
-        <w:rPr>
-          <w:rFonts w:ascii="TH Sarabun New" w:eastAsia="TH Sarabun New" w:hAnsi="TH Sarabun New" w:cs="TH Sarabun New"/>
-        </w:rPr>
-        <w:t>แนวคิดหลัก</w:t>
+        <w:t>2.1 แนวคิดหลัก</w:t>
       </w:r>
     </w:p>
     <w:p>
@@ -5728,13 +5589,7 @@
         <w:rPr>
           <w:rFonts w:ascii="TH Sarabun New" w:eastAsia="TH Sarabun New" w:hAnsi="TH Sarabun New" w:cs="TH Sarabun New"/>
         </w:rPr>
-        <w:t xml:space="preserve">2.2 </w:t>
-      </w:r>
-      <w:r>
-        <w:rPr>
-          <w:rFonts w:ascii="TH Sarabun New" w:eastAsia="TH Sarabun New" w:hAnsi="TH Sarabun New" w:cs="TH Sarabun New"/>
-        </w:rPr>
-        <w:t>งานวิจัยและเอกสารที่เกี่ยวข้อง</w:t>
+        <w:t>2.2 งานวิจัยและเอกสารที่เกี่ยวข้อง</w:t>
       </w:r>
     </w:p>
     <w:tbl>
@@ -5964,14 +5819,7 @@
                 <w:rFonts w:cs="TH Sarabun New"/>
                 <w:sz w:val="26"/>
               </w:rPr>
-              <w:t xml:space="preserve">Plass, Homer, &amp; </w:t>
-            </w:r>
-            <w:r>
-              <w:rPr>
-                <w:rFonts w:cs="TH Sarabun New"/>
-                <w:sz w:val="26"/>
-              </w:rPr>
-              <w:t>Kinzer (2015)</w:t>
+              <w:t>Plass, Homer, &amp; Kinzer (2015)</w:t>
             </w:r>
           </w:p>
         </w:tc>
@@ -6072,13 +5920,7 @@
         <w:rPr>
           <w:rFonts w:ascii="TH Sarabun New" w:eastAsia="TH Sarabun New" w:hAnsi="TH Sarabun New" w:cs="TH Sarabun New"/>
         </w:rPr>
-        <w:t xml:space="preserve">2.3 </w:t>
-      </w:r>
-      <w:r>
-        <w:rPr>
-          <w:rFonts w:ascii="TH Sarabun New" w:eastAsia="TH Sarabun New" w:hAnsi="TH Sarabun New" w:cs="TH Sarabun New"/>
-        </w:rPr>
-        <w:t>กรอบแนวคิดการวิจัย</w:t>
+        <w:t>2.3 กรอบแนวคิดการวิจัย</w:t>
       </w:r>
     </w:p>
     <w:tbl>
@@ -6303,15 +6145,7 @@
           <w:color w:val="666666"/>
           <w:sz w:val="28"/>
         </w:rPr>
-        <w:t xml:space="preserve">หมายเหตุ: การอ้างอิงในแผนเป็นกรอบเบื้องต้น </w:t>
-      </w:r>
-      <w:r>
-        <w:rPr>
-          <w:rFonts w:cs="TH Sarabun New"/>
-          <w:color w:val="666666"/>
-          <w:sz w:val="28"/>
-        </w:rPr>
-        <w:t>ผู้วิจัยควรตรวจรูปแบบบรรณานุกรมตามแนวทางของโรงเรียนก่อนยื่น</w:t>
+        <w:t>หมายเหตุ: การอ้างอิงในแผนเป็นกรอบเบื้องต้น ผู้วิจัยควรตรวจรูปแบบบรรณานุกรมตามแนวทางของโรงเรียนก่อนยื่น</w:t>
       </w:r>
     </w:p>
     <w:p>
@@ -6328,6 +6162,7 @@
         <w:rPr>
           <w:rFonts w:ascii="TH Sarabun New" w:eastAsia="TH Sarabun New" w:hAnsi="TH Sarabun New" w:cs="TH Sarabun New"/>
         </w:rPr>
+        <w:lastRenderedPageBreak/>
         <w:t>บทที่ 3 แผนดำเนินการวิจัย</w:t>
       </w:r>
     </w:p>
@@ -6340,50 +6175,32 @@
         <w:rPr>
           <w:rFonts w:ascii="TH Sarabun New" w:eastAsia="TH Sarabun New" w:hAnsi="TH Sarabun New" w:cs="TH Sarabun New"/>
         </w:rPr>
-        <w:t xml:space="preserve">3.1 </w:t>
+        <w:t>3.1 รูปแบบการวิจัย</w:t>
       </w:r>
+    </w:p>
+    <w:p>
+      <w:pPr>
+        <w:spacing w:after="120"/>
+        <w:ind w:firstLine="504"/>
+        <w:jc w:val="both"/>
+      </w:pPr>
+      <w:r>
+        <w:rPr>
+          <w:rFonts w:cs="TH Sarabun New"/>
+        </w:rPr>
+        <w:t>การวิจัยเชิงปฏิบัติการในชั้นเรียนแบบกลุ่มเดียววัดก่อนและหลัง (One-Group Pretest–Posttest Design): O₁ — X — O₂ โดย O₁ คือคะแนนก่อนเรียน X คือกิจกรรมฝึกด้วยเกม และ O₂ คือคะแนนหลังเรียน</w:t>
+      </w:r>
+    </w:p>
+    <w:p>
+      <w:pPr>
+        <w:pStyle w:val="21"/>
+        <w:spacing w:after="120"/>
+      </w:pPr>
       <w:r>
         <w:rPr>
           <w:rFonts w:ascii="TH Sarabun New" w:eastAsia="TH Sarabun New" w:hAnsi="TH Sarabun New" w:cs="TH Sarabun New"/>
         </w:rPr>
-        <w:t>รูปแบบการวิจัย</w:t>
-      </w:r>
-    </w:p>
-    <w:p>
-      <w:pPr>
-        <w:spacing w:after="120"/>
-        <w:ind w:firstLine="504"/>
-        <w:jc w:val="both"/>
-      </w:pPr>
-      <w:r>
-        <w:rPr>
-          <w:rFonts w:cs="TH Sarabun New"/>
-        </w:rPr>
-        <w:t xml:space="preserve">การวิจัยเชิงปฏิบัติการในชั้นเรียนแบบกลุ่มเดียววัดก่อนและหลัง (One-Group Pretest–Posttest Design): O₁ — X — O₂ โดย O₁ </w:t>
-      </w:r>
-      <w:r>
-        <w:rPr>
-          <w:rFonts w:cs="TH Sarabun New"/>
-        </w:rPr>
-        <w:t>คือคะแนนก่อนเรียน X คือกิจกรรมฝึกด้วยเกม และ O₂ คือคะแนนหลังเรียน</w:t>
-      </w:r>
-    </w:p>
-    <w:p>
-      <w:pPr>
-        <w:pStyle w:val="21"/>
-        <w:spacing w:after="120"/>
-      </w:pPr>
-      <w:r>
-        <w:rPr>
-          <w:rFonts w:ascii="TH Sarabun New" w:eastAsia="TH Sarabun New" w:hAnsi="TH Sarabun New" w:cs="TH Sarabun New"/>
-        </w:rPr>
-        <w:t xml:space="preserve">3.2 </w:t>
-      </w:r>
-      <w:r>
-        <w:rPr>
-          <w:rFonts w:ascii="TH Sarabun New" w:eastAsia="TH Sarabun New" w:hAnsi="TH Sarabun New" w:cs="TH Sarabun New"/>
-        </w:rPr>
-        <w:t>ประชากรและกลุ่มเป้าหมาย</w:t>
+        <w:t>3.2 ประชากรและกลุ่มเป้าหมาย</w:t>
       </w:r>
     </w:p>
     <w:p>
@@ -6408,151 +6225,79 @@
         <w:rPr>
           <w:rFonts w:ascii="TH Sarabun New" w:eastAsia="TH Sarabun New" w:hAnsi="TH Sarabun New" w:cs="TH Sarabun New"/>
         </w:rPr>
-        <w:t xml:space="preserve">3.3 </w:t>
+        <w:t>3.3 เครื่องมือวิจัย</w:t>
       </w:r>
+    </w:p>
+    <w:p>
+      <w:pPr>
+        <w:spacing w:after="80"/>
+        <w:ind w:left="648" w:hanging="360"/>
+      </w:pPr>
+      <w:r>
+        <w:rPr>
+          <w:rFonts w:cs="TH Sarabun New"/>
+        </w:rPr>
+        <w:t>☐ เกมแข่งสูตรคูณในโหมดโครงการวิจัย ใช้เป็นทั้งกิจกรรมฝึกและภารกิจวัดคะแนนภายในเกม</w:t>
+      </w:r>
+    </w:p>
+    <w:p>
+      <w:pPr>
+        <w:spacing w:after="80"/>
+        <w:ind w:left="648" w:hanging="360"/>
+      </w:pPr>
+      <w:r>
+        <w:rPr>
+          <w:rFonts w:cs="TH Sarabun New"/>
+        </w:rPr>
+        <w:t>☐ ภารกิจวัดคะแนนรูปแบบเดียวกัน วันละ 1 รอบต่อคน ต่อเนื่อง 7 วันเรียนในแต่ละช่วง</w:t>
+      </w:r>
+    </w:p>
+    <w:p>
+      <w:pPr>
+        <w:spacing w:after="80"/>
+        <w:ind w:left="648" w:hanging="360"/>
+      </w:pPr>
+      <w:r>
+        <w:rPr>
+          <w:rFonts w:cs="TH Sarabun New"/>
+        </w:rPr>
+        <w:t>☐ ระบบบันทึก score, duration_sec, created_at, research_study_id และ metadata.research_phase พร้อมแบบตรวจความครบถ้วนรายวัน</w:t>
+      </w:r>
+    </w:p>
+    <w:p>
+      <w:pPr>
+        <w:spacing w:after="80"/>
+        <w:ind w:left="648" w:hanging="360"/>
+      </w:pPr>
+      <w:r>
+        <w:rPr>
+          <w:rFonts w:cs="TH Sarabun New"/>
+        </w:rPr>
+        <w:t>☐ แบบสังเกตพฤติกรรมการมีส่วนร่วม</w:t>
+      </w:r>
+    </w:p>
+    <w:p>
+      <w:pPr>
+        <w:spacing w:after="80"/>
+        <w:ind w:left="648" w:hanging="360"/>
+      </w:pPr>
+      <w:r>
+        <w:rPr>
+          <w:rFonts w:cs="TH Sarabun New"/>
+        </w:rPr>
+        <w:t>☐ เอกสารชี้แจงและแบบยินยอมผู้ปกครอง</w:t>
+      </w:r>
+    </w:p>
+    <w:p>
+      <w:pPr>
+        <w:pStyle w:val="21"/>
+        <w:spacing w:after="120"/>
+      </w:pPr>
       <w:r>
         <w:rPr>
           <w:rFonts w:ascii="TH Sarabun New" w:eastAsia="TH Sarabun New" w:hAnsi="TH Sarabun New" w:cs="TH Sarabun New"/>
         </w:rPr>
-        <w:t>เครื่องมือวิจัย</w:t>
-      </w:r>
-    </w:p>
-    <w:p>
-      <w:pPr>
-        <w:spacing w:after="80"/>
-        <w:ind w:left="648" w:hanging="360"/>
-      </w:pPr>
-      <w:r>
-        <w:rPr>
-          <w:rFonts w:cs="TH Sarabun New"/>
-        </w:rPr>
-        <w:t>☐</w:t>
-      </w:r>
-      <w:r>
-        <w:rPr>
-          <w:rFonts w:cs="TH Sarabun New"/>
-        </w:rPr>
-        <w:t xml:space="preserve"> </w:t>
-      </w:r>
-      <w:r>
-        <w:rPr>
-          <w:rFonts w:cs="TH Sarabun New"/>
-        </w:rPr>
-        <w:t>เกมแข่งสูตรคูณในโหมดโครงการวิจัย ใช้เป็นทั้งกิจกรรมฝึกและภารกิจวัดคะแนนภายในเกม</w:t>
-      </w:r>
-    </w:p>
-    <w:p>
-      <w:pPr>
-        <w:spacing w:after="80"/>
-        <w:ind w:left="648" w:hanging="360"/>
-      </w:pPr>
-      <w:r>
-        <w:rPr>
-          <w:rFonts w:cs="TH Sarabun New"/>
-        </w:rPr>
-        <w:t>☐</w:t>
-      </w:r>
-      <w:r>
-        <w:rPr>
-          <w:rFonts w:cs="TH Sarabun New"/>
-        </w:rPr>
-        <w:t xml:space="preserve"> </w:t>
-      </w:r>
-      <w:r>
-        <w:rPr>
-          <w:rFonts w:cs="TH Sarabun New"/>
-        </w:rPr>
-        <w:t>ภารกิจวัดคะแนนรูปแบบเดียวกัน วันละ 1 รอบต่อคน ต่อเนื่อง 7 วันเรียนในแต่ละช่วง</w:t>
-      </w:r>
-    </w:p>
-    <w:p>
-      <w:pPr>
-        <w:spacing w:after="80"/>
-        <w:ind w:left="648" w:hanging="360"/>
-      </w:pPr>
-      <w:r>
-        <w:rPr>
-          <w:rFonts w:cs="TH Sarabun New"/>
-        </w:rPr>
-        <w:t>☐</w:t>
-      </w:r>
-      <w:r>
-        <w:rPr>
-          <w:rFonts w:cs="TH Sarabun New"/>
-        </w:rPr>
-        <w:t xml:space="preserve"> </w:t>
-      </w:r>
-      <w:r>
-        <w:rPr>
-          <w:rFonts w:cs="TH Sarabun New"/>
-        </w:rPr>
-        <w:t>ระบบบันทึก score, duration_sec, created_at, research_study_id และ metadata.research_phase พร้อมแบบตรวจความครบถ้วนรายวัน</w:t>
-      </w:r>
-    </w:p>
-    <w:p>
-      <w:pPr>
-        <w:spacing w:after="80"/>
-        <w:ind w:left="648" w:hanging="360"/>
-      </w:pPr>
-      <w:r>
-        <w:rPr>
-          <w:rFonts w:cs="TH Sarabun New"/>
-        </w:rPr>
-        <w:t>☐</w:t>
-      </w:r>
-      <w:r>
-        <w:rPr>
-          <w:rFonts w:cs="TH Sarabun New"/>
-        </w:rPr>
-        <w:t xml:space="preserve"> </w:t>
-      </w:r>
-      <w:r>
-        <w:rPr>
-          <w:rFonts w:cs="TH Sarabun New"/>
-        </w:rPr>
-        <w:t>แบบสังเกตพฤติกรรมการมีส่วนร่วม</w:t>
-      </w:r>
-    </w:p>
-    <w:p>
-      <w:pPr>
-        <w:spacing w:after="80"/>
-        <w:ind w:left="648" w:hanging="360"/>
-      </w:pPr>
-      <w:r>
-        <w:rPr>
-          <w:rFonts w:cs="TH Sarabun New"/>
-        </w:rPr>
-        <w:t>☐</w:t>
-      </w:r>
-      <w:r>
-        <w:rPr>
-          <w:rFonts w:cs="TH Sarabun New"/>
-        </w:rPr>
-        <w:t xml:space="preserve"> </w:t>
-      </w:r>
-      <w:r>
-        <w:rPr>
-          <w:rFonts w:cs="TH Sarabun New"/>
-        </w:rPr>
-        <w:t>เอกสารชี้แจงและแบบยินยอมผู้ปกครอง</w:t>
-      </w:r>
-    </w:p>
-    <w:p>
-      <w:pPr>
-        <w:pStyle w:val="21"/>
-        <w:spacing w:after="120"/>
-      </w:pPr>
-      <w:r>
-        <w:rPr>
-          <w:rFonts w:ascii="TH Sarabun New" w:eastAsia="TH Sarabun New" w:hAnsi="TH Sarabun New" w:cs="TH Sarabun New"/>
-        </w:rPr>
-        <w:t xml:space="preserve">3.4 </w:t>
-      </w:r>
-      <w:r>
-        <w:rPr>
-          <w:rFonts w:ascii="TH Sarabun New" w:eastAsia="TH Sarabun New" w:hAnsi="TH Sarabun New" w:cs="TH Sarabun New"/>
-        </w:rPr>
-        <w:t>ตารางกำหนดการ</w:t>
+        <w:t>3.4 ตารางกำหนดการ</w:t>
       </w:r>
     </w:p>
     <w:tbl>
@@ -6747,14 +6492,7 @@
                 <w:rFonts w:cs="TH Sarabun New"/>
                 <w:sz w:val="26"/>
               </w:rPr>
-              <w:t xml:space="preserve">22–26 และ 29–30 </w:t>
-            </w:r>
-            <w:r>
-              <w:rPr>
-                <w:rFonts w:cs="TH Sarabun New"/>
-                <w:sz w:val="26"/>
-              </w:rPr>
-              <w:t>มิ.ย. 2569 (7 วันเรียน)</w:t>
+              <w:t>22–26 และ 29–30 มิ.ย. 2569 (7 วันเรียน)</w:t>
             </w:r>
           </w:p>
         </w:tc>
@@ -6799,14 +6537,7 @@
                 <w:rFonts w:cs="TH Sarabun New"/>
                 <w:sz w:val="26"/>
               </w:rPr>
-              <w:t xml:space="preserve">56 </w:t>
-            </w:r>
-            <w:r>
-              <w:rPr>
-                <w:rFonts w:cs="TH Sarabun New"/>
-                <w:sz w:val="26"/>
-              </w:rPr>
-              <w:t>ระเบียน: 8 คน × 7 วันเรียน</w:t>
+              <w:t>56 ระเบียน: 8 คน × 7 วันเรียน</w:t>
             </w:r>
           </w:p>
         </w:tc>
@@ -6905,20 +6636,6 @@
               </w:rPr>
               <w:t>1–3 และ 6–9 ก.ค. 2569 (7 วันเรียน)</w:t>
             </w:r>
-            <w:r>
-              <w:rPr>
-                <w:rFonts w:cs="TH Sarabun New"/>
-                <w:sz w:val="26"/>
-              </w:rPr>
-              <w:t/>
-            </w:r>
-            <w:r>
-              <w:rPr>
-                <w:rFonts w:cs="TH Sarabun New"/>
-                <w:sz w:val="26"/>
-              </w:rPr>
-              <w:t/>
-            </w:r>
           </w:p>
         </w:tc>
         <w:tc>
@@ -6962,14 +6679,7 @@
                 <w:rFonts w:cs="TH Sarabun New"/>
                 <w:sz w:val="26"/>
               </w:rPr>
-              <w:t xml:space="preserve">56 </w:t>
-            </w:r>
-            <w:r>
-              <w:rPr>
-                <w:rFonts w:cs="TH Sarabun New"/>
-                <w:sz w:val="26"/>
-              </w:rPr>
-              <w:t>ระเบียน: 8 คน × 7 วันเรียน</w:t>
+              <w:t>56 ระเบียน: 8 คน × 7 วันเรียน</w:t>
             </w:r>
           </w:p>
         </w:tc>
@@ -7040,14 +6750,7 @@
                 <w:rFonts w:cs="TH Sarabun New"/>
                 <w:sz w:val="26"/>
               </w:rPr>
-              <w:t>CSV/</w:t>
-            </w:r>
-            <w:r>
-              <w:rPr>
-                <w:rFonts w:cs="TH Sarabun New"/>
-                <w:sz w:val="26"/>
-              </w:rPr>
-              <w:t>ตารางรายวัน/รายงาน 5 บท</w:t>
+              <w:t>CSV/ตารางรายวัน/รายงาน 5 บท</w:t>
             </w:r>
           </w:p>
         </w:tc>
@@ -7068,146 +6771,81 @@
         <w:rPr>
           <w:rFonts w:ascii="TH Sarabun New" w:eastAsia="TH Sarabun New" w:hAnsi="TH Sarabun New" w:cs="TH Sarabun New"/>
         </w:rPr>
-        <w:t xml:space="preserve">3.5 </w:t>
+        <w:lastRenderedPageBreak/>
+        <w:t>3.5 การเก็บรวบรวมข้อมูล</w:t>
       </w:r>
+    </w:p>
+    <w:p>
+      <w:pPr>
+        <w:spacing w:after="80"/>
+        <w:ind w:left="648" w:hanging="360"/>
+      </w:pPr>
+      <w:r>
+        <w:rPr>
+          <w:rFonts w:cs="TH Sarabun New"/>
+        </w:rPr>
+        <w:t>☐ ใช้รหัสนักเรียนเข้าสู่ระบบและเลือกโครงการวิจัยที่กำหนด</w:t>
+      </w:r>
+    </w:p>
+    <w:p>
+      <w:pPr>
+        <w:spacing w:after="80"/>
+        <w:ind w:left="648" w:hanging="360"/>
+      </w:pPr>
+      <w:r>
+        <w:rPr>
+          <w:rFonts w:cs="TH Sarabun New"/>
+        </w:rPr>
+        <w:t>☐ กำหนดช่วงก่อนเรียนและหลังเรียนช่วงละ 7 วันเรียน ควบคุมวันละ 1 รอบต่อคน รวมคนละ 14 รอบ</w:t>
+      </w:r>
+    </w:p>
+    <w:p>
+      <w:pPr>
+        <w:spacing w:after="80"/>
+        <w:ind w:left="648" w:hanging="360"/>
+      </w:pPr>
+      <w:r>
+        <w:rPr>
+          <w:rFonts w:cs="TH Sarabun New"/>
+        </w:rPr>
+        <w:t>☐ ระบบบันทึกคะแนน เวลา และ metadata.research_phase อัตโนมัติ</w:t>
+      </w:r>
+    </w:p>
+    <w:p>
+      <w:pPr>
+        <w:spacing w:after="80"/>
+        <w:ind w:left="648" w:hanging="360"/>
+      </w:pPr>
+      <w:r>
+        <w:rPr>
+          <w:rFonts w:cs="TH Sarabun New"/>
+        </w:rPr>
+        <w:t>☐ ตรวจความครบถ้วนของข้อมูลทุกวัน และไม่แก้คะแนนย้อนหลังโดยไม่มีบันทึกเหตุผล</w:t>
+      </w:r>
+    </w:p>
+    <w:p>
+      <w:pPr>
+        <w:pStyle w:val="21"/>
+        <w:spacing w:after="120"/>
+      </w:pPr>
       <w:r>
         <w:rPr>
           <w:rFonts w:ascii="TH Sarabun New" w:eastAsia="TH Sarabun New" w:hAnsi="TH Sarabun New" w:cs="TH Sarabun New"/>
         </w:rPr>
-        <w:t>การเก็บรวบรวมข้อมูล</w:t>
+        <w:t>3.6 การวิเคราะห์ข้อมูล</w:t>
       </w:r>
     </w:p>
     <w:p>
       <w:pPr>
-        <w:spacing w:after="80"/>
-        <w:ind w:left="648" w:hanging="360"/>
+        <w:spacing w:after="120"/>
+        <w:ind w:firstLine="504"/>
+        <w:jc w:val="both"/>
       </w:pPr>
       <w:r>
         <w:rPr>
           <w:rFonts w:cs="TH Sarabun New"/>
         </w:rPr>
-        <w:t>☐</w:t>
-      </w:r>
-      <w:r>
-        <w:rPr>
-          <w:rFonts w:cs="TH Sarabun New"/>
-        </w:rPr>
-        <w:t xml:space="preserve"> </w:t>
-      </w:r>
-      <w:r>
-        <w:rPr>
-          <w:rFonts w:cs="TH Sarabun New"/>
-        </w:rPr>
-        <w:t>ใช้รหัสนักเรียนเข้าสู่ระบบและเลือกโครงการวิจัยที่กำหนด</w:t>
-      </w:r>
-    </w:p>
-    <w:p>
-      <w:pPr>
-        <w:spacing w:after="80"/>
-        <w:ind w:left="648" w:hanging="360"/>
-      </w:pPr>
-      <w:r>
-        <w:rPr>
-          <w:rFonts w:cs="TH Sarabun New"/>
-        </w:rPr>
-        <w:t>☐</w:t>
-      </w:r>
-      <w:r>
-        <w:rPr>
-          <w:rFonts w:cs="TH Sarabun New"/>
-        </w:rPr>
-        <w:t xml:space="preserve"> </w:t>
-      </w:r>
-      <w:r>
-        <w:rPr>
-          <w:rFonts w:cs="TH Sarabun New"/>
-        </w:rPr>
-        <w:t>กำหนดช่วงก่อนเรียนและหลังเรียนช่วงละ 7 วันเรียน ควบคุมวันละ 1 รอบต่อคน รวมคนละ 14 รอบ</w:t>
-      </w:r>
-    </w:p>
-    <w:p>
-      <w:pPr>
-        <w:spacing w:after="80"/>
-        <w:ind w:left="648" w:hanging="360"/>
-      </w:pPr>
-      <w:r>
-        <w:rPr>
-          <w:rFonts w:cs="TH Sarabun New"/>
-        </w:rPr>
-        <w:t>☐</w:t>
-      </w:r>
-      <w:r>
-        <w:rPr>
-          <w:rFonts w:cs="TH Sarabun New"/>
-        </w:rPr>
-        <w:t xml:space="preserve"> </w:t>
-      </w:r>
-      <w:r>
-        <w:rPr>
-          <w:rFonts w:cs="TH Sarabun New"/>
-        </w:rPr>
-        <w:t>ระบบบันทึกคะแนน เวลา และ metadata.research_phase อัตโนมัติ</w:t>
-      </w:r>
-    </w:p>
-    <w:p>
-      <w:pPr>
-        <w:spacing w:after="80"/>
-        <w:ind w:left="648" w:hanging="360"/>
-      </w:pPr>
-      <w:r>
-        <w:rPr>
-          <w:rFonts w:cs="TH Sarabun New"/>
-        </w:rPr>
-        <w:t>☐</w:t>
-      </w:r>
-      <w:r>
-        <w:rPr>
-          <w:rFonts w:cs="TH Sarabun New"/>
-        </w:rPr>
-        <w:t xml:space="preserve"> </w:t>
-      </w:r>
-      <w:r>
-        <w:rPr>
-          <w:rFonts w:cs="TH Sarabun New"/>
-        </w:rPr>
-        <w:t>ตรวจความครบถ้วนของข้อมูลทุกวัน และไม่แก้คะแนนย้อนหลังโดยไม่มีบันทึกเหตุผล</w:t>
-      </w:r>
-    </w:p>
-    <w:p>
-      <w:pPr>
-        <w:pStyle w:val="21"/>
-        <w:spacing w:after="120"/>
-      </w:pPr>
-      <w:r>
-        <w:rPr>
-          <w:rFonts w:ascii="TH Sarabun New" w:eastAsia="TH Sarabun New" w:hAnsi="TH Sarabun New" w:cs="TH Sarabun New"/>
-        </w:rPr>
-        <w:t xml:space="preserve">3.6 </w:t>
-      </w:r>
-      <w:r>
-        <w:rPr>
-          <w:rFonts w:ascii="TH Sarabun New" w:eastAsia="TH Sarabun New" w:hAnsi="TH Sarabun New" w:cs="TH Sarabun New"/>
-        </w:rPr>
-        <w:t>การวิเคราะห์ข้อมูล</w:t>
-      </w:r>
-    </w:p>
-    <w:p>
-      <w:pPr>
-        <w:spacing w:after="120"/>
-        <w:ind w:firstLine="504"/>
-        <w:jc w:val="both"/>
-      </w:pPr>
-      <w:r>
-        <w:rPr>
-          <w:rFonts w:cs="TH Sarabun New"/>
-        </w:rPr>
-        <w:t xml:space="preserve">คำนวณค่าเฉลี่ยคะแนน 7 รอบต่อคนในแต่ละช่วง แล้วหาค่าเฉลี่ยกลุ่ม ส่วนเบี่ยงเบนมาตรฐาน ผลต่างหลัง–ก่อน และร้อยละผู้มีพัฒนาการ ใช้สถิติเชิงพรรณนาเป็นหลัก เนื่องจากกลุ่มตัวอย่างมี 8 </w:t>
-      </w:r>
-      <w:r>
-        <w:rPr>
-          <w:rFonts w:cs="TH Sarabun New"/>
-        </w:rPr>
-        <w:t>คนและไม่มีกลุ่มควบคุม</w:t>
+        <w:t>คำนวณค่าเฉลี่ยคะแนน 7 รอบต่อคนในแต่ละช่วง แล้วหาค่าเฉลี่ยกลุ่ม ส่วนเบี่ยงเบนมาตรฐาน ผลต่างหลัง–ก่อน และร้อยละผู้มีพัฒนาการ ใช้สถิติเชิงพรรณนาเป็นหลัก เนื่องจากกลุ่มตัวอย่างมี 8 คนและไม่มีกลุ่มควบคุม</w:t>
       </w:r>
     </w:p>
     <w:p>
@@ -7232,13 +6870,7 @@
         <w:rPr>
           <w:rFonts w:ascii="TH Sarabun New" w:eastAsia="TH Sarabun New" w:hAnsi="TH Sarabun New" w:cs="TH Sarabun New"/>
         </w:rPr>
-        <w:t xml:space="preserve">3.7 </w:t>
-      </w:r>
-      <w:r>
-        <w:rPr>
-          <w:rFonts w:ascii="TH Sarabun New" w:eastAsia="TH Sarabun New" w:hAnsi="TH Sarabun New" w:cs="TH Sarabun New"/>
-        </w:rPr>
-        <w:t>จริยธรรมและการคุ้มครองข้อมูล</w:t>
+        <w:t>3.7 จริยธรรมและการคุ้มครองข้อมูล</w:t>
       </w:r>
     </w:p>
     <w:p>
@@ -7250,19 +6882,31 @@
         <w:rPr>
           <w:rFonts w:cs="TH Sarabun New"/>
         </w:rPr>
-        <w:t>☐</w:t>
+        <w:t>☐ ขออนุญาตผู้อำนวยการและแจ้งผู้ปกครองก่อนเก็บข้อมูล</w:t>
       </w:r>
+    </w:p>
+    <w:p>
+      <w:pPr>
+        <w:spacing w:after="80"/>
+        <w:ind w:left="648" w:hanging="360"/>
+      </w:pPr>
       <w:r>
         <w:rPr>
           <w:rFonts w:cs="TH Sarabun New"/>
         </w:rPr>
-        <w:t xml:space="preserve"> </w:t>
+        <w:t>☐ การเข้าร่วมไม่กระทบสิทธิการเรียนหรือคะแนนทางการ</w:t>
       </w:r>
+    </w:p>
+    <w:p>
+      <w:pPr>
+        <w:spacing w:after="80"/>
+        <w:ind w:left="648" w:hanging="360"/>
+      </w:pPr>
       <w:r>
         <w:rPr>
           <w:rFonts w:cs="TH Sarabun New"/>
         </w:rPr>
-        <w:t>ขออนุญาตผู้อำนวยการและแจ้งผู้ปกครองก่อนเก็บข้อมูล</w:t>
+        <w:t>☐ เผยแพร่ผลรวมและใช้รหัสแทนชื่อในเอกสารภายนอก</w:t>
       </w:r>
     </w:p>
     <w:p>
@@ -7274,91 +6918,19 @@
         <w:rPr>
           <w:rFonts w:cs="TH Sarabun New"/>
         </w:rPr>
-        <w:t>☐</w:t>
+        <w:t>☐ เก็บข้อมูลเฉพาะที่จำเป็น จำกัดผู้เข้าถึง และลบ/นิรนามเมื่อพ้นวัตถุประสงค์</w:t>
       </w:r>
+    </w:p>
+    <w:p>
+      <w:pPr>
+        <w:spacing w:after="80"/>
+        <w:ind w:left="648" w:hanging="360"/>
+      </w:pPr>
       <w:r>
         <w:rPr>
           <w:rFonts w:cs="TH Sarabun New"/>
         </w:rPr>
-        <w:t xml:space="preserve"> </w:t>
-      </w:r>
-      <w:r>
-        <w:rPr>
-          <w:rFonts w:cs="TH Sarabun New"/>
-        </w:rPr>
-        <w:t>การเข้าร่วมไม่กระทบสิทธิการเรียนหรือคะแนนทางการ</w:t>
-      </w:r>
-    </w:p>
-    <w:p>
-      <w:pPr>
-        <w:spacing w:after="80"/>
-        <w:ind w:left="648" w:hanging="360"/>
-      </w:pPr>
-      <w:r>
-        <w:rPr>
-          <w:rFonts w:cs="TH Sarabun New"/>
-        </w:rPr>
-        <w:t>☐</w:t>
-      </w:r>
-      <w:r>
-        <w:rPr>
-          <w:rFonts w:cs="TH Sarabun New"/>
-        </w:rPr>
-        <w:t xml:space="preserve"> </w:t>
-      </w:r>
-      <w:r>
-        <w:rPr>
-          <w:rFonts w:cs="TH Sarabun New"/>
-        </w:rPr>
-        <w:t>เผยแพร่ผลรวมและใช้รหัสแทนชื่อในเอกสารภายนอก</w:t>
-      </w:r>
-    </w:p>
-    <w:p>
-      <w:pPr>
-        <w:spacing w:after="80"/>
-        <w:ind w:left="648" w:hanging="360"/>
-      </w:pPr>
-      <w:r>
-        <w:rPr>
-          <w:rFonts w:cs="TH Sarabun New"/>
-        </w:rPr>
-        <w:t>☐</w:t>
-      </w:r>
-      <w:r>
-        <w:rPr>
-          <w:rFonts w:cs="TH Sarabun New"/>
-        </w:rPr>
-        <w:t xml:space="preserve"> </w:t>
-      </w:r>
-      <w:r>
-        <w:rPr>
-          <w:rFonts w:cs="TH Sarabun New"/>
-        </w:rPr>
-        <w:t>เก็บข้อมูลเฉพาะที่จำเป็น จำกัดผู้เข้าถึง และลบ/นิรนามเมื่อพ้นวัตถุประสงค์</w:t>
-      </w:r>
-    </w:p>
-    <w:p>
-      <w:pPr>
-        <w:spacing w:after="80"/>
-        <w:ind w:left="648" w:hanging="360"/>
-      </w:pPr>
-      <w:r>
-        <w:rPr>
-          <w:rFonts w:cs="TH Sarabun New"/>
-        </w:rPr>
-        <w:t>☐</w:t>
-      </w:r>
-      <w:r>
-        <w:rPr>
-          <w:rFonts w:cs="TH Sarabun New"/>
-        </w:rPr>
-        <w:t xml:space="preserve"> </w:t>
-      </w:r>
-      <w:r>
-        <w:rPr>
-          <w:rFonts w:cs="TH Sarabun New"/>
-        </w:rPr>
-        <w:t>หยุดกิจกรรมหรือจัดทางเลือกเมื่อผู้เรียนไม่พร้อมหรือเกิดความไม่สบายใจ</w:t>
+        <w:t>☐ หยุดกิจกรรมหรือจัดทางเลือกเมื่อผู้เรียนไม่พร้อมหรือเกิดความไม่สบายใจ</w:t>
       </w:r>
     </w:p>
     <w:p>
@@ -7375,6 +6947,7 @@
         <w:rPr>
           <w:rFonts w:ascii="TH Sarabun New" w:eastAsia="TH Sarabun New" w:hAnsi="TH Sarabun New" w:cs="TH Sarabun New"/>
         </w:rPr>
+        <w:lastRenderedPageBreak/>
         <w:t>เครื่องมือวิจัย (ฉบับร่าง)</w:t>
       </w:r>
     </w:p>
@@ -7387,13 +6960,7 @@
         <w:rPr>
           <w:rFonts w:ascii="TH Sarabun New" w:eastAsia="TH Sarabun New" w:hAnsi="TH Sarabun New" w:cs="TH Sarabun New"/>
         </w:rPr>
-        <w:t xml:space="preserve">1. </w:t>
-      </w:r>
-      <w:r>
-        <w:rPr>
-          <w:rFonts w:ascii="TH Sarabun New" w:eastAsia="TH Sarabun New" w:hAnsi="TH Sarabun New" w:cs="TH Sarabun New"/>
-        </w:rPr>
-        <w:t>ตารางกำหนดคุณลักษณะแบบทดสอบ</w:t>
+        <w:t>1. ตารางกำหนดคุณลักษณะแบบทดสอบ</w:t>
       </w:r>
     </w:p>
     <w:tbl>
@@ -7590,14 +7157,7 @@
                 <w:rFonts w:cs="TH Sarabun New"/>
                 <w:sz w:val="24"/>
               </w:rPr>
-              <w:t xml:space="preserve">1 </w:t>
-            </w:r>
-            <w:r>
-              <w:rPr>
-                <w:rFonts w:cs="TH Sarabun New"/>
-                <w:sz w:val="24"/>
-              </w:rPr>
-              <w:t>รอบ/คน/วัน × 7 วัน/ช่วง</w:t>
+              <w:t>1 รอบ/คน/วัน × 7 วัน/ช่วง</w:t>
             </w:r>
           </w:p>
         </w:tc>
@@ -7692,14 +7252,7 @@
                 <w:rFonts w:cs="TH Sarabun New"/>
                 <w:sz w:val="24"/>
               </w:rPr>
-              <w:t xml:space="preserve">14 </w:t>
-            </w:r>
-            <w:r>
-              <w:rPr>
-                <w:rFonts w:cs="TH Sarabun New"/>
-                <w:sz w:val="24"/>
-              </w:rPr>
-              <w:t>รอบต่อคน</w:t>
+              <w:t>14 รอบต่อคน</w:t>
             </w:r>
           </w:p>
         </w:tc>
@@ -7794,14 +7347,7 @@
                 <w:rFonts w:cs="TH Sarabun New"/>
                 <w:sz w:val="24"/>
               </w:rPr>
-              <w:t xml:space="preserve">8 </w:t>
-            </w:r>
-            <w:r>
-              <w:rPr>
-                <w:rFonts w:cs="TH Sarabun New"/>
-                <w:sz w:val="24"/>
-              </w:rPr>
-              <w:t>ระเบียน และ 8 คน/วัน</w:t>
+              <w:t>8 ระเบียน และ 8 คน/วัน</w:t>
             </w:r>
           </w:p>
         </w:tc>
@@ -7941,13 +7487,7 @@
         <w:rPr>
           <w:rFonts w:ascii="TH Sarabun New" w:eastAsia="TH Sarabun New" w:hAnsi="TH Sarabun New" w:cs="TH Sarabun New"/>
         </w:rPr>
-        <w:t xml:space="preserve">2. </w:t>
-      </w:r>
-      <w:r>
-        <w:rPr>
-          <w:rFonts w:ascii="TH Sarabun New" w:eastAsia="TH Sarabun New" w:hAnsi="TH Sarabun New" w:cs="TH Sarabun New"/>
-        </w:rPr>
-        <w:t>ตัวอย่างแบบสังเกต</w:t>
+        <w:t>2. ตัวอย่างแบบสังเกต</w:t>
       </w:r>
     </w:p>
     <w:tbl>
@@ -8020,8 +7560,26 @@
                 <w:color w:val="17365D"/>
                 <w:sz w:val="26"/>
               </w:rPr>
-              <w:t xml:space="preserve">3 </w:t>
-            </w:r>
+              <w:t>3 มาก</w:t>
+            </w:r>
+          </w:p>
+        </w:tc>
+        <w:tc>
+          <w:tcPr>
+            <w:tcW w:w="1296" w:type="dxa"/>
+            <w:shd w:val="clear" w:color="auto" w:fill="F2F4F7"/>
+            <w:tcMar>
+              <w:top w:w="90" w:type="dxa"/>
+              <w:left w:w="120" w:type="dxa"/>
+              <w:bottom w:w="90" w:type="dxa"/>
+              <w:right w:w="120" w:type="dxa"/>
+            </w:tcMar>
+            <w:vAlign w:val="center"/>
+          </w:tcPr>
+          <w:p>
+            <w:pPr>
+              <w:jc w:val="center"/>
+            </w:pPr>
             <w:r>
               <w:rPr>
                 <w:rFonts w:cs="TH Sarabun New"/>
@@ -8029,13 +7587,13 @@
                 <w:color w:val="17365D"/>
                 <w:sz w:val="26"/>
               </w:rPr>
-              <w:t>มาก</w:t>
-            </w:r>
-          </w:p>
-        </w:tc>
-        <w:tc>
-          <w:tcPr>
-            <w:tcW w:w="1296" w:type="dxa"/>
+              <w:t>2 ปานกลาง</w:t>
+            </w:r>
+          </w:p>
+        </w:tc>
+        <w:tc>
+          <w:tcPr>
+            <w:tcW w:w="1584" w:type="dxa"/>
             <w:shd w:val="clear" w:color="auto" w:fill="F2F4F7"/>
             <w:tcMar>
               <w:top w:w="90" w:type="dxa"/>
@@ -8056,52 +7614,7 @@
                 <w:color w:val="17365D"/>
                 <w:sz w:val="26"/>
               </w:rPr>
-              <w:t xml:space="preserve">2 </w:t>
-            </w:r>
-            <w:r>
-              <w:rPr>
-                <w:rFonts w:cs="TH Sarabun New"/>
-                <w:b/>
-                <w:color w:val="17365D"/>
-                <w:sz w:val="26"/>
-              </w:rPr>
-              <w:t>ปานกลาง</w:t>
-            </w:r>
-          </w:p>
-        </w:tc>
-        <w:tc>
-          <w:tcPr>
-            <w:tcW w:w="1584" w:type="dxa"/>
-            <w:shd w:val="clear" w:color="auto" w:fill="F2F4F7"/>
-            <w:tcMar>
-              <w:top w:w="90" w:type="dxa"/>
-              <w:left w:w="120" w:type="dxa"/>
-              <w:bottom w:w="90" w:type="dxa"/>
-              <w:right w:w="120" w:type="dxa"/>
-            </w:tcMar>
-            <w:vAlign w:val="center"/>
-          </w:tcPr>
-          <w:p>
-            <w:pPr>
-              <w:jc w:val="center"/>
-            </w:pPr>
-            <w:r>
-              <w:rPr>
-                <w:rFonts w:cs="TH Sarabun New"/>
-                <w:b/>
-                <w:color w:val="17365D"/>
-                <w:sz w:val="26"/>
-              </w:rPr>
-              <w:t xml:space="preserve">1 </w:t>
-            </w:r>
-            <w:r>
-              <w:rPr>
-                <w:rFonts w:cs="TH Sarabun New"/>
-                <w:b/>
-                <w:color w:val="17365D"/>
-                <w:sz w:val="26"/>
-              </w:rPr>
-              <w:t>ควรส่งเสริม</w:t>
+              <w:t>1 ควรส่งเสริม</w:t>
             </w:r>
           </w:p>
         </w:tc>
@@ -8597,13 +8110,7 @@
         <w:rPr>
           <w:rFonts w:ascii="TH Sarabun New" w:eastAsia="TH Sarabun New" w:hAnsi="TH Sarabun New" w:cs="TH Sarabun New"/>
         </w:rPr>
-        <w:t xml:space="preserve">3. </w:t>
-      </w:r>
-      <w:r>
-        <w:rPr>
-          <w:rFonts w:ascii="TH Sarabun New" w:eastAsia="TH Sarabun New" w:hAnsi="TH Sarabun New" w:cs="TH Sarabun New"/>
-        </w:rPr>
-        <w:t>เกณฑ์ตรวจคุณภาพเครื่องมือ</w:t>
+        <w:t>3. เกณฑ์ตรวจคุณภาพเครื่องมือ</w:t>
       </w:r>
     </w:p>
     <w:p>
@@ -8615,97 +8122,43 @@
         <w:rPr>
           <w:rFonts w:cs="TH Sarabun New"/>
         </w:rPr>
-        <w:t>☐</w:t>
+        <w:t>☐ ผู้เชี่ยวชาญอย่างน้อย (โปรดระบุ) คนตรวจความตรงเชิงเนื้อหา</w:t>
       </w:r>
+    </w:p>
+    <w:p>
+      <w:pPr>
+        <w:spacing w:after="80"/>
+        <w:ind w:left="648" w:hanging="360"/>
+      </w:pPr>
       <w:r>
         <w:rPr>
           <w:rFonts w:cs="TH Sarabun New"/>
         </w:rPr>
-        <w:t xml:space="preserve"> </w:t>
+        <w:t>☐ ทดลองใช้กับกลุ่มที่มีลักษณะใกล้เคียง (ถ้ามี)</w:t>
       </w:r>
+    </w:p>
+    <w:p>
+      <w:pPr>
+        <w:spacing w:after="80"/>
+        <w:ind w:left="648" w:hanging="360"/>
+      </w:pPr>
       <w:r>
         <w:rPr>
           <w:rFonts w:cs="TH Sarabun New"/>
         </w:rPr>
-        <w:t xml:space="preserve">ผู้เชี่ยวชาญอย่างน้อย (โปรดระบุ) </w:t>
+        <w:t>☐ แบบทดสอบก่อนและหลังต้องวัดเนื้อหาและระดับความยากเทียบเท่ากัน</w:t>
       </w:r>
+    </w:p>
+    <w:p>
+      <w:pPr>
+        <w:spacing w:after="80"/>
+        <w:ind w:left="648" w:hanging="360"/>
+      </w:pPr>
       <w:r>
         <w:rPr>
           <w:rFonts w:cs="TH Sarabun New"/>
         </w:rPr>
-        <w:t>คนตรวจความตรงเชิงเนื้อหา</w:t>
-      </w:r>
-    </w:p>
-    <w:p>
-      <w:pPr>
-        <w:spacing w:after="80"/>
-        <w:ind w:left="648" w:hanging="360"/>
-      </w:pPr>
-      <w:r>
-        <w:rPr>
-          <w:rFonts w:cs="TH Sarabun New"/>
-        </w:rPr>
-        <w:t>☐</w:t>
-      </w:r>
-      <w:r>
-        <w:rPr>
-          <w:rFonts w:cs="TH Sarabun New"/>
-        </w:rPr>
-        <w:t xml:space="preserve"> </w:t>
-      </w:r>
-      <w:r>
-        <w:rPr>
-          <w:rFonts w:cs="TH Sarabun New"/>
-        </w:rPr>
-        <w:t>ทดลองใช้กับกลุ่มที่มีลักษณะใกล้เคียง (ถ้ามี)</w:t>
-      </w:r>
-    </w:p>
-    <w:p>
-      <w:pPr>
-        <w:spacing w:after="80"/>
-        <w:ind w:left="648" w:hanging="360"/>
-      </w:pPr>
-      <w:r>
-        <w:rPr>
-          <w:rFonts w:cs="TH Sarabun New"/>
-        </w:rPr>
-        <w:t>☐</w:t>
-      </w:r>
-      <w:r>
-        <w:rPr>
-          <w:rFonts w:cs="TH Sarabun New"/>
-        </w:rPr>
-        <w:t xml:space="preserve"> </w:t>
-      </w:r>
-      <w:r>
-        <w:rPr>
-          <w:rFonts w:cs="TH Sarabun New"/>
-        </w:rPr>
-        <w:t>แบบทดสอบก่อนและหลังต้องวัดเนื้อหาและระดับความยากเทียบเท่ากัน</w:t>
-      </w:r>
-    </w:p>
-    <w:p>
-      <w:pPr>
-        <w:spacing w:after="80"/>
-        <w:ind w:left="648" w:hanging="360"/>
-      </w:pPr>
-      <w:r>
-        <w:rPr>
-          <w:rFonts w:cs="TH Sarabun New"/>
-        </w:rPr>
-        <w:t>☐</w:t>
-      </w:r>
-      <w:r>
-        <w:rPr>
-          <w:rFonts w:cs="TH Sarabun New"/>
-        </w:rPr>
-        <w:t xml:space="preserve"> </w:t>
-      </w:r>
-      <w:r>
-        <w:rPr>
-          <w:rFonts w:cs="TH Sarabun New"/>
-        </w:rPr>
-        <w:t>บันทึกการแก้ไขเครื่องมือทุกครั้ง</w:t>
+        <w:t>☐ บันทึกการแก้ไขเครื่องมือทุกครั้ง</w:t>
       </w:r>
     </w:p>
     <w:p>
@@ -8722,6 +8175,7 @@
         <w:rPr>
           <w:rFonts w:ascii="TH Sarabun New" w:eastAsia="TH Sarabun New" w:hAnsi="TH Sarabun New" w:cs="TH Sarabun New"/>
         </w:rPr>
+        <w:lastRenderedPageBreak/>
         <w:t>งบประมาณและทรัพยากร</w:t>
       </w:r>
     </w:p>
@@ -8891,14 +8345,7 @@
                 <w:rFonts w:cs="TH Sarabun New"/>
                 <w:sz w:val="28"/>
               </w:rPr>
-              <w:t xml:space="preserve">0 </w:t>
-            </w:r>
-            <w:r>
-              <w:rPr>
-                <w:rFonts w:cs="TH Sarabun New"/>
-                <w:sz w:val="28"/>
-              </w:rPr>
-              <w:t>บาท</w:t>
+              <w:t>0 บาท</w:t>
             </w:r>
           </w:p>
         </w:tc>
@@ -8969,14 +8416,7 @@
                 <w:rFonts w:cs="TH Sarabun New"/>
                 <w:sz w:val="28"/>
               </w:rPr>
-              <w:t xml:space="preserve">0 </w:t>
-            </w:r>
-            <w:r>
-              <w:rPr>
-                <w:rFonts w:cs="TH Sarabun New"/>
-                <w:sz w:val="28"/>
-              </w:rPr>
-              <w:t>บาท</w:t>
+              <w:t>0 บาท</w:t>
             </w:r>
           </w:p>
         </w:tc>
@@ -9047,14 +8487,7 @@
                 <w:rFonts w:cs="TH Sarabun New"/>
                 <w:sz w:val="28"/>
               </w:rPr>
-              <w:t xml:space="preserve">0 </w:t>
-            </w:r>
-            <w:r>
-              <w:rPr>
-                <w:rFonts w:cs="TH Sarabun New"/>
-                <w:sz w:val="28"/>
-              </w:rPr>
-              <w:t>บาท</w:t>
+              <w:t>0 บาท</w:t>
             </w:r>
           </w:p>
         </w:tc>
@@ -9125,14 +8558,7 @@
                 <w:rFonts w:cs="TH Sarabun New"/>
                 <w:sz w:val="28"/>
               </w:rPr>
-              <w:t>(</w:t>
-            </w:r>
-            <w:r>
-              <w:rPr>
-                <w:rFonts w:cs="TH Sarabun New"/>
-                <w:sz w:val="28"/>
-              </w:rPr>
-              <w:t>โปรดระบุ)</w:t>
+              <w:t>(โปรดระบุ)</w:t>
             </w:r>
           </w:p>
         </w:tc>
@@ -9235,6 +8661,7 @@
     </w:p>
     <w:p>
       <w:r>
+        <w:lastRenderedPageBreak/>
         <w:br w:type="page"/>
       </w:r>
     </w:p>
@@ -9247,10 +8674,10 @@
       <w:r>
         <w:rPr>
           <w:rFonts w:ascii="TH Sarabun New" w:eastAsia="TH Sarabun New" w:hAnsi="TH Sarabun New" w:cs="TH Sarabun New"/>
-          <w:b/>
           <w:color w:val="17365D"/>
           <w:sz w:val="34"/>
         </w:rPr>
+        <w:lastRenderedPageBreak/>
         <w:t>บทที่ 5 สรุปผล อภิปรายผล และข้อเสนอแนะ</w:t>
       </w:r>
     </w:p>
@@ -9262,9 +8689,9 @@
       </w:pPr>
       <w:r>
         <w:rPr>
-          <w:rFonts w:ascii="TH Sarabun New" w:eastAsia="TH Sarabun New" w:hAnsi="TH Sarabun New" w:cs="TH Sarabun New"/>
+          <w:rFonts w:cs="TH Sarabun New"/>
+          <w:color w:val="7A4B00"/>
           <w:sz w:val="30"/>
-          <w:color w:val="7A4B00"/>
         </w:rPr>
         <w:t>หมายเหตุ: บทที่ 5 นี้จัดทำจากข้อมูลดัมมี่ประกอบเล่ม เพื่อใช้เป็นตัวอย่างการสรุปผลและตรวจรูปแบบเอกสารเท่านั้น ก่อนส่งรายงานจริงให้แทนที่ตัวเลข ชื่อนักเรียน และข้อค้นพบด้วยข้อมูลจริงจากระบบ /teacher/game-research</w:t>
       </w:r>
@@ -9277,11 +8704,18 @@
       <w:r>
         <w:rPr>
           <w:rFonts w:ascii="TH Sarabun New" w:eastAsia="TH Sarabun New" w:hAnsi="TH Sarabun New" w:cs="TH Sarabun New"/>
-          <w:b/>
           <w:color w:val="17365D"/>
           <w:sz w:val="30"/>
         </w:rPr>
-        <w:t>5.1 สรุปผลการวิจัย</w:t>
+        <w:t xml:space="preserve">5.1 </w:t>
+      </w:r>
+      <w:r>
+        <w:rPr>
+          <w:rFonts w:ascii="TH Sarabun New" w:eastAsia="TH Sarabun New" w:hAnsi="TH Sarabun New" w:cs="TH Sarabun New"/>
+          <w:color w:val="17365D"/>
+          <w:sz w:val="30"/>
+        </w:rPr>
+        <w:t>สรุปผลการวิจัย</w:t>
       </w:r>
     </w:p>
     <w:p>
@@ -9292,9 +8726,9 @@
       </w:pPr>
       <w:r>
         <w:rPr>
-          <w:rFonts w:ascii="TH Sarabun New" w:eastAsia="TH Sarabun New" w:hAnsi="TH Sarabun New" w:cs="TH Sarabun New"/>
+          <w:rFonts w:cs="TH Sarabun New"/>
+          <w:color w:val="000000"/>
           <w:sz w:val="30"/>
-          <w:color w:val="000000"/>
         </w:rPr>
         <w:t>จากข้อมูลดัมมี่ประกอบเล่ม นักเรียนชั้นประถมศึกษาปีที่ 4 จำนวน 8 คน เล่นเกมแข่งสูตรคูณในช่วงก่อนเรียน 7 วันเรียน และช่วงหลังเรียน 7 วันเรียน วันละ 1 รอบ รวมคนละ 14 รอบ พบว่าคะแนนเฉลี่ยก่อนเรียนเท่ากับ 278.7 คะแนน และคะแนนเฉลี่ยหลังเรียนเท่ากับ 396.0 คะแนน</w:t>
       </w:r>
@@ -9307,9 +8741,9 @@
       </w:pPr>
       <w:r>
         <w:rPr>
-          <w:rFonts w:ascii="TH Sarabun New" w:eastAsia="TH Sarabun New" w:hAnsi="TH Sarabun New" w:cs="TH Sarabun New"/>
+          <w:rFonts w:cs="TH Sarabun New"/>
+          <w:color w:val="000000"/>
           <w:sz w:val="30"/>
-          <w:color w:val="000000"/>
         </w:rPr>
         <w:t>ผลต่างเฉลี่ยระหว่างคะแนนหลังเรียนและก่อนเรียนเท่ากับ +117.3 คะแนน นักเรียน 8 คนจาก 8 คน หรือร้อยละ 100 มีคะแนนหลังเรียนสูงกว่าก่อนเรียน แสดงแนวโน้มว่าผู้เรียนมีความคล่องในการคำนวณสูตรคูณเพิ่มขึ้นหลังได้รับกิจกรรมฝึกผ่านเกม</w:t>
       </w:r>
@@ -9322,9 +8756,9 @@
       </w:pPr>
       <w:r>
         <w:rPr>
-          <w:rFonts w:ascii="TH Sarabun New" w:eastAsia="TH Sarabun New" w:hAnsi="TH Sarabun New" w:cs="TH Sarabun New"/>
+          <w:rFonts w:cs="TH Sarabun New"/>
+          <w:color w:val="000000"/>
           <w:sz w:val="30"/>
-          <w:color w:val="000000"/>
         </w:rPr>
         <w:t>เมื่อพิจารณารายบุคคล พบว่านักเรียนทุกคนมีผลต่างเป็นบวก โดยผลต่างอยู่ระหว่าง +80.7 ถึง +138.0 คะแนน ผู้เรียนที่มีผลต่างเพิ่มขึ้นสูงสุดคือ ด.ญ.สรารัตน์ มฤกุล (+138.0 คะแนน) ส่วนผู้เรียนที่มีคะแนนก่อนเรียนสูงอยู่แล้ว เช่น ด.ช.พีรวัส นิโม ยังคงมีคะแนนหลังเรียนเพิ่มขึ้น (+80.7 คะแนน) แสดงว่ากิจกรรมสามารถใช้ได้ทั้งกับผู้เรียนที่ต้องการพัฒนาเร่งด่วนและผู้เรียนที่มีพื้นฐานดี</w:t>
       </w:r>
@@ -9337,11 +8771,18 @@
       <w:r>
         <w:rPr>
           <w:rFonts w:ascii="TH Sarabun New" w:eastAsia="TH Sarabun New" w:hAnsi="TH Sarabun New" w:cs="TH Sarabun New"/>
-          <w:b/>
           <w:color w:val="17365D"/>
           <w:sz w:val="30"/>
         </w:rPr>
-        <w:t>5.2 อภิปรายผล</w:t>
+        <w:t xml:space="preserve">5.2 </w:t>
+      </w:r>
+      <w:r>
+        <w:rPr>
+          <w:rFonts w:ascii="TH Sarabun New" w:eastAsia="TH Sarabun New" w:hAnsi="TH Sarabun New" w:cs="TH Sarabun New"/>
+          <w:color w:val="17365D"/>
+          <w:sz w:val="30"/>
+        </w:rPr>
+        <w:t>อภิปรายผล</w:t>
       </w:r>
     </w:p>
     <w:p>
@@ -9352,9 +8793,9 @@
       </w:pPr>
       <w:r>
         <w:rPr>
-          <w:rFonts w:ascii="TH Sarabun New" w:eastAsia="TH Sarabun New" w:hAnsi="TH Sarabun New" w:cs="TH Sarabun New"/>
+          <w:rFonts w:cs="TH Sarabun New"/>
+          <w:color w:val="000000"/>
           <w:sz w:val="30"/>
-          <w:color w:val="000000"/>
         </w:rPr>
         <w:t>ผลจากข้อมูลดัมมี่สอดคล้องกับสมมติฐานการวิจัยที่กำหนดไว้ว่า คะแนนเฉลี่ยหลังเรียนสูงกว่าคะแนนเฉลี่ยก่อนเรียน และนักเรียนไม่น้อยกว่าร้อยละ 70 มีคะแนนเพิ่มขึ้น ทั้งนี้แนวโน้มดังกล่าวอาจเกิดจากลักษณะของเกมที่ให้ผู้เรียนฝึกซ้ำในเงื่อนไขเดียวกัน มีคะแนนสะท้อนผลทันที และช่วยกระตุ้นให้ผู้เรียนตั้งใจตอบโจทย์สูตรคูณมากขึ้น</w:t>
       </w:r>
@@ -9367,9 +8808,9 @@
       </w:pPr>
       <w:r>
         <w:rPr>
-          <w:rFonts w:ascii="TH Sarabun New" w:eastAsia="TH Sarabun New" w:hAnsi="TH Sarabun New" w:cs="TH Sarabun New"/>
+          <w:rFonts w:cs="TH Sarabun New"/>
+          <w:color w:val="000000"/>
           <w:sz w:val="30"/>
-          <w:color w:val="000000"/>
         </w:rPr>
         <w:t>การใช้ระบบ Kampai School ช่วยให้ครูเห็นข้อมูลรายบุคคลอย่างเป็นระบบ ทั้งคะแนนก่อนเรียน คะแนนหลังเรียน ผลต่าง และจำนวนรอบการเล่น จึงสามารถนำข้อมูลไปวางแผนสอนซ่อมเสริมได้ชัดเจนกว่าการสังเกตเพียงอย่างเดียว</w:t>
       </w:r>
@@ -9382,9 +8823,9 @@
       </w:pPr>
       <w:r>
         <w:rPr>
-          <w:rFonts w:ascii="TH Sarabun New" w:eastAsia="TH Sarabun New" w:hAnsi="TH Sarabun New" w:cs="TH Sarabun New"/>
+          <w:rFonts w:cs="TH Sarabun New"/>
+          <w:color w:val="000000"/>
           <w:sz w:val="30"/>
-          <w:color w:val="000000"/>
         </w:rPr>
         <w:t>อย่างไรก็ตาม เนื่องจากข้อมูลในบทนี้เป็นข้อมูลดัมมี่ จึงยังไม่สามารถใช้เป็นหลักฐานผลการวิจัยจริงได้ การสรุปผลฉบับสมบูรณ์ต้องใช้ข้อมูลจริงหลังครบช่วง Posttest และควรตรวจความครบถ้วนของระเบียนรายวันก่อนวิเคราะห์</w:t>
       </w:r>
@@ -9397,11 +8838,18 @@
       <w:r>
         <w:rPr>
           <w:rFonts w:ascii="TH Sarabun New" w:eastAsia="TH Sarabun New" w:hAnsi="TH Sarabun New" w:cs="TH Sarabun New"/>
-          <w:b/>
           <w:color w:val="17365D"/>
           <w:sz w:val="30"/>
         </w:rPr>
-        <w:t>5.3 ข้อเสนอแนะ</w:t>
+        <w:t xml:space="preserve">5.3 </w:t>
+      </w:r>
+      <w:r>
+        <w:rPr>
+          <w:rFonts w:ascii="TH Sarabun New" w:eastAsia="TH Sarabun New" w:hAnsi="TH Sarabun New" w:cs="TH Sarabun New"/>
+          <w:color w:val="17365D"/>
+          <w:sz w:val="30"/>
+        </w:rPr>
+        <w:t>ข้อเสนอแนะ</w:t>
       </w:r>
     </w:p>
     <w:p>
@@ -9412,10 +8860,17 @@
       </w:pPr>
       <w:r>
         <w:rPr>
-          <w:rFonts w:ascii="TH Sarabun New" w:eastAsia="TH Sarabun New" w:hAnsi="TH Sarabun New" w:cs="TH Sarabun New"/>
+          <w:rFonts w:cs="TH Sarabun New"/>
           <w:sz w:val="30"/>
         </w:rPr>
-        <w:t>1. ครูควรจัดกิจกรรมเล่นเกมในช่วงเวลาที่แน่นอน และควบคุมให้ผู้เรียนเล่นตามจำนวนรอบที่กำหนด เพื่อให้ข้อมูลก่อนเรียนและหลังเรียนเปรียบเทียบกันได้อย่างเป็นธรรม</w:t>
+        <w:t xml:space="preserve">1. </w:t>
+      </w:r>
+      <w:r>
+        <w:rPr>
+          <w:rFonts w:cs="TH Sarabun New"/>
+          <w:sz w:val="30"/>
+        </w:rPr>
+        <w:t>ครูควรจัดกิจกรรมเล่นเกมในช่วงเวลาที่แน่นอน และควบคุมให้ผู้เรียนเล่นตามจำนวนรอบที่กำหนด เพื่อให้ข้อมูลก่อนเรียนและหลังเรียนเปรียบเทียบกันได้อย่างเป็นธรรม</w:t>
       </w:r>
     </w:p>
     <w:p>
@@ -9426,10 +8881,18 @@
       </w:pPr>
       <w:r>
         <w:rPr>
-          <w:rFonts w:ascii="TH Sarabun New" w:eastAsia="TH Sarabun New" w:hAnsi="TH Sarabun New" w:cs="TH Sarabun New"/>
+          <w:rFonts w:cs="TH Sarabun New"/>
           <w:sz w:val="30"/>
         </w:rPr>
-        <w:t>2. หลังเก็บข้อมูลจริง ควรตรวจรายชื่อนักเรียน คะแนนรายวัน และจำนวนรอบการเล่นก่อนนำไปคำนวณค่าเฉลี่ย เพื่อป้องกันข้อมูลขาดหรือข้อมูลเกินจากการเล่นนอกช่วงวิจัย</w:t>
+        <w:lastRenderedPageBreak/>
+        <w:t xml:space="preserve">2. </w:t>
+      </w:r>
+      <w:r>
+        <w:rPr>
+          <w:rFonts w:cs="TH Sarabun New"/>
+          <w:sz w:val="30"/>
+        </w:rPr>
+        <w:t>หลังเก็บข้อมูลจริง ควรตรวจรายชื่อนักเรียน คะแนนรายวัน และจำนวนรอบการเล่นก่อนนำไปคำนวณค่าเฉลี่ย เพื่อป้องกันข้อมูลขาดหรือข้อมูลเกินจากการเล่นนอกช่วงวิจัย</w:t>
       </w:r>
     </w:p>
     <w:p>
@@ -9440,10 +8903,17 @@
       </w:pPr>
       <w:r>
         <w:rPr>
-          <w:rFonts w:ascii="TH Sarabun New" w:eastAsia="TH Sarabun New" w:hAnsi="TH Sarabun New" w:cs="TH Sarabun New"/>
+          <w:rFonts w:cs="TH Sarabun New"/>
           <w:sz w:val="30"/>
         </w:rPr>
-        <w:t>3. ควรใช้ผลต่างรายบุคคลจัดกลุ่มสอนซ่อมเสริม โดยเน้นนักเรียนที่คะแนนหลังเรียนยังต่ำ หรือมีผลต่างเพิ่มขึ้นน้อยเมื่อเทียบกับเพื่อน</w:t>
+        <w:t xml:space="preserve">3. </w:t>
+      </w:r>
+      <w:r>
+        <w:rPr>
+          <w:rFonts w:cs="TH Sarabun New"/>
+          <w:sz w:val="30"/>
+        </w:rPr>
+        <w:t>ควรใช้ผลต่างรายบุคคลจัดกลุ่มสอนซ่อมเสริม โดยเน้นนักเรียนที่คะแนนหลังเรียนยังต่ำ หรือมีผลต่างเพิ่มขึ้นน้อยเมื่อเทียบกับเพื่อน</w:t>
       </w:r>
     </w:p>
     <w:p>
@@ -9454,10 +8924,17 @@
       </w:pPr>
       <w:r>
         <w:rPr>
-          <w:rFonts w:ascii="TH Sarabun New" w:eastAsia="TH Sarabun New" w:hAnsi="TH Sarabun New" w:cs="TH Sarabun New"/>
+          <w:rFonts w:cs="TH Sarabun New"/>
           <w:sz w:val="30"/>
         </w:rPr>
-        <w:t>4. หากต้องการอ้างผลสัมฤทธิ์ทางคณิตศาสตร์ในเชิงหลักสูตร ควรใช้แบบทดสอบก่อนเรียนและหลังเรียนที่ผ่านการตรวจคุณภาพควบคู่กับคะแนนจากเกม</w:t>
+        <w:t xml:space="preserve">4. </w:t>
+      </w:r>
+      <w:r>
+        <w:rPr>
+          <w:rFonts w:cs="TH Sarabun New"/>
+          <w:sz w:val="30"/>
+        </w:rPr>
+        <w:t>หากต้องการอ้างผลสัมฤทธิ์ทางคณิตศาสตร์ในเชิงหลักสูตร ควรใช้แบบทดสอบก่อนเรียนและหลังเรียนที่ผ่านการตรวจคุณภาพควบคู่กับคะแนนจากเกม</w:t>
       </w:r>
     </w:p>
     <w:p>
@@ -9468,11 +8945,18 @@
       <w:r>
         <w:rPr>
           <w:rFonts w:ascii="TH Sarabun New" w:eastAsia="TH Sarabun New" w:hAnsi="TH Sarabun New" w:cs="TH Sarabun New"/>
-          <w:b/>
           <w:color w:val="17365D"/>
           <w:sz w:val="30"/>
         </w:rPr>
-        <w:t>5.4 สรุปผลโดยย่อ</w:t>
+        <w:t xml:space="preserve">5.4 </w:t>
+      </w:r>
+      <w:r>
+        <w:rPr>
+          <w:rFonts w:ascii="TH Sarabun New" w:eastAsia="TH Sarabun New" w:hAnsi="TH Sarabun New" w:cs="TH Sarabun New"/>
+          <w:color w:val="17365D"/>
+          <w:sz w:val="30"/>
+        </w:rPr>
+        <w:t>สรุปผลโดยย่อ</w:t>
       </w:r>
     </w:p>
     <w:p>
@@ -9483,9 +8967,9 @@
       </w:pPr>
       <w:r>
         <w:rPr>
-          <w:rFonts w:ascii="TH Sarabun New" w:eastAsia="TH Sarabun New" w:hAnsi="TH Sarabun New" w:cs="TH Sarabun New"/>
+          <w:rFonts w:cs="TH Sarabun New"/>
+          <w:color w:val="000000"/>
           <w:sz w:val="30"/>
-          <w:color w:val="000000"/>
         </w:rPr>
         <w:t>โดยสรุป ข้อมูลดัมมี่ชุดนี้แสดงตัวอย่างผลการวิจัยในทิศทางบวก คือ คะแนนเฉลี่ยหลังเรียนสูงกว่าก่อนเรียน ผลต่างเฉลี่ย +117.3 คะแนน และนักเรียนร้อยละ 100 มีคะแนนเพิ่มขึ้น จึงสามารถใช้เป็นต้นแบบการเขียนบทที่ 5 ได้ เมื่อเก็บข้อมูลจริงครบแล้วให้แทนที่ข้อมูลดัมมี่ด้วยผลจริงและปรับอภิปรายผลให้สอดคล้องกับหลักฐานจริง</w:t>
       </w:r>
@@ -9504,6 +8988,7 @@
         <w:rPr>
           <w:rFonts w:ascii="TH Sarabun New" w:eastAsia="TH Sarabun New" w:hAnsi="TH Sarabun New" w:cs="TH Sarabun New"/>
         </w:rPr>
+        <w:lastRenderedPageBreak/>
         <w:t>ภาคผนวกแผน ก — แผนกิจกรรมย่อ</w:t>
       </w:r>
     </w:p>
@@ -9705,14 +9190,7 @@
                 <w:rFonts w:cs="TH Sarabun New"/>
                 <w:sz w:val="24"/>
               </w:rPr>
-              <w:t xml:space="preserve">5 </w:t>
-            </w:r>
-            <w:r>
-              <w:rPr>
-                <w:rFonts w:cs="TH Sarabun New"/>
-                <w:sz w:val="24"/>
-              </w:rPr>
-              <w:t>นาที</w:t>
+              <w:t>5 นาที</w:t>
             </w:r>
           </w:p>
         </w:tc>
@@ -9831,14 +9309,7 @@
                 <w:rFonts w:cs="TH Sarabun New"/>
                 <w:sz w:val="24"/>
               </w:rPr>
-              <w:t xml:space="preserve">5 </w:t>
-            </w:r>
-            <w:r>
-              <w:rPr>
-                <w:rFonts w:cs="TH Sarabun New"/>
-                <w:sz w:val="24"/>
-              </w:rPr>
-              <w:t>นาที</w:t>
+              <w:t>5 นาที</w:t>
             </w:r>
           </w:p>
         </w:tc>
@@ -9957,14 +9428,7 @@
                 <w:rFonts w:cs="TH Sarabun New"/>
                 <w:sz w:val="24"/>
               </w:rPr>
-              <w:t xml:space="preserve">15–20 </w:t>
-            </w:r>
-            <w:r>
-              <w:rPr>
-                <w:rFonts w:cs="TH Sarabun New"/>
-                <w:sz w:val="24"/>
-              </w:rPr>
-              <w:t>นาที</w:t>
+              <w:t>15–20 นาที</w:t>
             </w:r>
           </w:p>
         </w:tc>
@@ -10083,14 +9547,7 @@
                 <w:rFonts w:cs="TH Sarabun New"/>
                 <w:sz w:val="24"/>
               </w:rPr>
-              <w:t xml:space="preserve">5–10 </w:t>
-            </w:r>
-            <w:r>
-              <w:rPr>
-                <w:rFonts w:cs="TH Sarabun New"/>
-                <w:sz w:val="24"/>
-              </w:rPr>
-              <w:t>นาที</w:t>
+              <w:t>5–10 นาที</w:t>
             </w:r>
           </w:p>
         </w:tc>
@@ -10195,67 +9652,31 @@
         <w:rPr>
           <w:rFonts w:cs="TH Sarabun New"/>
         </w:rPr>
-        <w:t>☐</w:t>
+        <w:t>☐ ใช้เงื่อนไข เวลา อุปกรณ์ และจำนวนรอบใกล้เคียงกัน</w:t>
       </w:r>
+    </w:p>
+    <w:p>
+      <w:pPr>
+        <w:spacing w:after="80"/>
+        <w:ind w:left="648" w:hanging="360"/>
+      </w:pPr>
       <w:r>
         <w:rPr>
           <w:rFonts w:cs="TH Sarabun New"/>
         </w:rPr>
-        <w:t xml:space="preserve"> </w:t>
+        <w:t>☐ จัดทางเลือกสำหรับผู้เรียนที่มีข้อจำกัดด้านอุปกรณ์หรืออินเทอร์เน็ต</w:t>
       </w:r>
+    </w:p>
+    <w:p>
+      <w:pPr>
+        <w:spacing w:after="80"/>
+        <w:ind w:left="648" w:hanging="360"/>
+      </w:pPr>
       <w:r>
         <w:rPr>
           <w:rFonts w:cs="TH Sarabun New"/>
         </w:rPr>
-        <w:t>ใช้เงื่อนไข เวลา อุปกรณ์ และจำนวนรอบใกล้เคียงกัน</w:t>
-      </w:r>
-    </w:p>
-    <w:p>
-      <w:pPr>
-        <w:spacing w:after="80"/>
-        <w:ind w:left="648" w:hanging="360"/>
-      </w:pPr>
-      <w:r>
-        <w:rPr>
-          <w:rFonts w:cs="TH Sarabun New"/>
-        </w:rPr>
-        <w:t>☐</w:t>
-      </w:r>
-      <w:r>
-        <w:rPr>
-          <w:rFonts w:cs="TH Sarabun New"/>
-        </w:rPr>
-        <w:t xml:space="preserve"> </w:t>
-      </w:r>
-      <w:r>
-        <w:rPr>
-          <w:rFonts w:cs="TH Sarabun New"/>
-        </w:rPr>
-        <w:t>จัดทางเลือกสำหรับผู้เรียนที่มีข้อจำกัดด้านอุปกรณ์หรืออินเทอร์เน็ต</w:t>
-      </w:r>
-    </w:p>
-    <w:p>
-      <w:pPr>
-        <w:spacing w:after="80"/>
-        <w:ind w:left="648" w:hanging="360"/>
-      </w:pPr>
-      <w:r>
-        <w:rPr>
-          <w:rFonts w:cs="TH Sarabun New"/>
-        </w:rPr>
-        <w:t>☐</w:t>
-      </w:r>
-      <w:r>
-        <w:rPr>
-          <w:rFonts w:cs="TH Sarabun New"/>
-        </w:rPr>
-        <w:t xml:space="preserve"> </w:t>
-      </w:r>
-      <w:r>
-        <w:rPr>
-          <w:rFonts w:cs="TH Sarabun New"/>
-        </w:rPr>
-        <w:t>ไม่ใช้กระดานจัดอันดับเพื่อทำให้นักเรียนอับอาย</w:t>
+        <w:t>☐ ไม่ใช้กระดานจัดอันดับเพื่อทำให้นักเรียนอับอาย</w:t>
       </w:r>
     </w:p>
     <w:p>
@@ -10272,6 +9693,7 @@
         <w:rPr>
           <w:rFonts w:ascii="TH Sarabun New" w:eastAsia="TH Sarabun New" w:hAnsi="TH Sarabun New" w:cs="TH Sarabun New"/>
         </w:rPr>
+        <w:lastRenderedPageBreak/>
         <w:t>ภาคผนวกแผน ข — ร่างหนังสือชี้แจงและยินยอมผู้ปกครอง</w:t>
       </w:r>
     </w:p>
@@ -10322,67 +9744,31 @@
         <w:rPr>
           <w:rFonts w:cs="TH Sarabun New"/>
         </w:rPr>
-        <w:t>☐</w:t>
+        <w:t>☐ ข้าพเจ้าได้รับทราบวัตถุประสงค์ ขั้นตอน ประโยชน์ และการคุ้มครองข้อมูลแล้ว</w:t>
       </w:r>
+    </w:p>
+    <w:p>
+      <w:pPr>
+        <w:spacing w:after="80"/>
+        <w:ind w:left="648" w:hanging="360"/>
+      </w:pPr>
       <w:r>
         <w:rPr>
           <w:rFonts w:cs="TH Sarabun New"/>
         </w:rPr>
-        <w:t xml:space="preserve"> </w:t>
+        <w:t>☐ ยินยอมให้นักเรียนเข้าร่วมกิจกรรมและใช้ข้อมูลแบบไม่เปิดเผยตัวตน</w:t>
       </w:r>
+    </w:p>
+    <w:p>
+      <w:pPr>
+        <w:spacing w:after="80"/>
+        <w:ind w:left="648" w:hanging="360"/>
+      </w:pPr>
       <w:r>
         <w:rPr>
           <w:rFonts w:cs="TH Sarabun New"/>
         </w:rPr>
-        <w:t>ข้าพเจ้าได้รับทราบวัตถุประสงค์ ขั้นตอน ประโยชน์ และการคุ้มครองข้อมูลแล้ว</w:t>
-      </w:r>
-    </w:p>
-    <w:p>
-      <w:pPr>
-        <w:spacing w:after="80"/>
-        <w:ind w:left="648" w:hanging="360"/>
-      </w:pPr>
-      <w:r>
-        <w:rPr>
-          <w:rFonts w:cs="TH Sarabun New"/>
-        </w:rPr>
-        <w:t>☐</w:t>
-      </w:r>
-      <w:r>
-        <w:rPr>
-          <w:rFonts w:cs="TH Sarabun New"/>
-        </w:rPr>
-        <w:t xml:space="preserve"> </w:t>
-      </w:r>
-      <w:r>
-        <w:rPr>
-          <w:rFonts w:cs="TH Sarabun New"/>
-        </w:rPr>
-        <w:t>ยินยอมให้นักเรียนเข้าร่วมกิจกรรมและใช้ข้อมูลแบบไม่เปิดเผยตัวตน</w:t>
-      </w:r>
-    </w:p>
-    <w:p>
-      <w:pPr>
-        <w:spacing w:after="80"/>
-        <w:ind w:left="648" w:hanging="360"/>
-      </w:pPr>
-      <w:r>
-        <w:rPr>
-          <w:rFonts w:cs="TH Sarabun New"/>
-        </w:rPr>
-        <w:t>☐</w:t>
-      </w:r>
-      <w:r>
-        <w:rPr>
-          <w:rFonts w:cs="TH Sarabun New"/>
-        </w:rPr>
-        <w:t xml:space="preserve"> </w:t>
-      </w:r>
-      <w:r>
-        <w:rPr>
-          <w:rFonts w:cs="TH Sarabun New"/>
-        </w:rPr>
-        <w:t>ไม่ยินยอมให้นักเรียนเข้าร่วมการเก็บข้อมูลวิจัย โดยให้นักเรียนได้รับกิจกรรมทางเลือก</w:t>
+        <w:t>☐ ไม่ยินยอมให้นักเรียนเข้าร่วมการเก็บข้อมูลวิจัย โดยให้นักเรียนได้รับกิจกรรมทางเลือก</w:t>
       </w:r>
     </w:p>
     <w:p>
@@ -10418,13 +9804,7 @@
         <w:rPr>
           <w:rFonts w:cs="TH Sarabun New"/>
         </w:rPr>
-        <w:t>(</w:t>
-      </w:r>
-      <w:r>
-        <w:rPr>
-          <w:rFonts w:cs="TH Sarabun New"/>
-        </w:rPr>
-        <w:t>ผู้ปกครอง/ผู้ให้ความยินยอม)</w:t>
+        <w:t>(ผู้ปกครอง/ผู้ให้ความยินยอม)</w:t>
       </w:r>
     </w:p>
     <w:p>
@@ -10465,6 +9845,7 @@
         <w:rPr>
           <w:rFonts w:ascii="TH Sarabun New" w:eastAsia="TH Sarabun New" w:hAnsi="TH Sarabun New" w:cs="TH Sarabun New"/>
         </w:rPr>
+        <w:lastRenderedPageBreak/>
         <w:t>ภาคผนวกแผน ค — ลิงก์และหลักฐานระบบ</w:t>
       </w:r>
     </w:p>
@@ -10629,14 +10010,7 @@
                 <w:rFonts w:cs="TH Sarabun New"/>
                 <w:sz w:val="28"/>
               </w:rPr>
-              <w:t>(</w:t>
-            </w:r>
-            <w:r>
-              <w:rPr>
-                <w:rFonts w:cs="TH Sarabun New"/>
-                <w:sz w:val="28"/>
-              </w:rPr>
-              <w:t>โปรดวางลิงก์ /research/{studyId} จากหน้าครู)</w:t>
+              <w:t>(โปรดวางลิงก์ /research/{studyId} จากหน้าครู)</w:t>
             </w:r>
           </w:p>
         </w:tc>
@@ -10662,42 +10036,28 @@
                 <w:rFonts w:cs="TH Sarabun New"/>
                 <w:sz w:val="28"/>
               </w:rPr>
-              <w:t xml:space="preserve">QR </w:t>
-            </w:r>
+              <w:t>QR โครงการ</w:t>
+            </w:r>
+          </w:p>
+        </w:tc>
+        <w:tc>
+          <w:tcPr>
+            <w:tcW w:w="7272" w:type="dxa"/>
+            <w:tcMar>
+              <w:top w:w="90" w:type="dxa"/>
+              <w:left w:w="120" w:type="dxa"/>
+              <w:bottom w:w="90" w:type="dxa"/>
+              <w:right w:w="120" w:type="dxa"/>
+            </w:tcMar>
+            <w:vAlign w:val="center"/>
+          </w:tcPr>
+          <w:p>
             <w:r>
               <w:rPr>
                 <w:rFonts w:cs="TH Sarabun New"/>
                 <w:sz w:val="28"/>
               </w:rPr>
-              <w:t>โครงการ</w:t>
-            </w:r>
-          </w:p>
-        </w:tc>
-        <w:tc>
-          <w:tcPr>
-            <w:tcW w:w="7272" w:type="dxa"/>
-            <w:tcMar>
-              <w:top w:w="90" w:type="dxa"/>
-              <w:left w:w="120" w:type="dxa"/>
-              <w:bottom w:w="90" w:type="dxa"/>
-              <w:right w:w="120" w:type="dxa"/>
-            </w:tcMar>
-            <w:vAlign w:val="center"/>
-          </w:tcPr>
-          <w:p>
-            <w:r>
-              <w:rPr>
-                <w:rFonts w:cs="TH Sarabun New"/>
-                <w:sz w:val="28"/>
-              </w:rPr>
-              <w:t>(</w:t>
-            </w:r>
-            <w:r>
-              <w:rPr>
-                <w:rFonts w:cs="TH Sarabun New"/>
-                <w:sz w:val="28"/>
-              </w:rPr>
-              <w:t>โปรดแทรก QR ที่ระบบสร้างและทดสอบก่อนพิมพ์)</w:t>
+              <w:t>(โปรดแทรก QR ที่ระบบสร้างและทดสอบก่อนพิมพ์)</w:t>
             </w:r>
           </w:p>
         </w:tc>
@@ -10744,14 +10104,7 @@
                 <w:rFonts w:cs="TH Sarabun New"/>
                 <w:sz w:val="28"/>
               </w:rPr>
-              <w:t>/teacher/game-research (</w:t>
-            </w:r>
-            <w:r>
-              <w:rPr>
-                <w:rFonts w:cs="TH Sarabun New"/>
-                <w:sz w:val="28"/>
-              </w:rPr>
-              <w:t>ต้องเข้าสู่ระบบ)</w:t>
+              <w:t>/teacher/game-research (ต้องเข้าสู่ระบบ)</w:t>
             </w:r>
           </w:p>
         </w:tc>
@@ -10866,13 +10219,7 @@
         <w:rPr>
           <w:rFonts w:cs="TH Sarabun New"/>
         </w:rPr>
-        <w:t xml:space="preserve">ข้อควรตรวจ: QR ต้องเปิดโครงการที่ถูกต้อง </w:t>
-      </w:r>
-      <w:r>
-        <w:rPr>
-          <w:rFonts w:cs="TH Sarabun New"/>
-        </w:rPr>
-        <w:t>ชั้นเรียนและโหมดตรงกับแผน และไม่มีข้อมูลส่วนบุคคลปรากฏบนหน้าสาธารณะ</w:t>
+        <w:t>ข้อควรตรวจ: QR ต้องเปิดโครงการที่ถูกต้อง ชั้นเรียนและโหมดตรงกับแผน และไม่มีข้อมูลส่วนบุคคลปรากฏบนหน้าสาธารณะ</w:t>
       </w:r>
     </w:p>
     <w:p>
@@ -10884,6 +10231,7 @@
         <w:rPr>
           <w:rFonts w:ascii="TH Sarabun New" w:eastAsia="TH Sarabun New" w:hAnsi="TH Sarabun New" w:cs="TH Sarabun New"/>
         </w:rPr>
+        <w:lastRenderedPageBreak/>
         <w:t>ภาคผนวกแผน ง — บันทึกตรวจความสอดคล้องกับข้อมูลจริง</w:t>
       </w:r>
     </w:p>
@@ -11057,14 +10405,7 @@
                 <w:rFonts w:cs="TH Sarabun New"/>
                 <w:sz w:val="22"/>
               </w:rPr>
-              <w:t xml:space="preserve">8 </w:t>
-            </w:r>
-            <w:r>
-              <w:rPr>
-                <w:rFonts w:cs="TH Sarabun New"/>
-                <w:sz w:val="22"/>
-              </w:rPr>
-              <w:t>คน</w:t>
+              <w:t>8 คน</w:t>
             </w:r>
           </w:p>
         </w:tc>
@@ -11159,14 +10500,7 @@
                 <w:rFonts w:cs="TH Sarabun New"/>
                 <w:sz w:val="22"/>
               </w:rPr>
-              <w:t xml:space="preserve">7 </w:t>
-            </w:r>
-            <w:r>
-              <w:rPr>
-                <w:rFonts w:cs="TH Sarabun New"/>
-                <w:sz w:val="22"/>
-              </w:rPr>
-              <w:t>วันเรียน, วันละ 1 รอบ/คน</w:t>
+              <w:t>7 วันเรียน, วันละ 1 รอบ/คน</w:t>
             </w:r>
           </w:p>
         </w:tc>
@@ -11190,14 +10524,7 @@
                 <w:rFonts w:cs="TH Sarabun New"/>
                 <w:sz w:val="22"/>
               </w:rPr>
-              <w:t xml:space="preserve">22–26 และ 29–30 </w:t>
-            </w:r>
-            <w:r>
-              <w:rPr>
-                <w:rFonts w:cs="TH Sarabun New"/>
-                <w:sz w:val="22"/>
-              </w:rPr>
-              <w:t>มิ.ย. 2569; 56 ระเบียน</w:t>
+              <w:t>22–26 และ 29–30 มิ.ย. 2569; 56 ระเบียน</w:t>
             </w:r>
           </w:p>
         </w:tc>
@@ -11268,14 +10595,7 @@
                 <w:rFonts w:cs="TH Sarabun New"/>
                 <w:sz w:val="22"/>
               </w:rPr>
-              <w:t xml:space="preserve">7 </w:t>
-            </w:r>
-            <w:r>
-              <w:rPr>
-                <w:rFonts w:cs="TH Sarabun New"/>
-                <w:sz w:val="22"/>
-              </w:rPr>
-              <w:t>วันเรียน, วันละ 1 รอบ/คน</w:t>
+              <w:t>7 วันเรียน, วันละ 1 รอบ/คน</w:t>
             </w:r>
           </w:p>
         </w:tc>
@@ -11370,14 +10690,7 @@
                 <w:rFonts w:cs="TH Sarabun New"/>
                 <w:sz w:val="22"/>
               </w:rPr>
-              <w:t xml:space="preserve">7 </w:t>
-            </w:r>
-            <w:r>
-              <w:rPr>
-                <w:rFonts w:cs="TH Sarabun New"/>
-                <w:sz w:val="22"/>
-              </w:rPr>
-              <w:t>คะแนนก่อน + 7 คะแนนหลัง/คน</w:t>
+              <w:t>7 คะแนนก่อน + 7 คะแนนหลัง/คน</w:t>
             </w:r>
           </w:p>
         </w:tc>
@@ -11472,14 +10785,7 @@
                 <w:rFonts w:cs="TH Sarabun New"/>
                 <w:sz w:val="22"/>
               </w:rPr>
-              <w:t xml:space="preserve">112 </w:t>
-            </w:r>
-            <w:r>
-              <w:rPr>
-                <w:rFonts w:cs="TH Sarabun New"/>
-                <w:sz w:val="22"/>
-              </w:rPr>
-              <w:t>ระเบียน</w:t>
+              <w:t>112 ระเบียน</w:t>
             </w:r>
           </w:p>
         </w:tc>
@@ -11503,14 +10809,7 @@
                 <w:rFonts w:cs="TH Sarabun New"/>
                 <w:sz w:val="22"/>
               </w:rPr>
-              <w:t xml:space="preserve">8 × 7 × 2 = 112 </w:t>
-            </w:r>
-            <w:r>
-              <w:rPr>
-                <w:rFonts w:cs="TH Sarabun New"/>
-                <w:sz w:val="22"/>
-              </w:rPr>
-              <w:t>ระเบียน</w:t>
+              <w:t>8 × 7 × 2 = 112 ระเบียน</w:t>
             </w:r>
           </w:p>
         </w:tc>
@@ -11700,14 +10999,7 @@
                 <w:rFonts w:cs="TH Sarabun New"/>
                 <w:sz w:val="22"/>
               </w:rPr>
-              <w:t xml:space="preserve">8/8 </w:t>
-            </w:r>
-            <w:r>
-              <w:rPr>
-                <w:rFonts w:cs="TH Sarabun New"/>
-                <w:sz w:val="22"/>
-              </w:rPr>
-              <w:t>คน = ร้อยละ 100</w:t>
+              <w:t>8/8 คน = ร้อยละ 100</w:t>
             </w:r>
           </w:p>
         </w:tc>
@@ -11746,13 +11038,7 @@
         <w:rPr>
           <w:rFonts w:cs="TH Sarabun New"/>
         </w:rPr>
-        <w:t xml:space="preserve">ข้อสรุปการตรวจ: </w:t>
-      </w:r>
-      <w:r>
-        <w:rPr>
-          <w:rFonts w:cs="TH Sarabun New"/>
-        </w:rPr>
-        <w:t>ข้อมูลจริงไม่สอดคล้องกับร่างเดิมในเรื่องจำนวนผู้เข้าร่วม (ร่างเดิม 14 คน) และความชัดเจนของคำว่า “7 วัน” จึงปรับเป็นผู้เข้าร่วม 8 คน และเก็บ 7 วันเรียนต่อช่วง รวม 14 วันเรียน ส่วนจำนวนรอบจริงสอดคล้องกันทุกวัน คือวันละ 1 รอบต่อคน ข้อมูลครบถ้วน 100%</w:t>
+        <w:t>ข้อสรุปการตรวจ: ข้อมูลจริงไม่สอดคล้องกับร่างเดิมในเรื่องจำนวนผู้เข้าร่วม (ร่างเดิม 14 คน) และความชัดเจนของคำว่า “7 วัน” จึงปรับเป็นผู้เข้าร่วม 8 คน และเก็บ 7 วันเรียนต่อช่วง รวม 14 วันเรียน ส่วนจำนวนรอบจริงสอดคล้องกันทุกวัน คือวันละ 1 รอบต่อคน ข้อมูลครบถ้วน 100%</w:t>
       </w:r>
     </w:p>
     <w:p>
@@ -11765,13 +11051,8 @@
         <w:rPr>
           <w:rFonts w:ascii="TH Sarabun New" w:eastAsia="TH Sarabun New" w:hAnsi="TH Sarabun New" w:cs="TH Sarabun New"/>
         </w:rPr>
-        <w:t xml:space="preserve">R1 </w:t>
-      </w:r>
-      <w:r>
-        <w:rPr>
-          <w:rFonts w:ascii="TH Sarabun New" w:eastAsia="TH Sarabun New" w:hAnsi="TH Sarabun New" w:cs="TH Sarabun New"/>
-        </w:rPr>
-        <w:t>หนังสือขออนุญาตทำวิจัยในชั้นเรียน</w:t>
+        <w:lastRenderedPageBreak/>
+        <w:t>R1 หนังสือขออนุญาตทำวิจัยในชั้นเรียน</w:t>
       </w:r>
     </w:p>
     <w:p>
@@ -11828,19 +11109,7 @@
         <w:rPr>
           <w:rFonts w:cs="TH Sarabun New"/>
         </w:rPr>
-        <w:t xml:space="preserve">สิ่งที่ส่งมาด้วย แผนการวิจัยในชั้นเรียนเรื่อง </w:t>
-      </w:r>
-      <w:r>
-        <w:rPr>
-          <w:rFonts w:cs="TH Sarabun New"/>
-        </w:rPr>
-        <w:t>“</w:t>
-      </w:r>
-      <w:r>
-        <w:rPr>
-          <w:rFonts w:cs="TH Sarabun New"/>
-        </w:rPr>
-        <w:t>การพัฒนาทักษะสูตรคูณด้วยเกมแข่งสูตรคูณ (แผนการวิจัย 7 วันเรียนต่อช่วง)” จำนวน 1 ชุด</w:t>
+        <w:t>สิ่งที่ส่งมาด้วย แผนการวิจัยในชั้นเรียนเรื่อง “การพัฒนาทักษะสูตรคูณด้วยเกมแข่งสูตรคูณ (แผนการวิจัย 7 วันเรียนต่อช่วง)” จำนวน 1 ชุด</w:t>
       </w:r>
     </w:p>
     <w:p>
@@ -11864,9 +11133,9 @@
       </w:pPr>
       <w:r>
         <w:rPr>
-          <w:rFonts w:ascii="TH Sarabun New" w:eastAsia="TH Sarabun New" w:hAnsi="TH Sarabun New" w:cs="TH Sarabun New"/>
+          <w:rFonts w:cs="TH Sarabun New"/>
+          <w:color w:val="7A4B00"/>
           <w:sz w:val="26"/>
-          <w:color w:val="7A4B00"/>
         </w:rPr>
         <w:t>หมายเหตุตารางกำหนดการ: นับเฉพาะวันเรียนจันทร์–ศุกร์ จึงข้ามวันเสาร์–อาทิตย์ เพื่อให้สอดคล้องกับการจัดกิจกรรมในโรงเรียน</w:t>
       </w:r>
@@ -11917,13 +11186,7 @@
         <w:rPr>
           <w:rFonts w:cs="TH Sarabun New"/>
         </w:rPr>
-        <w:t>(</w:t>
-      </w:r>
-      <w:r>
-        <w:rPr>
-          <w:rFonts w:cs="TH Sarabun New"/>
-        </w:rPr>
-        <w:t>นายณัฐพงศ์ สิงห์ชมภู)</w:t>
+        <w:t>(นายณัฐพงศ์ สิงห์ชมภู)</w:t>
       </w:r>
     </w:p>
     <w:p>
@@ -11964,13 +11227,8 @@
         <w:rPr>
           <w:rFonts w:ascii="TH Sarabun New" w:eastAsia="TH Sarabun New" w:hAnsi="TH Sarabun New" w:cs="TH Sarabun New"/>
         </w:rPr>
-        <w:t xml:space="preserve">R2 </w:t>
-      </w:r>
-      <w:r>
-        <w:rPr>
-          <w:rFonts w:ascii="TH Sarabun New" w:eastAsia="TH Sarabun New" w:hAnsi="TH Sarabun New" w:cs="TH Sarabun New"/>
-        </w:rPr>
-        <w:t>ความเห็นที่ปรึกษา</w:t>
+        <w:lastRenderedPageBreak/>
+        <w:t>R2 ความเห็นที่ปรึกษา</w:t>
       </w:r>
     </w:p>
     <w:p>
@@ -11982,13 +11240,7 @@
         <w:rPr>
           <w:rFonts w:cs="TH Sarabun New"/>
         </w:rPr>
-        <w:t xml:space="preserve">ชื่อโครงการ: </w:t>
-      </w:r>
-      <w:r>
-        <w:rPr>
-          <w:rFonts w:cs="TH Sarabun New"/>
-        </w:rPr>
-        <w:t>การพัฒนาทักษะสูตรคูณด้วยเกมแข่งสูตรคูณ (แผนการวิจัย 7 วันเรียนต่อช่วง)</w:t>
+        <w:t>ชื่อโครงการ: การพัฒนาทักษะสูตรคูณด้วยเกมแข่งสูตรคูณ (แผนการวิจัย 7 วันเรียนต่อช่วง)</w:t>
       </w:r>
     </w:p>
     <w:p>
@@ -12024,67 +11276,31 @@
         <w:rPr>
           <w:rFonts w:cs="TH Sarabun New"/>
         </w:rPr>
-        <w:t>☐</w:t>
+        <w:t>☐ เห็นควรอนุมัติให้ดำเนินการวิจัยตามแผน</w:t>
       </w:r>
+    </w:p>
+    <w:p>
+      <w:pPr>
+        <w:spacing w:after="80"/>
+        <w:ind w:left="648" w:hanging="360"/>
+      </w:pPr>
       <w:r>
         <w:rPr>
           <w:rFonts w:cs="TH Sarabun New"/>
         </w:rPr>
-        <w:t xml:space="preserve"> </w:t>
+        <w:t>☐ เห็นควรอนุมัติโดยมีข้อเสนอแนะ/เงื่อนไข</w:t>
       </w:r>
+    </w:p>
+    <w:p>
+      <w:pPr>
+        <w:spacing w:after="80"/>
+        <w:ind w:left="648" w:hanging="360"/>
+      </w:pPr>
       <w:r>
         <w:rPr>
           <w:rFonts w:cs="TH Sarabun New"/>
         </w:rPr>
-        <w:t>เห็นควรอนุมัติให้ดำเนินการวิจัยตามแผน</w:t>
-      </w:r>
-    </w:p>
-    <w:p>
-      <w:pPr>
-        <w:spacing w:after="80"/>
-        <w:ind w:left="648" w:hanging="360"/>
-      </w:pPr>
-      <w:r>
-        <w:rPr>
-          <w:rFonts w:cs="TH Sarabun New"/>
-        </w:rPr>
-        <w:t>☐</w:t>
-      </w:r>
-      <w:r>
-        <w:rPr>
-          <w:rFonts w:cs="TH Sarabun New"/>
-        </w:rPr>
-        <w:t xml:space="preserve"> </w:t>
-      </w:r>
-      <w:r>
-        <w:rPr>
-          <w:rFonts w:cs="TH Sarabun New"/>
-        </w:rPr>
-        <w:t>เห็นควรอนุมัติโดยมีข้อเสนอแนะ/เงื่อนไข</w:t>
-      </w:r>
-    </w:p>
-    <w:p>
-      <w:pPr>
-        <w:spacing w:after="80"/>
-        <w:ind w:left="648" w:hanging="360"/>
-      </w:pPr>
-      <w:r>
-        <w:rPr>
-          <w:rFonts w:cs="TH Sarabun New"/>
-        </w:rPr>
-        <w:t>☐</w:t>
-      </w:r>
-      <w:r>
-        <w:rPr>
-          <w:rFonts w:cs="TH Sarabun New"/>
-        </w:rPr>
-        <w:t xml:space="preserve"> </w:t>
-      </w:r>
-      <w:r>
-        <w:rPr>
-          <w:rFonts w:cs="TH Sarabun New"/>
-        </w:rPr>
-        <w:t>ควรปรับปรุงและเสนอพิจารณาใหม่</w:t>
+        <w:t>☐ ควรปรับปรุงและเสนอพิจารณาใหม่</w:t>
       </w:r>
     </w:p>
     <w:p>
@@ -12134,13 +11350,7 @@
         <w:rPr>
           <w:rFonts w:cs="TH Sarabun New"/>
         </w:rPr>
-        <w:t>(</w:t>
-      </w:r>
-      <w:r>
-        <w:rPr>
-          <w:rFonts w:cs="TH Sarabun New"/>
-        </w:rPr>
-        <w:t>นางสาวมะลิวัลย์ จรุงพันธ์)</w:t>
+        <w:t>(นางสาวมะลิวัลย์ จรุงพันธ์)</w:t>
       </w:r>
     </w:p>
     <w:p>
@@ -12181,13 +11391,8 @@
         <w:rPr>
           <w:rFonts w:ascii="TH Sarabun New" w:eastAsia="TH Sarabun New" w:hAnsi="TH Sarabun New" w:cs="TH Sarabun New"/>
         </w:rPr>
-        <w:t xml:space="preserve">R3 </w:t>
-      </w:r>
-      <w:r>
-        <w:rPr>
-          <w:rFonts w:ascii="TH Sarabun New" w:eastAsia="TH Sarabun New" w:hAnsi="TH Sarabun New" w:cs="TH Sarabun New"/>
-        </w:rPr>
-        <w:t>ความเห็นหัวหน้ากลุ่มสาระการเรียนรู้</w:t>
+        <w:lastRenderedPageBreak/>
+        <w:t>R3 ความเห็นหัวหน้ากลุ่มสาระการเรียนรู้</w:t>
       </w:r>
     </w:p>
     <w:p>
@@ -12224,19 +11429,31 @@
         <w:rPr>
           <w:rFonts w:cs="TH Sarabun New"/>
         </w:rPr>
-        <w:t>☐</w:t>
+        <w:t>☐ เนื้อหาและกิจกรรมสอดคล้องกับหลักสูตร/แผนการสอน</w:t>
       </w:r>
+    </w:p>
+    <w:p>
+      <w:pPr>
+        <w:spacing w:after="80"/>
+        <w:ind w:left="648" w:hanging="360"/>
+      </w:pPr>
       <w:r>
         <w:rPr>
           <w:rFonts w:cs="TH Sarabun New"/>
         </w:rPr>
-        <w:t xml:space="preserve"> </w:t>
+        <w:t>☐ เครื่องมือวัดสอดคล้องกับวัตถุประสงค์</w:t>
       </w:r>
+    </w:p>
+    <w:p>
+      <w:pPr>
+        <w:spacing w:after="80"/>
+        <w:ind w:left="648" w:hanging="360"/>
+      </w:pPr>
       <w:r>
         <w:rPr>
           <w:rFonts w:cs="TH Sarabun New"/>
         </w:rPr>
-        <w:t>เนื้อหาและกิจกรรมสอดคล้องกับหลักสูตร/แผนการสอน</w:t>
+        <w:t>☐ กำหนดเวลาเหมาะสมและไม่กระทบการเรียนตามปกติ</w:t>
       </w:r>
     </w:p>
     <w:p>
@@ -12248,67 +11465,7 @@
         <w:rPr>
           <w:rFonts w:cs="TH Sarabun New"/>
         </w:rPr>
-        <w:t>☐</w:t>
-      </w:r>
-      <w:r>
-        <w:rPr>
-          <w:rFonts w:cs="TH Sarabun New"/>
-        </w:rPr>
-        <w:t xml:space="preserve"> </w:t>
-      </w:r>
-      <w:r>
-        <w:rPr>
-          <w:rFonts w:cs="TH Sarabun New"/>
-        </w:rPr>
-        <w:t>เครื่องมือวัดสอดคล้องกับวัตถุประสงค์</w:t>
-      </w:r>
-    </w:p>
-    <w:p>
-      <w:pPr>
-        <w:spacing w:after="80"/>
-        <w:ind w:left="648" w:hanging="360"/>
-      </w:pPr>
-      <w:r>
-        <w:rPr>
-          <w:rFonts w:cs="TH Sarabun New"/>
-        </w:rPr>
-        <w:t>☐</w:t>
-      </w:r>
-      <w:r>
-        <w:rPr>
-          <w:rFonts w:cs="TH Sarabun New"/>
-        </w:rPr>
-        <w:t xml:space="preserve"> </w:t>
-      </w:r>
-      <w:r>
-        <w:rPr>
-          <w:rFonts w:cs="TH Sarabun New"/>
-        </w:rPr>
-        <w:t>กำหนดเวลาเหมาะสมและไม่กระทบการเรียนตามปกติ</w:t>
-      </w:r>
-    </w:p>
-    <w:p>
-      <w:pPr>
-        <w:spacing w:after="80"/>
-        <w:ind w:left="648" w:hanging="360"/>
-      </w:pPr>
-      <w:r>
-        <w:rPr>
-          <w:rFonts w:cs="TH Sarabun New"/>
-        </w:rPr>
-        <w:t>☐</w:t>
-      </w:r>
-      <w:r>
-        <w:rPr>
-          <w:rFonts w:cs="TH Sarabun New"/>
-        </w:rPr>
-        <w:t xml:space="preserve"> </w:t>
-      </w:r>
-      <w:r>
-        <w:rPr>
-          <w:rFonts w:cs="TH Sarabun New"/>
-        </w:rPr>
-        <w:t>ควรแก้ไขเพิ่มเติม (โปรดระบุ)</w:t>
+        <w:t>☐ ควรแก้ไขเพิ่มเติม (โปรดระบุ)</w:t>
       </w:r>
     </w:p>
     <w:p>
@@ -12351,13 +11508,7 @@
         <w:rPr>
           <w:rFonts w:cs="TH Sarabun New"/>
         </w:rPr>
-        <w:t>((</w:t>
-      </w:r>
-      <w:r>
-        <w:rPr>
-          <w:rFonts w:cs="TH Sarabun New"/>
-        </w:rPr>
-        <w:t>ชื่อหัวหน้ากลุ่มสาระ: โปรดระบุ))</w:t>
+        <w:t>((ชื่อหัวหน้ากลุ่มสาระ: โปรดระบุ))</w:t>
       </w:r>
     </w:p>
     <w:p>
@@ -12398,13 +11549,8 @@
         <w:rPr>
           <w:rFonts w:ascii="TH Sarabun New" w:eastAsia="TH Sarabun New" w:hAnsi="TH Sarabun New" w:cs="TH Sarabun New"/>
         </w:rPr>
-        <w:t xml:space="preserve">R4 </w:t>
-      </w:r>
-      <w:r>
-        <w:rPr>
-          <w:rFonts w:ascii="TH Sarabun New" w:eastAsia="TH Sarabun New" w:hAnsi="TH Sarabun New" w:cs="TH Sarabun New"/>
-        </w:rPr>
-        <w:t>คำอนุมัติจากผู้อำนวยการสถานศึกษา</w:t>
+        <w:lastRenderedPageBreak/>
+        <w:t>R4 คำอนุมัติจากผู้อำนวยการสถานศึกษา</w:t>
       </w:r>
     </w:p>
     <w:p>
@@ -12417,13 +11563,7 @@
         <w:rPr>
           <w:rFonts w:cs="TH Sarabun New"/>
         </w:rPr>
-        <w:t xml:space="preserve">ตามที่ นายณัฐพงศ์ สิงห์ชมภู </w:t>
-      </w:r>
-      <w:r>
-        <w:rPr>
-          <w:rFonts w:cs="TH Sarabun New"/>
-        </w:rPr>
-        <w:t>เสนอขออนุญาตดำเนินการวิจัยในชั้นเรียนเรื่อง “การพัฒนาทักษะสูตรคูณด้วยเกมแข่งสูตรคูณ (แผนการวิจัย 7 วันเรียนต่อช่วง)” นั้น ได้พิจารณาแผนการวิจัย เครื่องมือ ระยะเวลา และแนวทางคุ้มครองข้อมูลผู้เรียนแล้ว</w:t>
+        <w:t>ตามที่ นายณัฐพงศ์ สิงห์ชมภู เสนอขออนุญาตดำเนินการวิจัยในชั้นเรียนเรื่อง “การพัฒนาทักษะสูตรคูณด้วยเกมแข่งสูตรคูณ (แผนการวิจัย 7 วันเรียนต่อช่วง)” นั้น ได้พิจารณาแผนการวิจัย เครื่องมือ ระยะเวลา และแนวทางคุ้มครองข้อมูลผู้เรียนแล้ว</w:t>
       </w:r>
     </w:p>
     <w:p>
@@ -12447,67 +11587,31 @@
         <w:rPr>
           <w:rFonts w:cs="TH Sarabun New"/>
         </w:rPr>
-        <w:t>☐</w:t>
+        <w:t>☐ อนุญาตให้ดำเนินการวิจัยตามแผน</w:t>
       </w:r>
+    </w:p>
+    <w:p>
+      <w:pPr>
+        <w:spacing w:after="80"/>
+        <w:ind w:left="648" w:hanging="360"/>
+      </w:pPr>
       <w:r>
         <w:rPr>
           <w:rFonts w:cs="TH Sarabun New"/>
         </w:rPr>
-        <w:t xml:space="preserve"> </w:t>
+        <w:t>☐ อนุญาตโดยมีเงื่อนไข/ข้อกำหนดเพิ่มเติม</w:t>
       </w:r>
+    </w:p>
+    <w:p>
+      <w:pPr>
+        <w:spacing w:after="80"/>
+        <w:ind w:left="648" w:hanging="360"/>
+      </w:pPr>
       <w:r>
         <w:rPr>
           <w:rFonts w:cs="TH Sarabun New"/>
         </w:rPr>
-        <w:t>อนุญาตให้ดำเนินการวิจัยตามแผน</w:t>
-      </w:r>
-    </w:p>
-    <w:p>
-      <w:pPr>
-        <w:spacing w:after="80"/>
-        <w:ind w:left="648" w:hanging="360"/>
-      </w:pPr>
-      <w:r>
-        <w:rPr>
-          <w:rFonts w:cs="TH Sarabun New"/>
-        </w:rPr>
-        <w:t>☐</w:t>
-      </w:r>
-      <w:r>
-        <w:rPr>
-          <w:rFonts w:cs="TH Sarabun New"/>
-        </w:rPr>
-        <w:t xml:space="preserve"> </w:t>
-      </w:r>
-      <w:r>
-        <w:rPr>
-          <w:rFonts w:cs="TH Sarabun New"/>
-        </w:rPr>
-        <w:t>อนุญาตโดยมีเงื่อนไข/ข้อกำหนดเพิ่มเติม</w:t>
-      </w:r>
-    </w:p>
-    <w:p>
-      <w:pPr>
-        <w:spacing w:after="80"/>
-        <w:ind w:left="648" w:hanging="360"/>
-      </w:pPr>
-      <w:r>
-        <w:rPr>
-          <w:rFonts w:cs="TH Sarabun New"/>
-        </w:rPr>
-        <w:t>☐</w:t>
-      </w:r>
-      <w:r>
-        <w:rPr>
-          <w:rFonts w:cs="TH Sarabun New"/>
-        </w:rPr>
-        <w:t xml:space="preserve"> </w:t>
-      </w:r>
-      <w:r>
-        <w:rPr>
-          <w:rFonts w:cs="TH Sarabun New"/>
-        </w:rPr>
-        <w:t>ยังไม่อนุญาต ให้ปรับปรุงและเสนอใหม่</w:t>
+        <w:t>☐ ยังไม่อนุญาต ให้ปรับปรุงและเสนอใหม่</w:t>
       </w:r>
     </w:p>
     <w:p>
@@ -12548,9 +11652,8 @@
       </w:pPr>
       <w:r>
         <w:rPr>
-          <w:rFonts w:ascii="TH Sarabun New" w:hAnsi="TH Sarabun New" w:eastAsia="TH Sarabun New" w:cs="TH Sarabun New"/>
+          <w:rFonts w:cs="TH Sarabun New"/>
           <w:b/>
-          <w:sz w:val="32"/>
         </w:rPr>
         <w:t>(นายสมพิศ แรงน้อย)</w:t>
       </w:r>
@@ -12562,9 +11665,7 @@
       </w:pPr>
       <w:r>
         <w:rPr>
-          <w:rFonts w:ascii="TH Sarabun New" w:hAnsi="TH Sarabun New" w:eastAsia="TH Sarabun New" w:cs="TH Sarabun New"/>
-          <w:b w:val="0"/>
-          <w:sz w:val="32"/>
+          <w:rFonts w:cs="TH Sarabun New"/>
         </w:rPr>
         <w:t>ผู้อำนวยการโรงเรียนบ้านคำไผ่  (วิทยฐานะ: โปรดระบุ)</w:t>
       </w:r>
@@ -12578,19 +11679,7 @@
         <w:rPr>
           <w:rFonts w:cs="TH Sarabun New"/>
         </w:rPr>
-        <w:t xml:space="preserve">วันที่ </w:t>
-      </w:r>
-      <w:r>
-        <w:rPr>
-          <w:rFonts w:cs="TH Sarabun New"/>
-        </w:rPr>
-        <w:t xml:space="preserve">.......... </w:t>
-      </w:r>
-      <w:r>
-        <w:rPr>
-          <w:rFonts w:cs="TH Sarabun New"/>
-        </w:rPr>
-        <w:t>เดือน ........................ พ.ศ. ..........</w:t>
+        <w:t>วันที่ .......... เดือน ........................ พ.ศ. ..........</w:t>
       </w:r>
     </w:p>
     <w:p>
@@ -12617,14 +11706,7 @@
           <w:rFonts w:cs="TH Sarabun New"/>
           <w:color w:val="666666"/>
         </w:rPr>
-        <w:t>(</w:t>
-      </w:r>
-      <w:r>
-        <w:rPr>
-          <w:rFonts w:cs="TH Sarabun New"/>
-          <w:color w:val="666666"/>
-        </w:rPr>
-        <w:t>พื้นที่ประทับตราโรงเรียน)</w:t>
+        <w:t>(พื้นที่ประทับตราโรงเรียน)</w:t>
       </w:r>
     </w:p>
     <w:p>
@@ -12641,13 +11723,8 @@
         <w:rPr>
           <w:rFonts w:ascii="TH Sarabun New" w:eastAsia="TH Sarabun New" w:hAnsi="TH Sarabun New" w:cs="TH Sarabun New"/>
         </w:rPr>
-        <w:t xml:space="preserve">R5 </w:t>
-      </w:r>
-      <w:r>
-        <w:rPr>
-          <w:rFonts w:ascii="TH Sarabun New" w:eastAsia="TH Sarabun New" w:hAnsi="TH Sarabun New" w:cs="TH Sarabun New"/>
-        </w:rPr>
-        <w:t>รายชื่อกรรมการตรวจแผน</w:t>
+        <w:lastRenderedPageBreak/>
+        <w:t>R5 รายชื่อกรรมการตรวจแผน</w:t>
       </w:r>
     </w:p>
     <w:p>
@@ -12888,14 +11965,7 @@
                 <w:rFonts w:cs="TH Sarabun New"/>
                 <w:sz w:val="24"/>
               </w:rPr>
-              <w:t>(</w:t>
-            </w:r>
-            <w:r>
-              <w:rPr>
-                <w:rFonts w:cs="TH Sarabun New"/>
-                <w:sz w:val="24"/>
-              </w:rPr>
-              <w:t>โปรดระบุ)</w:t>
+              <w:t>(โปรดระบุ)</w:t>
             </w:r>
           </w:p>
         </w:tc>
@@ -12943,21 +12013,7 @@
                 <w:rFonts w:cs="TH Sarabun New"/>
                 <w:sz w:val="24"/>
               </w:rPr>
-              <w:t>☐</w:t>
-            </w:r>
-            <w:r>
-              <w:rPr>
-                <w:rFonts w:cs="TH Sarabun New"/>
-                <w:sz w:val="24"/>
-              </w:rPr>
-              <w:t xml:space="preserve"> </w:t>
-            </w:r>
-            <w:r>
-              <w:rPr>
-                <w:rFonts w:cs="TH Sarabun New"/>
-                <w:sz w:val="24"/>
-              </w:rPr>
-              <w:t>ผ่าน ☐ แก้ไข</w:t>
+              <w:t>☐ ผ่าน ☐ แก้ไข</w:t>
             </w:r>
           </w:p>
         </w:tc>
@@ -13038,14 +12094,7 @@
                 <w:rFonts w:cs="TH Sarabun New"/>
                 <w:sz w:val="24"/>
               </w:rPr>
-              <w:t>(</w:t>
-            </w:r>
-            <w:r>
-              <w:rPr>
-                <w:rFonts w:cs="TH Sarabun New"/>
-                <w:sz w:val="24"/>
-              </w:rPr>
-              <w:t>โปรดระบุ)</w:t>
+              <w:t>(โปรดระบุ)</w:t>
             </w:r>
           </w:p>
         </w:tc>
@@ -13093,21 +12142,7 @@
                 <w:rFonts w:cs="TH Sarabun New"/>
                 <w:sz w:val="24"/>
               </w:rPr>
-              <w:t>☐</w:t>
-            </w:r>
-            <w:r>
-              <w:rPr>
-                <w:rFonts w:cs="TH Sarabun New"/>
-                <w:sz w:val="24"/>
-              </w:rPr>
-              <w:t xml:space="preserve"> </w:t>
-            </w:r>
-            <w:r>
-              <w:rPr>
-                <w:rFonts w:cs="TH Sarabun New"/>
-                <w:sz w:val="24"/>
-              </w:rPr>
-              <w:t>ผ่าน ☐ แก้ไข</w:t>
+              <w:t>☐ ผ่าน ☐ แก้ไข</w:t>
             </w:r>
           </w:p>
         </w:tc>
@@ -13188,14 +12223,7 @@
                 <w:rFonts w:cs="TH Sarabun New"/>
                 <w:sz w:val="24"/>
               </w:rPr>
-              <w:t>(</w:t>
-            </w:r>
-            <w:r>
-              <w:rPr>
-                <w:rFonts w:cs="TH Sarabun New"/>
-                <w:sz w:val="24"/>
-              </w:rPr>
-              <w:t>โปรดระบุ)</w:t>
+              <w:t>(โปรดระบุ)</w:t>
             </w:r>
           </w:p>
         </w:tc>
@@ -13243,21 +12271,7 @@
                 <w:rFonts w:cs="TH Sarabun New"/>
                 <w:sz w:val="24"/>
               </w:rPr>
-              <w:t>☐</w:t>
-            </w:r>
-            <w:r>
-              <w:rPr>
-                <w:rFonts w:cs="TH Sarabun New"/>
-                <w:sz w:val="24"/>
-              </w:rPr>
-              <w:t xml:space="preserve"> </w:t>
-            </w:r>
-            <w:r>
-              <w:rPr>
-                <w:rFonts w:cs="TH Sarabun New"/>
-                <w:sz w:val="24"/>
-              </w:rPr>
-              <w:t>ผ่าน ☐ แก้ไข</w:t>
+              <w:t>☐ ผ่าน ☐ แก้ไข</w:t>
             </w:r>
           </w:p>
         </w:tc>
@@ -13348,13 +12362,8 @@
         <w:rPr>
           <w:rFonts w:ascii="TH Sarabun New" w:eastAsia="TH Sarabun New" w:hAnsi="TH Sarabun New" w:cs="TH Sarabun New"/>
         </w:rPr>
-        <w:t xml:space="preserve">R6 </w:t>
-      </w:r>
-      <w:r>
-        <w:rPr>
-          <w:rFonts w:ascii="TH Sarabun New" w:eastAsia="TH Sarabun New" w:hAnsi="TH Sarabun New" w:cs="TH Sarabun New"/>
-        </w:rPr>
-        <w:t>สรุปการรับทราบและยินยอมจากผู้ปกครอง</w:t>
+        <w:lastRenderedPageBreak/>
+        <w:t>R6 สรุปการรับทราบและยินยอมจากผู้ปกครอง</w:t>
       </w:r>
     </w:p>
     <w:tbl>
@@ -13471,14 +12480,7 @@
                 <w:rFonts w:cs="TH Sarabun New"/>
                 <w:sz w:val="30"/>
               </w:rPr>
-              <w:t>(</w:t>
-            </w:r>
-            <w:r>
-              <w:rPr>
-                <w:rFonts w:cs="TH Sarabun New"/>
-                <w:sz w:val="30"/>
-              </w:rPr>
-              <w:t>โปรดระบุ) ฉบับ</w:t>
+              <w:t>(โปรดระบุ) ฉบับ</w:t>
             </w:r>
           </w:p>
         </w:tc>
@@ -13525,14 +12527,7 @@
                 <w:rFonts w:cs="TH Sarabun New"/>
                 <w:sz w:val="30"/>
               </w:rPr>
-              <w:t>(</w:t>
-            </w:r>
-            <w:r>
-              <w:rPr>
-                <w:rFonts w:cs="TH Sarabun New"/>
-                <w:sz w:val="30"/>
-              </w:rPr>
-              <w:t>โปรดระบุ) ฉบับ</w:t>
+              <w:t>(โปรดระบุ) ฉบับ</w:t>
             </w:r>
           </w:p>
         </w:tc>
@@ -13579,14 +12574,7 @@
                 <w:rFonts w:cs="TH Sarabun New"/>
                 <w:sz w:val="30"/>
               </w:rPr>
-              <w:t>(</w:t>
-            </w:r>
-            <w:r>
-              <w:rPr>
-                <w:rFonts w:cs="TH Sarabun New"/>
-                <w:sz w:val="30"/>
-              </w:rPr>
-              <w:t>โปรดระบุ) คน</w:t>
+              <w:t>(โปรดระบุ) คน</w:t>
             </w:r>
           </w:p>
         </w:tc>
@@ -13633,14 +12621,7 @@
                 <w:rFonts w:cs="TH Sarabun New"/>
                 <w:sz w:val="30"/>
               </w:rPr>
-              <w:t>(</w:t>
-            </w:r>
-            <w:r>
-              <w:rPr>
-                <w:rFonts w:cs="TH Sarabun New"/>
-                <w:sz w:val="30"/>
-              </w:rPr>
-              <w:t>โปรดระบุ) คน</w:t>
+              <w:t>(โปรดระบุ) คน</w:t>
             </w:r>
           </w:p>
         </w:tc>
@@ -13687,14 +12668,7 @@
                 <w:rFonts w:cs="TH Sarabun New"/>
                 <w:sz w:val="30"/>
               </w:rPr>
-              <w:t>(</w:t>
-            </w:r>
-            <w:r>
-              <w:rPr>
-                <w:rFonts w:cs="TH Sarabun New"/>
-                <w:sz w:val="30"/>
-              </w:rPr>
-              <w:t>โปรดระบุ) คน</w:t>
+              <w:t>(โปรดระบุ) คน</w:t>
             </w:r>
           </w:p>
         </w:tc>
@@ -13741,14 +12715,7 @@
                 <w:rFonts w:cs="TH Sarabun New"/>
                 <w:sz w:val="30"/>
               </w:rPr>
-              <w:t>(</w:t>
-            </w:r>
-            <w:r>
-              <w:rPr>
-                <w:rFonts w:cs="TH Sarabun New"/>
-                <w:sz w:val="30"/>
-              </w:rPr>
-              <w:t>โปรดระบุ)</w:t>
+              <w:t>(โปรดระบุ)</w:t>
             </w:r>
           </w:p>
         </w:tc>
@@ -13782,13 +12749,7 @@
         <w:rPr>
           <w:rFonts w:cs="TH Sarabun New"/>
         </w:rPr>
-        <w:t xml:space="preserve">ข้าพเจ้ารับรองว่าได้ชี้แจงข้อมูลที่จำเป็น เปิดโอกาสให้ซักถาม ไม่บังคับให้เข้าร่วม </w:t>
-      </w:r>
-      <w:r>
-        <w:rPr>
-          <w:rFonts w:cs="TH Sarabun New"/>
-        </w:rPr>
-        <w:t>และจะจัดกิจกรรมทางเลือกที่ไม่ทำให้ผู้ไม่ยินยอมเสียสิทธิ พร้อมเก็บเอกสารยินยอมอย่างปลอดภัย</w:t>
+        <w:t>ข้าพเจ้ารับรองว่าได้ชี้แจงข้อมูลที่จำเป็น เปิดโอกาสให้ซักถาม ไม่บังคับให้เข้าร่วม และจะจัดกิจกรรมทางเลือกที่ไม่ทำให้ผู้ไม่ยินยอมเสียสิทธิ พร้อมเก็บเอกสารยินยอมอย่างปลอดภัย</w:t>
       </w:r>
     </w:p>
     <w:p>
@@ -13812,13 +12773,7 @@
         <w:rPr>
           <w:rFonts w:cs="TH Sarabun New"/>
         </w:rPr>
-        <w:t>(</w:t>
-      </w:r>
-      <w:r>
-        <w:rPr>
-          <w:rFonts w:cs="TH Sarabun New"/>
-        </w:rPr>
-        <w:t>นายณัฐพงศ์ สิงห์ชมภู)</w:t>
+        <w:t>(นายณัฐพงศ์ สิงห์ชมภู)</w:t>
       </w:r>
     </w:p>
     <w:p>
@@ -13866,13 +12821,7 @@
         <w:rPr>
           <w:rFonts w:cs="TH Sarabun New"/>
         </w:rPr>
-        <w:t>((</w:t>
-      </w:r>
-      <w:r>
-        <w:rPr>
-          <w:rFonts w:cs="TH Sarabun New"/>
-        </w:rPr>
-        <w:t>ผู้ตรวจรับรอง: โปรดระบุ))</w:t>
+        <w:t>((ผู้ตรวจรับรอง: โปรดระบุ))</w:t>
       </w:r>
     </w:p>
     <w:p>
@@ -13913,6 +12862,7 @@
         <w:rPr>
           <w:rFonts w:ascii="TH Sarabun New" w:eastAsia="TH Sarabun New" w:hAnsi="TH Sarabun New" w:cs="TH Sarabun New"/>
         </w:rPr>
+        <w:lastRenderedPageBreak/>
         <w:t>บรรณานุกรมเบื้องต้น</w:t>
       </w:r>
     </w:p>
@@ -13924,36 +12874,18 @@
         <w:rPr>
           <w:rFonts w:cs="TH Sarabun New"/>
         </w:rPr>
-        <w:t xml:space="preserve">1. </w:t>
+        <w:t>1. กระทรวงศึกษาธิการ. (2551). หลักสูตรแกนกลางการศึกษาขั้นพื้นฐาน พุทธศักราช 2551.</w:t>
       </w:r>
+    </w:p>
+    <w:p>
+      <w:pPr>
+        <w:spacing w:after="100"/>
+      </w:pPr>
       <w:r>
         <w:rPr>
           <w:rFonts w:cs="TH Sarabun New"/>
         </w:rPr>
-        <w:t xml:space="preserve">กระทรวงศึกษาธิการ. (2551). </w:t>
-      </w:r>
-      <w:r>
-        <w:rPr>
-          <w:rFonts w:cs="TH Sarabun New"/>
-        </w:rPr>
-        <w:t>หลักสูตรแกนกลางการศึกษาขั้นพื้นฐาน พุทธศักราช 2551.</w:t>
-      </w:r>
-    </w:p>
-    <w:p>
-      <w:pPr>
-        <w:spacing w:after="100"/>
-      </w:pPr>
-      <w:r>
-        <w:rPr>
-          <w:rFonts w:cs="TH Sarabun New"/>
-        </w:rPr>
-        <w:t xml:space="preserve">2. </w:t>
-      </w:r>
-      <w:r>
-        <w:rPr>
-          <w:rFonts w:cs="TH Sarabun New"/>
-        </w:rPr>
-        <w:t>สถาบันส่งเสริมการสอนวิทยาศาสตร์และเทคโนโลยี. (2560). ตัวชี้วัดและสาระการเรียนรู้แกนกลาง กลุ่มสาระการเรียนรู้คณิตศาสตร์ (ฉบับปรับปรุง พ.ศ. 2560).</w:t>
+        <w:t>2. สถาบันส่งเสริมการสอนวิทยาศาสตร์และเทคโนโลยี. (2560). ตัวชี้วัดและสาระการเรียนรู้แกนกลาง กลุ่มสาระการเรียนรู้คณิตศาสตร์ (ฉบับปรับปรุง พ.ศ. 2560).</w:t>
       </w:r>
     </w:p>
     <w:p>
@@ -13997,13 +12929,7 @@
         <w:rPr>
           <w:rFonts w:cs="TH Sarabun New"/>
         </w:rPr>
-        <w:t xml:space="preserve">6. </w:t>
-      </w:r>
-      <w:r>
-        <w:rPr>
-          <w:rFonts w:cs="TH Sarabun New"/>
-        </w:rPr>
-        <w:t>โรงเรียนบ้านคำไผ่. (2569). ระบบ Kampai School: โมดูลวิจัยในชั้นเรียนและเกม แข่งสูตรคูณ. https://kampai-school.vercel.app (สืบค้น 11 กรกฎาคม 2569).</w:t>
+        <w:t>6. โรงเรียนบ้านคำไผ่. (2569). ระบบ Kampai School: โมดูลวิจัยในชั้นเรียนและเกม แข่งสูตรคูณ. https://kampai-school.vercel.app (สืบค้น 11 กรกฎาคม 2569).</w:t>
       </w:r>
     </w:p>
     <w:p>
@@ -14021,9 +12947,9 @@
     </w:p>
     <w:sectPr>
       <w:headerReference w:type="default" r:id="rId8"/>
-      <w:footerReference w:type="default" r:id="rId9"/>
-      <w:footerReference w:type="first" r:id="rId9"/>
       <w:footerReference w:type="even" r:id="rId9"/>
+      <w:footerReference w:type="default" r:id="rId10"/>
+      <w:footerReference w:type="first" r:id="rId11"/>
       <w:pgSz w:w="11909" w:h="16834"/>
       <w:pgMar w:top="1080" w:right="1224" w:bottom="1080" w:left="1224" w:header="504" w:footer="504" w:gutter="0"/>
       <w:cols w:space="720"/>
@@ -14034,7 +12960,7 @@
 </file>
 
 <file path=word/endnotes.xml><?xml version="1.0" encoding="utf-8"?>
-<w:endnotes xmlns:wpc="http://schemas.microsoft.com/office/word/2010/wordprocessingCanvas" xmlns:cx="http://schemas.microsoft.com/office/drawing/2014/chartex" xmlns:cx1="http://schemas.microsoft.com/office/drawing/2015/9/8/chartex" xmlns:cx2="http://schemas.microsoft.com/office/drawing/2015/10/21/chartex" xmlns:cx3="http://schemas.microsoft.com/office/drawing/2016/5/9/chartex" xmlns:cx4="http://schemas.microsoft.com/office/drawing/2016/5/10/chartex" xmlns:cx5="http://schemas.microsoft.com/office/drawing/2016/5/11/chartex" xmlns:cx6="http://schemas.microsoft.com/office/drawing/2016/5/12/chartex" xmlns:cx7="http://schemas.microsoft.com/office/drawing/2016/5/13/chartex" xmlns:cx8="http://schemas.microsoft.com/office/drawing/2016/5/14/chartex" xmlns:mc="http://schemas.openxmlformats.org/markup-compatibility/2006" xmlns:aink="http://schemas.microsoft.com/office/drawing/2016/ink" xmlns:am3d="http://schemas.microsoft.com/office/drawing/2017/model3d" xmlns:o="urn:schemas-microsoft-com:office:office" xmlns:oel="http://schemas.microsoft.com/office/2019/extlst" xmlns:r="http://schemas.openxmlformats.org/officeDocument/2006/relationships" xmlns:m="http://schemas.openxmlformats.org/officeDocument/2006/math" xmlns:v="urn:schemas-microsoft-com:vml" xmlns:wp14="http://schemas.microsoft.com/office/word/2010/wordprocessingDrawing" xmlns:wp="http://schemas.openxmlformats.org/drawingml/2006/wordprocessingDrawing" xmlns:w10="urn:schemas-microsoft-com:office:word" xmlns:w="http://schemas.openxmlformats.org/wordprocessingml/2006/main" xmlns:w14="http://schemas.microsoft.com/office/word/2010/wordml" xmlns:w15="http://schemas.microsoft.com/office/word/2012/wordml" xmlns:w16cex="http://schemas.microsoft.com/office/word/2018/wordml/cex" xmlns:w16cid="http://schemas.microsoft.com/office/word/2016/wordml/cid" xmlns:w16="http://schemas.microsoft.com/office/word/2018/wordml" xmlns:w16sdtdh="http://schemas.microsoft.com/office/word/2020/wordml/sdtdatahash" xmlns:w16se="http://schemas.microsoft.com/office/word/2015/wordml/symex" xmlns:wpg="http://schemas.microsoft.com/office/word/2010/wordprocessingGroup" xmlns:wpi="http://schemas.microsoft.com/office/word/2010/wordprocessingInk" xmlns:wne="http://schemas.microsoft.com/office/word/2006/wordml" xmlns:wps="http://schemas.microsoft.com/office/word/2010/wordprocessingShape" mc:Ignorable="w14 w15 w16se w16cid w16 w16cex w16sdtdh wp14">
+<w:endnotes xmlns:wpc="http://schemas.microsoft.com/office/word/2010/wordprocessingCanvas" xmlns:cx="http://schemas.microsoft.com/office/drawing/2014/chartex" xmlns:cx1="http://schemas.microsoft.com/office/drawing/2015/9/8/chartex" xmlns:cx2="http://schemas.microsoft.com/office/drawing/2015/10/21/chartex" xmlns:cx3="http://schemas.microsoft.com/office/drawing/2016/5/9/chartex" xmlns:cx4="http://schemas.microsoft.com/office/drawing/2016/5/10/chartex" xmlns:cx5="http://schemas.microsoft.com/office/drawing/2016/5/11/chartex" xmlns:cx6="http://schemas.microsoft.com/office/drawing/2016/5/12/chartex" xmlns:cx7="http://schemas.microsoft.com/office/drawing/2016/5/13/chartex" xmlns:cx8="http://schemas.microsoft.com/office/drawing/2016/5/14/chartex" xmlns:mc="http://schemas.openxmlformats.org/markup-compatibility/2006" xmlns:aink="http://schemas.microsoft.com/office/drawing/2016/ink" xmlns:am3d="http://schemas.microsoft.com/office/drawing/2017/model3d" xmlns:o="urn:schemas-microsoft-com:office:office" xmlns:oel="http://schemas.microsoft.com/office/2019/extlst" xmlns:r="http://schemas.openxmlformats.org/officeDocument/2006/relationships" xmlns:m="http://schemas.openxmlformats.org/officeDocument/2006/math" xmlns:v="urn:schemas-microsoft-com:vml" xmlns:wp14="http://schemas.microsoft.com/office/word/2010/wordprocessingDrawing" xmlns:wp="http://schemas.openxmlformats.org/drawingml/2006/wordprocessingDrawing" xmlns:w10="urn:schemas-microsoft-com:office:word" xmlns:w="http://schemas.openxmlformats.org/wordprocessingml/2006/main" xmlns:w14="http://schemas.microsoft.com/office/word/2010/wordml" xmlns:w15="http://schemas.microsoft.com/office/word/2012/wordml" xmlns:w16cex="http://schemas.microsoft.com/office/word/2018/wordml/cex" xmlns:w16cid="http://schemas.microsoft.com/office/word/2016/wordml/cid" xmlns:w16="http://schemas.microsoft.com/office/word/2018/wordml" xmlns:w16du="http://schemas.microsoft.com/office/word/2023/wordml/word16du" xmlns:w16sdtdh="http://schemas.microsoft.com/office/word/2020/wordml/sdtdatahash" xmlns:w16sdtfl="http://schemas.microsoft.com/office/word/2024/wordml/sdtformatlock" xmlns:w16se="http://schemas.microsoft.com/office/word/2015/wordml/symex" xmlns:wpg="http://schemas.microsoft.com/office/word/2010/wordprocessingGroup" xmlns:wpi="http://schemas.microsoft.com/office/word/2010/wordprocessingInk" xmlns:wne="http://schemas.microsoft.com/office/word/2006/wordml" xmlns:wps="http://schemas.microsoft.com/office/word/2010/wordprocessingShape" mc:Ignorable="w14 w15 w16se w16cid w16 w16cex w16sdtdh w16sdtfl w16du wp14">
   <w:endnote w:type="separator" w:id="-1">
     <w:p>
       <w:pPr>
@@ -14059,7 +12985,7 @@
 </file>
 
 <file path=word/footer1.xml><?xml version="1.0" encoding="utf-8"?>
-<w:ftr xmlns:wpc="http://schemas.microsoft.com/office/word/2010/wordprocessingCanvas" xmlns:cx="http://schemas.microsoft.com/office/drawing/2014/chartex" xmlns:cx1="http://schemas.microsoft.com/office/drawing/2015/9/8/chartex" xmlns:cx2="http://schemas.microsoft.com/office/drawing/2015/10/21/chartex" xmlns:cx3="http://schemas.microsoft.com/office/drawing/2016/5/9/chartex" xmlns:cx4="http://schemas.microsoft.com/office/drawing/2016/5/10/chartex" xmlns:cx5="http://schemas.microsoft.com/office/drawing/2016/5/11/chartex" xmlns:cx6="http://schemas.microsoft.com/office/drawing/2016/5/12/chartex" xmlns:cx7="http://schemas.microsoft.com/office/drawing/2016/5/13/chartex" xmlns:cx8="http://schemas.microsoft.com/office/drawing/2016/5/14/chartex" xmlns:mc="http://schemas.openxmlformats.org/markup-compatibility/2006" xmlns:aink="http://schemas.microsoft.com/office/drawing/2016/ink" xmlns:am3d="http://schemas.microsoft.com/office/drawing/2017/model3d" xmlns:o="urn:schemas-microsoft-com:office:office" xmlns:oel="http://schemas.microsoft.com/office/2019/extlst" xmlns:r="http://schemas.openxmlformats.org/officeDocument/2006/relationships" xmlns:m="http://schemas.openxmlformats.org/officeDocument/2006/math" xmlns:v="urn:schemas-microsoft-com:vml" xmlns:wp14="http://schemas.microsoft.com/office/word/2010/wordprocessingDrawing" xmlns:wp="http://schemas.openxmlformats.org/drawingml/2006/wordprocessingDrawing" xmlns:w10="urn:schemas-microsoft-com:office:word" xmlns:w="http://schemas.openxmlformats.org/wordprocessingml/2006/main" xmlns:w14="http://schemas.microsoft.com/office/word/2010/wordml" xmlns:w15="http://schemas.microsoft.com/office/word/2012/wordml" xmlns:w16cex="http://schemas.microsoft.com/office/word/2018/wordml/cex" xmlns:w16cid="http://schemas.microsoft.com/office/word/2016/wordml/cid" xmlns:w16="http://schemas.microsoft.com/office/word/2018/wordml" xmlns:w16sdtdh="http://schemas.microsoft.com/office/word/2020/wordml/sdtdatahash" xmlns:w16se="http://schemas.microsoft.com/office/word/2015/wordml/symex" xmlns:wpg="http://schemas.microsoft.com/office/word/2010/wordprocessingGroup" xmlns:wpi="http://schemas.microsoft.com/office/word/2010/wordprocessingInk" xmlns:wne="http://schemas.microsoft.com/office/word/2006/wordml" xmlns:wps="http://schemas.microsoft.com/office/word/2010/wordprocessingShape" mc:Ignorable="w14 w15 w16se w16cid w16 w16cex w16sdtdh wp14">
+<w:ftr xmlns:wpc="http://schemas.microsoft.com/office/word/2010/wordprocessingCanvas" xmlns:cx="http://schemas.microsoft.com/office/drawing/2014/chartex" xmlns:cx1="http://schemas.microsoft.com/office/drawing/2015/9/8/chartex" xmlns:cx2="http://schemas.microsoft.com/office/drawing/2015/10/21/chartex" xmlns:cx3="http://schemas.microsoft.com/office/drawing/2016/5/9/chartex" xmlns:cx4="http://schemas.microsoft.com/office/drawing/2016/5/10/chartex" xmlns:cx5="http://schemas.microsoft.com/office/drawing/2016/5/11/chartex" xmlns:cx6="http://schemas.microsoft.com/office/drawing/2016/5/12/chartex" xmlns:cx7="http://schemas.microsoft.com/office/drawing/2016/5/13/chartex" xmlns:cx8="http://schemas.microsoft.com/office/drawing/2016/5/14/chartex" xmlns:mc="http://schemas.openxmlformats.org/markup-compatibility/2006" xmlns:aink="http://schemas.microsoft.com/office/drawing/2016/ink" xmlns:am3d="http://schemas.microsoft.com/office/drawing/2017/model3d" xmlns:o="urn:schemas-microsoft-com:office:office" xmlns:oel="http://schemas.microsoft.com/office/2019/extlst" xmlns:r="http://schemas.openxmlformats.org/officeDocument/2006/relationships" xmlns:m="http://schemas.openxmlformats.org/officeDocument/2006/math" xmlns:v="urn:schemas-microsoft-com:vml" xmlns:wp14="http://schemas.microsoft.com/office/word/2010/wordprocessingDrawing" xmlns:wp="http://schemas.openxmlformats.org/drawingml/2006/wordprocessingDrawing" xmlns:w10="urn:schemas-microsoft-com:office:word" xmlns:w="http://schemas.openxmlformats.org/wordprocessingml/2006/main" xmlns:w14="http://schemas.microsoft.com/office/word/2010/wordml" xmlns:w15="http://schemas.microsoft.com/office/word/2012/wordml" xmlns:w16cex="http://schemas.microsoft.com/office/word/2018/wordml/cex" xmlns:w16cid="http://schemas.microsoft.com/office/word/2016/wordml/cid" xmlns:w16="http://schemas.microsoft.com/office/word/2018/wordml" xmlns:w16du="http://schemas.microsoft.com/office/word/2023/wordml/word16du" xmlns:w16sdtdh="http://schemas.microsoft.com/office/word/2020/wordml/sdtdatahash" xmlns:w16sdtfl="http://schemas.microsoft.com/office/word/2024/wordml/sdtformatlock" xmlns:w16se="http://schemas.microsoft.com/office/word/2015/wordml/symex" xmlns:wpg="http://schemas.microsoft.com/office/word/2010/wordprocessingGroup" xmlns:wpi="http://schemas.microsoft.com/office/word/2010/wordprocessingInk" xmlns:wne="http://schemas.microsoft.com/office/word/2006/wordml" xmlns:wps="http://schemas.microsoft.com/office/word/2010/wordprocessingShape" mc:Ignorable="w14 w15 w16se w16cid w16 w16cex w16sdtdh w16sdtfl w16du wp14">
   <w:p>
     <w:pPr>
       <w:pStyle w:val="a7"/>
@@ -14095,8 +13021,82 @@
 </w:ftr>
 </file>
 
+<file path=word/footer2.xml><?xml version="1.0" encoding="utf-8"?>
+<w:ftr xmlns:wpc="http://schemas.microsoft.com/office/word/2010/wordprocessingCanvas" xmlns:cx="http://schemas.microsoft.com/office/drawing/2014/chartex" xmlns:cx1="http://schemas.microsoft.com/office/drawing/2015/9/8/chartex" xmlns:cx2="http://schemas.microsoft.com/office/drawing/2015/10/21/chartex" xmlns:cx3="http://schemas.microsoft.com/office/drawing/2016/5/9/chartex" xmlns:cx4="http://schemas.microsoft.com/office/drawing/2016/5/10/chartex" xmlns:cx5="http://schemas.microsoft.com/office/drawing/2016/5/11/chartex" xmlns:cx6="http://schemas.microsoft.com/office/drawing/2016/5/12/chartex" xmlns:cx7="http://schemas.microsoft.com/office/drawing/2016/5/13/chartex" xmlns:cx8="http://schemas.microsoft.com/office/drawing/2016/5/14/chartex" xmlns:mc="http://schemas.openxmlformats.org/markup-compatibility/2006" xmlns:aink="http://schemas.microsoft.com/office/drawing/2016/ink" xmlns:am3d="http://schemas.microsoft.com/office/drawing/2017/model3d" xmlns:o="urn:schemas-microsoft-com:office:office" xmlns:oel="http://schemas.microsoft.com/office/2019/extlst" xmlns:r="http://schemas.openxmlformats.org/officeDocument/2006/relationships" xmlns:m="http://schemas.openxmlformats.org/officeDocument/2006/math" xmlns:v="urn:schemas-microsoft-com:vml" xmlns:wp14="http://schemas.microsoft.com/office/word/2010/wordprocessingDrawing" xmlns:wp="http://schemas.openxmlformats.org/drawingml/2006/wordprocessingDrawing" xmlns:w10="urn:schemas-microsoft-com:office:word" xmlns:w="http://schemas.openxmlformats.org/wordprocessingml/2006/main" xmlns:w14="http://schemas.microsoft.com/office/word/2010/wordml" xmlns:w15="http://schemas.microsoft.com/office/word/2012/wordml" xmlns:w16cex="http://schemas.microsoft.com/office/word/2018/wordml/cex" xmlns:w16cid="http://schemas.microsoft.com/office/word/2016/wordml/cid" xmlns:w16="http://schemas.microsoft.com/office/word/2018/wordml" xmlns:w16du="http://schemas.microsoft.com/office/word/2023/wordml/word16du" xmlns:w16sdtdh="http://schemas.microsoft.com/office/word/2020/wordml/sdtdatahash" xmlns:w16sdtfl="http://schemas.microsoft.com/office/word/2024/wordml/sdtformatlock" xmlns:w16se="http://schemas.microsoft.com/office/word/2015/wordml/symex" xmlns:wpg="http://schemas.microsoft.com/office/word/2010/wordprocessingGroup" xmlns:wpi="http://schemas.microsoft.com/office/word/2010/wordprocessingInk" xmlns:wne="http://schemas.microsoft.com/office/word/2006/wordml" xmlns:wps="http://schemas.microsoft.com/office/word/2010/wordprocessingShape" mc:Ignorable="w14 w15 w16se w16cid w16 w16cex w16sdtdh w16sdtfl w16du wp14">
+  <w:p>
+    <w:pPr>
+      <w:pStyle w:val="a7"/>
+      <w:jc w:val="center"/>
+    </w:pPr>
+    <w:r>
+      <w:rPr>
+        <w:rFonts w:cs="TH Sarabun New"/>
+        <w:color w:val="666666"/>
+        <w:sz w:val="22"/>
+      </w:rPr>
+      <w:t xml:space="preserve">โรงเรียนบ้านคำไผ่  |  หน้า </w:t>
+    </w:r>
+    <w:r>
+      <w:fldChar w:fldCharType="begin"/>
+    </w:r>
+    <w:r>
+      <w:instrText>PAGE</w:instrText>
+    </w:r>
+    <w:r>
+      <w:fldChar w:fldCharType="separate"/>
+    </w:r>
+    <w:r>
+      <w:rPr>
+        <w:noProof/>
+      </w:rPr>
+      <w:t>1</w:t>
+    </w:r>
+    <w:r>
+      <w:fldChar w:fldCharType="end"/>
+    </w:r>
+  </w:p>
+</w:ftr>
+</file>
+
+<file path=word/footer3.xml><?xml version="1.0" encoding="utf-8"?>
+<w:ftr xmlns:wpc="http://schemas.microsoft.com/office/word/2010/wordprocessingCanvas" xmlns:cx="http://schemas.microsoft.com/office/drawing/2014/chartex" xmlns:cx1="http://schemas.microsoft.com/office/drawing/2015/9/8/chartex" xmlns:cx2="http://schemas.microsoft.com/office/drawing/2015/10/21/chartex" xmlns:cx3="http://schemas.microsoft.com/office/drawing/2016/5/9/chartex" xmlns:cx4="http://schemas.microsoft.com/office/drawing/2016/5/10/chartex" xmlns:cx5="http://schemas.microsoft.com/office/drawing/2016/5/11/chartex" xmlns:cx6="http://schemas.microsoft.com/office/drawing/2016/5/12/chartex" xmlns:cx7="http://schemas.microsoft.com/office/drawing/2016/5/13/chartex" xmlns:cx8="http://schemas.microsoft.com/office/drawing/2016/5/14/chartex" xmlns:mc="http://schemas.openxmlformats.org/markup-compatibility/2006" xmlns:aink="http://schemas.microsoft.com/office/drawing/2016/ink" xmlns:am3d="http://schemas.microsoft.com/office/drawing/2017/model3d" xmlns:o="urn:schemas-microsoft-com:office:office" xmlns:oel="http://schemas.microsoft.com/office/2019/extlst" xmlns:r="http://schemas.openxmlformats.org/officeDocument/2006/relationships" xmlns:m="http://schemas.openxmlformats.org/officeDocument/2006/math" xmlns:v="urn:schemas-microsoft-com:vml" xmlns:wp14="http://schemas.microsoft.com/office/word/2010/wordprocessingDrawing" xmlns:wp="http://schemas.openxmlformats.org/drawingml/2006/wordprocessingDrawing" xmlns:w10="urn:schemas-microsoft-com:office:word" xmlns:w="http://schemas.openxmlformats.org/wordprocessingml/2006/main" xmlns:w14="http://schemas.microsoft.com/office/word/2010/wordml" xmlns:w15="http://schemas.microsoft.com/office/word/2012/wordml" xmlns:w16cex="http://schemas.microsoft.com/office/word/2018/wordml/cex" xmlns:w16cid="http://schemas.microsoft.com/office/word/2016/wordml/cid" xmlns:w16="http://schemas.microsoft.com/office/word/2018/wordml" xmlns:w16du="http://schemas.microsoft.com/office/word/2023/wordml/word16du" xmlns:w16sdtdh="http://schemas.microsoft.com/office/word/2020/wordml/sdtdatahash" xmlns:w16sdtfl="http://schemas.microsoft.com/office/word/2024/wordml/sdtformatlock" xmlns:w16se="http://schemas.microsoft.com/office/word/2015/wordml/symex" xmlns:wpg="http://schemas.microsoft.com/office/word/2010/wordprocessingGroup" xmlns:wpi="http://schemas.microsoft.com/office/word/2010/wordprocessingInk" xmlns:wne="http://schemas.microsoft.com/office/word/2006/wordml" xmlns:wps="http://schemas.microsoft.com/office/word/2010/wordprocessingShape" mc:Ignorable="w14 w15 w16se w16cid w16 w16cex w16sdtdh w16sdtfl w16du wp14">
+  <w:p>
+    <w:pPr>
+      <w:pStyle w:val="a7"/>
+      <w:jc w:val="center"/>
+    </w:pPr>
+    <w:r>
+      <w:rPr>
+        <w:rFonts w:cs="TH Sarabun New"/>
+        <w:color w:val="666666"/>
+        <w:sz w:val="22"/>
+      </w:rPr>
+      <w:t xml:space="preserve">โรงเรียนบ้านคำไผ่  |  หน้า </w:t>
+    </w:r>
+    <w:r>
+      <w:fldChar w:fldCharType="begin"/>
+    </w:r>
+    <w:r>
+      <w:instrText>PAGE</w:instrText>
+    </w:r>
+    <w:r>
+      <w:fldChar w:fldCharType="separate"/>
+    </w:r>
+    <w:r>
+      <w:rPr>
+        <w:noProof/>
+      </w:rPr>
+      <w:t>1</w:t>
+    </w:r>
+    <w:r>
+      <w:fldChar w:fldCharType="end"/>
+    </w:r>
+  </w:p>
+</w:ftr>
+</file>
+
 <file path=word/footnotes.xml><?xml version="1.0" encoding="utf-8"?>
-<w:footnotes xmlns:wpc="http://schemas.microsoft.com/office/word/2010/wordprocessingCanvas" xmlns:cx="http://schemas.microsoft.com/office/drawing/2014/chartex" xmlns:cx1="http://schemas.microsoft.com/office/drawing/2015/9/8/chartex" xmlns:cx2="http://schemas.microsoft.com/office/drawing/2015/10/21/chartex" xmlns:cx3="http://schemas.microsoft.com/office/drawing/2016/5/9/chartex" xmlns:cx4="http://schemas.microsoft.com/office/drawing/2016/5/10/chartex" xmlns:cx5="http://schemas.microsoft.com/office/drawing/2016/5/11/chartex" xmlns:cx6="http://schemas.microsoft.com/office/drawing/2016/5/12/chartex" xmlns:cx7="http://schemas.microsoft.com/office/drawing/2016/5/13/chartex" xmlns:cx8="http://schemas.microsoft.com/office/drawing/2016/5/14/chartex" xmlns:mc="http://schemas.openxmlformats.org/markup-compatibility/2006" xmlns:aink="http://schemas.microsoft.com/office/drawing/2016/ink" xmlns:am3d="http://schemas.microsoft.com/office/drawing/2017/model3d" xmlns:o="urn:schemas-microsoft-com:office:office" xmlns:oel="http://schemas.microsoft.com/office/2019/extlst" xmlns:r="http://schemas.openxmlformats.org/officeDocument/2006/relationships" xmlns:m="http://schemas.openxmlformats.org/officeDocument/2006/math" xmlns:v="urn:schemas-microsoft-com:vml" xmlns:wp14="http://schemas.microsoft.com/office/word/2010/wordprocessingDrawing" xmlns:wp="http://schemas.openxmlformats.org/drawingml/2006/wordprocessingDrawing" xmlns:w10="urn:schemas-microsoft-com:office:word" xmlns:w="http://schemas.openxmlformats.org/wordprocessingml/2006/main" xmlns:w14="http://schemas.microsoft.com/office/word/2010/wordml" xmlns:w15="http://schemas.microsoft.com/office/word/2012/wordml" xmlns:w16cex="http://schemas.microsoft.com/office/word/2018/wordml/cex" xmlns:w16cid="http://schemas.microsoft.com/office/word/2016/wordml/cid" xmlns:w16="http://schemas.microsoft.com/office/word/2018/wordml" xmlns:w16sdtdh="http://schemas.microsoft.com/office/word/2020/wordml/sdtdatahash" xmlns:w16se="http://schemas.microsoft.com/office/word/2015/wordml/symex" xmlns:wpg="http://schemas.microsoft.com/office/word/2010/wordprocessingGroup" xmlns:wpi="http://schemas.microsoft.com/office/word/2010/wordprocessingInk" xmlns:wne="http://schemas.microsoft.com/office/word/2006/wordml" xmlns:wps="http://schemas.microsoft.com/office/word/2010/wordprocessingShape" mc:Ignorable="w14 w15 w16se w16cid w16 w16cex w16sdtdh wp14">
+<w:footnotes xmlns:wpc="http://schemas.microsoft.com/office/word/2010/wordprocessingCanvas" xmlns:cx="http://schemas.microsoft.com/office/drawing/2014/chartex" xmlns:cx1="http://schemas.microsoft.com/office/drawing/2015/9/8/chartex" xmlns:cx2="http://schemas.microsoft.com/office/drawing/2015/10/21/chartex" xmlns:cx3="http://schemas.microsoft.com/office/drawing/2016/5/9/chartex" xmlns:cx4="http://schemas.microsoft.com/office/drawing/2016/5/10/chartex" xmlns:cx5="http://schemas.microsoft.com/office/drawing/2016/5/11/chartex" xmlns:cx6="http://schemas.microsoft.com/office/drawing/2016/5/12/chartex" xmlns:cx7="http://schemas.microsoft.com/office/drawing/2016/5/13/chartex" xmlns:cx8="http://schemas.microsoft.com/office/drawing/2016/5/14/chartex" xmlns:mc="http://schemas.openxmlformats.org/markup-compatibility/2006" xmlns:aink="http://schemas.microsoft.com/office/drawing/2016/ink" xmlns:am3d="http://schemas.microsoft.com/office/drawing/2017/model3d" xmlns:o="urn:schemas-microsoft-com:office:office" xmlns:oel="http://schemas.microsoft.com/office/2019/extlst" xmlns:r="http://schemas.openxmlformats.org/officeDocument/2006/relationships" xmlns:m="http://schemas.openxmlformats.org/officeDocument/2006/math" xmlns:v="urn:schemas-microsoft-com:vml" xmlns:wp14="http://schemas.microsoft.com/office/word/2010/wordprocessingDrawing" xmlns:wp="http://schemas.openxmlformats.org/drawingml/2006/wordprocessingDrawing" xmlns:w10="urn:schemas-microsoft-com:office:word" xmlns:w="http://schemas.openxmlformats.org/wordprocessingml/2006/main" xmlns:w14="http://schemas.microsoft.com/office/word/2010/wordml" xmlns:w15="http://schemas.microsoft.com/office/word/2012/wordml" xmlns:w16cex="http://schemas.microsoft.com/office/word/2018/wordml/cex" xmlns:w16cid="http://schemas.microsoft.com/office/word/2016/wordml/cid" xmlns:w16="http://schemas.microsoft.com/office/word/2018/wordml" xmlns:w16du="http://schemas.microsoft.com/office/word/2023/wordml/word16du" xmlns:w16sdtdh="http://schemas.microsoft.com/office/word/2020/wordml/sdtdatahash" xmlns:w16sdtfl="http://schemas.microsoft.com/office/word/2024/wordml/sdtformatlock" xmlns:w16se="http://schemas.microsoft.com/office/word/2015/wordml/symex" xmlns:wpg="http://schemas.microsoft.com/office/word/2010/wordprocessingGroup" xmlns:wpi="http://schemas.microsoft.com/office/word/2010/wordprocessingInk" xmlns:wne="http://schemas.microsoft.com/office/word/2006/wordml" xmlns:wps="http://schemas.microsoft.com/office/word/2010/wordprocessingShape" mc:Ignorable="w14 w15 w16se w16cid w16 w16cex w16sdtdh w16sdtfl w16du wp14">
   <w:footnote w:type="separator" w:id="-1">
     <w:p>
       <w:pPr>
@@ -14121,7 +13121,7 @@
 </file>
 
 <file path=word/header1.xml><?xml version="1.0" encoding="utf-8"?>
-<w:hdr xmlns:wpc="http://schemas.microsoft.com/office/word/2010/wordprocessingCanvas" xmlns:cx="http://schemas.microsoft.com/office/drawing/2014/chartex" xmlns:cx1="http://schemas.microsoft.com/office/drawing/2015/9/8/chartex" xmlns:cx2="http://schemas.microsoft.com/office/drawing/2015/10/21/chartex" xmlns:cx3="http://schemas.microsoft.com/office/drawing/2016/5/9/chartex" xmlns:cx4="http://schemas.microsoft.com/office/drawing/2016/5/10/chartex" xmlns:cx5="http://schemas.microsoft.com/office/drawing/2016/5/11/chartex" xmlns:cx6="http://schemas.microsoft.com/office/drawing/2016/5/12/chartex" xmlns:cx7="http://schemas.microsoft.com/office/drawing/2016/5/13/chartex" xmlns:cx8="http://schemas.microsoft.com/office/drawing/2016/5/14/chartex" xmlns:mc="http://schemas.openxmlformats.org/markup-compatibility/2006" xmlns:aink="http://schemas.microsoft.com/office/drawing/2016/ink" xmlns:am3d="http://schemas.microsoft.com/office/drawing/2017/model3d" xmlns:o="urn:schemas-microsoft-com:office:office" xmlns:oel="http://schemas.microsoft.com/office/2019/extlst" xmlns:r="http://schemas.openxmlformats.org/officeDocument/2006/relationships" xmlns:m="http://schemas.openxmlformats.org/officeDocument/2006/math" xmlns:v="urn:schemas-microsoft-com:vml" xmlns:wp14="http://schemas.microsoft.com/office/word/2010/wordprocessingDrawing" xmlns:wp="http://schemas.openxmlformats.org/drawingml/2006/wordprocessingDrawing" xmlns:w10="urn:schemas-microsoft-com:office:word" xmlns:w="http://schemas.openxmlformats.org/wordprocessingml/2006/main" xmlns:w14="http://schemas.microsoft.com/office/word/2010/wordml" xmlns:w15="http://schemas.microsoft.com/office/word/2012/wordml" xmlns:w16cex="http://schemas.microsoft.com/office/word/2018/wordml/cex" xmlns:w16cid="http://schemas.microsoft.com/office/word/2016/wordml/cid" xmlns:w16="http://schemas.microsoft.com/office/word/2018/wordml" xmlns:w16sdtdh="http://schemas.microsoft.com/office/word/2020/wordml/sdtdatahash" xmlns:w16se="http://schemas.microsoft.com/office/word/2015/wordml/symex" xmlns:wpg="http://schemas.microsoft.com/office/word/2010/wordprocessingGroup" xmlns:wpi="http://schemas.microsoft.com/office/word/2010/wordprocessingInk" xmlns:wne="http://schemas.microsoft.com/office/word/2006/wordml" xmlns:wps="http://schemas.microsoft.com/office/word/2010/wordprocessingShape" mc:Ignorable="w14 w15 w16se w16cid w16 w16cex w16sdtdh wp14">
+<w:hdr xmlns:wpc="http://schemas.microsoft.com/office/word/2010/wordprocessingCanvas" xmlns:cx="http://schemas.microsoft.com/office/drawing/2014/chartex" xmlns:cx1="http://schemas.microsoft.com/office/drawing/2015/9/8/chartex" xmlns:cx2="http://schemas.microsoft.com/office/drawing/2015/10/21/chartex" xmlns:cx3="http://schemas.microsoft.com/office/drawing/2016/5/9/chartex" xmlns:cx4="http://schemas.microsoft.com/office/drawing/2016/5/10/chartex" xmlns:cx5="http://schemas.microsoft.com/office/drawing/2016/5/11/chartex" xmlns:cx6="http://schemas.microsoft.com/office/drawing/2016/5/12/chartex" xmlns:cx7="http://schemas.microsoft.com/office/drawing/2016/5/13/chartex" xmlns:cx8="http://schemas.microsoft.com/office/drawing/2016/5/14/chartex" xmlns:mc="http://schemas.openxmlformats.org/markup-compatibility/2006" xmlns:aink="http://schemas.microsoft.com/office/drawing/2016/ink" xmlns:am3d="http://schemas.microsoft.com/office/drawing/2017/model3d" xmlns:o="urn:schemas-microsoft-com:office:office" xmlns:oel="http://schemas.microsoft.com/office/2019/extlst" xmlns:r="http://schemas.openxmlformats.org/officeDocument/2006/relationships" xmlns:m="http://schemas.openxmlformats.org/officeDocument/2006/math" xmlns:v="urn:schemas-microsoft-com:vml" xmlns:wp14="http://schemas.microsoft.com/office/word/2010/wordprocessingDrawing" xmlns:wp="http://schemas.openxmlformats.org/drawingml/2006/wordprocessingDrawing" xmlns:w10="urn:schemas-microsoft-com:office:word" xmlns:w="http://schemas.openxmlformats.org/wordprocessingml/2006/main" xmlns:w14="http://schemas.microsoft.com/office/word/2010/wordml" xmlns:w15="http://schemas.microsoft.com/office/word/2012/wordml" xmlns:w16cex="http://schemas.microsoft.com/office/word/2018/wordml/cex" xmlns:w16cid="http://schemas.microsoft.com/office/word/2016/wordml/cid" xmlns:w16="http://schemas.microsoft.com/office/word/2018/wordml" xmlns:w16du="http://schemas.microsoft.com/office/word/2023/wordml/word16du" xmlns:w16sdtdh="http://schemas.microsoft.com/office/word/2020/wordml/sdtdatahash" xmlns:w16sdtfl="http://schemas.microsoft.com/office/word/2024/wordml/sdtformatlock" xmlns:w16se="http://schemas.microsoft.com/office/word/2015/wordml/symex" xmlns:wpg="http://schemas.microsoft.com/office/word/2010/wordprocessingGroup" xmlns:wpi="http://schemas.microsoft.com/office/word/2010/wordprocessingInk" xmlns:wne="http://schemas.microsoft.com/office/word/2006/wordml" xmlns:wps="http://schemas.microsoft.com/office/word/2010/wordprocessingShape" mc:Ignorable="w14 w15 w16se w16cid w16 w16cex w16sdtdh w16sdtfl w16du wp14">
   <w:p>
     <w:pPr>
       <w:pStyle w:val="a5"/>
@@ -14140,7 +13140,7 @@
 </file>
 
 <file path=word/numbering.xml><?xml version="1.0" encoding="utf-8"?>
-<w:numbering xmlns:wpc="http://schemas.microsoft.com/office/word/2010/wordprocessingCanvas" xmlns:cx="http://schemas.microsoft.com/office/drawing/2014/chartex" xmlns:cx1="http://schemas.microsoft.com/office/drawing/2015/9/8/chartex" xmlns:cx2="http://schemas.microsoft.com/office/drawing/2015/10/21/chartex" xmlns:cx3="http://schemas.microsoft.com/office/drawing/2016/5/9/chartex" xmlns:cx4="http://schemas.microsoft.com/office/drawing/2016/5/10/chartex" xmlns:cx5="http://schemas.microsoft.com/office/drawing/2016/5/11/chartex" xmlns:cx6="http://schemas.microsoft.com/office/drawing/2016/5/12/chartex" xmlns:cx7="http://schemas.microsoft.com/office/drawing/2016/5/13/chartex" xmlns:cx8="http://schemas.microsoft.com/office/drawing/2016/5/14/chartex" xmlns:mc="http://schemas.openxmlformats.org/markup-compatibility/2006" xmlns:aink="http://schemas.microsoft.com/office/drawing/2016/ink" xmlns:am3d="http://schemas.microsoft.com/office/drawing/2017/model3d" xmlns:o="urn:schemas-microsoft-com:office:office" xmlns:oel="http://schemas.microsoft.com/office/2019/extlst" xmlns:r="http://schemas.openxmlformats.org/officeDocument/2006/relationships" xmlns:m="http://schemas.openxmlformats.org/officeDocument/2006/math" xmlns:v="urn:schemas-microsoft-com:vml" xmlns:wp14="http://schemas.microsoft.com/office/word/2010/wordprocessingDrawing" xmlns:wp="http://schemas.openxmlformats.org/drawingml/2006/wordprocessingDrawing" xmlns:w10="urn:schemas-microsoft-com:office:word" xmlns:w="http://schemas.openxmlformats.org/wordprocessingml/2006/main" xmlns:w14="http://schemas.microsoft.com/office/word/2010/wordml" xmlns:w15="http://schemas.microsoft.com/office/word/2012/wordml" xmlns:w16cex="http://schemas.microsoft.com/office/word/2018/wordml/cex" xmlns:w16cid="http://schemas.microsoft.com/office/word/2016/wordml/cid" xmlns:w16="http://schemas.microsoft.com/office/word/2018/wordml" xmlns:w16sdtdh="http://schemas.microsoft.com/office/word/2020/wordml/sdtdatahash" xmlns:w16se="http://schemas.microsoft.com/office/word/2015/wordml/symex" xmlns:wpg="http://schemas.microsoft.com/office/word/2010/wordprocessingGroup" xmlns:wpi="http://schemas.microsoft.com/office/word/2010/wordprocessingInk" xmlns:wne="http://schemas.microsoft.com/office/word/2006/wordml" xmlns:wps="http://schemas.microsoft.com/office/word/2010/wordprocessingShape" mc:Ignorable="w14 w15 w16se w16cid w16 w16cex w16sdtdh wp14">
+<w:numbering xmlns:wpc="http://schemas.microsoft.com/office/word/2010/wordprocessingCanvas" xmlns:cx="http://schemas.microsoft.com/office/drawing/2014/chartex" xmlns:cx1="http://schemas.microsoft.com/office/drawing/2015/9/8/chartex" xmlns:cx2="http://schemas.microsoft.com/office/drawing/2015/10/21/chartex" xmlns:cx3="http://schemas.microsoft.com/office/drawing/2016/5/9/chartex" xmlns:cx4="http://schemas.microsoft.com/office/drawing/2016/5/10/chartex" xmlns:cx5="http://schemas.microsoft.com/office/drawing/2016/5/11/chartex" xmlns:cx6="http://schemas.microsoft.com/office/drawing/2016/5/12/chartex" xmlns:cx7="http://schemas.microsoft.com/office/drawing/2016/5/13/chartex" xmlns:cx8="http://schemas.microsoft.com/office/drawing/2016/5/14/chartex" xmlns:mc="http://schemas.openxmlformats.org/markup-compatibility/2006" xmlns:aink="http://schemas.microsoft.com/office/drawing/2016/ink" xmlns:am3d="http://schemas.microsoft.com/office/drawing/2017/model3d" xmlns:o="urn:schemas-microsoft-com:office:office" xmlns:oel="http://schemas.microsoft.com/office/2019/extlst" xmlns:r="http://schemas.openxmlformats.org/officeDocument/2006/relationships" xmlns:m="http://schemas.openxmlformats.org/officeDocument/2006/math" xmlns:v="urn:schemas-microsoft-com:vml" xmlns:wp14="http://schemas.microsoft.com/office/word/2010/wordprocessingDrawing" xmlns:wp="http://schemas.openxmlformats.org/drawingml/2006/wordprocessingDrawing" xmlns:w10="urn:schemas-microsoft-com:office:word" xmlns:w="http://schemas.openxmlformats.org/wordprocessingml/2006/main" xmlns:w14="http://schemas.microsoft.com/office/word/2010/wordml" xmlns:w15="http://schemas.microsoft.com/office/word/2012/wordml" xmlns:w16cex="http://schemas.microsoft.com/office/word/2018/wordml/cex" xmlns:w16cid="http://schemas.microsoft.com/office/word/2016/wordml/cid" xmlns:w16="http://schemas.microsoft.com/office/word/2018/wordml" xmlns:w16du="http://schemas.microsoft.com/office/word/2023/wordml/word16du" xmlns:w16sdtdh="http://schemas.microsoft.com/office/word/2020/wordml/sdtdatahash" xmlns:w16sdtfl="http://schemas.microsoft.com/office/word/2024/wordml/sdtformatlock" xmlns:w16se="http://schemas.microsoft.com/office/word/2015/wordml/symex" xmlns:wpg="http://schemas.microsoft.com/office/word/2010/wordprocessingGroup" xmlns:wpi="http://schemas.microsoft.com/office/word/2010/wordprocessingInk" xmlns:wne="http://schemas.microsoft.com/office/word/2006/wordml" xmlns:wps="http://schemas.microsoft.com/office/word/2010/wordprocessingShape" mc:Ignorable="w14 w15 w16se w16cid w16 w16cex w16sdtdh w16sdtfl w16du wp14">
   <w:abstractNum w:abstractNumId="0" w15:restartNumberingAfterBreak="0">
     <w:nsid w:val="FFFFFF7C"/>
     <w:multiLevelType w:val="singleLevel"/>
@@ -14343,7 +13343,7 @@
 </file>
 
 <file path=word/styles.xml><?xml version="1.0" encoding="utf-8"?>
-<w:styles xmlns:mc="http://schemas.openxmlformats.org/markup-compatibility/2006" xmlns:r="http://schemas.openxmlformats.org/officeDocument/2006/relationships" xmlns:w="http://schemas.openxmlformats.org/wordprocessingml/2006/main" xmlns:w14="http://schemas.microsoft.com/office/word/2010/wordml" xmlns:w15="http://schemas.microsoft.com/office/word/2012/wordml" xmlns:w16cex="http://schemas.microsoft.com/office/word/2018/wordml/cex" xmlns:w16cid="http://schemas.microsoft.com/office/word/2016/wordml/cid" xmlns:w16="http://schemas.microsoft.com/office/word/2018/wordml" xmlns:w16sdtdh="http://schemas.microsoft.com/office/word/2020/wordml/sdtdatahash" xmlns:w16se="http://schemas.microsoft.com/office/word/2015/wordml/symex" mc:Ignorable="w14 w15 w16se w16cid w16 w16cex w16sdtdh">
+<w:styles xmlns:mc="http://schemas.openxmlformats.org/markup-compatibility/2006" xmlns:r="http://schemas.openxmlformats.org/officeDocument/2006/relationships" xmlns:w="http://schemas.openxmlformats.org/wordprocessingml/2006/main" xmlns:w14="http://schemas.microsoft.com/office/word/2010/wordml" xmlns:w15="http://schemas.microsoft.com/office/word/2012/wordml" xmlns:w16cex="http://schemas.microsoft.com/office/word/2018/wordml/cex" xmlns:w16cid="http://schemas.microsoft.com/office/word/2016/wordml/cid" xmlns:w16="http://schemas.microsoft.com/office/word/2018/wordml" xmlns:w16du="http://schemas.microsoft.com/office/word/2023/wordml/word16du" xmlns:w16sdtdh="http://schemas.microsoft.com/office/word/2020/wordml/sdtdatahash" xmlns:w16sdtfl="http://schemas.microsoft.com/office/word/2024/wordml/sdtformatlock" xmlns:w16se="http://schemas.microsoft.com/office/word/2015/wordml/symex" mc:Ignorable="w14 w15 w16se w16cid w16 w16cex w16sdtdh w16sdtfl w16du">
   <w:docDefaults>
     <w:rPrDefault>
       <w:rPr>

--- a/public/docs/classroom-research/p4-multiply-race-research-plan-a.docx
+++ b/public/docs/classroom-research/p4-multiply-race-research-plan-a.docx
@@ -1025,14 +1025,7 @@
                 <w:rFonts w:cs="TH Sarabun New"/>
                 <w:sz w:val="28"/>
               </w:rPr>
-              <w:t>(</w:t>
-            </w:r>
-            <w:r>
-              <w:rPr>
-                <w:rFonts w:cs="TH Sarabun New"/>
-                <w:sz w:val="28"/>
-              </w:rPr>
-              <w:t>โปรดระบุ)</w:t>
+              <w:t>(โปรดระบุ)</w:t>
             </w:r>
           </w:p>
         </w:tc>
@@ -1082,14 +1075,7 @@
                 <w:rFonts w:cs="TH Sarabun New"/>
                 <w:sz w:val="28"/>
               </w:rPr>
-              <w:t>(</w:t>
-            </w:r>
-            <w:r>
-              <w:rPr>
-                <w:rFonts w:cs="TH Sarabun New"/>
-                <w:sz w:val="28"/>
-              </w:rPr>
-              <w:t>โปรดระบุ)</w:t>
+              <w:t>(โปรดระบุ)</w:t>
             </w:r>
           </w:p>
         </w:tc>
@@ -1139,14 +1125,7 @@
                 <w:rFonts w:cs="TH Sarabun New"/>
                 <w:sz w:val="28"/>
               </w:rPr>
-              <w:t>(</w:t>
-            </w:r>
-            <w:r>
-              <w:rPr>
-                <w:rFonts w:cs="TH Sarabun New"/>
-                <w:sz w:val="28"/>
-              </w:rPr>
-              <w:t>โปรดระบุ)</w:t>
+              <w:t>(โปรดระบุ)</w:t>
             </w:r>
           </w:p>
         </w:tc>
@@ -3656,15 +3635,7 @@
                 <w:color w:val="1F2937"/>
                 <w:sz w:val="22"/>
               </w:rPr>
-              <w:t xml:space="preserve">14 </w:t>
-            </w:r>
-            <w:r>
-              <w:rPr>
-                <w:rFonts w:cs="TH Sarabun New"/>
-                <w:color w:val="1F2937"/>
-                <w:sz w:val="22"/>
-              </w:rPr>
-              <w:t>วัน</w:t>
+              <w:t>14 วัน</w:t>
             </w:r>
           </w:p>
         </w:tc>
@@ -3816,6 +3787,8 @@
               <w:rPr>
                 <w:rFonts w:cs="TH Sarabun New"/>
                 <w:sz w:val="28"/>
+                <w:cs/>
+                <w:lang w:bidi="th-TH"/>
               </w:rPr>
               <w:t>บทสรุปแผนวิจัย</w:t>
             </w:r>
@@ -3863,6 +3836,8 @@
               <w:rPr>
                 <w:rFonts w:cs="TH Sarabun New"/>
                 <w:sz w:val="28"/>
+                <w:cs/>
+                <w:lang w:bidi="th-TH"/>
               </w:rPr>
               <w:t>ข้อมูลสถานศึกษา</w:t>
             </w:r>
@@ -3910,8 +3885,26 @@
               <w:rPr>
                 <w:rFonts w:cs="TH Sarabun New"/>
                 <w:sz w:val="28"/>
-              </w:rPr>
-              <w:t>บทที่ 1 ปัญหาและวัตถุประสงค์</w:t>
+                <w:cs/>
+                <w:lang w:bidi="th-TH"/>
+              </w:rPr>
+              <w:t xml:space="preserve">บทที่ </w:t>
+            </w:r>
+            <w:r>
+              <w:rPr>
+                <w:rFonts w:cs="TH Sarabun New"/>
+                <w:sz w:val="28"/>
+              </w:rPr>
+              <w:t xml:space="preserve">1 </w:t>
+            </w:r>
+            <w:r>
+              <w:rPr>
+                <w:rFonts w:cs="TH Sarabun New"/>
+                <w:sz w:val="28"/>
+                <w:cs/>
+                <w:lang w:bidi="th-TH"/>
+              </w:rPr>
+              <w:t>ปัญหาและวัตถุประสงค์</w:t>
             </w:r>
           </w:p>
         </w:tc>
@@ -3932,7 +3925,7 @@
                 <w:rFonts w:cs="TH Sarabun New"/>
                 <w:sz w:val="28"/>
               </w:rPr>
-              <w:t>7</w:t>
+              <w:t>8</w:t>
             </w:r>
           </w:p>
         </w:tc>
@@ -3958,7 +3951,16 @@
                 <w:rFonts w:cs="TH Sarabun New"/>
                 <w:sz w:val="28"/>
               </w:rPr>
-              <w:t>1.1 ความเป็นมาและความสำคัญ</w:t>
+              <w:t xml:space="preserve">1.1 </w:t>
+            </w:r>
+            <w:r>
+              <w:rPr>
+                <w:rFonts w:cs="TH Sarabun New"/>
+                <w:sz w:val="28"/>
+                <w:cs/>
+                <w:lang w:bidi="th-TH"/>
+              </w:rPr>
+              <w:t>ความเป็นมาและความสำคัญ</w:t>
             </w:r>
           </w:p>
         </w:tc>
@@ -3979,7 +3981,7 @@
                 <w:rFonts w:cs="TH Sarabun New"/>
                 <w:sz w:val="28"/>
               </w:rPr>
-              <w:t>7</w:t>
+              <w:t>8</w:t>
             </w:r>
           </w:p>
         </w:tc>
@@ -4005,7 +4007,16 @@
                 <w:rFonts w:cs="TH Sarabun New"/>
                 <w:sz w:val="28"/>
               </w:rPr>
-              <w:t>1.2 ปัญหาการวิจัย</w:t>
+              <w:t xml:space="preserve">1.2 </w:t>
+            </w:r>
+            <w:r>
+              <w:rPr>
+                <w:rFonts w:cs="TH Sarabun New"/>
+                <w:sz w:val="28"/>
+                <w:cs/>
+                <w:lang w:bidi="th-TH"/>
+              </w:rPr>
+              <w:t>ปัญหาการวิจัย</w:t>
             </w:r>
           </w:p>
         </w:tc>
@@ -4026,7 +4037,7 @@
                 <w:rFonts w:cs="TH Sarabun New"/>
                 <w:sz w:val="28"/>
               </w:rPr>
-              <w:t>7</w:t>
+              <w:t>8</w:t>
             </w:r>
           </w:p>
         </w:tc>
@@ -4052,7 +4063,16 @@
                 <w:rFonts w:cs="TH Sarabun New"/>
                 <w:sz w:val="28"/>
               </w:rPr>
-              <w:t>1.3 วัตถุประสงค์</w:t>
+              <w:t xml:space="preserve">1.3 </w:t>
+            </w:r>
+            <w:r>
+              <w:rPr>
+                <w:rFonts w:cs="TH Sarabun New"/>
+                <w:sz w:val="28"/>
+                <w:cs/>
+                <w:lang w:bidi="th-TH"/>
+              </w:rPr>
+              <w:t>วัตถุประสงค์</w:t>
             </w:r>
           </w:p>
         </w:tc>
@@ -4073,7 +4093,7 @@
                 <w:rFonts w:cs="TH Sarabun New"/>
                 <w:sz w:val="28"/>
               </w:rPr>
-              <w:t>7</w:t>
+              <w:t>8</w:t>
             </w:r>
           </w:p>
         </w:tc>
@@ -4099,7 +4119,16 @@
                 <w:rFonts w:cs="TH Sarabun New"/>
                 <w:sz w:val="28"/>
               </w:rPr>
-              <w:t>1.4 สมมติฐาน</w:t>
+              <w:t xml:space="preserve">1.4 </w:t>
+            </w:r>
+            <w:r>
+              <w:rPr>
+                <w:rFonts w:cs="TH Sarabun New"/>
+                <w:sz w:val="28"/>
+                <w:cs/>
+                <w:lang w:bidi="th-TH"/>
+              </w:rPr>
+              <w:t>สมมติฐาน</w:t>
             </w:r>
           </w:p>
         </w:tc>
@@ -4120,7 +4149,7 @@
                 <w:rFonts w:cs="TH Sarabun New"/>
                 <w:sz w:val="28"/>
               </w:rPr>
-              <w:t>7</w:t>
+              <w:t>8</w:t>
             </w:r>
           </w:p>
         </w:tc>
@@ -4146,7 +4175,16 @@
                 <w:rFonts w:cs="TH Sarabun New"/>
                 <w:sz w:val="28"/>
               </w:rPr>
-              <w:t>1.5 ขอบเขต</w:t>
+              <w:t xml:space="preserve">1.5 </w:t>
+            </w:r>
+            <w:r>
+              <w:rPr>
+                <w:rFonts w:cs="TH Sarabun New"/>
+                <w:sz w:val="28"/>
+                <w:cs/>
+                <w:lang w:bidi="th-TH"/>
+              </w:rPr>
+              <w:t>ขอบเขต</w:t>
             </w:r>
           </w:p>
         </w:tc>
@@ -4167,7 +4205,7 @@
                 <w:rFonts w:cs="TH Sarabun New"/>
                 <w:sz w:val="28"/>
               </w:rPr>
-              <w:t>7</w:t>
+              <w:t>8</w:t>
             </w:r>
           </w:p>
         </w:tc>
@@ -4193,7 +4231,16 @@
                 <w:rFonts w:cs="TH Sarabun New"/>
                 <w:sz w:val="28"/>
               </w:rPr>
-              <w:t>1.6 นิยามศัพท์</w:t>
+              <w:t xml:space="preserve">1.6 </w:t>
+            </w:r>
+            <w:r>
+              <w:rPr>
+                <w:rFonts w:cs="TH Sarabun New"/>
+                <w:sz w:val="28"/>
+                <w:cs/>
+                <w:lang w:bidi="th-TH"/>
+              </w:rPr>
+              <w:t>นิยามศัพท์</w:t>
             </w:r>
           </w:p>
         </w:tc>
@@ -4214,7 +4261,7 @@
                 <w:rFonts w:cs="TH Sarabun New"/>
                 <w:sz w:val="28"/>
               </w:rPr>
-              <w:t>8</w:t>
+              <w:t>9</w:t>
             </w:r>
           </w:p>
         </w:tc>
@@ -4240,7 +4287,16 @@
                 <w:rFonts w:cs="TH Sarabun New"/>
                 <w:sz w:val="28"/>
               </w:rPr>
-              <w:t>1.7 ประโยชน์ที่คาดว่าจะได้รับ</w:t>
+              <w:t xml:space="preserve">1.7 </w:t>
+            </w:r>
+            <w:r>
+              <w:rPr>
+                <w:rFonts w:cs="TH Sarabun New"/>
+                <w:sz w:val="28"/>
+                <w:cs/>
+                <w:lang w:bidi="th-TH"/>
+              </w:rPr>
+              <w:t>ประโยชน์ที่คาดว่าจะได้รับ</w:t>
             </w:r>
           </w:p>
         </w:tc>
@@ -4261,7 +4317,7 @@
                 <w:rFonts w:cs="TH Sarabun New"/>
                 <w:sz w:val="28"/>
               </w:rPr>
-              <w:t>8</w:t>
+              <w:t>9</w:t>
             </w:r>
           </w:p>
         </w:tc>
@@ -4286,8 +4342,26 @@
               <w:rPr>
                 <w:rFonts w:cs="TH Sarabun New"/>
                 <w:sz w:val="28"/>
-              </w:rPr>
-              <w:t>บทที่ 2 กรอบแนวคิดและงานที่เกี่ยวข้อง</w:t>
+                <w:cs/>
+                <w:lang w:bidi="th-TH"/>
+              </w:rPr>
+              <w:t xml:space="preserve">บทที่ </w:t>
+            </w:r>
+            <w:r>
+              <w:rPr>
+                <w:rFonts w:cs="TH Sarabun New"/>
+                <w:sz w:val="28"/>
+              </w:rPr>
+              <w:t xml:space="preserve">2 </w:t>
+            </w:r>
+            <w:r>
+              <w:rPr>
+                <w:rFonts w:cs="TH Sarabun New"/>
+                <w:sz w:val="28"/>
+                <w:cs/>
+                <w:lang w:bidi="th-TH"/>
+              </w:rPr>
+              <w:t>กรอบแนวคิดและงานที่เกี่ยวข้อง</w:t>
             </w:r>
           </w:p>
         </w:tc>
@@ -4308,7 +4382,7 @@
                 <w:rFonts w:cs="TH Sarabun New"/>
                 <w:sz w:val="28"/>
               </w:rPr>
-              <w:t>9</w:t>
+              <w:t>10</w:t>
             </w:r>
           </w:p>
         </w:tc>
@@ -4333,8 +4407,26 @@
               <w:rPr>
                 <w:rFonts w:cs="TH Sarabun New"/>
                 <w:sz w:val="28"/>
-              </w:rPr>
-              <w:t>บทที่ 3 แผนดำเนินการวิจัย</w:t>
+                <w:cs/>
+                <w:lang w:bidi="th-TH"/>
+              </w:rPr>
+              <w:t xml:space="preserve">บทที่ </w:t>
+            </w:r>
+            <w:r>
+              <w:rPr>
+                <w:rFonts w:cs="TH Sarabun New"/>
+                <w:sz w:val="28"/>
+              </w:rPr>
+              <w:t xml:space="preserve">3 </w:t>
+            </w:r>
+            <w:r>
+              <w:rPr>
+                <w:rFonts w:cs="TH Sarabun New"/>
+                <w:sz w:val="28"/>
+                <w:cs/>
+                <w:lang w:bidi="th-TH"/>
+              </w:rPr>
+              <w:t>แผนดำเนินการวิจัย</w:t>
             </w:r>
           </w:p>
         </w:tc>
@@ -4355,7 +4447,7 @@
                 <w:rFonts w:cs="TH Sarabun New"/>
                 <w:sz w:val="28"/>
               </w:rPr>
-              <w:t>10</w:t>
+              <w:t>11</w:t>
             </w:r>
           </w:p>
         </w:tc>
@@ -4380,6 +4472,8 @@
               <w:rPr>
                 <w:rFonts w:cs="TH Sarabun New"/>
                 <w:sz w:val="28"/>
+                <w:cs/>
+                <w:lang w:bidi="th-TH"/>
               </w:rPr>
               <w:t>เครื่องมือวิจัย</w:t>
             </w:r>
@@ -4402,7 +4496,7 @@
                 <w:rFonts w:cs="TH Sarabun New"/>
                 <w:sz w:val="28"/>
               </w:rPr>
-              <w:t>12</w:t>
+              <w:t>13</w:t>
             </w:r>
           </w:p>
         </w:tc>
@@ -4427,6 +4521,8 @@
               <w:rPr>
                 <w:rFonts w:cs="TH Sarabun New"/>
                 <w:sz w:val="28"/>
+                <w:cs/>
+                <w:lang w:bidi="th-TH"/>
               </w:rPr>
               <w:t>งบประมาณและทรัพยากร</w:t>
             </w:r>
@@ -4449,7 +4545,7 @@
                 <w:rFonts w:cs="TH Sarabun New"/>
                 <w:sz w:val="28"/>
               </w:rPr>
-              <w:t>13</w:t>
+              <w:t>14</w:t>
             </w:r>
           </w:p>
         </w:tc>
@@ -4483,50 +4579,34 @@
                 <w:cs/>
                 <w:lang w:bidi="th-TH"/>
               </w:rPr>
-              <w:t xml:space="preserve">บทที่ </w:t>
-            </w:r>
-            <w:r>
+              <w:t>บทที่ 5 สรุปผล อภิปรายผล และข้อเสนอแนะ</w:t>
+            </w:r>
+          </w:p>
+        </w:tc>
+        <w:tc>
+          <w:tcPr>
+            <w:tcW w:w="1152" w:type="dxa"/>
+            <w:tcMar>
+              <w:top w:w="90" w:type="dxa"/>
+              <w:left w:w="120" w:type="dxa"/>
+              <w:bottom w:w="90" w:type="dxa"/>
+              <w:right w:w="120" w:type="dxa"/>
+            </w:tcMar>
+            <w:vAlign w:val="center"/>
+          </w:tcPr>
+          <w:p>
+            <w:pPr>
               <w:rPr>
                 <w:rFonts w:cs="TH Sarabun New"/>
                 <w:sz w:val="28"/>
               </w:rPr>
-              <w:t xml:space="preserve">5 </w:t>
-            </w:r>
+            </w:pPr>
             <w:r>
               <w:rPr>
                 <w:rFonts w:cs="TH Sarabun New"/>
                 <w:sz w:val="28"/>
-                <w:cs/>
-                <w:lang w:bidi="th-TH"/>
-              </w:rPr>
-              <w:t>สรุปผล อภิปรายผล และข้อเสนอแนะ</w:t>
-            </w:r>
-          </w:p>
-        </w:tc>
-        <w:tc>
-          <w:tcPr>
-            <w:tcW w:w="1152" w:type="dxa"/>
-            <w:tcMar>
-              <w:top w:w="90" w:type="dxa"/>
-              <w:left w:w="120" w:type="dxa"/>
-              <w:bottom w:w="90" w:type="dxa"/>
-              <w:right w:w="120" w:type="dxa"/>
-            </w:tcMar>
-            <w:vAlign w:val="center"/>
-          </w:tcPr>
-          <w:p>
-            <w:pPr>
-              <w:rPr>
-                <w:rFonts w:cs="TH Sarabun New"/>
-                <w:sz w:val="28"/>
-              </w:rPr>
-            </w:pPr>
-            <w:r>
-              <w:rPr>
-                <w:rFonts w:cs="TH Sarabun New"/>
-                <w:sz w:val="28"/>
-              </w:rPr>
-              <w:t>15</w:t>
+              </w:rPr>
+              <w:t>16</w:t>
             </w:r>
           </w:p>
         </w:tc>
@@ -4551,8 +4631,10 @@
               <w:rPr>
                 <w:rFonts w:cs="TH Sarabun New"/>
                 <w:sz w:val="28"/>
-              </w:rPr>
-              <w:t>ภาคผนวกแผน ก–ง</w:t>
+                <w:cs/>
+                <w:lang w:bidi="th-TH"/>
+              </w:rPr>
+              <w:t>ภาคผนวกแผน ก–จ</w:t>
             </w:r>
           </w:p>
         </w:tc>
@@ -4573,7 +4655,7 @@
                 <w:rFonts w:cs="TH Sarabun New"/>
                 <w:sz w:val="28"/>
               </w:rPr>
-              <w:t>17</w:t>
+              <w:t>18</w:t>
             </w:r>
           </w:p>
         </w:tc>
@@ -4594,12 +4676,20 @@
             <w:vAlign w:val="center"/>
           </w:tcPr>
           <w:p>
-            <w:r>
+            <w:pPr>
               <w:rPr>
                 <w:rFonts w:cs="TH Sarabun New"/>
                 <w:sz w:val="28"/>
               </w:rPr>
-              <w:t>R1 หนังสือขออนุญาตทำวิจัย</w:t>
+            </w:pPr>
+            <w:r>
+              <w:rPr>
+                <w:rFonts w:cs="TH Sarabun New"/>
+                <w:sz w:val="28"/>
+                <w:cs/>
+                <w:lang w:bidi="th-TH"/>
+              </w:rPr>
+              <w:t>ภาคผนวกแผน จ — แบบสังเกตพฤติกรรมการมีส่วนร่วม</w:t>
             </w:r>
           </w:p>
         </w:tc>
@@ -4615,12 +4705,18 @@
             <w:vAlign w:val="center"/>
           </w:tcPr>
           <w:p>
-            <w:r>
+            <w:pPr>
               <w:rPr>
                 <w:rFonts w:cs="TH Sarabun New"/>
                 <w:sz w:val="28"/>
               </w:rPr>
-              <w:t>21</w:t>
+            </w:pPr>
+            <w:r>
+              <w:rPr>
+                <w:rFonts w:cs="TH Sarabun New"/>
+                <w:sz w:val="28"/>
+              </w:rPr>
+              <w:t>22</w:t>
             </w:r>
           </w:p>
         </w:tc>
@@ -4646,7 +4742,16 @@
                 <w:rFonts w:cs="TH Sarabun New"/>
                 <w:sz w:val="28"/>
               </w:rPr>
-              <w:t>R2 ความเห็นที่ปรึกษา</w:t>
+              <w:t xml:space="preserve">R1 </w:t>
+            </w:r>
+            <w:r>
+              <w:rPr>
+                <w:rFonts w:cs="TH Sarabun New"/>
+                <w:sz w:val="28"/>
+                <w:cs/>
+                <w:lang w:bidi="th-TH"/>
+              </w:rPr>
+              <w:t>หนังสือขออนุญาตทำวิจัย</w:t>
             </w:r>
           </w:p>
         </w:tc>
@@ -4667,7 +4772,7 @@
                 <w:rFonts w:cs="TH Sarabun New"/>
                 <w:sz w:val="28"/>
               </w:rPr>
-              <w:t>22</w:t>
+              <w:t>24</w:t>
             </w:r>
           </w:p>
         </w:tc>
@@ -4693,7 +4798,16 @@
                 <w:rFonts w:cs="TH Sarabun New"/>
                 <w:sz w:val="28"/>
               </w:rPr>
-              <w:t>R3 ความเห็นหัวหน้ากลุ่มสาระ</w:t>
+              <w:t xml:space="preserve">R2 </w:t>
+            </w:r>
+            <w:r>
+              <w:rPr>
+                <w:rFonts w:cs="TH Sarabun New"/>
+                <w:sz w:val="28"/>
+                <w:cs/>
+                <w:lang w:bidi="th-TH"/>
+              </w:rPr>
+              <w:t>ความเห็นที่ปรึกษา</w:t>
             </w:r>
           </w:p>
         </w:tc>
@@ -4714,7 +4828,7 @@
                 <w:rFonts w:cs="TH Sarabun New"/>
                 <w:sz w:val="28"/>
               </w:rPr>
-              <w:t>23</w:t>
+              <w:t>25</w:t>
             </w:r>
           </w:p>
         </w:tc>
@@ -4740,7 +4854,16 @@
                 <w:rFonts w:cs="TH Sarabun New"/>
                 <w:sz w:val="28"/>
               </w:rPr>
-              <w:t>R4 คำอนุมัติจากผู้อำนวยการ</w:t>
+              <w:t xml:space="preserve">R3 </w:t>
+            </w:r>
+            <w:r>
+              <w:rPr>
+                <w:rFonts w:cs="TH Sarabun New"/>
+                <w:sz w:val="28"/>
+                <w:cs/>
+                <w:lang w:bidi="th-TH"/>
+              </w:rPr>
+              <w:t>ความเห็นหัวหน้ากลุ่มสาระ</w:t>
             </w:r>
           </w:p>
         </w:tc>
@@ -4761,7 +4884,7 @@
                 <w:rFonts w:cs="TH Sarabun New"/>
                 <w:sz w:val="28"/>
               </w:rPr>
-              <w:t>24</w:t>
+              <w:t>26</w:t>
             </w:r>
           </w:p>
         </w:tc>
@@ -4787,7 +4910,16 @@
                 <w:rFonts w:cs="TH Sarabun New"/>
                 <w:sz w:val="28"/>
               </w:rPr>
-              <w:t>R5 รายชื่อกรรมการตรวจแผน</w:t>
+              <w:t xml:space="preserve">R4 </w:t>
+            </w:r>
+            <w:r>
+              <w:rPr>
+                <w:rFonts w:cs="TH Sarabun New"/>
+                <w:sz w:val="28"/>
+                <w:cs/>
+                <w:lang w:bidi="th-TH"/>
+              </w:rPr>
+              <w:t>คำอนุมัติจากผู้อำนวยการ</w:t>
             </w:r>
           </w:p>
         </w:tc>
@@ -4808,7 +4940,7 @@
                 <w:rFonts w:cs="TH Sarabun New"/>
                 <w:sz w:val="28"/>
               </w:rPr>
-              <w:t>25</w:t>
+              <w:t>27</w:t>
             </w:r>
           </w:p>
         </w:tc>
@@ -4834,7 +4966,16 @@
                 <w:rFonts w:cs="TH Sarabun New"/>
                 <w:sz w:val="28"/>
               </w:rPr>
-              <w:t>R6 สรุปการยินยอมผู้ปกครอง</w:t>
+              <w:t xml:space="preserve">R5 </w:t>
+            </w:r>
+            <w:r>
+              <w:rPr>
+                <w:rFonts w:cs="TH Sarabun New"/>
+                <w:sz w:val="28"/>
+                <w:cs/>
+                <w:lang w:bidi="th-TH"/>
+              </w:rPr>
+              <w:t>รายชื่อกรรมการตรวจแผน</w:t>
             </w:r>
           </w:p>
         </w:tc>
@@ -4855,7 +4996,7 @@
                 <w:rFonts w:cs="TH Sarabun New"/>
                 <w:sz w:val="28"/>
               </w:rPr>
-              <w:t>26</w:t>
+              <w:t>28</w:t>
             </w:r>
           </w:p>
         </w:tc>
@@ -4881,6 +5022,64 @@
                 <w:rFonts w:cs="TH Sarabun New"/>
                 <w:sz w:val="28"/>
               </w:rPr>
+              <w:t xml:space="preserve">R6 </w:t>
+            </w:r>
+            <w:r>
+              <w:rPr>
+                <w:rFonts w:cs="TH Sarabun New"/>
+                <w:sz w:val="28"/>
+                <w:cs/>
+                <w:lang w:bidi="th-TH"/>
+              </w:rPr>
+              <w:t>สรุปการยินยอมผู้ปกครอง</w:t>
+            </w:r>
+          </w:p>
+        </w:tc>
+        <w:tc>
+          <w:tcPr>
+            <w:tcW w:w="1152" w:type="dxa"/>
+            <w:tcMar>
+              <w:top w:w="90" w:type="dxa"/>
+              <w:left w:w="120" w:type="dxa"/>
+              <w:bottom w:w="90" w:type="dxa"/>
+              <w:right w:w="120" w:type="dxa"/>
+            </w:tcMar>
+            <w:vAlign w:val="center"/>
+          </w:tcPr>
+          <w:p>
+            <w:r>
+              <w:rPr>
+                <w:rFonts w:cs="TH Sarabun New"/>
+                <w:sz w:val="28"/>
+              </w:rPr>
+              <w:t>29</w:t>
+            </w:r>
+          </w:p>
+        </w:tc>
+      </w:tr>
+      <w:tr>
+        <w:trPr>
+          <w:jc w:val="center"/>
+        </w:trPr>
+        <w:tc>
+          <w:tcPr>
+            <w:tcW w:w="8496" w:type="dxa"/>
+            <w:tcMar>
+              <w:top w:w="90" w:type="dxa"/>
+              <w:left w:w="120" w:type="dxa"/>
+              <w:bottom w:w="90" w:type="dxa"/>
+              <w:right w:w="120" w:type="dxa"/>
+            </w:tcMar>
+            <w:vAlign w:val="center"/>
+          </w:tcPr>
+          <w:p>
+            <w:r>
+              <w:rPr>
+                <w:rFonts w:cs="TH Sarabun New"/>
+                <w:sz w:val="28"/>
+                <w:cs/>
+                <w:lang w:bidi="th-TH"/>
+              </w:rPr>
               <w:t>บรรณานุกรมเบื้องต้น</w:t>
             </w:r>
           </w:p>
@@ -4902,7 +5101,7 @@
                 <w:rFonts w:cs="TH Sarabun New"/>
                 <w:sz w:val="28"/>
               </w:rPr>
-              <w:t>27</w:t>
+              <w:t>30</w:t>
             </w:r>
           </w:p>
         </w:tc>
@@ -4910,6 +5109,7 @@
     </w:tbl>
     <w:p>
       <w:r>
+        <w:lastRenderedPageBreak/>
         <w:br w:type="page"/>
       </w:r>
     </w:p>
@@ -8707,15 +8907,7 @@
           <w:color w:val="17365D"/>
           <w:sz w:val="30"/>
         </w:rPr>
-        <w:t xml:space="preserve">5.1 </w:t>
-      </w:r>
-      <w:r>
-        <w:rPr>
-          <w:rFonts w:ascii="TH Sarabun New" w:eastAsia="TH Sarabun New" w:hAnsi="TH Sarabun New" w:cs="TH Sarabun New"/>
-          <w:color w:val="17365D"/>
-          <w:sz w:val="30"/>
-        </w:rPr>
-        <w:t>สรุปผลการวิจัย</w:t>
+        <w:t>5.1 สรุปผลการวิจัย</w:t>
       </w:r>
     </w:p>
     <w:p>
@@ -8774,15 +8966,7 @@
           <w:color w:val="17365D"/>
           <w:sz w:val="30"/>
         </w:rPr>
-        <w:t xml:space="preserve">5.2 </w:t>
-      </w:r>
-      <w:r>
-        <w:rPr>
-          <w:rFonts w:ascii="TH Sarabun New" w:eastAsia="TH Sarabun New" w:hAnsi="TH Sarabun New" w:cs="TH Sarabun New"/>
-          <w:color w:val="17365D"/>
-          <w:sz w:val="30"/>
-        </w:rPr>
-        <w:t>อภิปรายผล</w:t>
+        <w:t>5.2 อภิปรายผล</w:t>
       </w:r>
     </w:p>
     <w:p>
@@ -8841,122 +9025,78 @@
           <w:color w:val="17365D"/>
           <w:sz w:val="30"/>
         </w:rPr>
-        <w:t xml:space="preserve">5.3 </w:t>
+        <w:t>5.3 ข้อเสนอแนะ</w:t>
       </w:r>
+    </w:p>
+    <w:p>
+      <w:pPr>
+        <w:spacing w:after="70"/>
+        <w:ind w:left="504" w:hanging="360"/>
+        <w:jc w:val="both"/>
+      </w:pPr>
+      <w:r>
+        <w:rPr>
+          <w:rFonts w:cs="TH Sarabun New"/>
+          <w:sz w:val="30"/>
+        </w:rPr>
+        <w:t>1. ครูควรจัดกิจกรรมเล่นเกมในช่วงเวลาที่แน่นอน และควบคุมให้ผู้เรียนเล่นตามจำนวนรอบที่กำหนด เพื่อให้ข้อมูลก่อนเรียนและหลังเรียนเปรียบเทียบกันได้อย่างเป็นธรรม</w:t>
+      </w:r>
+    </w:p>
+    <w:p>
+      <w:pPr>
+        <w:spacing w:after="70"/>
+        <w:ind w:left="504" w:hanging="360"/>
+        <w:jc w:val="both"/>
+      </w:pPr>
+      <w:r>
+        <w:rPr>
+          <w:rFonts w:cs="TH Sarabun New"/>
+          <w:sz w:val="30"/>
+        </w:rPr>
+        <w:lastRenderedPageBreak/>
+        <w:t>2. หลังเก็บข้อมูลจริง ควรตรวจรายชื่อนักเรียน คะแนนรายวัน และจำนวนรอบการเล่นก่อนนำไปคำนวณค่าเฉลี่ย เพื่อป้องกันข้อมูลขาดหรือข้อมูลเกินจากการเล่นนอกช่วงวิจัย</w:t>
+      </w:r>
+    </w:p>
+    <w:p>
+      <w:pPr>
+        <w:spacing w:after="70"/>
+        <w:ind w:left="504" w:hanging="360"/>
+        <w:jc w:val="both"/>
+      </w:pPr>
+      <w:r>
+        <w:rPr>
+          <w:rFonts w:cs="TH Sarabun New"/>
+          <w:sz w:val="30"/>
+        </w:rPr>
+        <w:t>3. ควรใช้ผลต่างรายบุคคลจัดกลุ่มสอนซ่อมเสริม โดยเน้นนักเรียนที่คะแนนหลังเรียนยังต่ำ หรือมีผลต่างเพิ่มขึ้นน้อยเมื่อเทียบกับเพื่อน</w:t>
+      </w:r>
+    </w:p>
+    <w:p>
+      <w:pPr>
+        <w:spacing w:after="70"/>
+        <w:ind w:left="504" w:hanging="360"/>
+        <w:jc w:val="both"/>
+      </w:pPr>
+      <w:r>
+        <w:rPr>
+          <w:rFonts w:cs="TH Sarabun New"/>
+          <w:sz w:val="30"/>
+        </w:rPr>
+        <w:t>4. หากต้องการอ้างผลสัมฤทธิ์ทางคณิตศาสตร์ในเชิงหลักสูตร ควรใช้แบบทดสอบก่อนเรียนและหลังเรียนที่ผ่านการตรวจคุณภาพควบคู่กับคะแนนจากเกม</w:t>
+      </w:r>
+    </w:p>
+    <w:p>
+      <w:pPr>
+        <w:pStyle w:val="21"/>
+        <w:spacing w:before="120" w:after="80"/>
+      </w:pPr>
       <w:r>
         <w:rPr>
           <w:rFonts w:ascii="TH Sarabun New" w:eastAsia="TH Sarabun New" w:hAnsi="TH Sarabun New" w:cs="TH Sarabun New"/>
           <w:color w:val="17365D"/>
           <w:sz w:val="30"/>
         </w:rPr>
-        <w:t>ข้อเสนอแนะ</w:t>
-      </w:r>
-    </w:p>
-    <w:p>
-      <w:pPr>
-        <w:spacing w:after="70"/>
-        <w:ind w:left="504" w:hanging="360"/>
-        <w:jc w:val="both"/>
-      </w:pPr>
-      <w:r>
-        <w:rPr>
-          <w:rFonts w:cs="TH Sarabun New"/>
-          <w:sz w:val="30"/>
-        </w:rPr>
-        <w:t xml:space="preserve">1. </w:t>
-      </w:r>
-      <w:r>
-        <w:rPr>
-          <w:rFonts w:cs="TH Sarabun New"/>
-          <w:sz w:val="30"/>
-        </w:rPr>
-        <w:t>ครูควรจัดกิจกรรมเล่นเกมในช่วงเวลาที่แน่นอน และควบคุมให้ผู้เรียนเล่นตามจำนวนรอบที่กำหนด เพื่อให้ข้อมูลก่อนเรียนและหลังเรียนเปรียบเทียบกันได้อย่างเป็นธรรม</w:t>
-      </w:r>
-    </w:p>
-    <w:p>
-      <w:pPr>
-        <w:spacing w:after="70"/>
-        <w:ind w:left="504" w:hanging="360"/>
-        <w:jc w:val="both"/>
-      </w:pPr>
-      <w:r>
-        <w:rPr>
-          <w:rFonts w:cs="TH Sarabun New"/>
-          <w:sz w:val="30"/>
-        </w:rPr>
-        <w:lastRenderedPageBreak/>
-        <w:t xml:space="preserve">2. </w:t>
-      </w:r>
-      <w:r>
-        <w:rPr>
-          <w:rFonts w:cs="TH Sarabun New"/>
-          <w:sz w:val="30"/>
-        </w:rPr>
-        <w:t>หลังเก็บข้อมูลจริง ควรตรวจรายชื่อนักเรียน คะแนนรายวัน และจำนวนรอบการเล่นก่อนนำไปคำนวณค่าเฉลี่ย เพื่อป้องกันข้อมูลขาดหรือข้อมูลเกินจากการเล่นนอกช่วงวิจัย</w:t>
-      </w:r>
-    </w:p>
-    <w:p>
-      <w:pPr>
-        <w:spacing w:after="70"/>
-        <w:ind w:left="504" w:hanging="360"/>
-        <w:jc w:val="both"/>
-      </w:pPr>
-      <w:r>
-        <w:rPr>
-          <w:rFonts w:cs="TH Sarabun New"/>
-          <w:sz w:val="30"/>
-        </w:rPr>
-        <w:t xml:space="preserve">3. </w:t>
-      </w:r>
-      <w:r>
-        <w:rPr>
-          <w:rFonts w:cs="TH Sarabun New"/>
-          <w:sz w:val="30"/>
-        </w:rPr>
-        <w:t>ควรใช้ผลต่างรายบุคคลจัดกลุ่มสอนซ่อมเสริม โดยเน้นนักเรียนที่คะแนนหลังเรียนยังต่ำ หรือมีผลต่างเพิ่มขึ้นน้อยเมื่อเทียบกับเพื่อน</w:t>
-      </w:r>
-    </w:p>
-    <w:p>
-      <w:pPr>
-        <w:spacing w:after="70"/>
-        <w:ind w:left="504" w:hanging="360"/>
-        <w:jc w:val="both"/>
-      </w:pPr>
-      <w:r>
-        <w:rPr>
-          <w:rFonts w:cs="TH Sarabun New"/>
-          <w:sz w:val="30"/>
-        </w:rPr>
-        <w:t xml:space="preserve">4. </w:t>
-      </w:r>
-      <w:r>
-        <w:rPr>
-          <w:rFonts w:cs="TH Sarabun New"/>
-          <w:sz w:val="30"/>
-        </w:rPr>
-        <w:t>หากต้องการอ้างผลสัมฤทธิ์ทางคณิตศาสตร์ในเชิงหลักสูตร ควรใช้แบบทดสอบก่อนเรียนและหลังเรียนที่ผ่านการตรวจคุณภาพควบคู่กับคะแนนจากเกม</w:t>
-      </w:r>
-    </w:p>
-    <w:p>
-      <w:pPr>
-        <w:pStyle w:val="21"/>
-        <w:spacing w:before="120" w:after="80"/>
-      </w:pPr>
-      <w:r>
-        <w:rPr>
-          <w:rFonts w:ascii="TH Sarabun New" w:eastAsia="TH Sarabun New" w:hAnsi="TH Sarabun New" w:cs="TH Sarabun New"/>
-          <w:color w:val="17365D"/>
-          <w:sz w:val="30"/>
-        </w:rPr>
-        <w:t xml:space="preserve">5.4 </w:t>
-      </w:r>
-      <w:r>
-        <w:rPr>
-          <w:rFonts w:ascii="TH Sarabun New" w:eastAsia="TH Sarabun New" w:hAnsi="TH Sarabun New" w:cs="TH Sarabun New"/>
-          <w:color w:val="17365D"/>
-          <w:sz w:val="30"/>
-        </w:rPr>
-        <w:t>สรุปผลโดยย่อ</w:t>
+        <w:t>5.4 สรุปผลโดยย่อ</w:t>
       </w:r>
     </w:p>
     <w:p>
@@ -11043,16 +11183,1317 @@
     </w:p>
     <w:p>
       <w:pPr>
-        <w:pStyle w:val="1"/>
-        <w:pageBreakBefore/>
-        <w:spacing w:before="280" w:after="160"/>
+        <w:rPr>
+          <w:rFonts w:cs="TH Sarabun New"/>
+          <w:b/>
+          <w:bCs/>
+          <w:color w:val="2E74B5"/>
+          <w:sz w:val="40"/>
+          <w:szCs w:val="28"/>
+        </w:rPr>
       </w:pPr>
       <w:r>
         <w:rPr>
-          <w:rFonts w:ascii="TH Sarabun New" w:eastAsia="TH Sarabun New" w:hAnsi="TH Sarabun New" w:cs="TH Sarabun New"/>
+          <w:rFonts w:cs="TH Sarabun New"/>
+        </w:rPr>
+        <w:br w:type="page"/>
+      </w:r>
+    </w:p>
+    <w:p>
+      <w:pPr>
+        <w:pStyle w:val="1"/>
+        <w:rPr>
+          <w:lang w:bidi="th-TH"/>
+        </w:rPr>
+      </w:pPr>
+      <w:r>
+        <w:rPr>
+          <w:rFonts w:hint="cs"/>
+          <w:cs/>
+          <w:lang w:bidi="th-TH"/>
         </w:rPr>
         <w:lastRenderedPageBreak/>
-        <w:t>R1 หนังสือขออนุญาตทำวิจัยในชั้นเรียน</w:t>
+        <w:t>ภาคผนวกแผน</w:t>
+      </w:r>
+      <w:r>
+        <w:rPr>
+          <w:cs/>
+          <w:lang w:bidi="th-TH"/>
+        </w:rPr>
+        <w:t xml:space="preserve"> </w:t>
+      </w:r>
+      <w:r>
+        <w:rPr>
+          <w:rFonts w:hint="cs"/>
+          <w:cs/>
+          <w:lang w:bidi="th-TH"/>
+        </w:rPr>
+        <w:t>จ</w:t>
+      </w:r>
+      <w:r>
+        <w:rPr>
+          <w:cs/>
+          <w:lang w:bidi="th-TH"/>
+        </w:rPr>
+        <w:t xml:space="preserve"> — </w:t>
+      </w:r>
+      <w:r>
+        <w:rPr>
+          <w:rFonts w:hint="cs"/>
+          <w:cs/>
+          <w:lang w:bidi="th-TH"/>
+        </w:rPr>
+        <w:t>แบบสังเกตพฤติกรรมการมีส่วนร่วมรายบุคคล</w:t>
+      </w:r>
+    </w:p>
+    <w:p>
+      <w:pPr>
+        <w:rPr>
+          <w:lang w:bidi="th-TH"/>
+        </w:rPr>
+      </w:pPr>
+      <w:r>
+        <w:rPr>
+          <w:cs/>
+          <w:lang w:bidi="th-TH"/>
+        </w:rPr>
+        <w:t>แบบสังเกตนี้ใช้ประกอบการตีความพฤติกรรมการมีส่วนร่วมของนักเรียนระหว่างการใช้เกมแข่งสูตรคูณในกิจกรรมวิจัย ไม่ใช้เป็นคะแนนผลสัมฤทธิ์ทางการเรียนโดยตรง ผู้สังเกตควรบันทึกหลังจบกิจกรรมในแต่ละช่วงหรือหลังครบกิจกรรมตามแผน</w:t>
+      </w:r>
+    </w:p>
+    <w:p>
+      <w:pPr>
+        <w:rPr>
+          <w:lang w:bidi="th-TH"/>
+        </w:rPr>
+      </w:pPr>
+      <w:r>
+        <w:rPr>
+          <w:cs/>
+          <w:lang w:bidi="th-TH"/>
+        </w:rPr>
+        <w:t xml:space="preserve">ผู้สังเกต ............................................................  วันที่สังเกต .......... / .......... / ..........  ช่วงกิจกรรม </w:t>
+      </w:r>
+      <w:r>
+        <w:rPr>
+          <w:rFonts w:ascii="Segoe UI Symbol" w:hAnsi="Segoe UI Symbol" w:cs="Segoe UI Symbol" w:hint="cs"/>
+          <w:cs/>
+          <w:lang w:bidi="th-TH"/>
+        </w:rPr>
+        <w:t>☐</w:t>
+      </w:r>
+      <w:r>
+        <w:rPr>
+          <w:cs/>
+          <w:lang w:bidi="th-TH"/>
+        </w:rPr>
+        <w:t xml:space="preserve"> </w:t>
+      </w:r>
+      <w:r>
+        <w:rPr>
+          <w:rFonts w:ascii="Cordia New" w:hAnsi="Cordia New" w:cs="Cordia New" w:hint="cs"/>
+          <w:cs/>
+          <w:lang w:bidi="th-TH"/>
+        </w:rPr>
+        <w:t>ก่อนเรียน</w:t>
+      </w:r>
+      <w:r>
+        <w:rPr>
+          <w:cs/>
+          <w:lang w:bidi="th-TH"/>
+        </w:rPr>
+        <w:t xml:space="preserve"> </w:t>
+      </w:r>
+      <w:r>
+        <w:rPr>
+          <w:rFonts w:ascii="Segoe UI Symbol" w:hAnsi="Segoe UI Symbol" w:cs="Segoe UI Symbol" w:hint="cs"/>
+          <w:cs/>
+          <w:lang w:bidi="th-TH"/>
+        </w:rPr>
+        <w:t>☐</w:t>
+      </w:r>
+      <w:r>
+        <w:rPr>
+          <w:cs/>
+          <w:lang w:bidi="th-TH"/>
+        </w:rPr>
+        <w:t xml:space="preserve"> </w:t>
+      </w:r>
+      <w:r>
+        <w:rPr>
+          <w:rFonts w:ascii="Cordia New" w:hAnsi="Cordia New" w:cs="Cordia New" w:hint="cs"/>
+          <w:cs/>
+          <w:lang w:bidi="th-TH"/>
+        </w:rPr>
+        <w:t>หลัง</w:t>
+      </w:r>
+      <w:r>
+        <w:rPr>
+          <w:cs/>
+          <w:lang w:bidi="th-TH"/>
+        </w:rPr>
+        <w:t>เรียน</w:t>
+      </w:r>
+    </w:p>
+    <w:p>
+      <w:pPr>
+        <w:rPr>
+          <w:lang w:bidi="th-TH"/>
+        </w:rPr>
+      </w:pPr>
+      <w:r>
+        <w:rPr>
+          <w:cs/>
+          <w:lang w:bidi="th-TH"/>
+        </w:rPr>
+        <w:t>เกณฑ์การให้คะแนนพฤติกรรมการมีส่วนร่วม</w:t>
+      </w:r>
+    </w:p>
+    <w:tbl>
+      <w:tblPr>
+        <w:tblW w:w="5000" w:type="pct"/>
+        <w:tblBorders>
+          <w:top w:val="single" w:sz="4" w:space="0" w:color="auto"/>
+          <w:left w:val="single" w:sz="4" w:space="0" w:color="auto"/>
+          <w:bottom w:val="single" w:sz="4" w:space="0" w:color="auto"/>
+          <w:right w:val="single" w:sz="4" w:space="0" w:color="auto"/>
+          <w:insideH w:val="single" w:sz="4" w:space="0" w:color="auto"/>
+          <w:insideV w:val="single" w:sz="4" w:space="0" w:color="auto"/>
+        </w:tblBorders>
+        <w:tblLook w:val="0000" w:firstRow="0" w:lastRow="0" w:firstColumn="0" w:lastColumn="0" w:noHBand="0" w:noVBand="0"/>
+      </w:tblPr>
+      <w:tblGrid>
+        <w:gridCol w:w="4838"/>
+        <w:gridCol w:w="4839"/>
+      </w:tblGrid>
+      <w:tr>
+        <w:tc>
+          <w:tcPr>
+            <w:tcW w:w="2500" w:type="pct"/>
+          </w:tcPr>
+          <w:p>
+            <w:r>
+              <w:rPr>
+                <w:cs/>
+                <w:lang w:bidi="th-TH"/>
+              </w:rPr>
+              <w:t>ระดับคะแนน</w:t>
+            </w:r>
+          </w:p>
+        </w:tc>
+        <w:tc>
+          <w:tcPr>
+            <w:tcW w:w="2500" w:type="pct"/>
+          </w:tcPr>
+          <w:p>
+            <w:r>
+              <w:rPr>
+                <w:cs/>
+                <w:lang w:bidi="th-TH"/>
+              </w:rPr>
+              <w:t>คำอธิบาย</w:t>
+            </w:r>
+          </w:p>
+        </w:tc>
+      </w:tr>
+      <w:tr>
+        <w:tc>
+          <w:tcPr>
+            <w:tcW w:w="2500" w:type="pct"/>
+          </w:tcPr>
+          <w:p>
+            <w:r>
+              <w:t>3</w:t>
+            </w:r>
+          </w:p>
+        </w:tc>
+        <w:tc>
+          <w:tcPr>
+            <w:tcW w:w="2500" w:type="pct"/>
+          </w:tcPr>
+          <w:p>
+            <w:r>
+              <w:rPr>
+                <w:cs/>
+                <w:lang w:bidi="th-TH"/>
+              </w:rPr>
+              <w:t>ปฏิบัติได้สม่ำเสมอ แสดงพฤติกรรมชัดเจนโดยไม่ต้องเตือน</w:t>
+            </w:r>
+          </w:p>
+        </w:tc>
+      </w:tr>
+      <w:tr>
+        <w:tc>
+          <w:tcPr>
+            <w:tcW w:w="2500" w:type="pct"/>
+          </w:tcPr>
+          <w:p>
+            <w:r>
+              <w:t>2</w:t>
+            </w:r>
+          </w:p>
+        </w:tc>
+        <w:tc>
+          <w:tcPr>
+            <w:tcW w:w="2500" w:type="pct"/>
+          </w:tcPr>
+          <w:p>
+            <w:r>
+              <w:rPr>
+                <w:cs/>
+                <w:lang w:bidi="th-TH"/>
+              </w:rPr>
+              <w:t>ปฏิบัติได้บางครั้ง หรือปฏิบัติได้เมื่อได้รับการเตือน/กระตุ้น</w:t>
+            </w:r>
+          </w:p>
+        </w:tc>
+      </w:tr>
+      <w:tr>
+        <w:tc>
+          <w:tcPr>
+            <w:tcW w:w="2500" w:type="pct"/>
+          </w:tcPr>
+          <w:p>
+            <w:r>
+              <w:t>1</w:t>
+            </w:r>
+          </w:p>
+        </w:tc>
+        <w:tc>
+          <w:tcPr>
+            <w:tcW w:w="2500" w:type="pct"/>
+          </w:tcPr>
+          <w:p>
+            <w:r>
+              <w:rPr>
+                <w:cs/>
+                <w:lang w:bidi="th-TH"/>
+              </w:rPr>
+              <w:t>ยังปฏิบัติได้น้อย ควรได้รับการส่งเสริมเพิ่มเติม</w:t>
+            </w:r>
+          </w:p>
+        </w:tc>
+      </w:tr>
+    </w:tbl>
+    <w:p/>
+    <w:p>
+      <w:pPr>
+        <w:rPr>
+          <w:lang w:bidi="th-TH"/>
+        </w:rPr>
+      </w:pPr>
+      <w:r>
+        <w:rPr>
+          <w:cs/>
+          <w:lang w:bidi="th-TH"/>
+        </w:rPr>
+        <w:t>ตารางบันทึกพฤติกรรมรายบุคคล</w:t>
+      </w:r>
+    </w:p>
+    <w:tbl>
+      <w:tblPr>
+        <w:tblW w:w="5000" w:type="pct"/>
+        <w:tblBorders>
+          <w:top w:val="single" w:sz="4" w:space="0" w:color="auto"/>
+          <w:left w:val="single" w:sz="4" w:space="0" w:color="auto"/>
+          <w:bottom w:val="single" w:sz="4" w:space="0" w:color="auto"/>
+          <w:right w:val="single" w:sz="4" w:space="0" w:color="auto"/>
+          <w:insideH w:val="single" w:sz="4" w:space="0" w:color="auto"/>
+          <w:insideV w:val="single" w:sz="4" w:space="0" w:color="auto"/>
+        </w:tblBorders>
+        <w:tblLook w:val="0000" w:firstRow="0" w:lastRow="0" w:firstColumn="0" w:lastColumn="0" w:noHBand="0" w:noVBand="0"/>
+      </w:tblPr>
+      <w:tblGrid>
+        <w:gridCol w:w="975"/>
+        <w:gridCol w:w="975"/>
+        <w:gridCol w:w="975"/>
+        <w:gridCol w:w="975"/>
+        <w:gridCol w:w="975"/>
+        <w:gridCol w:w="975"/>
+        <w:gridCol w:w="975"/>
+        <w:gridCol w:w="977"/>
+        <w:gridCol w:w="1875"/>
+      </w:tblGrid>
+      <w:tr>
+        <w:tc>
+          <w:tcPr>
+            <w:tcW w:w="555" w:type="pct"/>
+          </w:tcPr>
+          <w:p>
+            <w:r>
+              <w:rPr>
+                <w:cs/>
+                <w:lang w:bidi="th-TH"/>
+              </w:rPr>
+              <w:t>เลขที่</w:t>
+            </w:r>
+          </w:p>
+        </w:tc>
+        <w:tc>
+          <w:tcPr>
+            <w:tcW w:w="555" w:type="pct"/>
+          </w:tcPr>
+          <w:p>
+            <w:r>
+              <w:rPr>
+                <w:cs/>
+                <w:lang w:bidi="th-TH"/>
+              </w:rPr>
+              <w:t>รหัส</w:t>
+            </w:r>
+          </w:p>
+        </w:tc>
+        <w:tc>
+          <w:tcPr>
+            <w:tcW w:w="555" w:type="pct"/>
+          </w:tcPr>
+          <w:p>
+            <w:r>
+              <w:rPr>
+                <w:cs/>
+                <w:lang w:bidi="th-TH"/>
+              </w:rPr>
+              <w:t>ชื่อ-สกุล</w:t>
+            </w:r>
+          </w:p>
+        </w:tc>
+        <w:tc>
+          <w:tcPr>
+            <w:tcW w:w="555" w:type="pct"/>
+          </w:tcPr>
+          <w:p>
+            <w:r>
+              <w:rPr>
+                <w:cs/>
+                <w:lang w:bidi="th-TH"/>
+              </w:rPr>
+              <w:t>ตั้งใจ/ตรงเวลา</w:t>
+            </w:r>
+          </w:p>
+        </w:tc>
+        <w:tc>
+          <w:tcPr>
+            <w:tcW w:w="555" w:type="pct"/>
+          </w:tcPr>
+          <w:p>
+            <w:r>
+              <w:rPr>
+                <w:cs/>
+                <w:lang w:bidi="th-TH"/>
+              </w:rPr>
+              <w:t>เล่นตามกติกา</w:t>
+            </w:r>
+          </w:p>
+        </w:tc>
+        <w:tc>
+          <w:tcPr>
+            <w:tcW w:w="555" w:type="pct"/>
+          </w:tcPr>
+          <w:p>
+            <w:r>
+              <w:rPr>
+                <w:cs/>
+                <w:lang w:bidi="th-TH"/>
+              </w:rPr>
+              <w:t>แก้ไขเมื่อทำผิด</w:t>
+            </w:r>
+          </w:p>
+        </w:tc>
+        <w:tc>
+          <w:tcPr>
+            <w:tcW w:w="555" w:type="pct"/>
+          </w:tcPr>
+          <w:p>
+            <w:r>
+              <w:rPr>
+                <w:cs/>
+                <w:lang w:bidi="th-TH"/>
+              </w:rPr>
+              <w:t>ขอความช่วยเหลือ</w:t>
+            </w:r>
+          </w:p>
+        </w:tc>
+        <w:tc>
+          <w:tcPr>
+            <w:tcW w:w="556" w:type="pct"/>
+          </w:tcPr>
+          <w:p>
+            <w:r>
+              <w:rPr>
+                <w:cs/>
+                <w:lang w:bidi="th-TH"/>
+              </w:rPr>
+              <w:t>รวม</w:t>
+            </w:r>
+          </w:p>
+        </w:tc>
+        <w:tc>
+          <w:tcPr>
+            <w:tcW w:w="556" w:type="pct"/>
+          </w:tcPr>
+          <w:p>
+            <w:r>
+              <w:rPr>
+                <w:cs/>
+                <w:lang w:bidi="th-TH"/>
+              </w:rPr>
+              <w:t>หมายเหตุ</w:t>
+            </w:r>
+          </w:p>
+        </w:tc>
+      </w:tr>
+      <w:tr>
+        <w:tc>
+          <w:tcPr>
+            <w:tcW w:w="555" w:type="pct"/>
+          </w:tcPr>
+          <w:p>
+            <w:r>
+              <w:t>1</w:t>
+            </w:r>
+          </w:p>
+        </w:tc>
+        <w:tc>
+          <w:tcPr>
+            <w:tcW w:w="555" w:type="pct"/>
+          </w:tcPr>
+          <w:p>
+            <w:r>
+              <w:t>1319</w:t>
+            </w:r>
+          </w:p>
+        </w:tc>
+        <w:tc>
+          <w:tcPr>
+            <w:tcW w:w="555" w:type="pct"/>
+          </w:tcPr>
+          <w:p>
+            <w:r>
+              <w:rPr>
+                <w:cs/>
+                <w:lang w:bidi="th-TH"/>
+              </w:rPr>
+              <w:t>ด.ช.ชนาธิป แสงดี</w:t>
+            </w:r>
+          </w:p>
+        </w:tc>
+        <w:tc>
+          <w:tcPr>
+            <w:tcW w:w="555" w:type="pct"/>
+          </w:tcPr>
+          <w:p>
+            <w:r>
+              <w:t>____</w:t>
+            </w:r>
+          </w:p>
+        </w:tc>
+        <w:tc>
+          <w:tcPr>
+            <w:tcW w:w="555" w:type="pct"/>
+          </w:tcPr>
+          <w:p>
+            <w:r>
+              <w:t>____</w:t>
+            </w:r>
+          </w:p>
+        </w:tc>
+        <w:tc>
+          <w:tcPr>
+            <w:tcW w:w="555" w:type="pct"/>
+          </w:tcPr>
+          <w:p>
+            <w:r>
+              <w:t>____</w:t>
+            </w:r>
+          </w:p>
+        </w:tc>
+        <w:tc>
+          <w:tcPr>
+            <w:tcW w:w="555" w:type="pct"/>
+          </w:tcPr>
+          <w:p>
+            <w:r>
+              <w:t>____</w:t>
+            </w:r>
+          </w:p>
+        </w:tc>
+        <w:tc>
+          <w:tcPr>
+            <w:tcW w:w="556" w:type="pct"/>
+          </w:tcPr>
+          <w:p>
+            <w:r>
+              <w:t>____</w:t>
+            </w:r>
+          </w:p>
+        </w:tc>
+        <w:tc>
+          <w:tcPr>
+            <w:tcW w:w="556" w:type="pct"/>
+          </w:tcPr>
+          <w:p>
+            <w:r>
+              <w:t>................................</w:t>
+            </w:r>
+          </w:p>
+        </w:tc>
+      </w:tr>
+      <w:tr>
+        <w:tc>
+          <w:tcPr>
+            <w:tcW w:w="555" w:type="pct"/>
+          </w:tcPr>
+          <w:p>
+            <w:r>
+              <w:t>2</w:t>
+            </w:r>
+          </w:p>
+        </w:tc>
+        <w:tc>
+          <w:tcPr>
+            <w:tcW w:w="555" w:type="pct"/>
+          </w:tcPr>
+          <w:p>
+            <w:r>
+              <w:t>1320</w:t>
+            </w:r>
+          </w:p>
+        </w:tc>
+        <w:tc>
+          <w:tcPr>
+            <w:tcW w:w="555" w:type="pct"/>
+          </w:tcPr>
+          <w:p>
+            <w:r>
+              <w:rPr>
+                <w:cs/>
+                <w:lang w:bidi="th-TH"/>
+              </w:rPr>
+              <w:t>ด.ช.พชรพร จรุงพันธ์</w:t>
+            </w:r>
+          </w:p>
+        </w:tc>
+        <w:tc>
+          <w:tcPr>
+            <w:tcW w:w="555" w:type="pct"/>
+          </w:tcPr>
+          <w:p>
+            <w:r>
+              <w:t>____</w:t>
+            </w:r>
+          </w:p>
+        </w:tc>
+        <w:tc>
+          <w:tcPr>
+            <w:tcW w:w="555" w:type="pct"/>
+          </w:tcPr>
+          <w:p>
+            <w:r>
+              <w:t>____</w:t>
+            </w:r>
+          </w:p>
+        </w:tc>
+        <w:tc>
+          <w:tcPr>
+            <w:tcW w:w="555" w:type="pct"/>
+          </w:tcPr>
+          <w:p>
+            <w:r>
+              <w:t>____</w:t>
+            </w:r>
+          </w:p>
+        </w:tc>
+        <w:tc>
+          <w:tcPr>
+            <w:tcW w:w="555" w:type="pct"/>
+          </w:tcPr>
+          <w:p>
+            <w:r>
+              <w:t>____</w:t>
+            </w:r>
+          </w:p>
+        </w:tc>
+        <w:tc>
+          <w:tcPr>
+            <w:tcW w:w="556" w:type="pct"/>
+          </w:tcPr>
+          <w:p>
+            <w:r>
+              <w:t>____</w:t>
+            </w:r>
+          </w:p>
+        </w:tc>
+        <w:tc>
+          <w:tcPr>
+            <w:tcW w:w="556" w:type="pct"/>
+          </w:tcPr>
+          <w:p>
+            <w:r>
+              <w:t>................................</w:t>
+            </w:r>
+          </w:p>
+        </w:tc>
+      </w:tr>
+      <w:tr>
+        <w:tc>
+          <w:tcPr>
+            <w:tcW w:w="555" w:type="pct"/>
+          </w:tcPr>
+          <w:p>
+            <w:r>
+              <w:t>3</w:t>
+            </w:r>
+          </w:p>
+        </w:tc>
+        <w:tc>
+          <w:tcPr>
+            <w:tcW w:w="555" w:type="pct"/>
+          </w:tcPr>
+          <w:p>
+            <w:r>
+              <w:t>1321</w:t>
+            </w:r>
+          </w:p>
+        </w:tc>
+        <w:tc>
+          <w:tcPr>
+            <w:tcW w:w="555" w:type="pct"/>
+          </w:tcPr>
+          <w:p>
+            <w:r>
+              <w:rPr>
+                <w:cs/>
+                <w:lang w:bidi="th-TH"/>
+              </w:rPr>
+              <w:t>ด.ช.พีรวัส นิโม</w:t>
+            </w:r>
+          </w:p>
+        </w:tc>
+        <w:tc>
+          <w:tcPr>
+            <w:tcW w:w="555" w:type="pct"/>
+          </w:tcPr>
+          <w:p>
+            <w:r>
+              <w:t>____</w:t>
+            </w:r>
+          </w:p>
+        </w:tc>
+        <w:tc>
+          <w:tcPr>
+            <w:tcW w:w="555" w:type="pct"/>
+          </w:tcPr>
+          <w:p>
+            <w:r>
+              <w:t>____</w:t>
+            </w:r>
+          </w:p>
+        </w:tc>
+        <w:tc>
+          <w:tcPr>
+            <w:tcW w:w="555" w:type="pct"/>
+          </w:tcPr>
+          <w:p>
+            <w:r>
+              <w:t>____</w:t>
+            </w:r>
+          </w:p>
+        </w:tc>
+        <w:tc>
+          <w:tcPr>
+            <w:tcW w:w="555" w:type="pct"/>
+          </w:tcPr>
+          <w:p>
+            <w:r>
+              <w:t>____</w:t>
+            </w:r>
+          </w:p>
+        </w:tc>
+        <w:tc>
+          <w:tcPr>
+            <w:tcW w:w="556" w:type="pct"/>
+          </w:tcPr>
+          <w:p>
+            <w:r>
+              <w:t>____</w:t>
+            </w:r>
+          </w:p>
+        </w:tc>
+        <w:tc>
+          <w:tcPr>
+            <w:tcW w:w="556" w:type="pct"/>
+          </w:tcPr>
+          <w:p>
+            <w:r>
+              <w:t>................................</w:t>
+            </w:r>
+          </w:p>
+        </w:tc>
+      </w:tr>
+      <w:tr>
+        <w:tc>
+          <w:tcPr>
+            <w:tcW w:w="555" w:type="pct"/>
+          </w:tcPr>
+          <w:p>
+            <w:r>
+              <w:t>4</w:t>
+            </w:r>
+          </w:p>
+        </w:tc>
+        <w:tc>
+          <w:tcPr>
+            <w:tcW w:w="555" w:type="pct"/>
+          </w:tcPr>
+          <w:p>
+            <w:r>
+              <w:t>1322</w:t>
+            </w:r>
+          </w:p>
+        </w:tc>
+        <w:tc>
+          <w:tcPr>
+            <w:tcW w:w="555" w:type="pct"/>
+          </w:tcPr>
+          <w:p>
+            <w:r>
+              <w:rPr>
+                <w:cs/>
+                <w:lang w:bidi="th-TH"/>
+              </w:rPr>
+              <w:t>ด.ช.อดิศร ว่องไว</w:t>
+            </w:r>
+          </w:p>
+        </w:tc>
+        <w:tc>
+          <w:tcPr>
+            <w:tcW w:w="555" w:type="pct"/>
+          </w:tcPr>
+          <w:p>
+            <w:r>
+              <w:t>____</w:t>
+            </w:r>
+          </w:p>
+        </w:tc>
+        <w:tc>
+          <w:tcPr>
+            <w:tcW w:w="555" w:type="pct"/>
+          </w:tcPr>
+          <w:p>
+            <w:r>
+              <w:t>____</w:t>
+            </w:r>
+          </w:p>
+        </w:tc>
+        <w:tc>
+          <w:tcPr>
+            <w:tcW w:w="555" w:type="pct"/>
+          </w:tcPr>
+          <w:p>
+            <w:r>
+              <w:t>____</w:t>
+            </w:r>
+          </w:p>
+        </w:tc>
+        <w:tc>
+          <w:tcPr>
+            <w:tcW w:w="555" w:type="pct"/>
+          </w:tcPr>
+          <w:p>
+            <w:r>
+              <w:t>____</w:t>
+            </w:r>
+          </w:p>
+        </w:tc>
+        <w:tc>
+          <w:tcPr>
+            <w:tcW w:w="556" w:type="pct"/>
+          </w:tcPr>
+          <w:p>
+            <w:r>
+              <w:t>____</w:t>
+            </w:r>
+          </w:p>
+        </w:tc>
+        <w:tc>
+          <w:tcPr>
+            <w:tcW w:w="556" w:type="pct"/>
+          </w:tcPr>
+          <w:p>
+            <w:r>
+              <w:t>................................</w:t>
+            </w:r>
+          </w:p>
+        </w:tc>
+      </w:tr>
+      <w:tr>
+        <w:tc>
+          <w:tcPr>
+            <w:tcW w:w="555" w:type="pct"/>
+          </w:tcPr>
+          <w:p>
+            <w:r>
+              <w:t>5</w:t>
+            </w:r>
+          </w:p>
+        </w:tc>
+        <w:tc>
+          <w:tcPr>
+            <w:tcW w:w="555" w:type="pct"/>
+          </w:tcPr>
+          <w:p>
+            <w:r>
+              <w:t>1323</w:t>
+            </w:r>
+          </w:p>
+        </w:tc>
+        <w:tc>
+          <w:tcPr>
+            <w:tcW w:w="555" w:type="pct"/>
+          </w:tcPr>
+          <w:p>
+            <w:r>
+              <w:rPr>
+                <w:cs/>
+                <w:lang w:bidi="th-TH"/>
+              </w:rPr>
+              <w:t>ด.ญ.สรารัตน์ มฤกุล</w:t>
+            </w:r>
+          </w:p>
+        </w:tc>
+        <w:tc>
+          <w:tcPr>
+            <w:tcW w:w="555" w:type="pct"/>
+          </w:tcPr>
+          <w:p>
+            <w:r>
+              <w:t>____</w:t>
+            </w:r>
+          </w:p>
+        </w:tc>
+        <w:tc>
+          <w:tcPr>
+            <w:tcW w:w="555" w:type="pct"/>
+          </w:tcPr>
+          <w:p>
+            <w:r>
+              <w:t>____</w:t>
+            </w:r>
+          </w:p>
+        </w:tc>
+        <w:tc>
+          <w:tcPr>
+            <w:tcW w:w="555" w:type="pct"/>
+          </w:tcPr>
+          <w:p>
+            <w:r>
+              <w:t>____</w:t>
+            </w:r>
+          </w:p>
+        </w:tc>
+        <w:tc>
+          <w:tcPr>
+            <w:tcW w:w="555" w:type="pct"/>
+          </w:tcPr>
+          <w:p>
+            <w:r>
+              <w:t>____</w:t>
+            </w:r>
+          </w:p>
+        </w:tc>
+        <w:tc>
+          <w:tcPr>
+            <w:tcW w:w="556" w:type="pct"/>
+          </w:tcPr>
+          <w:p>
+            <w:r>
+              <w:t>____</w:t>
+            </w:r>
+          </w:p>
+        </w:tc>
+        <w:tc>
+          <w:tcPr>
+            <w:tcW w:w="556" w:type="pct"/>
+          </w:tcPr>
+          <w:p>
+            <w:r>
+              <w:t>................................</w:t>
+            </w:r>
+          </w:p>
+        </w:tc>
+      </w:tr>
+      <w:tr>
+        <w:tc>
+          <w:tcPr>
+            <w:tcW w:w="555" w:type="pct"/>
+          </w:tcPr>
+          <w:p>
+            <w:r>
+              <w:t>6</w:t>
+            </w:r>
+          </w:p>
+        </w:tc>
+        <w:tc>
+          <w:tcPr>
+            <w:tcW w:w="555" w:type="pct"/>
+          </w:tcPr>
+          <w:p>
+            <w:r>
+              <w:t>1324</w:t>
+            </w:r>
+          </w:p>
+        </w:tc>
+        <w:tc>
+          <w:tcPr>
+            <w:tcW w:w="555" w:type="pct"/>
+          </w:tcPr>
+          <w:p>
+            <w:r>
+              <w:rPr>
+                <w:cs/>
+                <w:lang w:bidi="th-TH"/>
+              </w:rPr>
+              <w:t>ด.ญ.อัญมณี เบิกบานดี</w:t>
+            </w:r>
+          </w:p>
+        </w:tc>
+        <w:tc>
+          <w:tcPr>
+            <w:tcW w:w="555" w:type="pct"/>
+          </w:tcPr>
+          <w:p>
+            <w:r>
+              <w:t>____</w:t>
+            </w:r>
+          </w:p>
+        </w:tc>
+        <w:tc>
+          <w:tcPr>
+            <w:tcW w:w="555" w:type="pct"/>
+          </w:tcPr>
+          <w:p>
+            <w:r>
+              <w:t>____</w:t>
+            </w:r>
+          </w:p>
+        </w:tc>
+        <w:tc>
+          <w:tcPr>
+            <w:tcW w:w="555" w:type="pct"/>
+          </w:tcPr>
+          <w:p>
+            <w:r>
+              <w:t>____</w:t>
+            </w:r>
+          </w:p>
+        </w:tc>
+        <w:tc>
+          <w:tcPr>
+            <w:tcW w:w="555" w:type="pct"/>
+          </w:tcPr>
+          <w:p>
+            <w:r>
+              <w:t>____</w:t>
+            </w:r>
+          </w:p>
+        </w:tc>
+        <w:tc>
+          <w:tcPr>
+            <w:tcW w:w="556" w:type="pct"/>
+          </w:tcPr>
+          <w:p>
+            <w:r>
+              <w:t>____</w:t>
+            </w:r>
+          </w:p>
+        </w:tc>
+        <w:tc>
+          <w:tcPr>
+            <w:tcW w:w="556" w:type="pct"/>
+          </w:tcPr>
+          <w:p>
+            <w:r>
+              <w:t>................................</w:t>
+            </w:r>
+          </w:p>
+        </w:tc>
+      </w:tr>
+      <w:tr>
+        <w:tc>
+          <w:tcPr>
+            <w:tcW w:w="555" w:type="pct"/>
+          </w:tcPr>
+          <w:p>
+            <w:r>
+              <w:t>7</w:t>
+            </w:r>
+          </w:p>
+        </w:tc>
+        <w:tc>
+          <w:tcPr>
+            <w:tcW w:w="555" w:type="pct"/>
+          </w:tcPr>
+          <w:p>
+            <w:r>
+              <w:t>1326</w:t>
+            </w:r>
+          </w:p>
+        </w:tc>
+        <w:tc>
+          <w:tcPr>
+            <w:tcW w:w="555" w:type="pct"/>
+          </w:tcPr>
+          <w:p>
+            <w:r>
+              <w:rPr>
+                <w:cs/>
+                <w:lang w:bidi="th-TH"/>
+              </w:rPr>
+              <w:t>ด.ญ.สุพิชฌาย์ ศรีนาดี</w:t>
+            </w:r>
+          </w:p>
+        </w:tc>
+        <w:tc>
+          <w:tcPr>
+            <w:tcW w:w="555" w:type="pct"/>
+          </w:tcPr>
+          <w:p>
+            <w:r>
+              <w:t>____</w:t>
+            </w:r>
+          </w:p>
+        </w:tc>
+        <w:tc>
+          <w:tcPr>
+            <w:tcW w:w="555" w:type="pct"/>
+          </w:tcPr>
+          <w:p>
+            <w:r>
+              <w:t>____</w:t>
+            </w:r>
+          </w:p>
+        </w:tc>
+        <w:tc>
+          <w:tcPr>
+            <w:tcW w:w="555" w:type="pct"/>
+          </w:tcPr>
+          <w:p>
+            <w:r>
+              <w:t>____</w:t>
+            </w:r>
+          </w:p>
+        </w:tc>
+        <w:tc>
+          <w:tcPr>
+            <w:tcW w:w="555" w:type="pct"/>
+          </w:tcPr>
+          <w:p>
+            <w:r>
+              <w:t>____</w:t>
+            </w:r>
+          </w:p>
+        </w:tc>
+        <w:tc>
+          <w:tcPr>
+            <w:tcW w:w="556" w:type="pct"/>
+          </w:tcPr>
+          <w:p>
+            <w:r>
+              <w:t>____</w:t>
+            </w:r>
+          </w:p>
+        </w:tc>
+        <w:tc>
+          <w:tcPr>
+            <w:tcW w:w="556" w:type="pct"/>
+          </w:tcPr>
+          <w:p>
+            <w:r>
+              <w:t>................................</w:t>
+            </w:r>
+          </w:p>
+        </w:tc>
+      </w:tr>
+      <w:tr>
+        <w:tc>
+          <w:tcPr>
+            <w:tcW w:w="555" w:type="pct"/>
+          </w:tcPr>
+          <w:p>
+            <w:r>
+              <w:lastRenderedPageBreak/>
+              <w:t>8</w:t>
+            </w:r>
+          </w:p>
+        </w:tc>
+        <w:tc>
+          <w:tcPr>
+            <w:tcW w:w="555" w:type="pct"/>
+          </w:tcPr>
+          <w:p>
+            <w:r>
+              <w:t>1327</w:t>
+            </w:r>
+          </w:p>
+        </w:tc>
+        <w:tc>
+          <w:tcPr>
+            <w:tcW w:w="555" w:type="pct"/>
+          </w:tcPr>
+          <w:p>
+            <w:r>
+              <w:rPr>
+                <w:cs/>
+                <w:lang w:bidi="th-TH"/>
+              </w:rPr>
+              <w:t>ด.ช.มนต์มนัส คณิโรจน์</w:t>
+            </w:r>
+          </w:p>
+        </w:tc>
+        <w:tc>
+          <w:tcPr>
+            <w:tcW w:w="555" w:type="pct"/>
+          </w:tcPr>
+          <w:p>
+            <w:r>
+              <w:t>____</w:t>
+            </w:r>
+          </w:p>
+        </w:tc>
+        <w:tc>
+          <w:tcPr>
+            <w:tcW w:w="555" w:type="pct"/>
+          </w:tcPr>
+          <w:p>
+            <w:r>
+              <w:t>____</w:t>
+            </w:r>
+          </w:p>
+        </w:tc>
+        <w:tc>
+          <w:tcPr>
+            <w:tcW w:w="555" w:type="pct"/>
+          </w:tcPr>
+          <w:p>
+            <w:r>
+              <w:t>____</w:t>
+            </w:r>
+          </w:p>
+        </w:tc>
+        <w:tc>
+          <w:tcPr>
+            <w:tcW w:w="555" w:type="pct"/>
+          </w:tcPr>
+          <w:p>
+            <w:r>
+              <w:t>____</w:t>
+            </w:r>
+          </w:p>
+        </w:tc>
+        <w:tc>
+          <w:tcPr>
+            <w:tcW w:w="556" w:type="pct"/>
+          </w:tcPr>
+          <w:p>
+            <w:r>
+              <w:t>____</w:t>
+            </w:r>
+          </w:p>
+        </w:tc>
+        <w:tc>
+          <w:tcPr>
+            <w:tcW w:w="556" w:type="pct"/>
+          </w:tcPr>
+          <w:p>
+            <w:r>
+              <w:t>................................</w:t>
+            </w:r>
+          </w:p>
+        </w:tc>
+      </w:tr>
+    </w:tbl>
+    <w:p/>
+    <w:p>
+      <w:pPr>
+        <w:rPr>
+          <w:lang w:bidi="th-TH"/>
+        </w:rPr>
+      </w:pPr>
+      <w:r>
+        <w:rPr>
+          <w:cs/>
+          <w:lang w:bidi="th-TH"/>
+        </w:rPr>
+        <w:t xml:space="preserve">รายการสังเกต </w:t>
+      </w:r>
+      <w:r>
+        <w:t xml:space="preserve">4 </w:t>
+      </w:r>
+      <w:r>
+        <w:rPr>
+          <w:cs/>
+          <w:lang w:bidi="th-TH"/>
+        </w:rPr>
+        <w:t>รายการ ได้แก่ (</w:t>
+      </w:r>
+      <w:r>
+        <w:t xml:space="preserve">1) </w:t>
+      </w:r>
+      <w:r>
+        <w:rPr>
+          <w:cs/>
+          <w:lang w:bidi="th-TH"/>
+        </w:rPr>
+        <w:t>ตั้งใจและเริ่มกิจกรรมตามเวลา (</w:t>
+      </w:r>
+      <w:r>
+        <w:t xml:space="preserve">2) </w:t>
+      </w:r>
+      <w:r>
+        <w:rPr>
+          <w:cs/>
+          <w:lang w:bidi="th-TH"/>
+        </w:rPr>
+        <w:t>เล่นตามกติกาและไม่ใช้บัญชีผู้อื่น (</w:t>
+      </w:r>
+      <w:r>
+        <w:t xml:space="preserve">3) </w:t>
+      </w:r>
+      <w:r>
+        <w:rPr>
+          <w:cs/>
+          <w:lang w:bidi="th-TH"/>
+        </w:rPr>
+        <w:t>พยายามแก้ไขเมื่อทำผิด และ (</w:t>
+      </w:r>
+      <w:r>
+        <w:t xml:space="preserve">4) </w:t>
+      </w:r>
+      <w:r>
+        <w:rPr>
+          <w:cs/>
+          <w:lang w:bidi="th-TH"/>
+        </w:rPr>
+        <w:t>ขอความช่วยเหลืออย่างเหมาะสม</w:t>
+      </w:r>
+    </w:p>
+    <w:p>
+      <w:r>
+        <w:br w:type="page"/>
+      </w:r>
+    </w:p>
+    <w:p>
+      <w:pPr>
+        <w:pStyle w:val="1"/>
+      </w:pPr>
+      <w:r>
+        <w:lastRenderedPageBreak/>
+        <w:t xml:space="preserve">R1 </w:t>
+      </w:r>
+      <w:r>
+        <w:rPr>
+          <w:rFonts w:ascii="Browallia New" w:hAnsi="Browallia New" w:cs="Browallia New"/>
+        </w:rPr>
+        <w:t>หนังสือขออนุญาตทำวิจัยในชั้นเรียน</w:t>
       </w:r>
     </w:p>
     <w:p>
